--- a/site/downloads/handbook-C2.docx
+++ b/site/downloads/handbook-C2.docx
@@ -2226,9 +2226,6 @@
       </w:r>
     </w:p>
     <w:p>
-      <w:pPr>
-        <w:pStyle w:val="ListBullet"/>
-      </w:pPr>
       <w:r>
         <w:rPr>
           <w:b w:val="0"/>
@@ -2238,9 +2235,6 @@
       </w:r>
     </w:p>
     <w:p>
-      <w:pPr>
-        <w:pStyle w:val="ListBullet"/>
-      </w:pPr>
       <w:r>
         <w:rPr>
           <w:b w:val="0"/>
@@ -2250,9 +2244,6 @@
       </w:r>
     </w:p>
     <w:p>
-      <w:pPr>
-        <w:pStyle w:val="ListBullet"/>
-      </w:pPr>
       <w:r>
         <w:rPr>
           <w:b w:val="0"/>
@@ -2262,9 +2253,6 @@
       </w:r>
     </w:p>
     <w:p>
-      <w:pPr>
-        <w:pStyle w:val="ListBullet"/>
-      </w:pPr>
       <w:r>
         <w:rPr>
           <w:b w:val="0"/>
@@ -2274,9 +2262,6 @@
       </w:r>
     </w:p>
     <w:p>
-      <w:pPr>
-        <w:pStyle w:val="ListBullet"/>
-      </w:pPr>
       <w:r>
         <w:rPr>
           <w:b w:val="0"/>
@@ -2286,9 +2271,6 @@
       </w:r>
     </w:p>
     <w:p>
-      <w:pPr>
-        <w:pStyle w:val="ListBullet"/>
-      </w:pPr>
       <w:r>
         <w:rPr>
           <w:b w:val="0"/>
@@ -2298,9 +2280,6 @@
       </w:r>
     </w:p>
     <w:p>
-      <w:pPr>
-        <w:pStyle w:val="ListBullet"/>
-      </w:pPr>
       <w:r>
         <w:rPr>
           <w:b w:val="0"/>
@@ -2310,9 +2289,6 @@
       </w:r>
     </w:p>
     <w:p>
-      <w:pPr>
-        <w:pStyle w:val="ListBullet"/>
-      </w:pPr>
       <w:r>
         <w:rPr>
           <w:b w:val="0"/>
@@ -2322,9 +2298,6 @@
       </w:r>
     </w:p>
     <w:p>
-      <w:pPr>
-        <w:pStyle w:val="ListBullet"/>
-      </w:pPr>
       <w:r>
         <w:rPr>
           <w:b w:val="0"/>
@@ -2334,9 +2307,6 @@
       </w:r>
     </w:p>
     <w:p>
-      <w:pPr>
-        <w:pStyle w:val="ListBullet"/>
-      </w:pPr>
       <w:r>
         <w:rPr>
           <w:b w:val="0"/>

--- a/site/downloads/handbook-C2.docx
+++ b/site/downloads/handbook-C2.docx
@@ -54,6 +54,24 @@
         <w:ind w:left="680"/>
       </w:pPr>
       <w:r>
+        <w:t>C2-L1 Lakehouse Tables and Files, and schemas</w:t>
+      </w:r>
+    </w:p>
+    <w:p>
+      <w:pPr>
+        <w:spacing w:before="0" w:after="0" w:line="240" w:lineRule="auto"/>
+        <w:ind w:left="680"/>
+      </w:pPr>
+      <w:r>
+        <w:t>C2-L2 Warehouse T-SQL, and where it differs from SQL Server</w:t>
+      </w:r>
+    </w:p>
+    <w:p>
+      <w:pPr>
+        <w:spacing w:before="0" w:after="0" w:line="240" w:lineRule="auto"/>
+        <w:ind w:left="680"/>
+      </w:pPr>
+      <w:r>
         <w:t>C2-L3 Lakehouse, Warehouse or SQL analytics endpoint</w:t>
       </w:r>
     </w:p>
@@ -127,6 +145,3827 @@
           <w:i w:val="0"/>
         </w:rPr>
         <w:t xml:space="preserve"> When to use each.</w:t>
+      </w:r>
+    </w:p>
+    <w:p>
+      <w:pPr>
+        <w:pStyle w:val="Heading3"/>
+      </w:pPr>
+      <w:r>
+        <w:t>C2-L1 Lakehouse Tables and Files, and schemas</w:t>
+      </w:r>
+    </w:p>
+    <w:p>
+      <w:pPr>
+        <w:pStyle w:val="Heading4"/>
+      </w:pPr>
+      <w:r>
+        <w:t>Concept</w:t>
+      </w:r>
+    </w:p>
+    <w:p>
+      <w:r>
+        <w:rPr>
+          <w:b w:val="0"/>
+          <w:i w:val="0"/>
+        </w:rPr>
+        <w:t>A lakehouse has two top-level areas in OneLake:</w:t>
+      </w:r>
+    </w:p>
+    <w:p>
+      <w:pPr>
+        <w:pStyle w:val="ListBullet"/>
+      </w:pPr>
+      <w:r>
+        <w:rPr>
+          <w:b/>
+          <w:i w:val="0"/>
+        </w:rPr>
+        <w:t>Tables</w:t>
+      </w:r>
+      <w:r>
+        <w:rPr>
+          <w:b w:val="0"/>
+          <w:i w:val="0"/>
+        </w:rPr>
+        <w:t xml:space="preserve"> holds </w:t>
+      </w:r>
+      <w:r>
+        <w:rPr>
+          <w:b/>
+          <w:i w:val="0"/>
+        </w:rPr>
+        <w:t>managed Delta tables</w:t>
+      </w:r>
+      <w:r>
+        <w:rPr>
+          <w:b w:val="0"/>
+          <w:i w:val="0"/>
+        </w:rPr>
+        <w:t>. Fabric registers them, the SQL analytics endpoint exposes them, and Direct Lake semantic models read them.</w:t>
+      </w:r>
+    </w:p>
+    <w:p>
+      <w:pPr>
+        <w:pStyle w:val="ListBullet"/>
+      </w:pPr>
+      <w:r>
+        <w:rPr>
+          <w:b/>
+          <w:i w:val="0"/>
+        </w:rPr>
+        <w:t>Files</w:t>
+      </w:r>
+      <w:r>
+        <w:rPr>
+          <w:b w:val="0"/>
+          <w:i w:val="0"/>
+        </w:rPr>
+        <w:t xml:space="preserve"> holds anything else: CSV, JSON, Parquet, images, raw deliveries.</w:t>
+      </w:r>
+    </w:p>
+    <w:p>
+      <w:r>
+        <w:rPr>
+          <w:b w:val="0"/>
+          <w:i w:val="0"/>
+        </w:rPr>
+        <w:t xml:space="preserve">Only Delta tables in Tables reach the SQL engines. A Parquet or CSV file is invisible to the SQL analytics endpoint, wherever it sits. If you put a folder that is not a valid Delta table under Tables, the lakehouse explorer shows it in an </w:t>
+      </w:r>
+      <w:r>
+        <w:rPr>
+          <w:b/>
+          <w:i w:val="0"/>
+        </w:rPr>
+        <w:t>Unidentified</w:t>
+      </w:r>
+      <w:r>
+        <w:rPr>
+          <w:b w:val="0"/>
+          <w:i w:val="0"/>
+        </w:rPr>
+        <w:t xml:space="preserve"> area. A broken shortcut also lands there.</w:t>
+      </w:r>
+    </w:p>
+    <w:p>
+      <w:r>
+        <w:rPr>
+          <w:b w:val="0"/>
+          <w:i w:val="0"/>
+        </w:rPr>
+        <w:t xml:space="preserve">So the flow for a delivery is: land the raw file in </w:t>
+      </w:r>
+      <w:r>
+        <w:rPr>
+          <w:b/>
+          <w:i w:val="0"/>
+        </w:rPr>
+        <w:t>Files</w:t>
+      </w:r>
+      <w:r>
+        <w:rPr>
+          <w:b w:val="0"/>
+          <w:i w:val="0"/>
+        </w:rPr>
+        <w:t xml:space="preserve"> (your bronze copy, as received), then read it with Spark and write a Delta table to </w:t>
+      </w:r>
+      <w:r>
+        <w:rPr>
+          <w:b/>
+          <w:i w:val="0"/>
+        </w:rPr>
+        <w:t>Tables</w:t>
+      </w:r>
+      <w:r>
+        <w:rPr>
+          <w:b w:val="0"/>
+          <w:i w:val="0"/>
+        </w:rPr>
+        <w:t xml:space="preserve"> with </w:t>
+      </w:r>
+      <w:r>
+        <w:rPr>
+          <w:rFonts w:ascii="Consolas" w:hAnsi="Consolas" w:eastAsia="Consolas"/>
+          <w:b w:val="0"/>
+          <w:sz w:val="19"/>
+        </w:rPr>
+        <w:t>saveAsTable</w:t>
+      </w:r>
+      <w:r>
+        <w:rPr>
+          <w:b w:val="0"/>
+          <w:i w:val="0"/>
+        </w:rPr>
+        <w:t>.</w:t>
+      </w:r>
+    </w:p>
+    <w:p>
+      <w:r>
+        <w:rPr>
+          <w:b/>
+          <w:i w:val="0"/>
+        </w:rPr>
+        <w:t>Schemas.</w:t>
+      </w:r>
+      <w:r>
+        <w:rPr>
+          <w:b w:val="0"/>
+          <w:i w:val="0"/>
+        </w:rPr>
+        <w:t xml:space="preserve"> New lakehouses created in the portal have schemas enabled by default. Every schema-enabled lakehouse has a </w:t>
+      </w:r>
+      <w:r>
+        <w:rPr>
+          <w:rFonts w:ascii="Consolas" w:hAnsi="Consolas" w:eastAsia="Consolas"/>
+          <w:b w:val="0"/>
+          <w:sz w:val="19"/>
+        </w:rPr>
+        <w:t>dbo</w:t>
+      </w:r>
+      <w:r>
+        <w:rPr>
+          <w:b w:val="0"/>
+          <w:i w:val="0"/>
+        </w:rPr>
+        <w:t xml:space="preserve"> schema that you cannot rename or remove. A table written without a schema goes to </w:t>
+      </w:r>
+      <w:r>
+        <w:rPr>
+          <w:rFonts w:ascii="Consolas" w:hAnsi="Consolas" w:eastAsia="Consolas"/>
+          <w:b w:val="0"/>
+          <w:sz w:val="19"/>
+        </w:rPr>
+        <w:t>dbo</w:t>
+      </w:r>
+      <w:r>
+        <w:rPr>
+          <w:b w:val="0"/>
+          <w:i w:val="0"/>
+        </w:rPr>
+        <w:t>. Create schemas by domain (</w:t>
+      </w:r>
+      <w:r>
+        <w:rPr>
+          <w:rFonts w:ascii="Consolas" w:hAnsi="Consolas" w:eastAsia="Consolas"/>
+          <w:b w:val="0"/>
+          <w:sz w:val="19"/>
+        </w:rPr>
+        <w:t>sales</w:t>
+      </w:r>
+      <w:r>
+        <w:rPr>
+          <w:b w:val="0"/>
+          <w:i w:val="0"/>
+        </w:rPr>
+        <w:t xml:space="preserve">, </w:t>
+      </w:r>
+      <w:r>
+        <w:rPr>
+          <w:rFonts w:ascii="Consolas" w:hAnsi="Consolas" w:eastAsia="Consolas"/>
+          <w:b w:val="0"/>
+          <w:sz w:val="19"/>
+        </w:rPr>
+        <w:t>hr</w:t>
+      </w:r>
+      <w:r>
+        <w:rPr>
+          <w:b w:val="0"/>
+          <w:i w:val="0"/>
+        </w:rPr>
+        <w:t>) to keep a growing lakehouse navigable.</w:t>
+      </w:r>
+    </w:p>
+    <w:p>
+      <w:r>
+        <w:rPr>
+          <w:b w:val="0"/>
+          <w:i w:val="0"/>
+        </w:rPr>
+        <w:t xml:space="preserve">In Spark SQL you reference tables with a </w:t>
+      </w:r>
+      <w:r>
+        <w:rPr>
+          <w:b/>
+          <w:i w:val="0"/>
+        </w:rPr>
+        <w:t>four-part name</w:t>
+      </w:r>
+      <w:r>
+        <w:rPr>
+          <w:b w:val="0"/>
+          <w:i w:val="0"/>
+        </w:rPr>
+        <w:t xml:space="preserve">: </w:t>
+      </w:r>
+      <w:r>
+        <w:rPr>
+          <w:rFonts w:ascii="Consolas" w:hAnsi="Consolas" w:eastAsia="Consolas"/>
+          <w:b w:val="0"/>
+          <w:sz w:val="19"/>
+        </w:rPr>
+        <w:t>workspace.lakehouse.schema.table</w:t>
+      </w:r>
+      <w:r>
+        <w:rPr>
+          <w:b w:val="0"/>
+          <w:i w:val="0"/>
+        </w:rPr>
+        <w:t xml:space="preserve">. Parts you leave out come from defaults: a bare table name means the </w:t>
+      </w:r>
+      <w:r>
+        <w:rPr>
+          <w:rFonts w:ascii="Consolas" w:hAnsi="Consolas" w:eastAsia="Consolas"/>
+          <w:b w:val="0"/>
+          <w:sz w:val="19"/>
+        </w:rPr>
+        <w:t>dbo</w:t>
+      </w:r>
+      <w:r>
+        <w:rPr>
+          <w:b w:val="0"/>
+          <w:i w:val="0"/>
+        </w:rPr>
+        <w:t xml:space="preserve"> schema of the notebook's default lakehouse. For code that others run, name at least the lakehouse and schema, so it does not depend on which lakehouse happens to be attached.</w:t>
+      </w:r>
+    </w:p>
+    <w:p>
+      <w:r>
+        <w:rPr>
+          <w:b w:val="0"/>
+          <w:i w:val="0"/>
+        </w:rPr>
+        <w:t>One change to note if you learned Fabric earlier: since 5 September 2025, Fabric no longer creates a default semantic model automatically with each new lakehouse. Create semantic models on purpose (lesson C6-L1).</w:t>
+      </w:r>
+    </w:p>
+    <w:p>
+      <w:pPr>
+        <w:pStyle w:val="Heading4"/>
+      </w:pPr>
+      <w:r>
+        <w:t>Why it matters</w:t>
+      </w:r>
+    </w:p>
+    <w:p>
+      <w:r>
+        <w:rPr>
+          <w:b w:val="0"/>
+          <w:i w:val="0"/>
+        </w:rPr>
+        <w:t xml:space="preserve">An engineer wrote cleaned survey data as Parquet into </w:t>
+      </w:r>
+      <w:r>
+        <w:rPr>
+          <w:rFonts w:ascii="Consolas" w:hAnsi="Consolas" w:eastAsia="Consolas"/>
+          <w:b w:val="0"/>
+          <w:sz w:val="19"/>
+        </w:rPr>
+        <w:t>Files/clean/respondents/</w:t>
+      </w:r>
+      <w:r>
+        <w:rPr>
+          <w:b w:val="0"/>
+          <w:i w:val="0"/>
+        </w:rPr>
+        <w:t xml:space="preserve">, the way they had written to cloud storage before. The Power BI team could not find the table in the SQL analytics endpoint, so they imported the Parquet into a separate dataflow, a second copy with its own refresh. Writing a Delta table to Tables with </w:t>
+      </w:r>
+      <w:r>
+        <w:rPr>
+          <w:rFonts w:ascii="Consolas" w:hAnsi="Consolas" w:eastAsia="Consolas"/>
+          <w:b w:val="0"/>
+          <w:sz w:val="19"/>
+        </w:rPr>
+        <w:t>saveAsTable</w:t>
+      </w:r>
+      <w:r>
+        <w:rPr>
+          <w:b w:val="0"/>
+          <w:i w:val="0"/>
+        </w:rPr>
+        <w:t xml:space="preserve"> would have exposed it to every engine with no copy.</w:t>
+      </w:r>
+    </w:p>
+    <w:p>
+      <w:pPr>
+        <w:pStyle w:val="Heading4"/>
+      </w:pPr>
+      <w:r>
+        <w:t>Worked example: weak code</w:t>
+      </w:r>
+    </w:p>
+    <w:tbl>
+      <w:tblPr>
+        <w:tblW w:type="auto" w:w="0"/>
+        <w:jc w:val="left"/>
+        <w:tblLook w:firstColumn="1" w:firstRow="1" w:lastColumn="0" w:lastRow="0" w:noHBand="0" w:noVBand="1" w:val="04A0"/>
+      </w:tblPr>
+      <w:tblGrid>
+        <w:gridCol w:w="8221"/>
+      </w:tblGrid>
+      <w:tr>
+        <w:tc>
+          <w:tcPr>
+            <w:tcW w:type="dxa" w:w="8221"/>
+            <w:shd w:val="clear" w:color="auto" w:fill="F2F4F7"/>
+          </w:tcPr>
+          <w:p>
+            <w:pPr>
+              <w:spacing w:before="0" w:after="0" w:line="240" w:lineRule="auto"/>
+              <w:ind w:left="567" w:hanging="567"/>
+            </w:pPr>
+            <w:r>
+              <w:rPr>
+                <w:rFonts w:ascii="Consolas" w:hAnsi="Consolas" w:eastAsia="Consolas"/>
+                <w:b/>
+                <w:color w:val="5B6875"/>
+                <w:sz w:val="16"/>
+              </w:rPr>
+              <w:t xml:space="preserve"> [1]  </w:t>
+            </w:r>
+            <w:r>
+              <w:rPr>
+                <w:rFonts w:ascii="Consolas" w:hAnsi="Consolas" w:eastAsia="Consolas"/>
+                <w:b w:val="0"/>
+                <w:sz w:val="16"/>
+              </w:rPr>
+              <w:t>raw = spark.read.option("header", True).csv("Files/landing/respondents_w14.csv")</w:t>
+            </w:r>
+          </w:p>
+          <w:p>
+            <w:pPr>
+              <w:spacing w:before="0" w:after="0" w:line="240" w:lineRule="auto"/>
+              <w:ind w:left="567" w:hanging="567"/>
+            </w:pPr>
+            <w:r>
+              <w:rPr>
+                <w:rFonts w:ascii="Consolas" w:hAnsi="Consolas" w:eastAsia="Consolas"/>
+                <w:b/>
+                <w:color w:val="5B6875"/>
+                <w:sz w:val="16"/>
+              </w:rPr>
+              <w:t xml:space="preserve"> [2]  </w:t>
+            </w:r>
+            <w:r>
+              <w:rPr>
+                <w:rFonts w:ascii="Consolas" w:hAnsi="Consolas" w:eastAsia="Consolas"/>
+                <w:b w:val="0"/>
+                <w:sz w:val="16"/>
+              </w:rPr>
+              <w:t>raw.write.mode("overwrite").parquet("Files/clean/respondents")</w:t>
+            </w:r>
+          </w:p>
+        </w:tc>
+      </w:tr>
+    </w:tbl>
+    <w:p>
+      <w:pPr>
+        <w:pStyle w:val="ListNumber"/>
+      </w:pPr>
+      <w:r>
+        <w:rPr>
+          <w:b/>
+        </w:rPr>
+        <w:t xml:space="preserve">Line 1. </w:t>
+      </w:r>
+      <w:r>
+        <w:rPr>
+          <w:b w:val="0"/>
+          <w:i w:val="0"/>
+        </w:rPr>
+        <w:t>Every column read as a string, types unchecked.</w:t>
+      </w:r>
+    </w:p>
+    <w:p>
+      <w:pPr>
+        <w:pStyle w:val="ListNumber"/>
+      </w:pPr>
+      <w:r>
+        <w:rPr>
+          <w:b/>
+        </w:rPr>
+        <w:t xml:space="preserve">Line 2. </w:t>
+      </w:r>
+      <w:r>
+        <w:rPr>
+          <w:b w:val="0"/>
+          <w:i w:val="0"/>
+        </w:rPr>
+        <w:t>Parquet under Files: invisible to the SQL analytics endpoint and Direct Lake.</w:t>
+      </w:r>
+    </w:p>
+    <w:p>
+      <w:pPr>
+        <w:pStyle w:val="Heading4"/>
+      </w:pPr>
+      <w:r>
+        <w:t>Worked example: strong code</w:t>
+      </w:r>
+    </w:p>
+    <w:tbl>
+      <w:tblPr>
+        <w:tblW w:type="auto" w:w="0"/>
+        <w:jc w:val="left"/>
+        <w:tblLook w:firstColumn="1" w:firstRow="1" w:lastColumn="0" w:lastRow="0" w:noHBand="0" w:noVBand="1" w:val="04A0"/>
+      </w:tblPr>
+      <w:tblGrid>
+        <w:gridCol w:w="8221"/>
+      </w:tblGrid>
+      <w:tr>
+        <w:tc>
+          <w:tcPr>
+            <w:tcW w:type="dxa" w:w="8221"/>
+            <w:shd w:val="clear" w:color="auto" w:fill="F2F4F7"/>
+          </w:tcPr>
+          <w:p>
+            <w:pPr>
+              <w:spacing w:before="0" w:after="0" w:line="240" w:lineRule="auto"/>
+              <w:ind w:left="567" w:hanging="567"/>
+            </w:pPr>
+            <w:r>
+              <w:rPr>
+                <w:rFonts w:ascii="Consolas" w:hAnsi="Consolas" w:eastAsia="Consolas"/>
+                <w:b w:val="0"/>
+                <w:color w:val="5B6875"/>
+                <w:sz w:val="16"/>
+              </w:rPr>
+              <w:t xml:space="preserve">   1  </w:t>
+            </w:r>
+            <w:r>
+              <w:rPr>
+                <w:rFonts w:ascii="Consolas" w:hAnsi="Consolas" w:eastAsia="Consolas"/>
+                <w:b w:val="0"/>
+                <w:sz w:val="16"/>
+              </w:rPr>
+              <w:t>from pyspark.sql import DataFrame, SparkSession</w:t>
+            </w:r>
+          </w:p>
+          <w:p>
+            <w:pPr>
+              <w:spacing w:before="0" w:after="0" w:line="240" w:lineRule="auto"/>
+              <w:ind w:left="567" w:hanging="567"/>
+            </w:pPr>
+            <w:r>
+              <w:rPr>
+                <w:rFonts w:ascii="Consolas" w:hAnsi="Consolas" w:eastAsia="Consolas"/>
+                <w:b w:val="0"/>
+                <w:color w:val="5B6875"/>
+                <w:sz w:val="16"/>
+              </w:rPr>
+              <w:t xml:space="preserve">   2  </w:t>
+            </w:r>
+            <w:r>
+              <w:rPr>
+                <w:rFonts w:ascii="Consolas" w:hAnsi="Consolas" w:eastAsia="Consolas"/>
+                <w:b w:val="0"/>
+                <w:sz w:val="16"/>
+              </w:rPr>
+              <w:t>from pyspark.sql import types as T</w:t>
+            </w:r>
+          </w:p>
+          <w:p>
+            <w:pPr>
+              <w:spacing w:before="0" w:after="0" w:line="240" w:lineRule="auto"/>
+              <w:ind w:left="567" w:hanging="567"/>
+            </w:pPr>
+            <w:r>
+              <w:rPr>
+                <w:rFonts w:ascii="Consolas" w:hAnsi="Consolas" w:eastAsia="Consolas"/>
+                <w:b w:val="0"/>
+                <w:color w:val="5B6875"/>
+                <w:sz w:val="16"/>
+              </w:rPr>
+              <w:t xml:space="preserve">   3  </w:t>
+            </w:r>
+            <w:r>
+              <w:rPr>
+                <w:rFonts w:ascii="Consolas" w:hAnsi="Consolas" w:eastAsia="Consolas"/>
+                <w:b w:val="0"/>
+                <w:sz w:val="16"/>
+              </w:rPr>
+              <w:t xml:space="preserve"> </w:t>
+            </w:r>
+          </w:p>
+          <w:p>
+            <w:pPr>
+              <w:spacing w:before="0" w:after="0" w:line="240" w:lineRule="auto"/>
+              <w:ind w:left="567" w:hanging="567"/>
+            </w:pPr>
+            <w:r>
+              <w:rPr>
+                <w:rFonts w:ascii="Consolas" w:hAnsi="Consolas" w:eastAsia="Consolas"/>
+                <w:b w:val="0"/>
+                <w:color w:val="5B6875"/>
+                <w:sz w:val="16"/>
+              </w:rPr>
+              <w:t xml:space="preserve">   4  </w:t>
+            </w:r>
+            <w:r>
+              <w:rPr>
+                <w:rFonts w:ascii="Consolas" w:hAnsi="Consolas" w:eastAsia="Consolas"/>
+                <w:b w:val="0"/>
+                <w:sz w:val="16"/>
+              </w:rPr>
+              <w:t>RESPONDENT_SCHEMA = T.StructType([</w:t>
+            </w:r>
+          </w:p>
+          <w:p>
+            <w:pPr>
+              <w:spacing w:before="0" w:after="0" w:line="240" w:lineRule="auto"/>
+              <w:ind w:left="567" w:hanging="567"/>
+            </w:pPr>
+            <w:r>
+              <w:rPr>
+                <w:rFonts w:ascii="Consolas" w:hAnsi="Consolas" w:eastAsia="Consolas"/>
+                <w:b w:val="0"/>
+                <w:color w:val="5B6875"/>
+                <w:sz w:val="16"/>
+              </w:rPr>
+              <w:t xml:space="preserve">   5  </w:t>
+            </w:r>
+            <w:r>
+              <w:rPr>
+                <w:rFonts w:ascii="Consolas" w:hAnsi="Consolas" w:eastAsia="Consolas"/>
+                <w:b w:val="0"/>
+                <w:sz w:val="16"/>
+              </w:rPr>
+              <w:t xml:space="preserve">    T.StructField("respondent_id", T.StringType(), False),</w:t>
+            </w:r>
+          </w:p>
+          <w:p>
+            <w:pPr>
+              <w:spacing w:before="0" w:after="0" w:line="240" w:lineRule="auto"/>
+              <w:ind w:left="567" w:hanging="567"/>
+            </w:pPr>
+            <w:r>
+              <w:rPr>
+                <w:rFonts w:ascii="Consolas" w:hAnsi="Consolas" w:eastAsia="Consolas"/>
+                <w:b w:val="0"/>
+                <w:color w:val="5B6875"/>
+                <w:sz w:val="16"/>
+              </w:rPr>
+              <w:t xml:space="preserve">   6  </w:t>
+            </w:r>
+            <w:r>
+              <w:rPr>
+                <w:rFonts w:ascii="Consolas" w:hAnsi="Consolas" w:eastAsia="Consolas"/>
+                <w:b w:val="0"/>
+                <w:sz w:val="16"/>
+              </w:rPr>
+              <w:t xml:space="preserve">    T.StructField("wave", T.IntegerType(), False),</w:t>
+            </w:r>
+          </w:p>
+          <w:p>
+            <w:pPr>
+              <w:spacing w:before="0" w:after="0" w:line="240" w:lineRule="auto"/>
+              <w:ind w:left="567" w:hanging="567"/>
+            </w:pPr>
+            <w:r>
+              <w:rPr>
+                <w:rFonts w:ascii="Consolas" w:hAnsi="Consolas" w:eastAsia="Consolas"/>
+                <w:b w:val="0"/>
+                <w:color w:val="5B6875"/>
+                <w:sz w:val="16"/>
+              </w:rPr>
+              <w:t xml:space="preserve">   7  </w:t>
+            </w:r>
+            <w:r>
+              <w:rPr>
+                <w:rFonts w:ascii="Consolas" w:hAnsi="Consolas" w:eastAsia="Consolas"/>
+                <w:b w:val="0"/>
+                <w:sz w:val="16"/>
+              </w:rPr>
+              <w:t xml:space="preserve">    T.StructField("weight", T.DoubleType(), True),</w:t>
+            </w:r>
+          </w:p>
+          <w:p>
+            <w:pPr>
+              <w:spacing w:before="0" w:after="0" w:line="240" w:lineRule="auto"/>
+              <w:ind w:left="567" w:hanging="567"/>
+            </w:pPr>
+            <w:r>
+              <w:rPr>
+                <w:rFonts w:ascii="Consolas" w:hAnsi="Consolas" w:eastAsia="Consolas"/>
+                <w:b w:val="0"/>
+                <w:color w:val="5B6875"/>
+                <w:sz w:val="16"/>
+              </w:rPr>
+              <w:t xml:space="preserve">   8  </w:t>
+            </w:r>
+            <w:r>
+              <w:rPr>
+                <w:rFonts w:ascii="Consolas" w:hAnsi="Consolas" w:eastAsia="Consolas"/>
+                <w:b w:val="0"/>
+                <w:sz w:val="16"/>
+              </w:rPr>
+              <w:t>])</w:t>
+            </w:r>
+          </w:p>
+          <w:p>
+            <w:pPr>
+              <w:spacing w:before="0" w:after="0" w:line="240" w:lineRule="auto"/>
+              <w:ind w:left="567" w:hanging="567"/>
+            </w:pPr>
+            <w:r>
+              <w:rPr>
+                <w:rFonts w:ascii="Consolas" w:hAnsi="Consolas" w:eastAsia="Consolas"/>
+                <w:b w:val="0"/>
+                <w:color w:val="5B6875"/>
+                <w:sz w:val="16"/>
+              </w:rPr>
+              <w:t xml:space="preserve">   9  </w:t>
+            </w:r>
+            <w:r>
+              <w:rPr>
+                <w:rFonts w:ascii="Consolas" w:hAnsi="Consolas" w:eastAsia="Consolas"/>
+                <w:b w:val="0"/>
+                <w:sz w:val="16"/>
+              </w:rPr>
+              <w:t xml:space="preserve"> </w:t>
+            </w:r>
+          </w:p>
+          <w:p>
+            <w:pPr>
+              <w:spacing w:before="0" w:after="0" w:line="240" w:lineRule="auto"/>
+              <w:ind w:left="567" w:hanging="567"/>
+            </w:pPr>
+            <w:r>
+              <w:rPr>
+                <w:rFonts w:ascii="Consolas" w:hAnsi="Consolas" w:eastAsia="Consolas"/>
+                <w:b w:val="0"/>
+                <w:color w:val="5B6875"/>
+                <w:sz w:val="16"/>
+              </w:rPr>
+              <w:t xml:space="preserve">  10  </w:t>
+            </w:r>
+            <w:r>
+              <w:rPr>
+                <w:rFonts w:ascii="Consolas" w:hAnsi="Consolas" w:eastAsia="Consolas"/>
+                <w:b w:val="0"/>
+                <w:sz w:val="16"/>
+              </w:rPr>
+              <w:t xml:space="preserve"> </w:t>
+            </w:r>
+          </w:p>
+          <w:p>
+            <w:pPr>
+              <w:spacing w:before="0" w:after="0" w:line="240" w:lineRule="auto"/>
+              <w:ind w:left="567" w:hanging="567"/>
+            </w:pPr>
+            <w:r>
+              <w:rPr>
+                <w:rFonts w:ascii="Consolas" w:hAnsi="Consolas" w:eastAsia="Consolas"/>
+                <w:b w:val="0"/>
+                <w:color w:val="5B6875"/>
+                <w:sz w:val="16"/>
+              </w:rPr>
+              <w:t xml:space="preserve">  11  </w:t>
+            </w:r>
+            <w:r>
+              <w:rPr>
+                <w:rFonts w:ascii="Consolas" w:hAnsi="Consolas" w:eastAsia="Consolas"/>
+                <w:b w:val="0"/>
+                <w:sz w:val="16"/>
+              </w:rPr>
+              <w:t>def load_delivery(spark: SparkSession, path: str, table: str) -&gt; DataFrame:</w:t>
+            </w:r>
+          </w:p>
+          <w:p>
+            <w:pPr>
+              <w:spacing w:before="0" w:after="0" w:line="240" w:lineRule="auto"/>
+              <w:ind w:left="567" w:hanging="567"/>
+            </w:pPr>
+            <w:r>
+              <w:rPr>
+                <w:rFonts w:ascii="Consolas" w:hAnsi="Consolas" w:eastAsia="Consolas"/>
+                <w:b w:val="0"/>
+                <w:color w:val="5B6875"/>
+                <w:sz w:val="16"/>
+              </w:rPr>
+              <w:t xml:space="preserve">  12  </w:t>
+            </w:r>
+            <w:r>
+              <w:rPr>
+                <w:rFonts w:ascii="Consolas" w:hAnsi="Consolas" w:eastAsia="Consolas"/>
+                <w:b w:val="0"/>
+                <w:sz w:val="16"/>
+              </w:rPr>
+              <w:t xml:space="preserve">    """Read a CSV delivery from Files and append it to a managed Delta table in Tables."""</w:t>
+            </w:r>
+          </w:p>
+          <w:p>
+            <w:pPr>
+              <w:spacing w:before="0" w:after="0" w:line="240" w:lineRule="auto"/>
+              <w:ind w:left="567" w:hanging="567"/>
+            </w:pPr>
+            <w:r>
+              <w:rPr>
+                <w:rFonts w:ascii="Consolas" w:hAnsi="Consolas" w:eastAsia="Consolas"/>
+                <w:b/>
+                <w:color w:val="5B6875"/>
+                <w:sz w:val="16"/>
+              </w:rPr>
+              <w:t xml:space="preserve"> [1]  </w:t>
+            </w:r>
+            <w:r>
+              <w:rPr>
+                <w:rFonts w:ascii="Consolas" w:hAnsi="Consolas" w:eastAsia="Consolas"/>
+                <w:b w:val="0"/>
+                <w:sz w:val="16"/>
+              </w:rPr>
+              <w:t xml:space="preserve">    df = spark.read.option("header", True).schema(RESPONDENT_SCHEMA).csv(path)</w:t>
+            </w:r>
+          </w:p>
+          <w:p>
+            <w:pPr>
+              <w:spacing w:before="0" w:after="0" w:line="240" w:lineRule="auto"/>
+              <w:ind w:left="567" w:hanging="567"/>
+            </w:pPr>
+            <w:r>
+              <w:rPr>
+                <w:rFonts w:ascii="Consolas" w:hAnsi="Consolas" w:eastAsia="Consolas"/>
+                <w:b/>
+                <w:color w:val="5B6875"/>
+                <w:sz w:val="16"/>
+              </w:rPr>
+              <w:t xml:space="preserve"> [2]  </w:t>
+            </w:r>
+            <w:r>
+              <w:rPr>
+                <w:rFonts w:ascii="Consolas" w:hAnsi="Consolas" w:eastAsia="Consolas"/>
+                <w:b w:val="0"/>
+                <w:sz w:val="16"/>
+              </w:rPr>
+              <w:t xml:space="preserve">    df.write.mode("append").saveAsTable(table)</w:t>
+            </w:r>
+          </w:p>
+          <w:p>
+            <w:pPr>
+              <w:spacing w:before="0" w:after="0" w:line="240" w:lineRule="auto"/>
+              <w:ind w:left="567" w:hanging="567"/>
+            </w:pPr>
+            <w:r>
+              <w:rPr>
+                <w:rFonts w:ascii="Consolas" w:hAnsi="Consolas" w:eastAsia="Consolas"/>
+                <w:b w:val="0"/>
+                <w:color w:val="5B6875"/>
+                <w:sz w:val="16"/>
+              </w:rPr>
+              <w:t xml:space="preserve">  15  </w:t>
+            </w:r>
+            <w:r>
+              <w:rPr>
+                <w:rFonts w:ascii="Consolas" w:hAnsi="Consolas" w:eastAsia="Consolas"/>
+                <w:b w:val="0"/>
+                <w:sz w:val="16"/>
+              </w:rPr>
+              <w:t xml:space="preserve">    return df</w:t>
+            </w:r>
+          </w:p>
+          <w:p>
+            <w:pPr>
+              <w:spacing w:before="0" w:after="0" w:line="240" w:lineRule="auto"/>
+              <w:ind w:left="567" w:hanging="567"/>
+            </w:pPr>
+            <w:r>
+              <w:rPr>
+                <w:rFonts w:ascii="Consolas" w:hAnsi="Consolas" w:eastAsia="Consolas"/>
+                <w:b w:val="0"/>
+                <w:color w:val="5B6875"/>
+                <w:sz w:val="16"/>
+              </w:rPr>
+              <w:t xml:space="preserve">  16  </w:t>
+            </w:r>
+            <w:r>
+              <w:rPr>
+                <w:rFonts w:ascii="Consolas" w:hAnsi="Consolas" w:eastAsia="Consolas"/>
+                <w:b w:val="0"/>
+                <w:sz w:val="16"/>
+              </w:rPr>
+              <w:t xml:space="preserve"> </w:t>
+            </w:r>
+          </w:p>
+          <w:p>
+            <w:pPr>
+              <w:spacing w:before="0" w:after="0" w:line="240" w:lineRule="auto"/>
+              <w:ind w:left="567" w:hanging="567"/>
+            </w:pPr>
+            <w:r>
+              <w:rPr>
+                <w:rFonts w:ascii="Consolas" w:hAnsi="Consolas" w:eastAsia="Consolas"/>
+                <w:b w:val="0"/>
+                <w:color w:val="5B6875"/>
+                <w:sz w:val="16"/>
+              </w:rPr>
+              <w:t xml:space="preserve">  17  </w:t>
+            </w:r>
+            <w:r>
+              <w:rPr>
+                <w:rFonts w:ascii="Consolas" w:hAnsi="Consolas" w:eastAsia="Consolas"/>
+                <w:b w:val="0"/>
+                <w:sz w:val="16"/>
+              </w:rPr>
+              <w:t xml:space="preserve"> </w:t>
+            </w:r>
+          </w:p>
+          <w:p>
+            <w:pPr>
+              <w:spacing w:before="0" w:after="0" w:line="240" w:lineRule="auto"/>
+              <w:ind w:left="567" w:hanging="567"/>
+            </w:pPr>
+            <w:r>
+              <w:rPr>
+                <w:rFonts w:ascii="Consolas" w:hAnsi="Consolas" w:eastAsia="Consolas"/>
+                <w:b/>
+                <w:color w:val="5B6875"/>
+                <w:sz w:val="16"/>
+              </w:rPr>
+              <w:t xml:space="preserve"> [3]  </w:t>
+            </w:r>
+            <w:r>
+              <w:rPr>
+                <w:rFonts w:ascii="Consolas" w:hAnsi="Consolas" w:eastAsia="Consolas"/>
+                <w:b w:val="0"/>
+                <w:sz w:val="16"/>
+              </w:rPr>
+              <w:t>load_delivery(spark, "Files/landing/respondents_w14.csv", "lh_survey.sales.respondents")</w:t>
+            </w:r>
+          </w:p>
+        </w:tc>
+      </w:tr>
+    </w:tbl>
+    <w:p>
+      <w:pPr>
+        <w:pStyle w:val="ListNumber"/>
+      </w:pPr>
+      <w:r>
+        <w:rPr>
+          <w:b/>
+        </w:rPr>
+        <w:t xml:space="preserve">Line 13. </w:t>
+      </w:r>
+      <w:r>
+        <w:rPr>
+          <w:b w:val="0"/>
+          <w:i w:val="0"/>
+        </w:rPr>
+        <w:t>An explicit schema: types are decided, not inferred.</w:t>
+      </w:r>
+    </w:p>
+    <w:p>
+      <w:pPr>
+        <w:pStyle w:val="ListNumber"/>
+      </w:pPr>
+      <w:r>
+        <w:rPr>
+          <w:b/>
+        </w:rPr>
+        <w:t xml:space="preserve">Line 14. </w:t>
+      </w:r>
+      <w:r>
+        <w:rPr>
+          <w:b w:val="0"/>
+          <w:i w:val="0"/>
+        </w:rPr>
+        <w:t>A managed Delta table in Tables: visible to Spark, T-SQL and Direct Lake.</w:t>
+      </w:r>
+    </w:p>
+    <w:p>
+      <w:pPr>
+        <w:pStyle w:val="ListNumber"/>
+      </w:pPr>
+      <w:r>
+        <w:rPr>
+          <w:b/>
+        </w:rPr>
+        <w:t xml:space="preserve">Line 18. </w:t>
+      </w:r>
+      <w:r>
+        <w:rPr>
+          <w:b w:val="0"/>
+          <w:i w:val="0"/>
+        </w:rPr>
+        <w:t>Lakehouse and schema named, so the code does not depend on the attached default.</w:t>
+      </w:r>
+    </w:p>
+    <w:p>
+      <w:r>
+        <w:rPr>
+          <w:b w:val="0"/>
+          <w:i w:val="0"/>
+        </w:rPr>
+        <w:t>Raw files in Files, Delta tables in Tables, and schema-qualified names in shared code.</w:t>
+      </w:r>
+    </w:p>
+    <w:p>
+      <w:pPr>
+        <w:pStyle w:val="Heading4"/>
+      </w:pPr>
+      <w:r>
+        <w:t>Recap card</w:t>
+      </w:r>
+    </w:p>
+    <w:p>
+      <w:pPr>
+        <w:pStyle w:val="ListBullet"/>
+      </w:pPr>
+      <w:r>
+        <w:rPr>
+          <w:b/>
+          <w:i w:val="0"/>
+        </w:rPr>
+        <w:t>Lakehouse Tables vs Files</w:t>
+      </w:r>
+      <w:r>
+        <w:rPr>
+          <w:b w:val="0"/>
+          <w:i w:val="0"/>
+        </w:rPr>
+        <w:t xml:space="preserve"> Tables: managed Delta tables, visible to SQL and Direct Lake. Files: raw and non-Delta data.</w:t>
+      </w:r>
+    </w:p>
+    <w:p>
+      <w:pPr>
+        <w:pStyle w:val="ListBullet"/>
+      </w:pPr>
+      <w:r>
+        <w:rPr>
+          <w:b/>
+          <w:i w:val="0"/>
+        </w:rPr>
+        <w:t>Non-Delta folder under Tables</w:t>
+      </w:r>
+      <w:r>
+        <w:rPr>
+          <w:b w:val="0"/>
+          <w:i w:val="0"/>
+        </w:rPr>
+        <w:t xml:space="preserve"> Shown in the Unidentified area, not queryable.</w:t>
+      </w:r>
+    </w:p>
+    <w:p>
+      <w:pPr>
+        <w:pStyle w:val="ListBullet"/>
+      </w:pPr>
+      <w:r>
+        <w:rPr>
+          <w:b/>
+          <w:i w:val="0"/>
+        </w:rPr>
+        <w:t>Lakehouse schemas</w:t>
+      </w:r>
+      <w:r>
+        <w:rPr>
+          <w:b w:val="0"/>
+          <w:i w:val="0"/>
+        </w:rPr>
+        <w:t xml:space="preserve"> On by default for new lakehouses. dbo is the fixed default schema.</w:t>
+      </w:r>
+    </w:p>
+    <w:p>
+      <w:pPr>
+        <w:pStyle w:val="ListBullet"/>
+      </w:pPr>
+      <w:r>
+        <w:rPr>
+          <w:b/>
+          <w:i w:val="0"/>
+        </w:rPr>
+        <w:t>Spark four-part name</w:t>
+      </w:r>
+      <w:r>
+        <w:rPr>
+          <w:b w:val="0"/>
+          <w:i w:val="0"/>
+        </w:rPr>
+        <w:t xml:space="preserve"> workspace.lakehouse.schema.table. A bare name means dbo in the default lakehouse.</w:t>
+      </w:r>
+    </w:p>
+    <w:p>
+      <w:pPr>
+        <w:pStyle w:val="Heading4"/>
+      </w:pPr>
+      <w:r>
+        <w:t>Practice</w:t>
+      </w:r>
+    </w:p>
+    <w:p>
+      <w:pPr>
+        <w:pStyle w:val="Heading5"/>
+      </w:pPr>
+      <w:r>
+        <w:t>Exercise 1. Multiple choice (level 1)</w:t>
+      </w:r>
+    </w:p>
+    <w:p>
+      <w:r>
+        <w:rPr>
+          <w:b w:val="0"/>
+          <w:i w:val="0"/>
+        </w:rPr>
+        <w:t xml:space="preserve">A Parquet file sits at </w:t>
+      </w:r>
+      <w:r>
+        <w:rPr>
+          <w:rFonts w:ascii="Consolas" w:hAnsi="Consolas" w:eastAsia="Consolas"/>
+          <w:b w:val="0"/>
+          <w:sz w:val="19"/>
+        </w:rPr>
+        <w:t>Files/exports/orders.parquet</w:t>
+      </w:r>
+      <w:r>
+        <w:rPr>
+          <w:b w:val="0"/>
+          <w:i w:val="0"/>
+        </w:rPr>
+        <w:t xml:space="preserve"> in a lakehouse. What can the SQL analytics endpoint do with it?</w:t>
+      </w:r>
+    </w:p>
+    <w:p>
+      <w:pPr>
+        <w:pStyle w:val="ListBullet"/>
+      </w:pPr>
+      <w:r>
+        <w:rPr>
+          <w:b w:val="0"/>
+          <w:i w:val="0"/>
+        </w:rPr>
+        <w:t>a) Query it as a table named orders.</w:t>
+      </w:r>
+    </w:p>
+    <w:p>
+      <w:pPr>
+        <w:pStyle w:val="ListBullet"/>
+      </w:pPr>
+      <w:r>
+        <w:rPr>
+          <w:b w:val="0"/>
+          <w:i w:val="0"/>
+        </w:rPr>
+        <w:t>b) Nothing. Only Delta tables in Tables appear in the endpoint.</w:t>
+      </w:r>
+    </w:p>
+    <w:p>
+      <w:pPr>
+        <w:pStyle w:val="ListBullet"/>
+      </w:pPr>
+      <w:r>
+        <w:rPr>
+          <w:b w:val="0"/>
+          <w:i w:val="0"/>
+        </w:rPr>
+        <w:t>c) Query it after a metadata refresh.</w:t>
+      </w:r>
+    </w:p>
+    <w:p>
+      <w:pPr>
+        <w:pStyle w:val="ListBullet"/>
+      </w:pPr>
+      <w:r>
+        <w:rPr>
+          <w:b w:val="0"/>
+          <w:i w:val="0"/>
+        </w:rPr>
+        <w:t>d) Convert it to Delta automatically.</w:t>
+      </w:r>
+    </w:p>
+    <w:p>
+      <w:r>
+        <w:rPr>
+          <w:b/>
+          <w:i w:val="0"/>
+        </w:rPr>
+        <w:t>Why?</w:t>
+      </w:r>
+    </w:p>
+    <w:p>
+      <w:pPr>
+        <w:pStyle w:val="ListBullet"/>
+      </w:pPr>
+      <w:r>
+        <w:rPr>
+          <w:b w:val="0"/>
+          <w:i w:val="0"/>
+        </w:rPr>
+        <w:t>r1) The endpoint exposes Delta tables only. Parquet and CSV cannot be queried through it.</w:t>
+      </w:r>
+    </w:p>
+    <w:p>
+      <w:pPr>
+        <w:pStyle w:val="ListBullet"/>
+      </w:pPr>
+      <w:r>
+        <w:rPr>
+          <w:b w:val="0"/>
+          <w:i w:val="0"/>
+        </w:rPr>
+        <w:t>r2) Files is a private folder only the owner can see.</w:t>
+      </w:r>
+    </w:p>
+    <w:p>
+      <w:pPr>
+        <w:pStyle w:val="Heading5"/>
+      </w:pPr>
+      <w:r>
+        <w:t>Exercise 2. Multiple choice (level 2)</w:t>
+      </w:r>
+    </w:p>
+    <w:p>
+      <w:r>
+        <w:rPr>
+          <w:b w:val="0"/>
+          <w:i w:val="0"/>
+        </w:rPr>
+        <w:t xml:space="preserve">In a notebook attached to schema-enabled lakehouse </w:t>
+      </w:r>
+      <w:r>
+        <w:rPr>
+          <w:rFonts w:ascii="Consolas" w:hAnsi="Consolas" w:eastAsia="Consolas"/>
+          <w:b w:val="0"/>
+          <w:sz w:val="19"/>
+        </w:rPr>
+        <w:t>lh_survey</w:t>
+      </w:r>
+      <w:r>
+        <w:rPr>
+          <w:b w:val="0"/>
+          <w:i w:val="0"/>
+        </w:rPr>
+        <w:t xml:space="preserve">, you run </w:t>
+      </w:r>
+      <w:r>
+        <w:rPr>
+          <w:rFonts w:ascii="Consolas" w:hAnsi="Consolas" w:eastAsia="Consolas"/>
+          <w:b w:val="0"/>
+          <w:sz w:val="19"/>
+        </w:rPr>
+        <w:t>spark.read.table("respondents")</w:t>
+      </w:r>
+      <w:r>
+        <w:rPr>
+          <w:b w:val="0"/>
+          <w:i w:val="0"/>
+        </w:rPr>
+        <w:t>. Which table does Spark read?</w:t>
+      </w:r>
+    </w:p>
+    <w:p>
+      <w:pPr>
+        <w:pStyle w:val="ListBullet"/>
+      </w:pPr>
+      <w:r>
+        <w:rPr>
+          <w:b w:val="0"/>
+          <w:i w:val="0"/>
+        </w:rPr>
+        <w:t>a) lh_survey.dbo.respondents</w:t>
+      </w:r>
+    </w:p>
+    <w:p>
+      <w:pPr>
+        <w:pStyle w:val="ListBullet"/>
+      </w:pPr>
+      <w:r>
+        <w:rPr>
+          <w:b w:val="0"/>
+          <w:i w:val="0"/>
+        </w:rPr>
+        <w:t>b) The first schema that has a respondents table</w:t>
+      </w:r>
+    </w:p>
+    <w:p>
+      <w:pPr>
+        <w:pStyle w:val="ListBullet"/>
+      </w:pPr>
+      <w:r>
+        <w:rPr>
+          <w:b w:val="0"/>
+          <w:i w:val="0"/>
+        </w:rPr>
+        <w:t>c) It raises an error: schemas require a four-part name</w:t>
+      </w:r>
+    </w:p>
+    <w:p>
+      <w:pPr>
+        <w:pStyle w:val="ListBullet"/>
+      </w:pPr>
+      <w:r>
+        <w:rPr>
+          <w:b w:val="0"/>
+          <w:i w:val="0"/>
+        </w:rPr>
+        <w:t>d) respondents in every schema, unioned</w:t>
+      </w:r>
+    </w:p>
+    <w:p>
+      <w:r>
+        <w:rPr>
+          <w:b/>
+          <w:i w:val="0"/>
+        </w:rPr>
+        <w:t>Why?</w:t>
+      </w:r>
+    </w:p>
+    <w:p>
+      <w:pPr>
+        <w:pStyle w:val="ListBullet"/>
+      </w:pPr>
+      <w:r>
+        <w:rPr>
+          <w:b w:val="0"/>
+          <w:i w:val="0"/>
+        </w:rPr>
+        <w:t>r1) A bare table name resolves to the dbo schema of the default lakehouse.</w:t>
+      </w:r>
+    </w:p>
+    <w:p>
+      <w:pPr>
+        <w:pStyle w:val="ListBullet"/>
+      </w:pPr>
+      <w:r>
+        <w:rPr>
+          <w:b w:val="0"/>
+          <w:i w:val="0"/>
+        </w:rPr>
+        <w:t>r2) dbo is the only schema Spark can read.</w:t>
+      </w:r>
+    </w:p>
+    <w:p>
+      <w:pPr>
+        <w:pStyle w:val="Heading5"/>
+      </w:pPr>
+      <w:r>
+        <w:t>Exercise 3. Fill the gap (level 2)</w:t>
+      </w:r>
+    </w:p>
+    <w:p>
+      <w:r>
+        <w:rPr>
+          <w:b w:val="0"/>
+          <w:i w:val="0"/>
+        </w:rPr>
+        <w:t>Join two tables in different workspaces in one Spark SQL query.</w:t>
+      </w:r>
+    </w:p>
+    <w:tbl>
+      <w:tblPr>
+        <w:tblW w:type="auto" w:w="0"/>
+        <w:jc w:val="left"/>
+        <w:tblLook w:firstColumn="1" w:firstRow="1" w:lastColumn="0" w:lastRow="0" w:noHBand="0" w:noVBand="1" w:val="04A0"/>
+      </w:tblPr>
+      <w:tblGrid>
+        <w:gridCol w:w="8221"/>
+      </w:tblGrid>
+      <w:tr>
+        <w:tc>
+          <w:tcPr>
+            <w:tcW w:type="dxa" w:w="8221"/>
+            <w:shd w:val="clear" w:color="auto" w:fill="F2F4F7"/>
+          </w:tcPr>
+          <w:p>
+            <w:pPr>
+              <w:spacing w:before="0" w:after="0" w:line="240" w:lineRule="auto"/>
+              <w:ind w:left="567" w:hanging="567"/>
+            </w:pPr>
+            <w:r>
+              <w:rPr>
+                <w:rFonts w:ascii="Consolas" w:hAnsi="Consolas" w:eastAsia="Consolas"/>
+                <w:b w:val="0"/>
+                <w:color w:val="5B6875"/>
+                <w:sz w:val="16"/>
+              </w:rPr>
+              <w:t xml:space="preserve">   1  </w:t>
+            </w:r>
+            <w:r>
+              <w:rPr>
+                <w:rFonts w:ascii="Consolas" w:hAnsi="Consolas" w:eastAsia="Consolas"/>
+                <w:b w:val="0"/>
+                <w:sz w:val="16"/>
+              </w:rPr>
+              <w:t>SELECT e.name, d.dept_name</w:t>
+            </w:r>
+          </w:p>
+          <w:p>
+            <w:pPr>
+              <w:spacing w:before="0" w:after="0" w:line="240" w:lineRule="auto"/>
+              <w:ind w:left="567" w:hanging="567"/>
+            </w:pPr>
+            <w:r>
+              <w:rPr>
+                <w:rFonts w:ascii="Consolas" w:hAnsi="Consolas" w:eastAsia="Consolas"/>
+                <w:b w:val="0"/>
+                <w:color w:val="5B6875"/>
+                <w:sz w:val="16"/>
+              </w:rPr>
+              <w:t xml:space="preserve">   2  </w:t>
+            </w:r>
+            <w:r>
+              <w:rPr>
+                <w:rFonts w:ascii="Consolas" w:hAnsi="Consolas" w:eastAsia="Consolas"/>
+                <w:b w:val="0"/>
+                <w:sz w:val="16"/>
+              </w:rPr>
+              <w:t>FROM ops_ws.hr_lakehouse._____(1).employees AS e</w:t>
+            </w:r>
+          </w:p>
+          <w:p>
+            <w:pPr>
+              <w:spacing w:before="0" w:after="0" w:line="240" w:lineRule="auto"/>
+              <w:ind w:left="567" w:hanging="567"/>
+            </w:pPr>
+            <w:r>
+              <w:rPr>
+                <w:rFonts w:ascii="Consolas" w:hAnsi="Consolas" w:eastAsia="Consolas"/>
+                <w:b w:val="0"/>
+                <w:color w:val="5B6875"/>
+                <w:sz w:val="16"/>
+              </w:rPr>
+              <w:t xml:space="preserve">   3  </w:t>
+            </w:r>
+            <w:r>
+              <w:rPr>
+                <w:rFonts w:ascii="Consolas" w:hAnsi="Consolas" w:eastAsia="Consolas"/>
+                <w:b w:val="0"/>
+                <w:sz w:val="16"/>
+              </w:rPr>
+              <w:t>JOIN global_ws.corporate_lakehouse.company.departments AS d</w:t>
+            </w:r>
+          </w:p>
+          <w:p>
+            <w:pPr>
+              <w:spacing w:before="0" w:after="0" w:line="240" w:lineRule="auto"/>
+              <w:ind w:left="567" w:hanging="567"/>
+            </w:pPr>
+            <w:r>
+              <w:rPr>
+                <w:rFonts w:ascii="Consolas" w:hAnsi="Consolas" w:eastAsia="Consolas"/>
+                <w:b w:val="0"/>
+                <w:color w:val="5B6875"/>
+                <w:sz w:val="16"/>
+              </w:rPr>
+              <w:t xml:space="preserve">   4  </w:t>
+            </w:r>
+            <w:r>
+              <w:rPr>
+                <w:rFonts w:ascii="Consolas" w:hAnsi="Consolas" w:eastAsia="Consolas"/>
+                <w:b w:val="0"/>
+                <w:sz w:val="16"/>
+              </w:rPr>
+              <w:t xml:space="preserve">  ON e.deptno = d.deptno</w:t>
+            </w:r>
+          </w:p>
+        </w:tc>
+      </w:tr>
+    </w:tbl>
+    <w:p/>
+    <w:p>
+      <w:pPr>
+        <w:pStyle w:val="Heading5"/>
+      </w:pPr>
+      <w:r>
+        <w:t>Exercise 4. Write the function (level 3)</w:t>
+      </w:r>
+    </w:p>
+    <w:p>
+      <w:r>
+        <w:rPr>
+          <w:b w:val="0"/>
+          <w:i w:val="0"/>
+        </w:rPr>
+        <w:t xml:space="preserve">Write </w:t>
+      </w:r>
+      <w:r>
+        <w:rPr>
+          <w:rFonts w:ascii="Consolas" w:hAnsi="Consolas" w:eastAsia="Consolas"/>
+          <w:b w:val="0"/>
+          <w:sz w:val="19"/>
+        </w:rPr>
+        <w:t>load_delivery(spark, path, table)</w:t>
+      </w:r>
+      <w:r>
+        <w:rPr>
+          <w:b w:val="0"/>
+          <w:i w:val="0"/>
+        </w:rPr>
+        <w:t xml:space="preserve">. Read the CSV at </w:t>
+      </w:r>
+      <w:r>
+        <w:rPr>
+          <w:rFonts w:ascii="Consolas" w:hAnsi="Consolas" w:eastAsia="Consolas"/>
+          <w:b w:val="0"/>
+          <w:sz w:val="19"/>
+        </w:rPr>
+        <w:t>path</w:t>
+      </w:r>
+      <w:r>
+        <w:rPr>
+          <w:b w:val="0"/>
+          <w:i w:val="0"/>
+        </w:rPr>
+        <w:t xml:space="preserve"> with a header and the given </w:t>
+      </w:r>
+      <w:r>
+        <w:rPr>
+          <w:rFonts w:ascii="Consolas" w:hAnsi="Consolas" w:eastAsia="Consolas"/>
+          <w:b w:val="0"/>
+          <w:sz w:val="19"/>
+        </w:rPr>
+        <w:t>RESPONDENT_SCHEMA</w:t>
+      </w:r>
+      <w:r>
+        <w:rPr>
+          <w:b w:val="0"/>
+          <w:i w:val="0"/>
+        </w:rPr>
+        <w:t xml:space="preserve">, append it to the managed table </w:t>
+      </w:r>
+      <w:r>
+        <w:rPr>
+          <w:rFonts w:ascii="Consolas" w:hAnsi="Consolas" w:eastAsia="Consolas"/>
+          <w:b w:val="0"/>
+          <w:sz w:val="19"/>
+        </w:rPr>
+        <w:t>table</w:t>
+      </w:r>
+      <w:r>
+        <w:rPr>
+          <w:b w:val="0"/>
+          <w:i w:val="0"/>
+        </w:rPr>
+        <w:t xml:space="preserve"> with </w:t>
+      </w:r>
+      <w:r>
+        <w:rPr>
+          <w:rFonts w:ascii="Consolas" w:hAnsi="Consolas" w:eastAsia="Consolas"/>
+          <w:b w:val="0"/>
+          <w:sz w:val="19"/>
+        </w:rPr>
+        <w:t>saveAsTable</w:t>
+      </w:r>
+      <w:r>
+        <w:rPr>
+          <w:b w:val="0"/>
+          <w:i w:val="0"/>
+        </w:rPr>
+        <w:t>, and return the DataFrame you read. Do not write Parquet to Files.</w:t>
+      </w:r>
+    </w:p>
+    <w:p>
+      <w:r>
+        <w:rPr>
+          <w:b w:val="0"/>
+          <w:i w:val="0"/>
+        </w:rPr>
+        <w:t>Starter code:</w:t>
+      </w:r>
+    </w:p>
+    <w:tbl>
+      <w:tblPr>
+        <w:tblW w:type="auto" w:w="0"/>
+        <w:jc w:val="left"/>
+        <w:tblLook w:firstColumn="1" w:firstRow="1" w:lastColumn="0" w:lastRow="0" w:noHBand="0" w:noVBand="1" w:val="04A0"/>
+      </w:tblPr>
+      <w:tblGrid>
+        <w:gridCol w:w="8221"/>
+      </w:tblGrid>
+      <w:tr>
+        <w:tc>
+          <w:tcPr>
+            <w:tcW w:type="dxa" w:w="8221"/>
+            <w:shd w:val="clear" w:color="auto" w:fill="F2F4F7"/>
+          </w:tcPr>
+          <w:p>
+            <w:pPr>
+              <w:spacing w:before="0" w:after="0" w:line="240" w:lineRule="auto"/>
+              <w:ind w:left="567" w:hanging="567"/>
+            </w:pPr>
+            <w:r>
+              <w:rPr>
+                <w:rFonts w:ascii="Consolas" w:hAnsi="Consolas" w:eastAsia="Consolas"/>
+                <w:b w:val="0"/>
+                <w:color w:val="5B6875"/>
+                <w:sz w:val="16"/>
+              </w:rPr>
+              <w:t xml:space="preserve">   1  </w:t>
+            </w:r>
+            <w:r>
+              <w:rPr>
+                <w:rFonts w:ascii="Consolas" w:hAnsi="Consolas" w:eastAsia="Consolas"/>
+                <w:b w:val="0"/>
+                <w:sz w:val="16"/>
+              </w:rPr>
+              <w:t>from pyspark.sql import types as T</w:t>
+            </w:r>
+          </w:p>
+          <w:p>
+            <w:pPr>
+              <w:spacing w:before="0" w:after="0" w:line="240" w:lineRule="auto"/>
+              <w:ind w:left="567" w:hanging="567"/>
+            </w:pPr>
+            <w:r>
+              <w:rPr>
+                <w:rFonts w:ascii="Consolas" w:hAnsi="Consolas" w:eastAsia="Consolas"/>
+                <w:b w:val="0"/>
+                <w:color w:val="5B6875"/>
+                <w:sz w:val="16"/>
+              </w:rPr>
+              <w:t xml:space="preserve">   2  </w:t>
+            </w:r>
+            <w:r>
+              <w:rPr>
+                <w:rFonts w:ascii="Consolas" w:hAnsi="Consolas" w:eastAsia="Consolas"/>
+                <w:b w:val="0"/>
+                <w:sz w:val="16"/>
+              </w:rPr>
+              <w:t xml:space="preserve"> </w:t>
+            </w:r>
+          </w:p>
+          <w:p>
+            <w:pPr>
+              <w:spacing w:before="0" w:after="0" w:line="240" w:lineRule="auto"/>
+              <w:ind w:left="567" w:hanging="567"/>
+            </w:pPr>
+            <w:r>
+              <w:rPr>
+                <w:rFonts w:ascii="Consolas" w:hAnsi="Consolas" w:eastAsia="Consolas"/>
+                <w:b w:val="0"/>
+                <w:color w:val="5B6875"/>
+                <w:sz w:val="16"/>
+              </w:rPr>
+              <w:t xml:space="preserve">   3  </w:t>
+            </w:r>
+            <w:r>
+              <w:rPr>
+                <w:rFonts w:ascii="Consolas" w:hAnsi="Consolas" w:eastAsia="Consolas"/>
+                <w:b w:val="0"/>
+                <w:sz w:val="16"/>
+              </w:rPr>
+              <w:t>RESPONDENT_SCHEMA = T.StructType([</w:t>
+            </w:r>
+          </w:p>
+          <w:p>
+            <w:pPr>
+              <w:spacing w:before="0" w:after="0" w:line="240" w:lineRule="auto"/>
+              <w:ind w:left="567" w:hanging="567"/>
+            </w:pPr>
+            <w:r>
+              <w:rPr>
+                <w:rFonts w:ascii="Consolas" w:hAnsi="Consolas" w:eastAsia="Consolas"/>
+                <w:b w:val="0"/>
+                <w:color w:val="5B6875"/>
+                <w:sz w:val="16"/>
+              </w:rPr>
+              <w:t xml:space="preserve">   4  </w:t>
+            </w:r>
+            <w:r>
+              <w:rPr>
+                <w:rFonts w:ascii="Consolas" w:hAnsi="Consolas" w:eastAsia="Consolas"/>
+                <w:b w:val="0"/>
+                <w:sz w:val="16"/>
+              </w:rPr>
+              <w:t xml:space="preserve">    T.StructField("respondent_id", T.StringType(), False),</w:t>
+            </w:r>
+          </w:p>
+          <w:p>
+            <w:pPr>
+              <w:spacing w:before="0" w:after="0" w:line="240" w:lineRule="auto"/>
+              <w:ind w:left="567" w:hanging="567"/>
+            </w:pPr>
+            <w:r>
+              <w:rPr>
+                <w:rFonts w:ascii="Consolas" w:hAnsi="Consolas" w:eastAsia="Consolas"/>
+                <w:b w:val="0"/>
+                <w:color w:val="5B6875"/>
+                <w:sz w:val="16"/>
+              </w:rPr>
+              <w:t xml:space="preserve">   5  </w:t>
+            </w:r>
+            <w:r>
+              <w:rPr>
+                <w:rFonts w:ascii="Consolas" w:hAnsi="Consolas" w:eastAsia="Consolas"/>
+                <w:b w:val="0"/>
+                <w:sz w:val="16"/>
+              </w:rPr>
+              <w:t xml:space="preserve">    T.StructField("wave", T.IntegerType(), False),</w:t>
+            </w:r>
+          </w:p>
+          <w:p>
+            <w:pPr>
+              <w:spacing w:before="0" w:after="0" w:line="240" w:lineRule="auto"/>
+              <w:ind w:left="567" w:hanging="567"/>
+            </w:pPr>
+            <w:r>
+              <w:rPr>
+                <w:rFonts w:ascii="Consolas" w:hAnsi="Consolas" w:eastAsia="Consolas"/>
+                <w:b w:val="0"/>
+                <w:color w:val="5B6875"/>
+                <w:sz w:val="16"/>
+              </w:rPr>
+              <w:t xml:space="preserve">   6  </w:t>
+            </w:r>
+            <w:r>
+              <w:rPr>
+                <w:rFonts w:ascii="Consolas" w:hAnsi="Consolas" w:eastAsia="Consolas"/>
+                <w:b w:val="0"/>
+                <w:sz w:val="16"/>
+              </w:rPr>
+              <w:t xml:space="preserve">    T.StructField("weight", T.DoubleType(), True),</w:t>
+            </w:r>
+          </w:p>
+          <w:p>
+            <w:pPr>
+              <w:spacing w:before="0" w:after="0" w:line="240" w:lineRule="auto"/>
+              <w:ind w:left="567" w:hanging="567"/>
+            </w:pPr>
+            <w:r>
+              <w:rPr>
+                <w:rFonts w:ascii="Consolas" w:hAnsi="Consolas" w:eastAsia="Consolas"/>
+                <w:b w:val="0"/>
+                <w:color w:val="5B6875"/>
+                <w:sz w:val="16"/>
+              </w:rPr>
+              <w:t xml:space="preserve">   7  </w:t>
+            </w:r>
+            <w:r>
+              <w:rPr>
+                <w:rFonts w:ascii="Consolas" w:hAnsi="Consolas" w:eastAsia="Consolas"/>
+                <w:b w:val="0"/>
+                <w:sz w:val="16"/>
+              </w:rPr>
+              <w:t>])</w:t>
+            </w:r>
+          </w:p>
+          <w:p>
+            <w:pPr>
+              <w:spacing w:before="0" w:after="0" w:line="240" w:lineRule="auto"/>
+              <w:ind w:left="567" w:hanging="567"/>
+            </w:pPr>
+            <w:r>
+              <w:rPr>
+                <w:rFonts w:ascii="Consolas" w:hAnsi="Consolas" w:eastAsia="Consolas"/>
+                <w:b w:val="0"/>
+                <w:color w:val="5B6875"/>
+                <w:sz w:val="16"/>
+              </w:rPr>
+              <w:t xml:space="preserve">   8  </w:t>
+            </w:r>
+            <w:r>
+              <w:rPr>
+                <w:rFonts w:ascii="Consolas" w:hAnsi="Consolas" w:eastAsia="Consolas"/>
+                <w:b w:val="0"/>
+                <w:sz w:val="16"/>
+              </w:rPr>
+              <w:t xml:space="preserve"> </w:t>
+            </w:r>
+          </w:p>
+          <w:p>
+            <w:pPr>
+              <w:spacing w:before="0" w:after="0" w:line="240" w:lineRule="auto"/>
+              <w:ind w:left="567" w:hanging="567"/>
+            </w:pPr>
+            <w:r>
+              <w:rPr>
+                <w:rFonts w:ascii="Consolas" w:hAnsi="Consolas" w:eastAsia="Consolas"/>
+                <w:b w:val="0"/>
+                <w:color w:val="5B6875"/>
+                <w:sz w:val="16"/>
+              </w:rPr>
+              <w:t xml:space="preserve">   9  </w:t>
+            </w:r>
+            <w:r>
+              <w:rPr>
+                <w:rFonts w:ascii="Consolas" w:hAnsi="Consolas" w:eastAsia="Consolas"/>
+                <w:b w:val="0"/>
+                <w:sz w:val="16"/>
+              </w:rPr>
+              <w:t xml:space="preserve"> </w:t>
+            </w:r>
+          </w:p>
+          <w:p>
+            <w:pPr>
+              <w:spacing w:before="0" w:after="0" w:line="240" w:lineRule="auto"/>
+              <w:ind w:left="567" w:hanging="567"/>
+            </w:pPr>
+            <w:r>
+              <w:rPr>
+                <w:rFonts w:ascii="Consolas" w:hAnsi="Consolas" w:eastAsia="Consolas"/>
+                <w:b w:val="0"/>
+                <w:color w:val="5B6875"/>
+                <w:sz w:val="16"/>
+              </w:rPr>
+              <w:t xml:space="preserve">  10  </w:t>
+            </w:r>
+            <w:r>
+              <w:rPr>
+                <w:rFonts w:ascii="Consolas" w:hAnsi="Consolas" w:eastAsia="Consolas"/>
+                <w:b w:val="0"/>
+                <w:sz w:val="16"/>
+              </w:rPr>
+              <w:t>def load_delivery(spark, path, table):</w:t>
+            </w:r>
+          </w:p>
+          <w:p>
+            <w:pPr>
+              <w:spacing w:before="0" w:after="0" w:line="240" w:lineRule="auto"/>
+              <w:ind w:left="567" w:hanging="567"/>
+            </w:pPr>
+            <w:r>
+              <w:rPr>
+                <w:rFonts w:ascii="Consolas" w:hAnsi="Consolas" w:eastAsia="Consolas"/>
+                <w:b w:val="0"/>
+                <w:color w:val="5B6875"/>
+                <w:sz w:val="16"/>
+              </w:rPr>
+              <w:t xml:space="preserve">  11  </w:t>
+            </w:r>
+            <w:r>
+              <w:rPr>
+                <w:rFonts w:ascii="Consolas" w:hAnsi="Consolas" w:eastAsia="Consolas"/>
+                <w:b w:val="0"/>
+                <w:sz w:val="16"/>
+              </w:rPr>
+              <w:t xml:space="preserve">    df = spark.read.option("header", True).csv(path)</w:t>
+            </w:r>
+          </w:p>
+          <w:p>
+            <w:pPr>
+              <w:spacing w:before="0" w:after="0" w:line="240" w:lineRule="auto"/>
+              <w:ind w:left="567" w:hanging="567"/>
+            </w:pPr>
+            <w:r>
+              <w:rPr>
+                <w:rFonts w:ascii="Consolas" w:hAnsi="Consolas" w:eastAsia="Consolas"/>
+                <w:b w:val="0"/>
+                <w:color w:val="5B6875"/>
+                <w:sz w:val="16"/>
+              </w:rPr>
+              <w:t xml:space="preserve">  12  </w:t>
+            </w:r>
+            <w:r>
+              <w:rPr>
+                <w:rFonts w:ascii="Consolas" w:hAnsi="Consolas" w:eastAsia="Consolas"/>
+                <w:b w:val="0"/>
+                <w:sz w:val="16"/>
+              </w:rPr>
+              <w:t xml:space="preserve">    df.write.mode("overwrite").parquet("Files/clean/respondents")</w:t>
+            </w:r>
+          </w:p>
+          <w:p>
+            <w:pPr>
+              <w:spacing w:before="0" w:after="0" w:line="240" w:lineRule="auto"/>
+              <w:ind w:left="567" w:hanging="567"/>
+            </w:pPr>
+            <w:r>
+              <w:rPr>
+                <w:rFonts w:ascii="Consolas" w:hAnsi="Consolas" w:eastAsia="Consolas"/>
+                <w:b w:val="0"/>
+                <w:color w:val="5B6875"/>
+                <w:sz w:val="16"/>
+              </w:rPr>
+              <w:t xml:space="preserve">  13  </w:t>
+            </w:r>
+            <w:r>
+              <w:rPr>
+                <w:rFonts w:ascii="Consolas" w:hAnsi="Consolas" w:eastAsia="Consolas"/>
+                <w:b w:val="0"/>
+                <w:sz w:val="16"/>
+              </w:rPr>
+              <w:t xml:space="preserve">    return df</w:t>
+            </w:r>
+          </w:p>
+        </w:tc>
+      </w:tr>
+    </w:tbl>
+    <w:p/>
+    <w:p>
+      <w:pPr>
+        <w:pStyle w:val="Heading5"/>
+      </w:pPr>
+      <w:r>
+        <w:t>Exercise 5. Architecture design (level 4)</w:t>
+      </w:r>
+    </w:p>
+    <w:p>
+      <w:r>
+        <w:rPr>
+          <w:b w:val="0"/>
+          <w:i w:val="0"/>
+        </w:rPr>
+        <w:t>Lay out a lakehouse for a survey programme with raw CSV deliveries, cleaned respondent data and reporting tables.</w:t>
+      </w:r>
+    </w:p>
+    <w:p>
+      <w:r>
+        <w:rPr>
+          <w:b w:val="0"/>
+          <w:i w:val="0"/>
+        </w:rPr>
+        <w:t>Options: Files, Tables, dbo schema, Tables, a named schema per domain.</w:t>
+      </w:r>
+    </w:p>
+    <w:p>
+      <w:pPr>
+        <w:pStyle w:val="ListNumber"/>
+      </w:pPr>
+      <w:r>
+        <w:rPr>
+          <w:b w:val="0"/>
+          <w:i w:val="0"/>
+        </w:rPr>
+        <w:t>Raw CSV deliveries, kept as received</w:t>
+      </w:r>
+    </w:p>
+    <w:p>
+      <w:pPr>
+        <w:pStyle w:val="ListNumber"/>
+      </w:pPr>
+      <w:r>
+        <w:rPr>
+          <w:b w:val="0"/>
+          <w:i w:val="0"/>
+        </w:rPr>
+        <w:t>Cleaned respondent-level data</w:t>
+      </w:r>
+    </w:p>
+    <w:p>
+      <w:pPr>
+        <w:pStyle w:val="ListNumber"/>
+      </w:pPr>
+      <w:r>
+        <w:rPr>
+          <w:b w:val="0"/>
+          <w:i w:val="0"/>
+        </w:rPr>
+        <w:t>Reporting tables read by Power BI</w:t>
+      </w:r>
+    </w:p>
+    <w:p>
+      <w:pPr>
+        <w:pStyle w:val="Heading4"/>
+      </w:pPr>
+      <w:r>
+        <w:t>Sources</w:t>
+      </w:r>
+    </w:p>
+    <w:p>
+      <w:pPr>
+        <w:pStyle w:val="ListBullet"/>
+      </w:pPr>
+      <w:r>
+        <w:rPr>
+          <w:b w:val="0"/>
+          <w:i w:val="0"/>
+        </w:rPr>
+        <w:t>Lakehouse Tables holds managed Delta tables and Files holds unstructured or non-Delta data; only Delta tables appear in the SQL analytics endpoint; default semantic models are no longer created automatically since 5 September 2025. (verified: https://learn.microsoft.com/en-us/fabric/data-engineering/lakehouse-overview (updated 2026-05-07))</w:t>
+      </w:r>
+    </w:p>
+    <w:p>
+      <w:pPr>
+        <w:pStyle w:val="ListBullet"/>
+      </w:pPr>
+      <w:r>
+        <w:rPr>
+          <w:b w:val="0"/>
+          <w:i w:val="0"/>
+        </w:rPr>
+        <w:t>Non-Delta folders under Tables and broken shortcuts appear in the Unidentified area. (verified: https://learn.microsoft.com/en-us/fabric/data-engineering/navigate-lakehouse-explorer (updated 2026-05-07))</w:t>
+      </w:r>
+    </w:p>
+    <w:p>
+      <w:pPr>
+        <w:pStyle w:val="ListBullet"/>
+      </w:pPr>
+      <w:r>
+        <w:rPr>
+          <w:b w:val="0"/>
+          <w:i w:val="0"/>
+        </w:rPr>
+        <w:t>Schemas are enabled by default for new lakehouses; dbo cannot be renamed or removed; Spark uses workspace.lakehouse.schema.table and resolves omitted parts from defaults. (verified: https://learn.microsoft.com/en-us/fabric/data-engineering/lakehouse-schemas (updated 2026-02-24))</w:t>
+      </w:r>
+    </w:p>
+    <w:p>
+      <w:pPr>
+        <w:pStyle w:val="Heading3"/>
+      </w:pPr>
+      <w:r>
+        <w:t>C2-L2 Warehouse T-SQL, and where it differs from SQL Server</w:t>
+      </w:r>
+    </w:p>
+    <w:p>
+      <w:pPr>
+        <w:pStyle w:val="Heading4"/>
+      </w:pPr>
+      <w:r>
+        <w:t>Concept</w:t>
+      </w:r>
+    </w:p>
+    <w:p>
+      <w:r>
+        <w:rPr>
+          <w:b w:val="0"/>
+          <w:i w:val="0"/>
+        </w:rPr>
+        <w:t xml:space="preserve">Fabric Warehouse speaks T-SQL, and most SQL Server habits carry over: </w:t>
+      </w:r>
+      <w:r>
+        <w:rPr>
+          <w:rFonts w:ascii="Consolas" w:hAnsi="Consolas" w:eastAsia="Consolas"/>
+          <w:b w:val="0"/>
+          <w:sz w:val="19"/>
+        </w:rPr>
+        <w:t>CREATE TABLE</w:t>
+      </w:r>
+      <w:r>
+        <w:rPr>
+          <w:b w:val="0"/>
+          <w:i w:val="0"/>
+        </w:rPr>
+        <w:t xml:space="preserve">, </w:t>
+      </w:r>
+      <w:r>
+        <w:rPr>
+          <w:rFonts w:ascii="Consolas" w:hAnsi="Consolas" w:eastAsia="Consolas"/>
+          <w:b w:val="0"/>
+          <w:sz w:val="19"/>
+        </w:rPr>
+        <w:t>INSERT</w:t>
+      </w:r>
+      <w:r>
+        <w:rPr>
+          <w:b w:val="0"/>
+          <w:i w:val="0"/>
+        </w:rPr>
+        <w:t xml:space="preserve">, </w:t>
+      </w:r>
+      <w:r>
+        <w:rPr>
+          <w:rFonts w:ascii="Consolas" w:hAnsi="Consolas" w:eastAsia="Consolas"/>
+          <w:b w:val="0"/>
+          <w:sz w:val="19"/>
+        </w:rPr>
+        <w:t>UPDATE</w:t>
+      </w:r>
+      <w:r>
+        <w:rPr>
+          <w:b w:val="0"/>
+          <w:i w:val="0"/>
+        </w:rPr>
+        <w:t xml:space="preserve">, </w:t>
+      </w:r>
+      <w:r>
+        <w:rPr>
+          <w:rFonts w:ascii="Consolas" w:hAnsi="Consolas" w:eastAsia="Consolas"/>
+          <w:b w:val="0"/>
+          <w:sz w:val="19"/>
+        </w:rPr>
+        <w:t>DELETE</w:t>
+      </w:r>
+      <w:r>
+        <w:rPr>
+          <w:b w:val="0"/>
+          <w:i w:val="0"/>
+        </w:rPr>
+        <w:t xml:space="preserve">, stored procedures, views, </w:t>
+      </w:r>
+      <w:r>
+        <w:rPr>
+          <w:rFonts w:ascii="Consolas" w:hAnsi="Consolas" w:eastAsia="Consolas"/>
+          <w:b w:val="0"/>
+          <w:sz w:val="19"/>
+        </w:rPr>
+        <w:t>TRUNCATE TABLE</w:t>
+      </w:r>
+      <w:r>
+        <w:rPr>
+          <w:b w:val="0"/>
+          <w:i w:val="0"/>
+        </w:rPr>
+        <w:t xml:space="preserve">, identity columns and explicit transactions. </w:t>
+      </w:r>
+      <w:r>
+        <w:rPr>
+          <w:rFonts w:ascii="Consolas" w:hAnsi="Consolas" w:eastAsia="Consolas"/>
+          <w:b w:val="0"/>
+          <w:sz w:val="19"/>
+        </w:rPr>
+        <w:t>MERGE</w:t>
+      </w:r>
+      <w:r>
+        <w:rPr>
+          <w:b w:val="0"/>
+          <w:i w:val="0"/>
+        </w:rPr>
+        <w:t xml:space="preserve"> is generally available. Its tables are Delta tables in OneLake, so Spark and Power BI read them too.</w:t>
+      </w:r>
+    </w:p>
+    <w:p>
+      <w:r>
+        <w:rPr>
+          <w:b w:val="0"/>
+          <w:i w:val="0"/>
+        </w:rPr>
+        <w:t>The differences cause real bugs. Microsoft Learn, checked September 2026:</w:t>
+      </w:r>
+    </w:p>
+    <w:p>
+      <w:r>
+        <w:rPr>
+          <w:b/>
+          <w:i w:val="0"/>
+        </w:rPr>
+        <w:t>Keys are not enforced.</w:t>
+      </w:r>
+      <w:r>
+        <w:rPr>
+          <w:b w:val="0"/>
+          <w:i w:val="0"/>
+        </w:rPr>
+        <w:t xml:space="preserve"> </w:t>
+      </w:r>
+      <w:r>
+        <w:rPr>
+          <w:rFonts w:ascii="Consolas" w:hAnsi="Consolas" w:eastAsia="Consolas"/>
+          <w:b w:val="0"/>
+          <w:sz w:val="19"/>
+        </w:rPr>
+        <w:t>PRIMARY KEY</w:t>
+      </w:r>
+      <w:r>
+        <w:rPr>
+          <w:b w:val="0"/>
+          <w:i w:val="0"/>
+        </w:rPr>
+        <w:t xml:space="preserve"> is supported only as </w:t>
+      </w:r>
+      <w:r>
+        <w:rPr>
+          <w:rFonts w:ascii="Consolas" w:hAnsi="Consolas" w:eastAsia="Consolas"/>
+          <w:b w:val="0"/>
+          <w:sz w:val="19"/>
+        </w:rPr>
+        <w:t>NONCLUSTERED NOT ENFORCED</w:t>
+      </w:r>
+      <w:r>
+        <w:rPr>
+          <w:b w:val="0"/>
+          <w:i w:val="0"/>
+        </w:rPr>
+        <w:t xml:space="preserve">. </w:t>
+      </w:r>
+      <w:r>
+        <w:rPr>
+          <w:rFonts w:ascii="Consolas" w:hAnsi="Consolas" w:eastAsia="Consolas"/>
+          <w:b w:val="0"/>
+          <w:sz w:val="19"/>
+        </w:rPr>
+        <w:t>UNIQUE</w:t>
+      </w:r>
+      <w:r>
+        <w:rPr>
+          <w:b w:val="0"/>
+          <w:i w:val="0"/>
+        </w:rPr>
+        <w:t xml:space="preserve"> likewise, and </w:t>
+      </w:r>
+      <w:r>
+        <w:rPr>
+          <w:rFonts w:ascii="Consolas" w:hAnsi="Consolas" w:eastAsia="Consolas"/>
+          <w:b w:val="0"/>
+          <w:sz w:val="19"/>
+        </w:rPr>
+        <w:t>FOREIGN KEY</w:t>
+      </w:r>
+      <w:r>
+        <w:rPr>
+          <w:b w:val="0"/>
+          <w:i w:val="0"/>
+        </w:rPr>
+        <w:t xml:space="preserve"> only </w:t>
+      </w:r>
+      <w:r>
+        <w:rPr>
+          <w:rFonts w:ascii="Consolas" w:hAnsi="Consolas" w:eastAsia="Consolas"/>
+          <w:b w:val="0"/>
+          <w:sz w:val="19"/>
+        </w:rPr>
+        <w:t>NOT ENFORCED</w:t>
+      </w:r>
+      <w:r>
+        <w:rPr>
+          <w:b w:val="0"/>
+          <w:i w:val="0"/>
+        </w:rPr>
+        <w:t xml:space="preserve">. The engine uses them as hints for query plans. It does </w:t>
+      </w:r>
+      <w:r>
+        <w:rPr>
+          <w:b/>
+          <w:i w:val="0"/>
+        </w:rPr>
+        <w:t>not</w:t>
+      </w:r>
+      <w:r>
+        <w:rPr>
+          <w:b w:val="0"/>
+          <w:i w:val="0"/>
+        </w:rPr>
+        <w:t xml:space="preserve"> stop duplicates or orphans. Deduplicate and check keys yourself (lesson A3-L1 for MERGE sources, lesson A6-L1 for contracts).</w:t>
+      </w:r>
+    </w:p>
+    <w:p>
+      <w:r>
+        <w:rPr>
+          <w:b/>
+          <w:i w:val="0"/>
+        </w:rPr>
+        <w:t>Some data types are missing</w:t>
+      </w:r>
+      <w:r>
+        <w:rPr>
+          <w:b w:val="0"/>
+          <w:i w:val="0"/>
+        </w:rPr>
+        <w:t>, with documented alternatives:</w:t>
+      </w:r>
+    </w:p>
+    <w:tbl>
+      <w:tblPr>
+        <w:tblStyle w:val="TableGrid"/>
+        <w:tblW w:type="auto" w:w="0"/>
+        <w:tblLook w:firstColumn="1" w:firstRow="1" w:lastColumn="0" w:lastRow="0" w:noHBand="0" w:noVBand="1" w:val="04A0"/>
+      </w:tblPr>
+      <w:tblGrid>
+        <w:gridCol w:w="4110"/>
+        <w:gridCol w:w="4110"/>
+      </w:tblGrid>
+      <w:tr>
+        <w:tc>
+          <w:tcPr>
+            <w:tcW w:type="dxa" w:w="4110"/>
+          </w:tcPr>
+          <w:p>
+            <w:r>
+              <w:rPr>
+                <w:b/>
+              </w:rPr>
+              <w:t>Not supported</w:t>
+            </w:r>
+          </w:p>
+        </w:tc>
+        <w:tc>
+          <w:tcPr>
+            <w:tcW w:type="dxa" w:w="4110"/>
+          </w:tcPr>
+          <w:p>
+            <w:r>
+              <w:rPr>
+                <w:b/>
+              </w:rPr>
+              <w:t>Use</w:t>
+            </w:r>
+          </w:p>
+        </w:tc>
+      </w:tr>
+      <w:tr>
+        <w:tc>
+          <w:tcPr>
+            <w:tcW w:type="dxa" w:w="4110"/>
+          </w:tcPr>
+          <w:p>
+            <w:r>
+              <w:t>nchar, nvarchar</w:t>
+            </w:r>
+          </w:p>
+        </w:tc>
+        <w:tc>
+          <w:tcPr>
+            <w:tcW w:type="dxa" w:w="4110"/>
+          </w:tcPr>
+          <w:p>
+            <w:r>
+              <w:t>char, varchar (UTF-8 collation)</w:t>
+            </w:r>
+          </w:p>
+        </w:tc>
+      </w:tr>
+      <w:tr>
+        <w:tc>
+          <w:tcPr>
+            <w:tcW w:type="dxa" w:w="4110"/>
+          </w:tcPr>
+          <w:p>
+            <w:r>
+              <w:t>money, smallmoney</w:t>
+            </w:r>
+          </w:p>
+        </w:tc>
+        <w:tc>
+          <w:tcPr>
+            <w:tcW w:type="dxa" w:w="4110"/>
+          </w:tcPr>
+          <w:p>
+            <w:r>
+              <w:t>decimal</w:t>
+            </w:r>
+          </w:p>
+        </w:tc>
+      </w:tr>
+      <w:tr>
+        <w:tc>
+          <w:tcPr>
+            <w:tcW w:type="dxa" w:w="4110"/>
+          </w:tcPr>
+          <w:p>
+            <w:r>
+              <w:t>datetime, smalldatetime</w:t>
+            </w:r>
+          </w:p>
+        </w:tc>
+        <w:tc>
+          <w:tcPr>
+            <w:tcW w:type="dxa" w:w="4110"/>
+          </w:tcPr>
+          <w:p>
+            <w:r>
+              <w:t>datetime2 (up to 6 fractional digits)</w:t>
+            </w:r>
+          </w:p>
+        </w:tc>
+      </w:tr>
+      <w:tr>
+        <w:tc>
+          <w:tcPr>
+            <w:tcW w:type="dxa" w:w="4110"/>
+          </w:tcPr>
+          <w:p>
+            <w:r>
+              <w:t>tinyint</w:t>
+            </w:r>
+          </w:p>
+        </w:tc>
+        <w:tc>
+          <w:tcPr>
+            <w:tcW w:type="dxa" w:w="4110"/>
+          </w:tcPr>
+          <w:p>
+            <w:r>
+              <w:t>smallint</w:t>
+            </w:r>
+          </w:p>
+        </w:tc>
+      </w:tr>
+      <w:tr>
+        <w:tc>
+          <w:tcPr>
+            <w:tcW w:type="dxa" w:w="4110"/>
+          </w:tcPr>
+          <w:p>
+            <w:r>
+              <w:t>text, ntext, json</w:t>
+            </w:r>
+          </w:p>
+        </w:tc>
+        <w:tc>
+          <w:tcPr>
+            <w:tcW w:type="dxa" w:w="4110"/>
+          </w:tcPr>
+          <w:p>
+            <w:r>
+              <w:t>varchar</w:t>
+            </w:r>
+          </w:p>
+        </w:tc>
+      </w:tr>
+    </w:tbl>
+    <w:p>
+      <w:r>
+        <w:rPr>
+          <w:rFonts w:ascii="Consolas" w:hAnsi="Consolas" w:eastAsia="Consolas"/>
+          <w:b w:val="0"/>
+          <w:sz w:val="19"/>
+        </w:rPr>
+        <w:t>varchar(max)</w:t>
+      </w:r>
+      <w:r>
+        <w:rPr>
+          <w:b w:val="0"/>
+          <w:i w:val="0"/>
+        </w:rPr>
+        <w:t xml:space="preserve"> is limited to 16 MB per value.</w:t>
+      </w:r>
+    </w:p>
+    <w:p>
+      <w:r>
+        <w:rPr>
+          <w:b/>
+          <w:i w:val="0"/>
+        </w:rPr>
+        <w:t>Some features are absent or in preview.</w:t>
+      </w:r>
+      <w:r>
+        <w:rPr>
+          <w:b w:val="0"/>
+          <w:i w:val="0"/>
+        </w:rPr>
+        <w:t xml:space="preserve"> Triggers are not supported. </w:t>
+      </w:r>
+      <w:r>
+        <w:rPr>
+          <w:rFonts w:ascii="Consolas" w:hAnsi="Consolas" w:eastAsia="Consolas"/>
+          <w:b w:val="0"/>
+          <w:sz w:val="19"/>
+        </w:rPr>
+        <w:t>ALTER COLUMN</w:t>
+      </w:r>
+      <w:r>
+        <w:rPr>
+          <w:b w:val="0"/>
+          <w:i w:val="0"/>
+        </w:rPr>
+        <w:t xml:space="preserve"> and nested CTEs are in preview. Check the T-SQL surface area page before you port a procedure that relies on them.</w:t>
+      </w:r>
+    </w:p>
+    <w:p>
+      <w:r>
+        <w:rPr>
+          <w:b w:val="0"/>
+          <w:i w:val="0"/>
+        </w:rPr>
+        <w:t>Porting a SQL Server script is usually a type-mapping job plus one design change: replace constraint enforcement with explicit checks.</w:t>
+      </w:r>
+    </w:p>
+    <w:p>
+      <w:pPr>
+        <w:pStyle w:val="Heading4"/>
+      </w:pPr>
+      <w:r>
+        <w:t>Why it matters</w:t>
+      </w:r>
+    </w:p>
+    <w:p>
+      <w:r>
+        <w:rPr>
+          <w:b w:val="0"/>
+          <w:i w:val="0"/>
+        </w:rPr>
+        <w:t xml:space="preserve">A team ported a customer dimension from SQL Server, where </w:t>
+      </w:r>
+      <w:r>
+        <w:rPr>
+          <w:rFonts w:ascii="Consolas" w:hAnsi="Consolas" w:eastAsia="Consolas"/>
+          <w:b w:val="0"/>
+          <w:sz w:val="19"/>
+        </w:rPr>
+        <w:t>PRIMARY KEY</w:t>
+      </w:r>
+      <w:r>
+        <w:rPr>
+          <w:b w:val="0"/>
+          <w:i w:val="0"/>
+        </w:rPr>
+        <w:t xml:space="preserve"> had rejected duplicate loads for years. In Fabric the same key was created </w:t>
+      </w:r>
+      <w:r>
+        <w:rPr>
+          <w:rFonts w:ascii="Consolas" w:hAnsi="Consolas" w:eastAsia="Consolas"/>
+          <w:b w:val="0"/>
+          <w:sz w:val="19"/>
+        </w:rPr>
+        <w:t>NOT ENFORCED</w:t>
+      </w:r>
+      <w:r>
+        <w:rPr>
+          <w:b w:val="0"/>
+          <w:i w:val="0"/>
+        </w:rPr>
+        <w:t>, so a pipeline that ran twice on the same file loaded every customer twice. Sales per customer halved in the joined reports for a week before anyone traced it. A duplicate check after each load would have failed the run on the first rerun.</w:t>
+      </w:r>
+    </w:p>
+    <w:p>
+      <w:pPr>
+        <w:pStyle w:val="Heading4"/>
+      </w:pPr>
+      <w:r>
+        <w:t>Worked example: weak code</w:t>
+      </w:r>
+    </w:p>
+    <w:tbl>
+      <w:tblPr>
+        <w:tblW w:type="auto" w:w="0"/>
+        <w:jc w:val="left"/>
+        <w:tblLook w:firstColumn="1" w:firstRow="1" w:lastColumn="0" w:lastRow="0" w:noHBand="0" w:noVBand="1" w:val="04A0"/>
+      </w:tblPr>
+      <w:tblGrid>
+        <w:gridCol w:w="8221"/>
+      </w:tblGrid>
+      <w:tr>
+        <w:tc>
+          <w:tcPr>
+            <w:tcW w:type="dxa" w:w="8221"/>
+            <w:shd w:val="clear" w:color="auto" w:fill="F2F4F7"/>
+          </w:tcPr>
+          <w:p>
+            <w:pPr>
+              <w:spacing w:before="0" w:after="0" w:line="240" w:lineRule="auto"/>
+              <w:ind w:left="567" w:hanging="567"/>
+            </w:pPr>
+            <w:r>
+              <w:rPr>
+                <w:rFonts w:ascii="Consolas" w:hAnsi="Consolas" w:eastAsia="Consolas"/>
+                <w:b w:val="0"/>
+                <w:color w:val="5B6875"/>
+                <w:sz w:val="16"/>
+              </w:rPr>
+              <w:t xml:space="preserve">   1  </w:t>
+            </w:r>
+            <w:r>
+              <w:rPr>
+                <w:rFonts w:ascii="Consolas" w:hAnsi="Consolas" w:eastAsia="Consolas"/>
+                <w:b w:val="0"/>
+                <w:sz w:val="16"/>
+              </w:rPr>
+              <w:t>CREATE TABLE dbo.dim_customer (</w:t>
+            </w:r>
+          </w:p>
+          <w:p>
+            <w:pPr>
+              <w:spacing w:before="0" w:after="0" w:line="240" w:lineRule="auto"/>
+              <w:ind w:left="567" w:hanging="567"/>
+            </w:pPr>
+            <w:r>
+              <w:rPr>
+                <w:rFonts w:ascii="Consolas" w:hAnsi="Consolas" w:eastAsia="Consolas"/>
+                <w:b/>
+                <w:color w:val="5B6875"/>
+                <w:sz w:val="16"/>
+              </w:rPr>
+              <w:t xml:space="preserve"> [1]  </w:t>
+            </w:r>
+            <w:r>
+              <w:rPr>
+                <w:rFonts w:ascii="Consolas" w:hAnsi="Consolas" w:eastAsia="Consolas"/>
+                <w:b w:val="0"/>
+                <w:sz w:val="16"/>
+              </w:rPr>
+              <w:t xml:space="preserve">    customer_id INT PRIMARY KEY,</w:t>
+            </w:r>
+          </w:p>
+          <w:p>
+            <w:pPr>
+              <w:spacing w:before="0" w:after="0" w:line="240" w:lineRule="auto"/>
+              <w:ind w:left="567" w:hanging="567"/>
+            </w:pPr>
+            <w:r>
+              <w:rPr>
+                <w:rFonts w:ascii="Consolas" w:hAnsi="Consolas" w:eastAsia="Consolas"/>
+                <w:b/>
+                <w:color w:val="5B6875"/>
+                <w:sz w:val="16"/>
+              </w:rPr>
+              <w:t xml:space="preserve"> [2]  </w:t>
+            </w:r>
+            <w:r>
+              <w:rPr>
+                <w:rFonts w:ascii="Consolas" w:hAnsi="Consolas" w:eastAsia="Consolas"/>
+                <w:b w:val="0"/>
+                <w:sz w:val="16"/>
+              </w:rPr>
+              <w:t xml:space="preserve">    name NVARCHAR(200),</w:t>
+            </w:r>
+          </w:p>
+          <w:p>
+            <w:pPr>
+              <w:spacing w:before="0" w:after="0" w:line="240" w:lineRule="auto"/>
+              <w:ind w:left="567" w:hanging="567"/>
+            </w:pPr>
+            <w:r>
+              <w:rPr>
+                <w:rFonts w:ascii="Consolas" w:hAnsi="Consolas" w:eastAsia="Consolas"/>
+                <w:b/>
+                <w:color w:val="5B6875"/>
+                <w:sz w:val="16"/>
+              </w:rPr>
+              <w:t xml:space="preserve"> [3]  </w:t>
+            </w:r>
+            <w:r>
+              <w:rPr>
+                <w:rFonts w:ascii="Consolas" w:hAnsi="Consolas" w:eastAsia="Consolas"/>
+                <w:b w:val="0"/>
+                <w:sz w:val="16"/>
+              </w:rPr>
+              <w:t xml:space="preserve">    credit_limit MONEY,</w:t>
+            </w:r>
+          </w:p>
+          <w:p>
+            <w:pPr>
+              <w:spacing w:before="0" w:after="0" w:line="240" w:lineRule="auto"/>
+              <w:ind w:left="567" w:hanging="567"/>
+            </w:pPr>
+            <w:r>
+              <w:rPr>
+                <w:rFonts w:ascii="Consolas" w:hAnsi="Consolas" w:eastAsia="Consolas"/>
+                <w:b/>
+                <w:color w:val="5B6875"/>
+                <w:sz w:val="16"/>
+              </w:rPr>
+              <w:t xml:space="preserve"> [4]  </w:t>
+            </w:r>
+            <w:r>
+              <w:rPr>
+                <w:rFonts w:ascii="Consolas" w:hAnsi="Consolas" w:eastAsia="Consolas"/>
+                <w:b w:val="0"/>
+                <w:sz w:val="16"/>
+              </w:rPr>
+              <w:t xml:space="preserve">    created_at DATETIME</w:t>
+            </w:r>
+          </w:p>
+          <w:p>
+            <w:pPr>
+              <w:spacing w:before="0" w:after="0" w:line="240" w:lineRule="auto"/>
+              <w:ind w:left="567" w:hanging="567"/>
+            </w:pPr>
+            <w:r>
+              <w:rPr>
+                <w:rFonts w:ascii="Consolas" w:hAnsi="Consolas" w:eastAsia="Consolas"/>
+                <w:b w:val="0"/>
+                <w:color w:val="5B6875"/>
+                <w:sz w:val="16"/>
+              </w:rPr>
+              <w:t xml:space="preserve">   6  </w:t>
+            </w:r>
+            <w:r>
+              <w:rPr>
+                <w:rFonts w:ascii="Consolas" w:hAnsi="Consolas" w:eastAsia="Consolas"/>
+                <w:b w:val="0"/>
+                <w:sz w:val="16"/>
+              </w:rPr>
+              <w:t>);</w:t>
+            </w:r>
+          </w:p>
+        </w:tc>
+      </w:tr>
+    </w:tbl>
+    <w:p>
+      <w:pPr>
+        <w:pStyle w:val="ListNumber"/>
+      </w:pPr>
+      <w:r>
+        <w:rPr>
+          <w:b/>
+        </w:rPr>
+        <w:t xml:space="preserve">Line 2. </w:t>
+      </w:r>
+      <w:r>
+        <w:rPr>
+          <w:b w:val="0"/>
+          <w:i w:val="0"/>
+        </w:rPr>
+        <w:t>An enforced clustered primary key is not supported in Fabric Warehouse.</w:t>
+      </w:r>
+    </w:p>
+    <w:p>
+      <w:pPr>
+        <w:pStyle w:val="ListNumber"/>
+      </w:pPr>
+      <w:r>
+        <w:rPr>
+          <w:b/>
+        </w:rPr>
+        <w:t xml:space="preserve">Line 3. </w:t>
+      </w:r>
+      <w:r>
+        <w:rPr>
+          <w:b w:val="0"/>
+          <w:i w:val="0"/>
+        </w:rPr>
+        <w:t>nvarchar is not supported. Use varchar with the UTF-8 collation.</w:t>
+      </w:r>
+    </w:p>
+    <w:p>
+      <w:pPr>
+        <w:pStyle w:val="ListNumber"/>
+      </w:pPr>
+      <w:r>
+        <w:rPr>
+          <w:b/>
+        </w:rPr>
+        <w:t xml:space="preserve">Line 4. </w:t>
+      </w:r>
+      <w:r>
+        <w:rPr>
+          <w:b w:val="0"/>
+          <w:i w:val="0"/>
+        </w:rPr>
+        <w:t>money is not supported. Use decimal.</w:t>
+      </w:r>
+    </w:p>
+    <w:p>
+      <w:pPr>
+        <w:pStyle w:val="ListNumber"/>
+      </w:pPr>
+      <w:r>
+        <w:rPr>
+          <w:b/>
+        </w:rPr>
+        <w:t xml:space="preserve">Line 5. </w:t>
+      </w:r>
+      <w:r>
+        <w:rPr>
+          <w:b w:val="0"/>
+          <w:i w:val="0"/>
+        </w:rPr>
+        <w:t>datetime is not supported. Use datetime2.</w:t>
+      </w:r>
+    </w:p>
+    <w:p>
+      <w:pPr>
+        <w:pStyle w:val="Heading4"/>
+      </w:pPr>
+      <w:r>
+        <w:t>Worked example: strong code</w:t>
+      </w:r>
+    </w:p>
+    <w:tbl>
+      <w:tblPr>
+        <w:tblW w:type="auto" w:w="0"/>
+        <w:jc w:val="left"/>
+        <w:tblLook w:firstColumn="1" w:firstRow="1" w:lastColumn="0" w:lastRow="0" w:noHBand="0" w:noVBand="1" w:val="04A0"/>
+      </w:tblPr>
+      <w:tblGrid>
+        <w:gridCol w:w="8221"/>
+      </w:tblGrid>
+      <w:tr>
+        <w:tc>
+          <w:tcPr>
+            <w:tcW w:type="dxa" w:w="8221"/>
+            <w:shd w:val="clear" w:color="auto" w:fill="F2F4F7"/>
+          </w:tcPr>
+          <w:p>
+            <w:pPr>
+              <w:spacing w:before="0" w:after="0" w:line="240" w:lineRule="auto"/>
+              <w:ind w:left="567" w:hanging="567"/>
+            </w:pPr>
+            <w:r>
+              <w:rPr>
+                <w:rFonts w:ascii="Consolas" w:hAnsi="Consolas" w:eastAsia="Consolas"/>
+                <w:b w:val="0"/>
+                <w:color w:val="5B6875"/>
+                <w:sz w:val="16"/>
+              </w:rPr>
+              <w:t xml:space="preserve">   1  </w:t>
+            </w:r>
+            <w:r>
+              <w:rPr>
+                <w:rFonts w:ascii="Consolas" w:hAnsi="Consolas" w:eastAsia="Consolas"/>
+                <w:b w:val="0"/>
+                <w:sz w:val="16"/>
+              </w:rPr>
+              <w:t>CREATE TABLE dbo.dim_customer (</w:t>
+            </w:r>
+          </w:p>
+          <w:p>
+            <w:pPr>
+              <w:spacing w:before="0" w:after="0" w:line="240" w:lineRule="auto"/>
+              <w:ind w:left="567" w:hanging="567"/>
+            </w:pPr>
+            <w:r>
+              <w:rPr>
+                <w:rFonts w:ascii="Consolas" w:hAnsi="Consolas" w:eastAsia="Consolas"/>
+                <w:b w:val="0"/>
+                <w:color w:val="5B6875"/>
+                <w:sz w:val="16"/>
+              </w:rPr>
+              <w:t xml:space="preserve">   2  </w:t>
+            </w:r>
+            <w:r>
+              <w:rPr>
+                <w:rFonts w:ascii="Consolas" w:hAnsi="Consolas" w:eastAsia="Consolas"/>
+                <w:b w:val="0"/>
+                <w:sz w:val="16"/>
+              </w:rPr>
+              <w:t xml:space="preserve">    customer_id INT NOT NULL,</w:t>
+            </w:r>
+          </w:p>
+          <w:p>
+            <w:pPr>
+              <w:spacing w:before="0" w:after="0" w:line="240" w:lineRule="auto"/>
+              <w:ind w:left="567" w:hanging="567"/>
+            </w:pPr>
+            <w:r>
+              <w:rPr>
+                <w:rFonts w:ascii="Consolas" w:hAnsi="Consolas" w:eastAsia="Consolas"/>
+                <w:b w:val="0"/>
+                <w:color w:val="5B6875"/>
+                <w:sz w:val="16"/>
+              </w:rPr>
+              <w:t xml:space="preserve">   3  </w:t>
+            </w:r>
+            <w:r>
+              <w:rPr>
+                <w:rFonts w:ascii="Consolas" w:hAnsi="Consolas" w:eastAsia="Consolas"/>
+                <w:b w:val="0"/>
+                <w:sz w:val="16"/>
+              </w:rPr>
+              <w:t xml:space="preserve">    name VARCHAR(200),</w:t>
+            </w:r>
+          </w:p>
+          <w:p>
+            <w:pPr>
+              <w:spacing w:before="0" w:after="0" w:line="240" w:lineRule="auto"/>
+              <w:ind w:left="567" w:hanging="567"/>
+            </w:pPr>
+            <w:r>
+              <w:rPr>
+                <w:rFonts w:ascii="Consolas" w:hAnsi="Consolas" w:eastAsia="Consolas"/>
+                <w:b/>
+                <w:color w:val="5B6875"/>
+                <w:sz w:val="16"/>
+              </w:rPr>
+              <w:t xml:space="preserve"> [1]  </w:t>
+            </w:r>
+            <w:r>
+              <w:rPr>
+                <w:rFonts w:ascii="Consolas" w:hAnsi="Consolas" w:eastAsia="Consolas"/>
+                <w:b w:val="0"/>
+                <w:sz w:val="16"/>
+              </w:rPr>
+              <w:t xml:space="preserve">    credit_limit DECIMAL(19, 4),</w:t>
+            </w:r>
+          </w:p>
+          <w:p>
+            <w:pPr>
+              <w:spacing w:before="0" w:after="0" w:line="240" w:lineRule="auto"/>
+              <w:ind w:left="567" w:hanging="567"/>
+            </w:pPr>
+            <w:r>
+              <w:rPr>
+                <w:rFonts w:ascii="Consolas" w:hAnsi="Consolas" w:eastAsia="Consolas"/>
+                <w:b w:val="0"/>
+                <w:color w:val="5B6875"/>
+                <w:sz w:val="16"/>
+              </w:rPr>
+              <w:t xml:space="preserve">   5  </w:t>
+            </w:r>
+            <w:r>
+              <w:rPr>
+                <w:rFonts w:ascii="Consolas" w:hAnsi="Consolas" w:eastAsia="Consolas"/>
+                <w:b w:val="0"/>
+                <w:sz w:val="16"/>
+              </w:rPr>
+              <w:t xml:space="preserve">    created_at DATETIME2(6)</w:t>
+            </w:r>
+          </w:p>
+          <w:p>
+            <w:pPr>
+              <w:spacing w:before="0" w:after="0" w:line="240" w:lineRule="auto"/>
+              <w:ind w:left="567" w:hanging="567"/>
+            </w:pPr>
+            <w:r>
+              <w:rPr>
+                <w:rFonts w:ascii="Consolas" w:hAnsi="Consolas" w:eastAsia="Consolas"/>
+                <w:b w:val="0"/>
+                <w:color w:val="5B6875"/>
+                <w:sz w:val="16"/>
+              </w:rPr>
+              <w:t xml:space="preserve">   6  </w:t>
+            </w:r>
+            <w:r>
+              <w:rPr>
+                <w:rFonts w:ascii="Consolas" w:hAnsi="Consolas" w:eastAsia="Consolas"/>
+                <w:b w:val="0"/>
+                <w:sz w:val="16"/>
+              </w:rPr>
+              <w:t>);</w:t>
+            </w:r>
+          </w:p>
+          <w:p>
+            <w:pPr>
+              <w:spacing w:before="0" w:after="0" w:line="240" w:lineRule="auto"/>
+              <w:ind w:left="567" w:hanging="567"/>
+            </w:pPr>
+            <w:r>
+              <w:rPr>
+                <w:rFonts w:ascii="Consolas" w:hAnsi="Consolas" w:eastAsia="Consolas"/>
+                <w:b w:val="0"/>
+                <w:color w:val="5B6875"/>
+                <w:sz w:val="16"/>
+              </w:rPr>
+              <w:t xml:space="preserve">   7  </w:t>
+            </w:r>
+            <w:r>
+              <w:rPr>
+                <w:rFonts w:ascii="Consolas" w:hAnsi="Consolas" w:eastAsia="Consolas"/>
+                <w:b w:val="0"/>
+                <w:sz w:val="16"/>
+              </w:rPr>
+              <w:t>ALTER TABLE dbo.dim_customer</w:t>
+            </w:r>
+          </w:p>
+          <w:p>
+            <w:pPr>
+              <w:spacing w:before="0" w:after="0" w:line="240" w:lineRule="auto"/>
+              <w:ind w:left="567" w:hanging="567"/>
+            </w:pPr>
+            <w:r>
+              <w:rPr>
+                <w:rFonts w:ascii="Consolas" w:hAnsi="Consolas" w:eastAsia="Consolas"/>
+                <w:b/>
+                <w:color w:val="5B6875"/>
+                <w:sz w:val="16"/>
+              </w:rPr>
+              <w:t xml:space="preserve"> [2]  </w:t>
+            </w:r>
+            <w:r>
+              <w:rPr>
+                <w:rFonts w:ascii="Consolas" w:hAnsi="Consolas" w:eastAsia="Consolas"/>
+                <w:b w:val="0"/>
+                <w:sz w:val="16"/>
+              </w:rPr>
+              <w:t xml:space="preserve">    ADD CONSTRAINT pk_dim_customer PRIMARY KEY NONCLUSTERED (customer_id) NOT ENFORCED;</w:t>
+            </w:r>
+          </w:p>
+          <w:p>
+            <w:pPr>
+              <w:spacing w:before="0" w:after="0" w:line="240" w:lineRule="auto"/>
+              <w:ind w:left="567" w:hanging="567"/>
+            </w:pPr>
+            <w:r>
+              <w:rPr>
+                <w:rFonts w:ascii="Consolas" w:hAnsi="Consolas" w:eastAsia="Consolas"/>
+                <w:b w:val="0"/>
+                <w:color w:val="5B6875"/>
+                <w:sz w:val="16"/>
+              </w:rPr>
+              <w:t xml:space="preserve">   9  </w:t>
+            </w:r>
+            <w:r>
+              <w:rPr>
+                <w:rFonts w:ascii="Consolas" w:hAnsi="Consolas" w:eastAsia="Consolas"/>
+                <w:b w:val="0"/>
+                <w:sz w:val="16"/>
+              </w:rPr>
+              <w:t xml:space="preserve"> </w:t>
+            </w:r>
+          </w:p>
+          <w:p>
+            <w:pPr>
+              <w:spacing w:before="0" w:after="0" w:line="240" w:lineRule="auto"/>
+              <w:ind w:left="567" w:hanging="567"/>
+            </w:pPr>
+            <w:r>
+              <w:rPr>
+                <w:rFonts w:ascii="Consolas" w:hAnsi="Consolas" w:eastAsia="Consolas"/>
+                <w:b w:val="0"/>
+                <w:color w:val="5B6875"/>
+                <w:sz w:val="16"/>
+              </w:rPr>
+              <w:t xml:space="preserve">  10  </w:t>
+            </w:r>
+            <w:r>
+              <w:rPr>
+                <w:rFonts w:ascii="Consolas" w:hAnsi="Consolas" w:eastAsia="Consolas"/>
+                <w:b w:val="0"/>
+                <w:sz w:val="16"/>
+              </w:rPr>
+              <w:t>-- The key is a hint, so check it after every load.</w:t>
+            </w:r>
+          </w:p>
+          <w:p>
+            <w:pPr>
+              <w:spacing w:before="0" w:after="0" w:line="240" w:lineRule="auto"/>
+              <w:ind w:left="567" w:hanging="567"/>
+            </w:pPr>
+            <w:r>
+              <w:rPr>
+                <w:rFonts w:ascii="Consolas" w:hAnsi="Consolas" w:eastAsia="Consolas"/>
+                <w:b w:val="0"/>
+                <w:color w:val="5B6875"/>
+                <w:sz w:val="16"/>
+              </w:rPr>
+              <w:t xml:space="preserve">  11  </w:t>
+            </w:r>
+            <w:r>
+              <w:rPr>
+                <w:rFonts w:ascii="Consolas" w:hAnsi="Consolas" w:eastAsia="Consolas"/>
+                <w:b w:val="0"/>
+                <w:sz w:val="16"/>
+              </w:rPr>
+              <w:t>SELECT customer_id, COUNT(*) AS n</w:t>
+            </w:r>
+          </w:p>
+          <w:p>
+            <w:pPr>
+              <w:spacing w:before="0" w:after="0" w:line="240" w:lineRule="auto"/>
+              <w:ind w:left="567" w:hanging="567"/>
+            </w:pPr>
+            <w:r>
+              <w:rPr>
+                <w:rFonts w:ascii="Consolas" w:hAnsi="Consolas" w:eastAsia="Consolas"/>
+                <w:b w:val="0"/>
+                <w:color w:val="5B6875"/>
+                <w:sz w:val="16"/>
+              </w:rPr>
+              <w:t xml:space="preserve">  12  </w:t>
+            </w:r>
+            <w:r>
+              <w:rPr>
+                <w:rFonts w:ascii="Consolas" w:hAnsi="Consolas" w:eastAsia="Consolas"/>
+                <w:b w:val="0"/>
+                <w:sz w:val="16"/>
+              </w:rPr>
+              <w:t>FROM dbo.dim_customer</w:t>
+            </w:r>
+          </w:p>
+          <w:p>
+            <w:pPr>
+              <w:spacing w:before="0" w:after="0" w:line="240" w:lineRule="auto"/>
+              <w:ind w:left="567" w:hanging="567"/>
+            </w:pPr>
+            <w:r>
+              <w:rPr>
+                <w:rFonts w:ascii="Consolas" w:hAnsi="Consolas" w:eastAsia="Consolas"/>
+                <w:b w:val="0"/>
+                <w:color w:val="5B6875"/>
+                <w:sz w:val="16"/>
+              </w:rPr>
+              <w:t xml:space="preserve">  13  </w:t>
+            </w:r>
+            <w:r>
+              <w:rPr>
+                <w:rFonts w:ascii="Consolas" w:hAnsi="Consolas" w:eastAsia="Consolas"/>
+                <w:b w:val="0"/>
+                <w:sz w:val="16"/>
+              </w:rPr>
+              <w:t>GROUP BY customer_id</w:t>
+            </w:r>
+          </w:p>
+          <w:p>
+            <w:pPr>
+              <w:spacing w:before="0" w:after="0" w:line="240" w:lineRule="auto"/>
+              <w:ind w:left="567" w:hanging="567"/>
+            </w:pPr>
+            <w:r>
+              <w:rPr>
+                <w:rFonts w:ascii="Consolas" w:hAnsi="Consolas" w:eastAsia="Consolas"/>
+                <w:b/>
+                <w:color w:val="5B6875"/>
+                <w:sz w:val="16"/>
+              </w:rPr>
+              <w:t xml:space="preserve"> [3]  </w:t>
+            </w:r>
+            <w:r>
+              <w:rPr>
+                <w:rFonts w:ascii="Consolas" w:hAnsi="Consolas" w:eastAsia="Consolas"/>
+                <w:b w:val="0"/>
+                <w:sz w:val="16"/>
+              </w:rPr>
+              <w:t>HAVING COUNT(*) &gt; 1;</w:t>
+            </w:r>
+          </w:p>
+        </w:tc>
+      </w:tr>
+    </w:tbl>
+    <w:p>
+      <w:pPr>
+        <w:pStyle w:val="ListNumber"/>
+      </w:pPr>
+      <w:r>
+        <w:rPr>
+          <w:b/>
+        </w:rPr>
+        <w:t xml:space="preserve">Line 4. </w:t>
+      </w:r>
+      <w:r>
+        <w:rPr>
+          <w:b w:val="0"/>
+          <w:i w:val="0"/>
+        </w:rPr>
+        <w:t>decimal replaces money, with the scale stated.</w:t>
+      </w:r>
+    </w:p>
+    <w:p>
+      <w:pPr>
+        <w:pStyle w:val="ListNumber"/>
+      </w:pPr>
+      <w:r>
+        <w:rPr>
+          <w:b/>
+        </w:rPr>
+        <w:t xml:space="preserve">Line 8. </w:t>
+      </w:r>
+      <w:r>
+        <w:rPr>
+          <w:b w:val="0"/>
+          <w:i w:val="0"/>
+        </w:rPr>
+        <w:t>The only supported form of primary key: a hint for the optimiser, not a guard.</w:t>
+      </w:r>
+    </w:p>
+    <w:p>
+      <w:pPr>
+        <w:pStyle w:val="ListNumber"/>
+      </w:pPr>
+      <w:r>
+        <w:rPr>
+          <w:b/>
+        </w:rPr>
+        <w:t xml:space="preserve">Line 14. </w:t>
+      </w:r>
+      <w:r>
+        <w:rPr>
+          <w:b w:val="0"/>
+          <w:i w:val="0"/>
+        </w:rPr>
+        <w:t>The duplicate check the key no longer performs. Any row returned fails the load.</w:t>
+      </w:r>
+    </w:p>
+    <w:p>
+      <w:r>
+        <w:rPr>
+          <w:b w:val="0"/>
+          <w:i w:val="0"/>
+        </w:rPr>
+        <w:t>Map the types, declare keys as NOT ENFORCED hints, and check uniqueness yourself after every load.</w:t>
+      </w:r>
+    </w:p>
+    <w:p>
+      <w:pPr>
+        <w:pStyle w:val="Heading4"/>
+      </w:pPr>
+      <w:r>
+        <w:t>Recap card</w:t>
+      </w:r>
+    </w:p>
+    <w:p>
+      <w:pPr>
+        <w:pStyle w:val="ListBullet"/>
+      </w:pPr>
+      <w:r>
+        <w:rPr>
+          <w:b/>
+          <w:i w:val="0"/>
+        </w:rPr>
+        <w:t>Primary keys in Fabric Warehouse</w:t>
+      </w:r>
+      <w:r>
+        <w:rPr>
+          <w:b w:val="0"/>
+          <w:i w:val="0"/>
+        </w:rPr>
+        <w:t xml:space="preserve"> Only PRIMARY KEY NONCLUSTERED ... NOT ENFORCED. Duplicates are not blocked.</w:t>
+      </w:r>
+    </w:p>
+    <w:p>
+      <w:pPr>
+        <w:pStyle w:val="ListBullet"/>
+      </w:pPr>
+      <w:r>
+        <w:rPr>
+          <w:b/>
+          <w:i w:val="0"/>
+        </w:rPr>
+        <w:t>nvarchar, money, datetime in Fabric Warehouse</w:t>
+      </w:r>
+      <w:r>
+        <w:rPr>
+          <w:b w:val="0"/>
+          <w:i w:val="0"/>
+        </w:rPr>
+        <w:t xml:space="preserve"> Not supported. Use varchar, decimal, datetime2.</w:t>
+      </w:r>
+    </w:p>
+    <w:p>
+      <w:pPr>
+        <w:pStyle w:val="ListBullet"/>
+      </w:pPr>
+      <w:r>
+        <w:rPr>
+          <w:b/>
+          <w:i w:val="0"/>
+        </w:rPr>
+        <w:t>MERGE and TRUNCATE in Fabric Warehouse</w:t>
+      </w:r>
+      <w:r>
+        <w:rPr>
+          <w:b w:val="0"/>
+          <w:i w:val="0"/>
+        </w:rPr>
+        <w:t xml:space="preserve"> Both supported. MERGE is generally available.</w:t>
+      </w:r>
+    </w:p>
+    <w:p>
+      <w:pPr>
+        <w:pStyle w:val="ListBullet"/>
+      </w:pPr>
+      <w:r>
+        <w:rPr>
+          <w:b/>
+          <w:i w:val="0"/>
+        </w:rPr>
+        <w:t>Triggers in Fabric Warehouse</w:t>
+      </w:r>
+      <w:r>
+        <w:rPr>
+          <w:b w:val="0"/>
+          <w:i w:val="0"/>
+        </w:rPr>
+        <w:t xml:space="preserve"> Not supported. Put the logic in the loading procedure.</w:t>
+      </w:r>
+    </w:p>
+    <w:p>
+      <w:pPr>
+        <w:pStyle w:val="Heading4"/>
+      </w:pPr>
+      <w:r>
+        <w:t>Practice</w:t>
+      </w:r>
+    </w:p>
+    <w:p>
+      <w:pPr>
+        <w:pStyle w:val="Heading5"/>
+      </w:pPr>
+      <w:r>
+        <w:t>Exercise 1. Multiple choice (level 1)</w:t>
+      </w:r>
+    </w:p>
+    <w:p>
+      <w:r>
+        <w:rPr>
+          <w:b w:val="0"/>
+          <w:i w:val="0"/>
+        </w:rPr>
+        <w:t xml:space="preserve">A Fabric Warehouse table has </w:t>
+      </w:r>
+      <w:r>
+        <w:rPr>
+          <w:rFonts w:ascii="Consolas" w:hAnsi="Consolas" w:eastAsia="Consolas"/>
+          <w:b w:val="0"/>
+          <w:sz w:val="19"/>
+        </w:rPr>
+        <w:t>PRIMARY KEY NONCLUSTERED (customer_id) NOT ENFORCED</w:t>
+      </w:r>
+      <w:r>
+        <w:rPr>
+          <w:b w:val="0"/>
+          <w:i w:val="0"/>
+        </w:rPr>
+        <w:t xml:space="preserve">. You insert two rows with </w:t>
+      </w:r>
+      <w:r>
+        <w:rPr>
+          <w:rFonts w:ascii="Consolas" w:hAnsi="Consolas" w:eastAsia="Consolas"/>
+          <w:b w:val="0"/>
+          <w:sz w:val="19"/>
+        </w:rPr>
+        <w:t>customer_id = 7</w:t>
+      </w:r>
+      <w:r>
+        <w:rPr>
+          <w:b w:val="0"/>
+          <w:i w:val="0"/>
+        </w:rPr>
+        <w:t>. What happens?</w:t>
+      </w:r>
+    </w:p>
+    <w:p>
+      <w:pPr>
+        <w:pStyle w:val="ListBullet"/>
+      </w:pPr>
+      <w:r>
+        <w:rPr>
+          <w:b w:val="0"/>
+          <w:i w:val="0"/>
+        </w:rPr>
+        <w:t>a) The second insert fails with a key violation.</w:t>
+      </w:r>
+    </w:p>
+    <w:p>
+      <w:pPr>
+        <w:pStyle w:val="ListBullet"/>
+      </w:pPr>
+      <w:r>
+        <w:rPr>
+          <w:b w:val="0"/>
+          <w:i w:val="0"/>
+        </w:rPr>
+        <w:t>b) Both rows are stored. The key is not enforced.</w:t>
+      </w:r>
+    </w:p>
+    <w:p>
+      <w:pPr>
+        <w:pStyle w:val="ListBullet"/>
+      </w:pPr>
+      <w:r>
+        <w:rPr>
+          <w:b w:val="0"/>
+          <w:i w:val="0"/>
+        </w:rPr>
+        <w:t>c) The second row replaces the first.</w:t>
+      </w:r>
+    </w:p>
+    <w:p>
+      <w:pPr>
+        <w:pStyle w:val="ListBullet"/>
+      </w:pPr>
+      <w:r>
+        <w:rPr>
+          <w:b w:val="0"/>
+          <w:i w:val="0"/>
+        </w:rPr>
+        <w:t>d) The table is locked until you remove a duplicate.</w:t>
+      </w:r>
+    </w:p>
+    <w:p>
+      <w:r>
+        <w:rPr>
+          <w:b/>
+          <w:i w:val="0"/>
+        </w:rPr>
+        <w:t>Why?</w:t>
+      </w:r>
+    </w:p>
+    <w:p>
+      <w:pPr>
+        <w:pStyle w:val="ListBullet"/>
+      </w:pPr>
+      <w:r>
+        <w:rPr>
+          <w:b w:val="0"/>
+          <w:i w:val="0"/>
+        </w:rPr>
+        <w:t>r1) NOT ENFORCED keys are optimiser hints. The engine does not check them.</w:t>
+      </w:r>
+    </w:p>
+    <w:p>
+      <w:pPr>
+        <w:pStyle w:val="ListBullet"/>
+      </w:pPr>
+      <w:r>
+        <w:rPr>
+          <w:b w:val="0"/>
+          <w:i w:val="0"/>
+        </w:rPr>
+        <w:t>r2) Fabric deduplicates later in a background job.</w:t>
+      </w:r>
+    </w:p>
+    <w:p>
+      <w:pPr>
+        <w:pStyle w:val="Heading5"/>
+      </w:pPr>
+      <w:r>
+        <w:t>Exercise 2. Fill the gap (level 2)</w:t>
+      </w:r>
+    </w:p>
+    <w:p>
+      <w:r>
+        <w:rPr>
+          <w:b w:val="0"/>
+          <w:i w:val="0"/>
+        </w:rPr>
+        <w:t xml:space="preserve">Add the only supported form of primary key to </w:t>
+      </w:r>
+      <w:r>
+        <w:rPr>
+          <w:rFonts w:ascii="Consolas" w:hAnsi="Consolas" w:eastAsia="Consolas"/>
+          <w:b w:val="0"/>
+          <w:sz w:val="19"/>
+        </w:rPr>
+        <w:t>dbo.dim_customer</w:t>
+      </w:r>
+      <w:r>
+        <w:rPr>
+          <w:b w:val="0"/>
+          <w:i w:val="0"/>
+        </w:rPr>
+        <w:t>.</w:t>
+      </w:r>
+    </w:p>
+    <w:tbl>
+      <w:tblPr>
+        <w:tblW w:type="auto" w:w="0"/>
+        <w:jc w:val="left"/>
+        <w:tblLook w:firstColumn="1" w:firstRow="1" w:lastColumn="0" w:lastRow="0" w:noHBand="0" w:noVBand="1" w:val="04A0"/>
+      </w:tblPr>
+      <w:tblGrid>
+        <w:gridCol w:w="8221"/>
+      </w:tblGrid>
+      <w:tr>
+        <w:tc>
+          <w:tcPr>
+            <w:tcW w:type="dxa" w:w="8221"/>
+            <w:shd w:val="clear" w:color="auto" w:fill="F2F4F7"/>
+          </w:tcPr>
+          <w:p>
+            <w:pPr>
+              <w:spacing w:before="0" w:after="0" w:line="240" w:lineRule="auto"/>
+              <w:ind w:left="567" w:hanging="567"/>
+            </w:pPr>
+            <w:r>
+              <w:rPr>
+                <w:rFonts w:ascii="Consolas" w:hAnsi="Consolas" w:eastAsia="Consolas"/>
+                <w:b w:val="0"/>
+                <w:color w:val="5B6875"/>
+                <w:sz w:val="16"/>
+              </w:rPr>
+              <w:t xml:space="preserve">   1  </w:t>
+            </w:r>
+            <w:r>
+              <w:rPr>
+                <w:rFonts w:ascii="Consolas" w:hAnsi="Consolas" w:eastAsia="Consolas"/>
+                <w:b w:val="0"/>
+                <w:sz w:val="16"/>
+              </w:rPr>
+              <w:t>ALTER TABLE dbo.dim_customer</w:t>
+            </w:r>
+          </w:p>
+          <w:p>
+            <w:pPr>
+              <w:spacing w:before="0" w:after="0" w:line="240" w:lineRule="auto"/>
+              <w:ind w:left="567" w:hanging="567"/>
+            </w:pPr>
+            <w:r>
+              <w:rPr>
+                <w:rFonts w:ascii="Consolas" w:hAnsi="Consolas" w:eastAsia="Consolas"/>
+                <w:b w:val="0"/>
+                <w:color w:val="5B6875"/>
+                <w:sz w:val="16"/>
+              </w:rPr>
+              <w:t xml:space="preserve">   2  </w:t>
+            </w:r>
+            <w:r>
+              <w:rPr>
+                <w:rFonts w:ascii="Consolas" w:hAnsi="Consolas" w:eastAsia="Consolas"/>
+                <w:b w:val="0"/>
+                <w:sz w:val="16"/>
+              </w:rPr>
+              <w:t xml:space="preserve">    ADD CONSTRAINT pk_dim_customer PRIMARY KEY _____(1) (customer_id) _____(2);</w:t>
+            </w:r>
+          </w:p>
+        </w:tc>
+      </w:tr>
+    </w:tbl>
+    <w:p/>
+    <w:p>
+      <w:pPr>
+        <w:pStyle w:val="Heading5"/>
+      </w:pPr>
+      <w:r>
+        <w:t>Exercise 3. Spot the bug (level 3)</w:t>
+      </w:r>
+    </w:p>
+    <w:p>
+      <w:r>
+        <w:rPr>
+          <w:b w:val="0"/>
+          <w:i w:val="0"/>
+        </w:rPr>
+        <w:t>This table definition, ported from SQL Server, fails in Fabric Warehouse. Tap one failing line, then rewrite the definition with supported types.</w:t>
+      </w:r>
+    </w:p>
+    <w:tbl>
+      <w:tblPr>
+        <w:tblW w:type="auto" w:w="0"/>
+        <w:jc w:val="left"/>
+        <w:tblLook w:firstColumn="1" w:firstRow="1" w:lastColumn="0" w:lastRow="0" w:noHBand="0" w:noVBand="1" w:val="04A0"/>
+      </w:tblPr>
+      <w:tblGrid>
+        <w:gridCol w:w="8221"/>
+      </w:tblGrid>
+      <w:tr>
+        <w:tc>
+          <w:tcPr>
+            <w:tcW w:type="dxa" w:w="8221"/>
+            <w:shd w:val="clear" w:color="auto" w:fill="F2F4F7"/>
+          </w:tcPr>
+          <w:p>
+            <w:pPr>
+              <w:spacing w:before="0" w:after="0" w:line="240" w:lineRule="auto"/>
+              <w:ind w:left="567" w:hanging="567"/>
+            </w:pPr>
+            <w:r>
+              <w:rPr>
+                <w:rFonts w:ascii="Consolas" w:hAnsi="Consolas" w:eastAsia="Consolas"/>
+                <w:b w:val="0"/>
+                <w:color w:val="5B6875"/>
+                <w:sz w:val="16"/>
+              </w:rPr>
+              <w:t xml:space="preserve">   1  </w:t>
+            </w:r>
+            <w:r>
+              <w:rPr>
+                <w:rFonts w:ascii="Consolas" w:hAnsi="Consolas" w:eastAsia="Consolas"/>
+                <w:b w:val="0"/>
+                <w:sz w:val="16"/>
+              </w:rPr>
+              <w:t>CREATE TABLE dbo.fact_payment (</w:t>
+            </w:r>
+          </w:p>
+          <w:p>
+            <w:pPr>
+              <w:spacing w:before="0" w:after="0" w:line="240" w:lineRule="auto"/>
+              <w:ind w:left="567" w:hanging="567"/>
+            </w:pPr>
+            <w:r>
+              <w:rPr>
+                <w:rFonts w:ascii="Consolas" w:hAnsi="Consolas" w:eastAsia="Consolas"/>
+                <w:b w:val="0"/>
+                <w:color w:val="5B6875"/>
+                <w:sz w:val="16"/>
+              </w:rPr>
+              <w:t xml:space="preserve">   2  </w:t>
+            </w:r>
+            <w:r>
+              <w:rPr>
+                <w:rFonts w:ascii="Consolas" w:hAnsi="Consolas" w:eastAsia="Consolas"/>
+                <w:b w:val="0"/>
+                <w:sz w:val="16"/>
+              </w:rPr>
+              <w:t xml:space="preserve">    payment_id BIGINT NOT NULL,</w:t>
+            </w:r>
+          </w:p>
+          <w:p>
+            <w:pPr>
+              <w:spacing w:before="0" w:after="0" w:line="240" w:lineRule="auto"/>
+              <w:ind w:left="567" w:hanging="567"/>
+            </w:pPr>
+            <w:r>
+              <w:rPr>
+                <w:rFonts w:ascii="Consolas" w:hAnsi="Consolas" w:eastAsia="Consolas"/>
+                <w:b w:val="0"/>
+                <w:color w:val="5B6875"/>
+                <w:sz w:val="16"/>
+              </w:rPr>
+              <w:t xml:space="preserve">   3  </w:t>
+            </w:r>
+            <w:r>
+              <w:rPr>
+                <w:rFonts w:ascii="Consolas" w:hAnsi="Consolas" w:eastAsia="Consolas"/>
+                <w:b w:val="0"/>
+                <w:sz w:val="16"/>
+              </w:rPr>
+              <w:t xml:space="preserve">    customer_id INT NOT NULL,</w:t>
+            </w:r>
+          </w:p>
+          <w:p>
+            <w:pPr>
+              <w:spacing w:before="0" w:after="0" w:line="240" w:lineRule="auto"/>
+              <w:ind w:left="567" w:hanging="567"/>
+            </w:pPr>
+            <w:r>
+              <w:rPr>
+                <w:rFonts w:ascii="Consolas" w:hAnsi="Consolas" w:eastAsia="Consolas"/>
+                <w:b w:val="0"/>
+                <w:color w:val="5B6875"/>
+                <w:sz w:val="16"/>
+              </w:rPr>
+              <w:t xml:space="preserve">   4  </w:t>
+            </w:r>
+            <w:r>
+              <w:rPr>
+                <w:rFonts w:ascii="Consolas" w:hAnsi="Consolas" w:eastAsia="Consolas"/>
+                <w:b w:val="0"/>
+                <w:sz w:val="16"/>
+              </w:rPr>
+              <w:t xml:space="preserve">    amount MONEY NOT NULL,</w:t>
+            </w:r>
+          </w:p>
+          <w:p>
+            <w:pPr>
+              <w:spacing w:before="0" w:after="0" w:line="240" w:lineRule="auto"/>
+              <w:ind w:left="567" w:hanging="567"/>
+            </w:pPr>
+            <w:r>
+              <w:rPr>
+                <w:rFonts w:ascii="Consolas" w:hAnsi="Consolas" w:eastAsia="Consolas"/>
+                <w:b w:val="0"/>
+                <w:color w:val="5B6875"/>
+                <w:sz w:val="16"/>
+              </w:rPr>
+              <w:t xml:space="preserve">   5  </w:t>
+            </w:r>
+            <w:r>
+              <w:rPr>
+                <w:rFonts w:ascii="Consolas" w:hAnsi="Consolas" w:eastAsia="Consolas"/>
+                <w:b w:val="0"/>
+                <w:sz w:val="16"/>
+              </w:rPr>
+              <w:t xml:space="preserve">    note NVARCHAR(500),</w:t>
+            </w:r>
+          </w:p>
+          <w:p>
+            <w:pPr>
+              <w:spacing w:before="0" w:after="0" w:line="240" w:lineRule="auto"/>
+              <w:ind w:left="567" w:hanging="567"/>
+            </w:pPr>
+            <w:r>
+              <w:rPr>
+                <w:rFonts w:ascii="Consolas" w:hAnsi="Consolas" w:eastAsia="Consolas"/>
+                <w:b w:val="0"/>
+                <w:color w:val="5B6875"/>
+                <w:sz w:val="16"/>
+              </w:rPr>
+              <w:t xml:space="preserve">   6  </w:t>
+            </w:r>
+            <w:r>
+              <w:rPr>
+                <w:rFonts w:ascii="Consolas" w:hAnsi="Consolas" w:eastAsia="Consolas"/>
+                <w:b w:val="0"/>
+                <w:sz w:val="16"/>
+              </w:rPr>
+              <w:t xml:space="preserve">    paid_at DATETIME2(6) NOT NULL</w:t>
+            </w:r>
+          </w:p>
+          <w:p>
+            <w:pPr>
+              <w:spacing w:before="0" w:after="0" w:line="240" w:lineRule="auto"/>
+              <w:ind w:left="567" w:hanging="567"/>
+            </w:pPr>
+            <w:r>
+              <w:rPr>
+                <w:rFonts w:ascii="Consolas" w:hAnsi="Consolas" w:eastAsia="Consolas"/>
+                <w:b w:val="0"/>
+                <w:color w:val="5B6875"/>
+                <w:sz w:val="16"/>
+              </w:rPr>
+              <w:t xml:space="preserve">   7  </w:t>
+            </w:r>
+            <w:r>
+              <w:rPr>
+                <w:rFonts w:ascii="Consolas" w:hAnsi="Consolas" w:eastAsia="Consolas"/>
+                <w:b w:val="0"/>
+                <w:sz w:val="16"/>
+              </w:rPr>
+              <w:t>);</w:t>
+            </w:r>
+          </w:p>
+        </w:tc>
+      </w:tr>
+    </w:tbl>
+    <w:p/>
+    <w:p>
+      <w:r>
+        <w:rPr>
+          <w:b w:val="0"/>
+          <w:i/>
+        </w:rPr>
+        <w:t>Write down the line number of the bug. Then write the fix.</w:t>
+      </w:r>
+    </w:p>
+    <w:p>
+      <w:pPr>
+        <w:pStyle w:val="Heading5"/>
+      </w:pPr>
+      <w:r>
+        <w:t>Exercise 4. Write the function (level 3)</w:t>
+      </w:r>
+    </w:p>
+    <w:p>
+      <w:r>
+        <w:rPr>
+          <w:b w:val="0"/>
+          <w:i w:val="0"/>
+        </w:rPr>
+        <w:t xml:space="preserve">Write a query that returns every </w:t>
+      </w:r>
+      <w:r>
+        <w:rPr>
+          <w:rFonts w:ascii="Consolas" w:hAnsi="Consolas" w:eastAsia="Consolas"/>
+          <w:b w:val="0"/>
+          <w:sz w:val="19"/>
+        </w:rPr>
+        <w:t>customer_id</w:t>
+      </w:r>
+      <w:r>
+        <w:rPr>
+          <w:b w:val="0"/>
+          <w:i w:val="0"/>
+        </w:rPr>
+        <w:t xml:space="preserve"> appearing more than once in </w:t>
+      </w:r>
+      <w:r>
+        <w:rPr>
+          <w:rFonts w:ascii="Consolas" w:hAnsi="Consolas" w:eastAsia="Consolas"/>
+          <w:b w:val="0"/>
+          <w:sz w:val="19"/>
+        </w:rPr>
+        <w:t>dbo.dim_customer</w:t>
+      </w:r>
+      <w:r>
+        <w:rPr>
+          <w:b w:val="0"/>
+          <w:i w:val="0"/>
+        </w:rPr>
+        <w:t xml:space="preserve">, with its count as </w:t>
+      </w:r>
+      <w:r>
+        <w:rPr>
+          <w:rFonts w:ascii="Consolas" w:hAnsi="Consolas" w:eastAsia="Consolas"/>
+          <w:b w:val="0"/>
+          <w:sz w:val="19"/>
+        </w:rPr>
+        <w:t>n</w:t>
+      </w:r>
+      <w:r>
+        <w:rPr>
+          <w:b w:val="0"/>
+          <w:i w:val="0"/>
+        </w:rPr>
+        <w:t>. The load job fails if it returns any row.</w:t>
+      </w:r>
+    </w:p>
+    <w:p>
+      <w:r>
+        <w:rPr>
+          <w:b w:val="0"/>
+          <w:i w:val="0"/>
+        </w:rPr>
+        <w:t>Starter code:</w:t>
+      </w:r>
+    </w:p>
+    <w:tbl>
+      <w:tblPr>
+        <w:tblW w:type="auto" w:w="0"/>
+        <w:jc w:val="left"/>
+        <w:tblLook w:firstColumn="1" w:firstRow="1" w:lastColumn="0" w:lastRow="0" w:noHBand="0" w:noVBand="1" w:val="04A0"/>
+      </w:tblPr>
+      <w:tblGrid>
+        <w:gridCol w:w="8221"/>
+      </w:tblGrid>
+      <w:tr>
+        <w:tc>
+          <w:tcPr>
+            <w:tcW w:type="dxa" w:w="8221"/>
+            <w:shd w:val="clear" w:color="auto" w:fill="F2F4F7"/>
+          </w:tcPr>
+          <w:p>
+            <w:pPr>
+              <w:spacing w:before="0" w:after="0" w:line="240" w:lineRule="auto"/>
+              <w:ind w:left="567" w:hanging="567"/>
+            </w:pPr>
+            <w:r>
+              <w:rPr>
+                <w:rFonts w:ascii="Consolas" w:hAnsi="Consolas" w:eastAsia="Consolas"/>
+                <w:b w:val="0"/>
+                <w:color w:val="5B6875"/>
+                <w:sz w:val="16"/>
+              </w:rPr>
+              <w:t xml:space="preserve">   1  </w:t>
+            </w:r>
+            <w:r>
+              <w:rPr>
+                <w:rFonts w:ascii="Consolas" w:hAnsi="Consolas" w:eastAsia="Consolas"/>
+                <w:b w:val="0"/>
+                <w:sz w:val="16"/>
+              </w:rPr>
+              <w:t>SELECT DISTINCT customer_id FROM dbo.dim_customer;</w:t>
+            </w:r>
+          </w:p>
+        </w:tc>
+      </w:tr>
+    </w:tbl>
+    <w:p/>
+    <w:p>
+      <w:pPr>
+        <w:pStyle w:val="Heading5"/>
+      </w:pPr>
+      <w:r>
+        <w:t>Exercise 5. Architecture design (level 4)</w:t>
+      </w:r>
+    </w:p>
+    <w:p>
+      <w:r>
+        <w:rPr>
+          <w:b w:val="0"/>
+          <w:i w:val="0"/>
+        </w:rPr>
+        <w:t>You port a SQL Server data mart to Fabric Warehouse. Decide how to handle each feature.</w:t>
+      </w:r>
+    </w:p>
+    <w:p>
+      <w:r>
+        <w:rPr>
+          <w:b w:val="0"/>
+          <w:i w:val="0"/>
+        </w:rPr>
+        <w:t>Options: NOT ENFORCED keys plus an explicit duplicate check after each load, NOT ENFORCED keys, trusting the source.</w:t>
+      </w:r>
+    </w:p>
+    <w:p>
+      <w:pPr>
+        <w:pStyle w:val="ListNumber"/>
+      </w:pPr>
+      <w:r>
+        <w:rPr>
+          <w:b w:val="0"/>
+          <w:i w:val="0"/>
+        </w:rPr>
+        <w:t>Primary keys that used to block duplicates</w:t>
+      </w:r>
+    </w:p>
+    <w:p>
+      <w:pPr>
+        <w:pStyle w:val="ListNumber"/>
+      </w:pPr>
+      <w:r>
+        <w:rPr>
+          <w:b w:val="0"/>
+          <w:i w:val="0"/>
+        </w:rPr>
+        <w:t>An audit trigger on the orders table</w:t>
+      </w:r>
+    </w:p>
+    <w:p>
+      <w:pPr>
+        <w:pStyle w:val="ListNumber"/>
+      </w:pPr>
+      <w:r>
+        <w:rPr>
+          <w:b w:val="0"/>
+          <w:i w:val="0"/>
+        </w:rPr>
+        <w:t>nvarchar and money columns</w:t>
+      </w:r>
+    </w:p>
+    <w:p>
+      <w:pPr>
+        <w:pStyle w:val="Heading4"/>
+      </w:pPr>
+      <w:r>
+        <w:t>Sources</w:t>
+      </w:r>
+    </w:p>
+    <w:p>
+      <w:pPr>
+        <w:pStyle w:val="ListBullet"/>
+      </w:pPr>
+      <w:r>
+        <w:rPr>
+          <w:b w:val="0"/>
+          <w:i w:val="0"/>
+        </w:rPr>
+        <w:t>Identity columns, TRUNCATE TABLE and MERGE (GA) are supported; triggers are not; ALTER COLUMN and nested CTEs are in preview. (verified: https://learn.microsoft.com/en-us/fabric/data-warehouse/tsql-surface-area (updated 2026-08-26))</w:t>
+      </w:r>
+    </w:p>
+    <w:p>
+      <w:pPr>
+        <w:pStyle w:val="ListBullet"/>
+      </w:pPr>
+      <w:r>
+        <w:rPr>
+          <w:b w:val="0"/>
+          <w:i w:val="0"/>
+        </w:rPr>
+        <w:t>PRIMARY KEY and UNIQUE are supported only as NONCLUSTERED NOT ENFORCED, FOREIGN KEY only as NOT ENFORCED. (verified: https://learn.microsoft.com/en-us/fabric/data-warehouse/table-constraints (updated 2026-09-08))</w:t>
+      </w:r>
+    </w:p>
+    <w:p>
+      <w:pPr>
+        <w:pStyle w:val="ListBullet"/>
+      </w:pPr>
+      <w:r>
+        <w:rPr>
+          <w:b w:val="0"/>
+          <w:i w:val="0"/>
+        </w:rPr>
+        <w:t>Unsupported types and alternatives: nchar/nvarchar to char/varchar, money to decimal, datetime to datetime2, tinyint to smallint; varchar(max) limited to 16 MB; datetime2 limited to 6 fractional digits. (verified: https://learn.microsoft.com/en-us/fabric/data-warehouse/data-types (updated 2026-06-11))</w:t>
       </w:r>
     </w:p>
     <w:p>
@@ -2129,7 +5968,7 @@
           <w:b w:val="0"/>
           <w:i w:val="0"/>
         </w:rPr>
-        <w:t>. If it fails, record the error, since this lesson marks cross-item queries as unverified.</w:t>
+        <w:t>. It returns the rows without a copy.</w:t>
       </w:r>
     </w:p>
     <w:p>
@@ -2161,7 +6000,7 @@
           <w:b w:val="0"/>
           <w:i w:val="0"/>
         </w:rPr>
-        <w:t>The SQL analytics endpoint is read-only for Delta table data. No INSERT, UPDATE or DELETE. (search-only: https://learn.microsoft.com/en-us/fabric/data-engineering/lakehouse-sql-analytics-endpoint)</w:t>
+        <w:t>The SQL analytics endpoint is read-only for Delta table data. No INSERT, UPDATE or DELETE. (verified: https://learn.microsoft.com/en-us/fabric/data-engineering/lakehouse-sql-analytics-endpoint (updated 2026-05-19))</w:t>
       </w:r>
     </w:p>
     <w:p>
@@ -2173,7 +6012,7 @@
           <w:b w:val="0"/>
           <w:i w:val="0"/>
         </w:rPr>
-        <w:t>You can create views, functions and stored procedures in the SQL analytics endpoint. (search-only: https://learn.microsoft.com/en-us/fabric/data-engineering/lakehouse-sql-analytics-endpoint)</w:t>
+        <w:t>You can create views, functions and stored procedures in the SQL analytics endpoint. (verified: https://learn.microsoft.com/en-us/fabric/data-engineering/lakehouse-sql-analytics-endpoint (updated 2026-05-19))</w:t>
       </w:r>
     </w:p>
     <w:p>
@@ -2185,7 +6024,7 @@
           <w:b w:val="0"/>
           <w:i w:val="0"/>
         </w:rPr>
-        <w:t>Fabric Warehouse supports full DML, DDL and multi-table transactions. (search-only: https://learn.microsoft.com/en-us/fabric/fundamentals/decision-guide-lakehouse-warehouse)</w:t>
+        <w:t>Fabric Warehouse supports explicit multi-table transactions with BEGIN TRAN, COMMIT TRAN and ROLLBACK TRAN. (verified: https://learn.microsoft.com/en-us/fabric/data-warehouse/transactions (updated 2026-06-03))</w:t>
       </w:r>
     </w:p>
     <w:p>
@@ -2197,7 +6036,7 @@
           <w:b w:val="0"/>
           <w:i w:val="0"/>
         </w:rPr>
-        <w:t>Metadata sync lag is usually under one minute, and you can refresh it from the portal, the REST API or sys.sp_dw_refresh_ext_table. (search-only: https://learn.microsoft.com/en-us/fabric/data-engineering/sql-analytics-endpoint-metadata-sync)</w:t>
+        <w:t>Metadata sync runs in the background, and you can refresh it from the portal, the REST API or sys.sp_dw_refresh_ext_table. (verified: https://learn.microsoft.com/en-us/fabric/data-engineering/sql-analytics-endpoint-metadata-sync (updated 2026-05-29))</w:t>
       </w:r>
     </w:p>
     <w:p>
@@ -2209,7 +6048,19 @@
           <w:b w:val="0"/>
           <w:i w:val="0"/>
         </w:rPr>
-        <w:t>A warehouse reads lakehouse tables in the same workspace with three-part names. (unverified: Check Microsoft Learn: cross-database queries in Fabric Data Warehouse.)</w:t>
+        <w:t>A warehouse reads lakehouse tables in the same workspace with three-part names, and transactions can span them. (verified: https://learn.microsoft.com/en-us/fabric/data-warehouse/query-warehouse and .../transactions)</w:t>
+      </w:r>
+    </w:p>
+    <w:p>
+      <w:pPr>
+        <w:pStyle w:val="ListBullet"/>
+      </w:pPr>
+      <w:r>
+        <w:rPr>
+          <w:b w:val="0"/>
+          <w:i w:val="0"/>
+        </w:rPr>
+        <w:t>Under normal conditions the lag between a lakehouse and its SQL analytics endpoint is under one minute; the background sync stops after 15 minutes without query activity. (verified: https://learn.microsoft.com/en-us/fabric/data-engineering/sql-analytics-endpoint-performance (updated 2026-08-07))</w:t>
       </w:r>
     </w:p>
     <w:p>
@@ -2335,6 +6186,2266 @@
           <w:i w:val="0"/>
         </w:rPr>
         <w:t>Attempt each exercise before you read its solution. Track D answer keys are here too.</w:t>
+      </w:r>
+    </w:p>
+    <w:p>
+      <w:pPr>
+        <w:pStyle w:val="Heading3"/>
+      </w:pPr>
+      <w:r>
+        <w:t>C2-L1 Lakehouse Tables and Files, and schemas</w:t>
+      </w:r>
+    </w:p>
+    <w:p>
+      <w:pPr>
+        <w:pStyle w:val="Heading5"/>
+      </w:pPr>
+      <w:r>
+        <w:t>C2-L1 exercise 1</w:t>
+      </w:r>
+    </w:p>
+    <w:p>
+      <w:r>
+        <w:rPr>
+          <w:b/>
+          <w:i w:val="0"/>
+        </w:rPr>
+        <w:t>Hints.</w:t>
+      </w:r>
+      <w:r>
+        <w:rPr>
+          <w:b w:val="0"/>
+          <w:i w:val="0"/>
+        </w:rPr>
+        <w:t xml:space="preserve"> (1) Which format does the endpoint read? (2) Which folder holds managed tables? (3) Delta, in Tables.</w:t>
+      </w:r>
+    </w:p>
+    <w:p>
+      <w:r>
+        <w:rPr>
+          <w:b/>
+          <w:i w:val="0"/>
+        </w:rPr>
+        <w:t>Answer.</w:t>
+      </w:r>
+      <w:r>
+        <w:rPr>
+          <w:b w:val="0"/>
+          <w:i w:val="0"/>
+        </w:rPr>
+        <w:t xml:space="preserve"> b) Nothing. Only Delta tables in Tables appear in the endpoint. Because: r1) The endpoint exposes Delta tables only. Parquet and CSV cannot be queried through it.</w:t>
+      </w:r>
+    </w:p>
+    <w:p>
+      <w:r>
+        <w:rPr>
+          <w:b w:val="0"/>
+          <w:i w:val="0"/>
+        </w:rPr>
+        <w:t>Only Delta tables reach the SQL engines. Files is for raw and non-Delta data.</w:t>
+      </w:r>
+    </w:p>
+    <w:p>
+      <w:r>
+        <w:rPr>
+          <w:b/>
+          <w:i w:val="0"/>
+        </w:rPr>
+        <w:t>Common wrong answers.</w:t>
+      </w:r>
+    </w:p>
+    <w:p>
+      <w:pPr>
+        <w:pStyle w:val="ListBullet"/>
+      </w:pPr>
+      <w:r>
+        <w:rPr>
+          <w:rFonts w:ascii="Consolas" w:hAnsi="Consolas" w:eastAsia="Consolas"/>
+          <w:b w:val="0"/>
+          <w:sz w:val="19"/>
+        </w:rPr>
+        <w:t>a</w:t>
+      </w:r>
+      <w:r>
+        <w:rPr>
+          <w:b w:val="0"/>
+          <w:i w:val="0"/>
+        </w:rPr>
+        <w:t>: Files is not scanned for tables. Write a Delta table to Tables with saveAsTable.</w:t>
+      </w:r>
+    </w:p>
+    <w:p>
+      <w:pPr>
+        <w:pStyle w:val="ListBullet"/>
+      </w:pPr>
+      <w:r>
+        <w:rPr>
+          <w:rFonts w:ascii="Consolas" w:hAnsi="Consolas" w:eastAsia="Consolas"/>
+          <w:b w:val="0"/>
+          <w:sz w:val="19"/>
+        </w:rPr>
+        <w:t>c</w:t>
+      </w:r>
+      <w:r>
+        <w:rPr>
+          <w:b w:val="0"/>
+          <w:i w:val="0"/>
+        </w:rPr>
+        <w:t>: Refreshing metadata picks up Delta tables. It never turns a Parquet file into a table.</w:t>
+      </w:r>
+    </w:p>
+    <w:p>
+      <w:pPr>
+        <w:pStyle w:val="ListBullet"/>
+      </w:pPr>
+      <w:r>
+        <w:rPr>
+          <w:rFonts w:ascii="Consolas" w:hAnsi="Consolas" w:eastAsia="Consolas"/>
+          <w:b w:val="0"/>
+          <w:sz w:val="19"/>
+        </w:rPr>
+        <w:t>d</w:t>
+      </w:r>
+      <w:r>
+        <w:rPr>
+          <w:b w:val="0"/>
+          <w:i w:val="0"/>
+        </w:rPr>
+        <w:t>: Fabric does not convert it. You write the Delta table yourself.</w:t>
+      </w:r>
+    </w:p>
+    <w:p>
+      <w:pPr>
+        <w:pStyle w:val="ListBullet"/>
+      </w:pPr>
+      <w:r>
+        <w:rPr>
+          <w:rFonts w:ascii="Consolas" w:hAnsi="Consolas" w:eastAsia="Consolas"/>
+          <w:b w:val="0"/>
+          <w:sz w:val="19"/>
+        </w:rPr>
+        <w:t>b|r2</w:t>
+      </w:r>
+      <w:r>
+        <w:rPr>
+          <w:b w:val="0"/>
+          <w:i w:val="0"/>
+        </w:rPr>
+        <w:t>: Right answer, wrong reason. Files is visible. It is just not tables.</w:t>
+      </w:r>
+    </w:p>
+    <w:p>
+      <w:pPr>
+        <w:pStyle w:val="Heading5"/>
+      </w:pPr>
+      <w:r>
+        <w:t>C2-L1 exercise 2</w:t>
+      </w:r>
+    </w:p>
+    <w:p>
+      <w:r>
+        <w:rPr>
+          <w:b/>
+          <w:i w:val="0"/>
+        </w:rPr>
+        <w:t>Hints.</w:t>
+      </w:r>
+      <w:r>
+        <w:rPr>
+          <w:b w:val="0"/>
+          <w:i w:val="0"/>
+        </w:rPr>
+        <w:t xml:space="preserve"> (1) What fills in the missing parts of the name? (2) The default lakehouse and the default schema. (3) dbo.</w:t>
+      </w:r>
+    </w:p>
+    <w:p>
+      <w:r>
+        <w:rPr>
+          <w:b/>
+          <w:i w:val="0"/>
+        </w:rPr>
+        <w:t>Answer.</w:t>
+      </w:r>
+      <w:r>
+        <w:rPr>
+          <w:b w:val="0"/>
+          <w:i w:val="0"/>
+        </w:rPr>
+        <w:t xml:space="preserve"> a) lh_survey.dbo.respondents Because: r1) A bare table name resolves to the dbo schema of the default lakehouse.</w:t>
+      </w:r>
+    </w:p>
+    <w:p>
+      <w:r>
+        <w:rPr>
+          <w:rFonts w:ascii="Consolas" w:hAnsi="Consolas" w:eastAsia="Consolas"/>
+          <w:b w:val="0"/>
+          <w:sz w:val="19"/>
+        </w:rPr>
+        <w:t>respondents</w:t>
+      </w:r>
+      <w:r>
+        <w:rPr>
+          <w:b w:val="0"/>
+          <w:i w:val="0"/>
+        </w:rPr>
+        <w:t xml:space="preserve"> resolves to </w:t>
+      </w:r>
+      <w:r>
+        <w:rPr>
+          <w:rFonts w:ascii="Consolas" w:hAnsi="Consolas" w:eastAsia="Consolas"/>
+          <w:b w:val="0"/>
+          <w:sz w:val="19"/>
+        </w:rPr>
+        <w:t>lh_survey.dbo.respondents</w:t>
+      </w:r>
+      <w:r>
+        <w:rPr>
+          <w:b w:val="0"/>
+          <w:i w:val="0"/>
+        </w:rPr>
+        <w:t xml:space="preserve">. If the table lives in </w:t>
+      </w:r>
+      <w:r>
+        <w:rPr>
+          <w:rFonts w:ascii="Consolas" w:hAnsi="Consolas" w:eastAsia="Consolas"/>
+          <w:b w:val="0"/>
+          <w:sz w:val="19"/>
+        </w:rPr>
+        <w:t>sales</w:t>
+      </w:r>
+      <w:r>
+        <w:rPr>
+          <w:b w:val="0"/>
+          <w:i w:val="0"/>
+        </w:rPr>
+        <w:t>, name the schema.</w:t>
+      </w:r>
+    </w:p>
+    <w:p>
+      <w:r>
+        <w:rPr>
+          <w:b/>
+          <w:i w:val="0"/>
+        </w:rPr>
+        <w:t>Common wrong answers.</w:t>
+      </w:r>
+    </w:p>
+    <w:p>
+      <w:pPr>
+        <w:pStyle w:val="ListBullet"/>
+      </w:pPr>
+      <w:r>
+        <w:rPr>
+          <w:rFonts w:ascii="Consolas" w:hAnsi="Consolas" w:eastAsia="Consolas"/>
+          <w:b w:val="0"/>
+          <w:sz w:val="19"/>
+        </w:rPr>
+        <w:t>b</w:t>
+      </w:r>
+      <w:r>
+        <w:rPr>
+          <w:b w:val="0"/>
+          <w:i w:val="0"/>
+        </w:rPr>
+        <w:t>: Spark does not search schemas. Missing parts come from defaults: default lakehouse, dbo schema.</w:t>
+      </w:r>
+    </w:p>
+    <w:p>
+      <w:pPr>
+        <w:pStyle w:val="ListBullet"/>
+      </w:pPr>
+      <w:r>
+        <w:rPr>
+          <w:rFonts w:ascii="Consolas" w:hAnsi="Consolas" w:eastAsia="Consolas"/>
+          <w:b w:val="0"/>
+          <w:sz w:val="19"/>
+        </w:rPr>
+        <w:t>c</w:t>
+      </w:r>
+      <w:r>
+        <w:rPr>
+          <w:b w:val="0"/>
+          <w:i w:val="0"/>
+        </w:rPr>
+        <w:t>: Omitted parts are allowed and filled from defaults.</w:t>
+      </w:r>
+    </w:p>
+    <w:p>
+      <w:pPr>
+        <w:pStyle w:val="ListBullet"/>
+      </w:pPr>
+      <w:r>
+        <w:rPr>
+          <w:rFonts w:ascii="Consolas" w:hAnsi="Consolas" w:eastAsia="Consolas"/>
+          <w:b w:val="0"/>
+          <w:sz w:val="19"/>
+        </w:rPr>
+        <w:t>d</w:t>
+      </w:r>
+      <w:r>
+        <w:rPr>
+          <w:b w:val="0"/>
+          <w:i w:val="0"/>
+        </w:rPr>
+        <w:t>: Nothing is unioned. One table is resolved.</w:t>
+      </w:r>
+    </w:p>
+    <w:p>
+      <w:pPr>
+        <w:pStyle w:val="ListBullet"/>
+      </w:pPr>
+      <w:r>
+        <w:rPr>
+          <w:rFonts w:ascii="Consolas" w:hAnsi="Consolas" w:eastAsia="Consolas"/>
+          <w:b w:val="0"/>
+          <w:sz w:val="19"/>
+        </w:rPr>
+        <w:t>a|r2</w:t>
+      </w:r>
+      <w:r>
+        <w:rPr>
+          <w:b w:val="0"/>
+          <w:i w:val="0"/>
+        </w:rPr>
+        <w:t>: Right answer, wrong reason. Spark reads any schema you name. dbo is only the default.</w:t>
+      </w:r>
+    </w:p>
+    <w:p>
+      <w:pPr>
+        <w:pStyle w:val="Heading5"/>
+      </w:pPr>
+      <w:r>
+        <w:t>C2-L1 exercise 3</w:t>
+      </w:r>
+    </w:p>
+    <w:p>
+      <w:r>
+        <w:rPr>
+          <w:b/>
+          <w:i w:val="0"/>
+        </w:rPr>
+        <w:t>Hints.</w:t>
+      </w:r>
+      <w:r>
+        <w:rPr>
+          <w:b w:val="0"/>
+          <w:i w:val="0"/>
+        </w:rPr>
+        <w:t xml:space="preserve"> (1) The four-part name is workspace.lakehouse.schema.table. (2) The third part is a schema. (3) The employees table lives in schema hrm in Microsoft's example, or dbo by default.</w:t>
+      </w:r>
+    </w:p>
+    <w:p>
+      <w:r>
+        <w:rPr>
+          <w:b/>
+          <w:i w:val="0"/>
+        </w:rPr>
+        <w:t>Answer.</w:t>
+      </w:r>
+    </w:p>
+    <w:tbl>
+      <w:tblPr>
+        <w:tblW w:type="auto" w:w="0"/>
+        <w:jc w:val="left"/>
+        <w:tblLook w:firstColumn="1" w:firstRow="1" w:lastColumn="0" w:lastRow="0" w:noHBand="0" w:noVBand="1" w:val="04A0"/>
+      </w:tblPr>
+      <w:tblGrid>
+        <w:gridCol w:w="8221"/>
+      </w:tblGrid>
+      <w:tr>
+        <w:tc>
+          <w:tcPr>
+            <w:tcW w:type="dxa" w:w="8221"/>
+            <w:shd w:val="clear" w:color="auto" w:fill="F2F4F7"/>
+          </w:tcPr>
+          <w:p>
+            <w:pPr>
+              <w:spacing w:before="0" w:after="0" w:line="240" w:lineRule="auto"/>
+              <w:ind w:left="567" w:hanging="567"/>
+            </w:pPr>
+            <w:r>
+              <w:rPr>
+                <w:rFonts w:ascii="Consolas" w:hAnsi="Consolas" w:eastAsia="Consolas"/>
+                <w:b w:val="0"/>
+                <w:color w:val="5B6875"/>
+                <w:sz w:val="16"/>
+              </w:rPr>
+              <w:t xml:space="preserve">   1  </w:t>
+            </w:r>
+            <w:r>
+              <w:rPr>
+                <w:rFonts w:ascii="Consolas" w:hAnsi="Consolas" w:eastAsia="Consolas"/>
+                <w:b w:val="0"/>
+                <w:sz w:val="16"/>
+              </w:rPr>
+              <w:t>SELECT e.name, d.dept_name</w:t>
+            </w:r>
+          </w:p>
+          <w:p>
+            <w:pPr>
+              <w:spacing w:before="0" w:after="0" w:line="240" w:lineRule="auto"/>
+              <w:ind w:left="567" w:hanging="567"/>
+            </w:pPr>
+            <w:r>
+              <w:rPr>
+                <w:rFonts w:ascii="Consolas" w:hAnsi="Consolas" w:eastAsia="Consolas"/>
+                <w:b w:val="0"/>
+                <w:color w:val="5B6875"/>
+                <w:sz w:val="16"/>
+              </w:rPr>
+              <w:t xml:space="preserve">   2  </w:t>
+            </w:r>
+            <w:r>
+              <w:rPr>
+                <w:rFonts w:ascii="Consolas" w:hAnsi="Consolas" w:eastAsia="Consolas"/>
+                <w:b w:val="0"/>
+                <w:sz w:val="16"/>
+              </w:rPr>
+              <w:t>FROM ops_ws.hr_lakehouse.hrm.employees AS e</w:t>
+            </w:r>
+          </w:p>
+          <w:p>
+            <w:pPr>
+              <w:spacing w:before="0" w:after="0" w:line="240" w:lineRule="auto"/>
+              <w:ind w:left="567" w:hanging="567"/>
+            </w:pPr>
+            <w:r>
+              <w:rPr>
+                <w:rFonts w:ascii="Consolas" w:hAnsi="Consolas" w:eastAsia="Consolas"/>
+                <w:b w:val="0"/>
+                <w:color w:val="5B6875"/>
+                <w:sz w:val="16"/>
+              </w:rPr>
+              <w:t xml:space="preserve">   3  </w:t>
+            </w:r>
+            <w:r>
+              <w:rPr>
+                <w:rFonts w:ascii="Consolas" w:hAnsi="Consolas" w:eastAsia="Consolas"/>
+                <w:b w:val="0"/>
+                <w:sz w:val="16"/>
+              </w:rPr>
+              <w:t>JOIN global_ws.corporate_lakehouse.company.departments AS d</w:t>
+            </w:r>
+          </w:p>
+          <w:p>
+            <w:pPr>
+              <w:spacing w:before="0" w:after="0" w:line="240" w:lineRule="auto"/>
+              <w:ind w:left="567" w:hanging="567"/>
+            </w:pPr>
+            <w:r>
+              <w:rPr>
+                <w:rFonts w:ascii="Consolas" w:hAnsi="Consolas" w:eastAsia="Consolas"/>
+                <w:b w:val="0"/>
+                <w:color w:val="5B6875"/>
+                <w:sz w:val="16"/>
+              </w:rPr>
+              <w:t xml:space="preserve">   4  </w:t>
+            </w:r>
+            <w:r>
+              <w:rPr>
+                <w:rFonts w:ascii="Consolas" w:hAnsi="Consolas" w:eastAsia="Consolas"/>
+                <w:b w:val="0"/>
+                <w:sz w:val="16"/>
+              </w:rPr>
+              <w:t xml:space="preserve">  ON e.deptno = d.deptno</w:t>
+            </w:r>
+          </w:p>
+        </w:tc>
+      </w:tr>
+    </w:tbl>
+    <w:p/>
+    <w:p>
+      <w:r>
+        <w:rPr>
+          <w:rFonts w:ascii="Consolas" w:hAnsi="Consolas" w:eastAsia="Consolas"/>
+          <w:b w:val="0"/>
+          <w:sz w:val="19"/>
+        </w:rPr>
+        <w:t>workspace.lakehouse.schema.table</w:t>
+      </w:r>
+      <w:r>
+        <w:rPr>
+          <w:b w:val="0"/>
+          <w:i w:val="0"/>
+        </w:rPr>
+        <w:t xml:space="preserve"> reaches any table you have permission to read, across lakehouses and workspaces.</w:t>
+      </w:r>
+    </w:p>
+    <w:p>
+      <w:r>
+        <w:rPr>
+          <w:b/>
+          <w:i w:val="0"/>
+        </w:rPr>
+        <w:t>Common wrong answers.</w:t>
+      </w:r>
+    </w:p>
+    <w:p>
+      <w:pPr>
+        <w:pStyle w:val="ListBullet"/>
+      </w:pPr>
+      <w:r>
+        <w:rPr>
+          <w:b w:val="0"/>
+          <w:i w:val="0"/>
+        </w:rPr>
+        <w:t xml:space="preserve">g1 = </w:t>
+      </w:r>
+      <w:r>
+        <w:rPr>
+          <w:rFonts w:ascii="Consolas" w:hAnsi="Consolas" w:eastAsia="Consolas"/>
+          <w:b w:val="0"/>
+          <w:sz w:val="19"/>
+        </w:rPr>
+        <w:t>Tables</w:t>
+      </w:r>
+      <w:r>
+        <w:rPr>
+          <w:b w:val="0"/>
+          <w:i w:val="0"/>
+        </w:rPr>
+        <w:t>: Tables is a OneLake folder, not a schema. The third part is the schema name, such as dbo or hrm.</w:t>
+      </w:r>
+    </w:p>
+    <w:p>
+      <w:pPr>
+        <w:pStyle w:val="Heading5"/>
+      </w:pPr>
+      <w:r>
+        <w:t>C2-L1 exercise 4</w:t>
+      </w:r>
+    </w:p>
+    <w:p>
+      <w:r>
+        <w:rPr>
+          <w:b/>
+          <w:i w:val="0"/>
+        </w:rPr>
+        <w:t>Hints.</w:t>
+      </w:r>
+      <w:r>
+        <w:rPr>
+          <w:b w:val="0"/>
+          <w:i w:val="0"/>
+        </w:rPr>
+        <w:t xml:space="preserve"> (1) Read with .schema(RESPONDENT_SCHEMA) and the header option. (2) Write with .write.mode("append").saveAsTable(table). (3) Return the DataFrame.</w:t>
+      </w:r>
+    </w:p>
+    <w:p>
+      <w:r>
+        <w:rPr>
+          <w:b/>
+          <w:i w:val="0"/>
+        </w:rPr>
+        <w:t>Answer.</w:t>
+      </w:r>
+    </w:p>
+    <w:tbl>
+      <w:tblPr>
+        <w:tblW w:type="auto" w:w="0"/>
+        <w:jc w:val="left"/>
+        <w:tblLook w:firstColumn="1" w:firstRow="1" w:lastColumn="0" w:lastRow="0" w:noHBand="0" w:noVBand="1" w:val="04A0"/>
+      </w:tblPr>
+      <w:tblGrid>
+        <w:gridCol w:w="8221"/>
+      </w:tblGrid>
+      <w:tr>
+        <w:tc>
+          <w:tcPr>
+            <w:tcW w:type="dxa" w:w="8221"/>
+            <w:shd w:val="clear" w:color="auto" w:fill="F2F4F7"/>
+          </w:tcPr>
+          <w:p>
+            <w:pPr>
+              <w:spacing w:before="0" w:after="0" w:line="240" w:lineRule="auto"/>
+              <w:ind w:left="567" w:hanging="567"/>
+            </w:pPr>
+            <w:r>
+              <w:rPr>
+                <w:rFonts w:ascii="Consolas" w:hAnsi="Consolas" w:eastAsia="Consolas"/>
+                <w:b w:val="0"/>
+                <w:color w:val="5B6875"/>
+                <w:sz w:val="16"/>
+              </w:rPr>
+              <w:t xml:space="preserve">   1  </w:t>
+            </w:r>
+            <w:r>
+              <w:rPr>
+                <w:rFonts w:ascii="Consolas" w:hAnsi="Consolas" w:eastAsia="Consolas"/>
+                <w:b w:val="0"/>
+                <w:sz w:val="16"/>
+              </w:rPr>
+              <w:t>from pyspark.sql import DataFrame, SparkSession</w:t>
+            </w:r>
+          </w:p>
+          <w:p>
+            <w:pPr>
+              <w:spacing w:before="0" w:after="0" w:line="240" w:lineRule="auto"/>
+              <w:ind w:left="567" w:hanging="567"/>
+            </w:pPr>
+            <w:r>
+              <w:rPr>
+                <w:rFonts w:ascii="Consolas" w:hAnsi="Consolas" w:eastAsia="Consolas"/>
+                <w:b w:val="0"/>
+                <w:color w:val="5B6875"/>
+                <w:sz w:val="16"/>
+              </w:rPr>
+              <w:t xml:space="preserve">   2  </w:t>
+            </w:r>
+            <w:r>
+              <w:rPr>
+                <w:rFonts w:ascii="Consolas" w:hAnsi="Consolas" w:eastAsia="Consolas"/>
+                <w:b w:val="0"/>
+                <w:sz w:val="16"/>
+              </w:rPr>
+              <w:t>from pyspark.sql import types as T</w:t>
+            </w:r>
+          </w:p>
+          <w:p>
+            <w:pPr>
+              <w:spacing w:before="0" w:after="0" w:line="240" w:lineRule="auto"/>
+              <w:ind w:left="567" w:hanging="567"/>
+            </w:pPr>
+            <w:r>
+              <w:rPr>
+                <w:rFonts w:ascii="Consolas" w:hAnsi="Consolas" w:eastAsia="Consolas"/>
+                <w:b w:val="0"/>
+                <w:color w:val="5B6875"/>
+                <w:sz w:val="16"/>
+              </w:rPr>
+              <w:t xml:space="preserve">   3  </w:t>
+            </w:r>
+            <w:r>
+              <w:rPr>
+                <w:rFonts w:ascii="Consolas" w:hAnsi="Consolas" w:eastAsia="Consolas"/>
+                <w:b w:val="0"/>
+                <w:sz w:val="16"/>
+              </w:rPr>
+              <w:t xml:space="preserve"> </w:t>
+            </w:r>
+          </w:p>
+          <w:p>
+            <w:pPr>
+              <w:spacing w:before="0" w:after="0" w:line="240" w:lineRule="auto"/>
+              <w:ind w:left="567" w:hanging="567"/>
+            </w:pPr>
+            <w:r>
+              <w:rPr>
+                <w:rFonts w:ascii="Consolas" w:hAnsi="Consolas" w:eastAsia="Consolas"/>
+                <w:b w:val="0"/>
+                <w:color w:val="5B6875"/>
+                <w:sz w:val="16"/>
+              </w:rPr>
+              <w:t xml:space="preserve">   4  </w:t>
+            </w:r>
+            <w:r>
+              <w:rPr>
+                <w:rFonts w:ascii="Consolas" w:hAnsi="Consolas" w:eastAsia="Consolas"/>
+                <w:b w:val="0"/>
+                <w:sz w:val="16"/>
+              </w:rPr>
+              <w:t>RESPONDENT_SCHEMA = T.StructType([</w:t>
+            </w:r>
+          </w:p>
+          <w:p>
+            <w:pPr>
+              <w:spacing w:before="0" w:after="0" w:line="240" w:lineRule="auto"/>
+              <w:ind w:left="567" w:hanging="567"/>
+            </w:pPr>
+            <w:r>
+              <w:rPr>
+                <w:rFonts w:ascii="Consolas" w:hAnsi="Consolas" w:eastAsia="Consolas"/>
+                <w:b w:val="0"/>
+                <w:color w:val="5B6875"/>
+                <w:sz w:val="16"/>
+              </w:rPr>
+              <w:t xml:space="preserve">   5  </w:t>
+            </w:r>
+            <w:r>
+              <w:rPr>
+                <w:rFonts w:ascii="Consolas" w:hAnsi="Consolas" w:eastAsia="Consolas"/>
+                <w:b w:val="0"/>
+                <w:sz w:val="16"/>
+              </w:rPr>
+              <w:t xml:space="preserve">    T.StructField("respondent_id", T.StringType(), False),</w:t>
+            </w:r>
+          </w:p>
+          <w:p>
+            <w:pPr>
+              <w:spacing w:before="0" w:after="0" w:line="240" w:lineRule="auto"/>
+              <w:ind w:left="567" w:hanging="567"/>
+            </w:pPr>
+            <w:r>
+              <w:rPr>
+                <w:rFonts w:ascii="Consolas" w:hAnsi="Consolas" w:eastAsia="Consolas"/>
+                <w:b w:val="0"/>
+                <w:color w:val="5B6875"/>
+                <w:sz w:val="16"/>
+              </w:rPr>
+              <w:t xml:space="preserve">   6  </w:t>
+            </w:r>
+            <w:r>
+              <w:rPr>
+                <w:rFonts w:ascii="Consolas" w:hAnsi="Consolas" w:eastAsia="Consolas"/>
+                <w:b w:val="0"/>
+                <w:sz w:val="16"/>
+              </w:rPr>
+              <w:t xml:space="preserve">    T.StructField("wave", T.IntegerType(), False),</w:t>
+            </w:r>
+          </w:p>
+          <w:p>
+            <w:pPr>
+              <w:spacing w:before="0" w:after="0" w:line="240" w:lineRule="auto"/>
+              <w:ind w:left="567" w:hanging="567"/>
+            </w:pPr>
+            <w:r>
+              <w:rPr>
+                <w:rFonts w:ascii="Consolas" w:hAnsi="Consolas" w:eastAsia="Consolas"/>
+                <w:b w:val="0"/>
+                <w:color w:val="5B6875"/>
+                <w:sz w:val="16"/>
+              </w:rPr>
+              <w:t xml:space="preserve">   7  </w:t>
+            </w:r>
+            <w:r>
+              <w:rPr>
+                <w:rFonts w:ascii="Consolas" w:hAnsi="Consolas" w:eastAsia="Consolas"/>
+                <w:b w:val="0"/>
+                <w:sz w:val="16"/>
+              </w:rPr>
+              <w:t xml:space="preserve">    T.StructField("weight", T.DoubleType(), True),</w:t>
+            </w:r>
+          </w:p>
+          <w:p>
+            <w:pPr>
+              <w:spacing w:before="0" w:after="0" w:line="240" w:lineRule="auto"/>
+              <w:ind w:left="567" w:hanging="567"/>
+            </w:pPr>
+            <w:r>
+              <w:rPr>
+                <w:rFonts w:ascii="Consolas" w:hAnsi="Consolas" w:eastAsia="Consolas"/>
+                <w:b w:val="0"/>
+                <w:color w:val="5B6875"/>
+                <w:sz w:val="16"/>
+              </w:rPr>
+              <w:t xml:space="preserve">   8  </w:t>
+            </w:r>
+            <w:r>
+              <w:rPr>
+                <w:rFonts w:ascii="Consolas" w:hAnsi="Consolas" w:eastAsia="Consolas"/>
+                <w:b w:val="0"/>
+                <w:sz w:val="16"/>
+              </w:rPr>
+              <w:t>])</w:t>
+            </w:r>
+          </w:p>
+          <w:p>
+            <w:pPr>
+              <w:spacing w:before="0" w:after="0" w:line="240" w:lineRule="auto"/>
+              <w:ind w:left="567" w:hanging="567"/>
+            </w:pPr>
+            <w:r>
+              <w:rPr>
+                <w:rFonts w:ascii="Consolas" w:hAnsi="Consolas" w:eastAsia="Consolas"/>
+                <w:b w:val="0"/>
+                <w:color w:val="5B6875"/>
+                <w:sz w:val="16"/>
+              </w:rPr>
+              <w:t xml:space="preserve">   9  </w:t>
+            </w:r>
+            <w:r>
+              <w:rPr>
+                <w:rFonts w:ascii="Consolas" w:hAnsi="Consolas" w:eastAsia="Consolas"/>
+                <w:b w:val="0"/>
+                <w:sz w:val="16"/>
+              </w:rPr>
+              <w:t xml:space="preserve"> </w:t>
+            </w:r>
+          </w:p>
+          <w:p>
+            <w:pPr>
+              <w:spacing w:before="0" w:after="0" w:line="240" w:lineRule="auto"/>
+              <w:ind w:left="567" w:hanging="567"/>
+            </w:pPr>
+            <w:r>
+              <w:rPr>
+                <w:rFonts w:ascii="Consolas" w:hAnsi="Consolas" w:eastAsia="Consolas"/>
+                <w:b w:val="0"/>
+                <w:color w:val="5B6875"/>
+                <w:sz w:val="16"/>
+              </w:rPr>
+              <w:t xml:space="preserve">  10  </w:t>
+            </w:r>
+            <w:r>
+              <w:rPr>
+                <w:rFonts w:ascii="Consolas" w:hAnsi="Consolas" w:eastAsia="Consolas"/>
+                <w:b w:val="0"/>
+                <w:sz w:val="16"/>
+              </w:rPr>
+              <w:t xml:space="preserve"> </w:t>
+            </w:r>
+          </w:p>
+          <w:p>
+            <w:pPr>
+              <w:spacing w:before="0" w:after="0" w:line="240" w:lineRule="auto"/>
+              <w:ind w:left="567" w:hanging="567"/>
+            </w:pPr>
+            <w:r>
+              <w:rPr>
+                <w:rFonts w:ascii="Consolas" w:hAnsi="Consolas" w:eastAsia="Consolas"/>
+                <w:b w:val="0"/>
+                <w:color w:val="5B6875"/>
+                <w:sz w:val="16"/>
+              </w:rPr>
+              <w:t xml:space="preserve">  11  </w:t>
+            </w:r>
+            <w:r>
+              <w:rPr>
+                <w:rFonts w:ascii="Consolas" w:hAnsi="Consolas" w:eastAsia="Consolas"/>
+                <w:b w:val="0"/>
+                <w:sz w:val="16"/>
+              </w:rPr>
+              <w:t>def load_delivery(spark: SparkSession, path: str, table: str) -&gt; DataFrame:</w:t>
+            </w:r>
+          </w:p>
+          <w:p>
+            <w:pPr>
+              <w:spacing w:before="0" w:after="0" w:line="240" w:lineRule="auto"/>
+              <w:ind w:left="567" w:hanging="567"/>
+            </w:pPr>
+            <w:r>
+              <w:rPr>
+                <w:rFonts w:ascii="Consolas" w:hAnsi="Consolas" w:eastAsia="Consolas"/>
+                <w:b w:val="0"/>
+                <w:color w:val="5B6875"/>
+                <w:sz w:val="16"/>
+              </w:rPr>
+              <w:t xml:space="preserve">  12  </w:t>
+            </w:r>
+            <w:r>
+              <w:rPr>
+                <w:rFonts w:ascii="Consolas" w:hAnsi="Consolas" w:eastAsia="Consolas"/>
+                <w:b w:val="0"/>
+                <w:sz w:val="16"/>
+              </w:rPr>
+              <w:t xml:space="preserve">    """Read a CSV delivery and append it to a managed Delta table.</w:t>
+            </w:r>
+          </w:p>
+          <w:p>
+            <w:pPr>
+              <w:spacing w:before="0" w:after="0" w:line="240" w:lineRule="auto"/>
+              <w:ind w:left="567" w:hanging="567"/>
+            </w:pPr>
+            <w:r>
+              <w:rPr>
+                <w:rFonts w:ascii="Consolas" w:hAnsi="Consolas" w:eastAsia="Consolas"/>
+                <w:b w:val="0"/>
+                <w:color w:val="5B6875"/>
+                <w:sz w:val="16"/>
+              </w:rPr>
+              <w:t xml:space="preserve">  13  </w:t>
+            </w:r>
+            <w:r>
+              <w:rPr>
+                <w:rFonts w:ascii="Consolas" w:hAnsi="Consolas" w:eastAsia="Consolas"/>
+                <w:b w:val="0"/>
+                <w:sz w:val="16"/>
+              </w:rPr>
+              <w:t xml:space="preserve"> </w:t>
+            </w:r>
+          </w:p>
+          <w:p>
+            <w:pPr>
+              <w:spacing w:before="0" w:after="0" w:line="240" w:lineRule="auto"/>
+              <w:ind w:left="567" w:hanging="567"/>
+            </w:pPr>
+            <w:r>
+              <w:rPr>
+                <w:rFonts w:ascii="Consolas" w:hAnsi="Consolas" w:eastAsia="Consolas"/>
+                <w:b w:val="0"/>
+                <w:color w:val="5B6875"/>
+                <w:sz w:val="16"/>
+              </w:rPr>
+              <w:t xml:space="preserve">  14  </w:t>
+            </w:r>
+            <w:r>
+              <w:rPr>
+                <w:rFonts w:ascii="Consolas" w:hAnsi="Consolas" w:eastAsia="Consolas"/>
+                <w:b w:val="0"/>
+                <w:sz w:val="16"/>
+              </w:rPr>
+              <w:t xml:space="preserve">    Args:</w:t>
+            </w:r>
+          </w:p>
+          <w:p>
+            <w:pPr>
+              <w:spacing w:before="0" w:after="0" w:line="240" w:lineRule="auto"/>
+              <w:ind w:left="567" w:hanging="567"/>
+            </w:pPr>
+            <w:r>
+              <w:rPr>
+                <w:rFonts w:ascii="Consolas" w:hAnsi="Consolas" w:eastAsia="Consolas"/>
+                <w:b w:val="0"/>
+                <w:color w:val="5B6875"/>
+                <w:sz w:val="16"/>
+              </w:rPr>
+              <w:t xml:space="preserve">  15  </w:t>
+            </w:r>
+            <w:r>
+              <w:rPr>
+                <w:rFonts w:ascii="Consolas" w:hAnsi="Consolas" w:eastAsia="Consolas"/>
+                <w:b w:val="0"/>
+                <w:sz w:val="16"/>
+              </w:rPr>
+              <w:t xml:space="preserve">        spark: Active session.</w:t>
+            </w:r>
+          </w:p>
+          <w:p>
+            <w:pPr>
+              <w:spacing w:before="0" w:after="0" w:line="240" w:lineRule="auto"/>
+              <w:ind w:left="567" w:hanging="567"/>
+            </w:pPr>
+            <w:r>
+              <w:rPr>
+                <w:rFonts w:ascii="Consolas" w:hAnsi="Consolas" w:eastAsia="Consolas"/>
+                <w:b w:val="0"/>
+                <w:color w:val="5B6875"/>
+                <w:sz w:val="16"/>
+              </w:rPr>
+              <w:t xml:space="preserve">  16  </w:t>
+            </w:r>
+            <w:r>
+              <w:rPr>
+                <w:rFonts w:ascii="Consolas" w:hAnsi="Consolas" w:eastAsia="Consolas"/>
+                <w:b w:val="0"/>
+                <w:sz w:val="16"/>
+              </w:rPr>
+              <w:t xml:space="preserve">        path: CSV path, usually under Files/landing.</w:t>
+            </w:r>
+          </w:p>
+          <w:p>
+            <w:pPr>
+              <w:spacing w:before="0" w:after="0" w:line="240" w:lineRule="auto"/>
+              <w:ind w:left="567" w:hanging="567"/>
+            </w:pPr>
+            <w:r>
+              <w:rPr>
+                <w:rFonts w:ascii="Consolas" w:hAnsi="Consolas" w:eastAsia="Consolas"/>
+                <w:b w:val="0"/>
+                <w:color w:val="5B6875"/>
+                <w:sz w:val="16"/>
+              </w:rPr>
+              <w:t xml:space="preserve">  17  </w:t>
+            </w:r>
+            <w:r>
+              <w:rPr>
+                <w:rFonts w:ascii="Consolas" w:hAnsi="Consolas" w:eastAsia="Consolas"/>
+                <w:b w:val="0"/>
+                <w:sz w:val="16"/>
+              </w:rPr>
+              <w:t xml:space="preserve">        table: Target table, ideally lakehouse.schema.table.</w:t>
+            </w:r>
+          </w:p>
+          <w:p>
+            <w:pPr>
+              <w:spacing w:before="0" w:after="0" w:line="240" w:lineRule="auto"/>
+              <w:ind w:left="567" w:hanging="567"/>
+            </w:pPr>
+            <w:r>
+              <w:rPr>
+                <w:rFonts w:ascii="Consolas" w:hAnsi="Consolas" w:eastAsia="Consolas"/>
+                <w:b w:val="0"/>
+                <w:color w:val="5B6875"/>
+                <w:sz w:val="16"/>
+              </w:rPr>
+              <w:t xml:space="preserve">  18  </w:t>
+            </w:r>
+            <w:r>
+              <w:rPr>
+                <w:rFonts w:ascii="Consolas" w:hAnsi="Consolas" w:eastAsia="Consolas"/>
+                <w:b w:val="0"/>
+                <w:sz w:val="16"/>
+              </w:rPr>
+              <w:t xml:space="preserve"> </w:t>
+            </w:r>
+          </w:p>
+          <w:p>
+            <w:pPr>
+              <w:spacing w:before="0" w:after="0" w:line="240" w:lineRule="auto"/>
+              <w:ind w:left="567" w:hanging="567"/>
+            </w:pPr>
+            <w:r>
+              <w:rPr>
+                <w:rFonts w:ascii="Consolas" w:hAnsi="Consolas" w:eastAsia="Consolas"/>
+                <w:b w:val="0"/>
+                <w:color w:val="5B6875"/>
+                <w:sz w:val="16"/>
+              </w:rPr>
+              <w:t xml:space="preserve">  19  </w:t>
+            </w:r>
+            <w:r>
+              <w:rPr>
+                <w:rFonts w:ascii="Consolas" w:hAnsi="Consolas" w:eastAsia="Consolas"/>
+                <w:b w:val="0"/>
+                <w:sz w:val="16"/>
+              </w:rPr>
+              <w:t xml:space="preserve">    Returns:</w:t>
+            </w:r>
+          </w:p>
+          <w:p>
+            <w:pPr>
+              <w:spacing w:before="0" w:after="0" w:line="240" w:lineRule="auto"/>
+              <w:ind w:left="567" w:hanging="567"/>
+            </w:pPr>
+            <w:r>
+              <w:rPr>
+                <w:rFonts w:ascii="Consolas" w:hAnsi="Consolas" w:eastAsia="Consolas"/>
+                <w:b w:val="0"/>
+                <w:color w:val="5B6875"/>
+                <w:sz w:val="16"/>
+              </w:rPr>
+              <w:t xml:space="preserve">  20  </w:t>
+            </w:r>
+            <w:r>
+              <w:rPr>
+                <w:rFonts w:ascii="Consolas" w:hAnsi="Consolas" w:eastAsia="Consolas"/>
+                <w:b w:val="0"/>
+                <w:sz w:val="16"/>
+              </w:rPr>
+              <w:t xml:space="preserve">        The DataFrame that was read.</w:t>
+            </w:r>
+          </w:p>
+          <w:p>
+            <w:pPr>
+              <w:spacing w:before="0" w:after="0" w:line="240" w:lineRule="auto"/>
+              <w:ind w:left="567" w:hanging="567"/>
+            </w:pPr>
+            <w:r>
+              <w:rPr>
+                <w:rFonts w:ascii="Consolas" w:hAnsi="Consolas" w:eastAsia="Consolas"/>
+                <w:b w:val="0"/>
+                <w:color w:val="5B6875"/>
+                <w:sz w:val="16"/>
+              </w:rPr>
+              <w:t xml:space="preserve">  21  </w:t>
+            </w:r>
+            <w:r>
+              <w:rPr>
+                <w:rFonts w:ascii="Consolas" w:hAnsi="Consolas" w:eastAsia="Consolas"/>
+                <w:b w:val="0"/>
+                <w:sz w:val="16"/>
+              </w:rPr>
+              <w:t xml:space="preserve">    """</w:t>
+            </w:r>
+          </w:p>
+          <w:p>
+            <w:pPr>
+              <w:spacing w:before="0" w:after="0" w:line="240" w:lineRule="auto"/>
+              <w:ind w:left="567" w:hanging="567"/>
+            </w:pPr>
+            <w:r>
+              <w:rPr>
+                <w:rFonts w:ascii="Consolas" w:hAnsi="Consolas" w:eastAsia="Consolas"/>
+                <w:b w:val="0"/>
+                <w:color w:val="5B6875"/>
+                <w:sz w:val="16"/>
+              </w:rPr>
+              <w:t xml:space="preserve">  22  </w:t>
+            </w:r>
+            <w:r>
+              <w:rPr>
+                <w:rFonts w:ascii="Consolas" w:hAnsi="Consolas" w:eastAsia="Consolas"/>
+                <w:b w:val="0"/>
+                <w:sz w:val="16"/>
+              </w:rPr>
+              <w:t xml:space="preserve">    df = spark.read.option("header", True).schema(RESPONDENT_SCHEMA).csv(path)</w:t>
+            </w:r>
+          </w:p>
+          <w:p>
+            <w:pPr>
+              <w:spacing w:before="0" w:after="0" w:line="240" w:lineRule="auto"/>
+              <w:ind w:left="567" w:hanging="567"/>
+            </w:pPr>
+            <w:r>
+              <w:rPr>
+                <w:rFonts w:ascii="Consolas" w:hAnsi="Consolas" w:eastAsia="Consolas"/>
+                <w:b w:val="0"/>
+                <w:color w:val="5B6875"/>
+                <w:sz w:val="16"/>
+              </w:rPr>
+              <w:t xml:space="preserve">  23  </w:t>
+            </w:r>
+            <w:r>
+              <w:rPr>
+                <w:rFonts w:ascii="Consolas" w:hAnsi="Consolas" w:eastAsia="Consolas"/>
+                <w:b w:val="0"/>
+                <w:sz w:val="16"/>
+              </w:rPr>
+              <w:t xml:space="preserve">    df.write.mode("append").saveAsTable(table)</w:t>
+            </w:r>
+          </w:p>
+          <w:p>
+            <w:pPr>
+              <w:spacing w:before="0" w:after="0" w:line="240" w:lineRule="auto"/>
+              <w:ind w:left="567" w:hanging="567"/>
+            </w:pPr>
+            <w:r>
+              <w:rPr>
+                <w:rFonts w:ascii="Consolas" w:hAnsi="Consolas" w:eastAsia="Consolas"/>
+                <w:b w:val="0"/>
+                <w:color w:val="5B6875"/>
+                <w:sz w:val="16"/>
+              </w:rPr>
+              <w:t xml:space="preserve">  24  </w:t>
+            </w:r>
+            <w:r>
+              <w:rPr>
+                <w:rFonts w:ascii="Consolas" w:hAnsi="Consolas" w:eastAsia="Consolas"/>
+                <w:b w:val="0"/>
+                <w:sz w:val="16"/>
+              </w:rPr>
+              <w:t xml:space="preserve">    return df</w:t>
+            </w:r>
+          </w:p>
+        </w:tc>
+      </w:tr>
+    </w:tbl>
+    <w:p/>
+    <w:p>
+      <w:r>
+        <w:rPr>
+          <w:b w:val="0"/>
+          <w:i w:val="0"/>
+        </w:rPr>
+        <w:t>A managed Delta table in Tables serves Spark, the SQL analytics endpoint and Direct Lake from one copy.</w:t>
+      </w:r>
+    </w:p>
+    <w:p>
+      <w:pPr>
+        <w:pStyle w:val="Heading5"/>
+      </w:pPr>
+      <w:r>
+        <w:t>C2-L1 exercise 5</w:t>
+      </w:r>
+    </w:p>
+    <w:p>
+      <w:r>
+        <w:rPr>
+          <w:b/>
+          <w:i w:val="0"/>
+        </w:rPr>
+        <w:t>Hints.</w:t>
+      </w:r>
+      <w:r>
+        <w:rPr>
+          <w:b w:val="0"/>
+          <w:i w:val="0"/>
+        </w:rPr>
+        <w:t xml:space="preserve"> (1) Which area holds non-Delta files? (2) Which area do SQL and Power BI read? (3) Schemas organise tables by domain.</w:t>
+      </w:r>
+    </w:p>
+    <w:p>
+      <w:r>
+        <w:rPr>
+          <w:b/>
+          <w:i w:val="0"/>
+        </w:rPr>
+        <w:t>Answer.</w:t>
+      </w:r>
+    </w:p>
+    <w:p>
+      <w:pPr>
+        <w:pStyle w:val="ListBullet"/>
+      </w:pPr>
+      <w:r>
+        <w:rPr>
+          <w:b w:val="0"/>
+          <w:i w:val="0"/>
+        </w:rPr>
+        <w:t>Raw deliveries in Files, as received.</w:t>
+      </w:r>
+    </w:p>
+    <w:p>
+      <w:pPr>
+        <w:pStyle w:val="ListBullet"/>
+      </w:pPr>
+      <w:r>
+        <w:rPr>
+          <w:b w:val="0"/>
+          <w:i w:val="0"/>
+        </w:rPr>
+        <w:t>Cleaned and reporting data as Delta tables in Tables, under schemas such as survey_silver and survey_gold.</w:t>
+      </w:r>
+    </w:p>
+    <w:p>
+      <w:r>
+        <w:rPr>
+          <w:b w:val="0"/>
+          <w:i w:val="0"/>
+        </w:rPr>
+        <w:t>Files for raw, Tables for Delta, and schemas to keep the tables organised.</w:t>
+      </w:r>
+    </w:p>
+    <w:p>
+      <w:r>
+        <w:rPr>
+          <w:b/>
+          <w:i w:val="0"/>
+        </w:rPr>
+        <w:t>Common wrong answers.</w:t>
+      </w:r>
+    </w:p>
+    <w:p>
+      <w:pPr>
+        <w:pStyle w:val="ListBullet"/>
+      </w:pPr>
+      <w:r>
+        <w:rPr>
+          <w:b w:val="0"/>
+          <w:i w:val="0"/>
+        </w:rPr>
+        <w:t xml:space="preserve">raw = </w:t>
+      </w:r>
+      <w:r>
+        <w:rPr>
+          <w:rFonts w:ascii="Consolas" w:hAnsi="Consolas" w:eastAsia="Consolas"/>
+          <w:b w:val="0"/>
+          <w:sz w:val="19"/>
+        </w:rPr>
+        <w:t>tables_dbo</w:t>
+      </w:r>
+      <w:r>
+        <w:rPr>
+          <w:b w:val="0"/>
+          <w:i w:val="0"/>
+        </w:rPr>
+        <w:t>: CSV files under Tables are not Delta tables. They end up in the Unidentified area.</w:t>
+      </w:r>
+    </w:p>
+    <w:p>
+      <w:pPr>
+        <w:pStyle w:val="ListBullet"/>
+      </w:pPr>
+      <w:r>
+        <w:rPr>
+          <w:b w:val="0"/>
+          <w:i w:val="0"/>
+        </w:rPr>
+        <w:t xml:space="preserve">gold = </w:t>
+      </w:r>
+      <w:r>
+        <w:rPr>
+          <w:rFonts w:ascii="Consolas" w:hAnsi="Consolas" w:eastAsia="Consolas"/>
+          <w:b w:val="0"/>
+          <w:sz w:val="19"/>
+        </w:rPr>
+        <w:t>files</w:t>
+      </w:r>
+      <w:r>
+        <w:rPr>
+          <w:b w:val="0"/>
+          <w:i w:val="0"/>
+        </w:rPr>
+        <w:t>: Power BI's Direct Lake and the SQL endpoint read Delta tables in Tables, not files.</w:t>
+      </w:r>
+    </w:p>
+    <w:p>
+      <w:pPr>
+        <w:pStyle w:val="ListBullet"/>
+      </w:pPr>
+      <w:r>
+        <w:rPr>
+          <w:b w:val="0"/>
+          <w:i w:val="0"/>
+        </w:rPr>
+        <w:t xml:space="preserve">clean = </w:t>
+      </w:r>
+      <w:r>
+        <w:rPr>
+          <w:rFonts w:ascii="Consolas" w:hAnsi="Consolas" w:eastAsia="Consolas"/>
+          <w:b w:val="0"/>
+          <w:sz w:val="19"/>
+        </w:rPr>
+        <w:t>tables_dbo</w:t>
+      </w:r>
+      <w:r>
+        <w:rPr>
+          <w:b w:val="0"/>
+          <w:i w:val="0"/>
+        </w:rPr>
+        <w:t>: It works, but everything lands in one flat schema. Named schemas keep domains apart as the lakehouse grows.</w:t>
+      </w:r>
+    </w:p>
+    <w:p>
+      <w:pPr>
+        <w:pStyle w:val="Heading3"/>
+      </w:pPr>
+      <w:r>
+        <w:t>C2-L2 Warehouse T-SQL, and where it differs from SQL Server</w:t>
+      </w:r>
+    </w:p>
+    <w:p>
+      <w:pPr>
+        <w:pStyle w:val="Heading5"/>
+      </w:pPr>
+      <w:r>
+        <w:t>C2-L2 exercise 1</w:t>
+      </w:r>
+    </w:p>
+    <w:p>
+      <w:r>
+        <w:rPr>
+          <w:b/>
+          <w:i w:val="0"/>
+        </w:rPr>
+        <w:t>Hints.</w:t>
+      </w:r>
+      <w:r>
+        <w:rPr>
+          <w:b w:val="0"/>
+          <w:i w:val="0"/>
+        </w:rPr>
+        <w:t xml:space="preserve"> (1) What does NOT ENFORCED mean? (2) Does the engine check the key on insert? (3) No.</w:t>
+      </w:r>
+    </w:p>
+    <w:p>
+      <w:r>
+        <w:rPr>
+          <w:b/>
+          <w:i w:val="0"/>
+        </w:rPr>
+        <w:t>Answer.</w:t>
+      </w:r>
+      <w:r>
+        <w:rPr>
+          <w:b w:val="0"/>
+          <w:i w:val="0"/>
+        </w:rPr>
+        <w:t xml:space="preserve"> b) Both rows are stored. The key is not enforced. Because: r1) NOT ENFORCED keys are optimiser hints. The engine does not check them.</w:t>
+      </w:r>
+    </w:p>
+    <w:p>
+      <w:r>
+        <w:rPr>
+          <w:b w:val="0"/>
+          <w:i w:val="0"/>
+        </w:rPr>
+        <w:t>Both rows land. Check uniqueness after each load with a GROUP BY ... HAVING COUNT(*) &gt; 1 query.</w:t>
+      </w:r>
+    </w:p>
+    <w:p>
+      <w:r>
+        <w:rPr>
+          <w:b/>
+          <w:i w:val="0"/>
+        </w:rPr>
+        <w:t>Common wrong answers.</w:t>
+      </w:r>
+    </w:p>
+    <w:p>
+      <w:pPr>
+        <w:pStyle w:val="ListBullet"/>
+      </w:pPr>
+      <w:r>
+        <w:rPr>
+          <w:rFonts w:ascii="Consolas" w:hAnsi="Consolas" w:eastAsia="Consolas"/>
+          <w:b w:val="0"/>
+          <w:sz w:val="19"/>
+        </w:rPr>
+        <w:t>a</w:t>
+      </w:r>
+      <w:r>
+        <w:rPr>
+          <w:b w:val="0"/>
+          <w:i w:val="0"/>
+        </w:rPr>
+        <w:t>: That is SQL Server behaviour for enforced keys. Fabric Warehouse keys are NOT ENFORCED.</w:t>
+      </w:r>
+    </w:p>
+    <w:p>
+      <w:pPr>
+        <w:pStyle w:val="ListBullet"/>
+      </w:pPr>
+      <w:r>
+        <w:rPr>
+          <w:rFonts w:ascii="Consolas" w:hAnsi="Consolas" w:eastAsia="Consolas"/>
+          <w:b w:val="0"/>
+          <w:sz w:val="19"/>
+        </w:rPr>
+        <w:t>c</w:t>
+      </w:r>
+      <w:r>
+        <w:rPr>
+          <w:b w:val="0"/>
+          <w:i w:val="0"/>
+        </w:rPr>
+        <w:t>: INSERT never replaces rows. You would need MERGE for upsert behaviour.</w:t>
+      </w:r>
+    </w:p>
+    <w:p>
+      <w:pPr>
+        <w:pStyle w:val="ListBullet"/>
+      </w:pPr>
+      <w:r>
+        <w:rPr>
+          <w:rFonts w:ascii="Consolas" w:hAnsi="Consolas" w:eastAsia="Consolas"/>
+          <w:b w:val="0"/>
+          <w:sz w:val="19"/>
+        </w:rPr>
+        <w:t>d</w:t>
+      </w:r>
+      <w:r>
+        <w:rPr>
+          <w:b w:val="0"/>
+          <w:i w:val="0"/>
+        </w:rPr>
+        <w:t>: Nothing locks. Both rows are simply stored.</w:t>
+      </w:r>
+    </w:p>
+    <w:p>
+      <w:pPr>
+        <w:pStyle w:val="ListBullet"/>
+      </w:pPr>
+      <w:r>
+        <w:rPr>
+          <w:rFonts w:ascii="Consolas" w:hAnsi="Consolas" w:eastAsia="Consolas"/>
+          <w:b w:val="0"/>
+          <w:sz w:val="19"/>
+        </w:rPr>
+        <w:t>b|r2</w:t>
+      </w:r>
+      <w:r>
+        <w:rPr>
+          <w:b w:val="0"/>
+          <w:i w:val="0"/>
+        </w:rPr>
+        <w:t>: Right answer, wrong reason. No background job removes duplicates. You must check.</w:t>
+      </w:r>
+    </w:p>
+    <w:p>
+      <w:pPr>
+        <w:pStyle w:val="Heading5"/>
+      </w:pPr>
+      <w:r>
+        <w:t>C2-L2 exercise 2</w:t>
+      </w:r>
+    </w:p>
+    <w:p>
+      <w:r>
+        <w:rPr>
+          <w:b/>
+          <w:i w:val="0"/>
+        </w:rPr>
+        <w:t>Hints.</w:t>
+      </w:r>
+      <w:r>
+        <w:rPr>
+          <w:b w:val="0"/>
+          <w:i w:val="0"/>
+        </w:rPr>
+        <w:t xml:space="preserve"> (1) Not clustered. (2) Not checked by the engine. (3) </w:t>
+      </w:r>
+      <w:r>
+        <w:rPr>
+          <w:rFonts w:ascii="Consolas" w:hAnsi="Consolas" w:eastAsia="Consolas"/>
+          <w:b w:val="0"/>
+          <w:sz w:val="19"/>
+        </w:rPr>
+        <w:t>NONCLUSTERED</w:t>
+      </w:r>
+      <w:r>
+        <w:rPr>
+          <w:b w:val="0"/>
+          <w:i w:val="0"/>
+        </w:rPr>
+        <w:t xml:space="preserve"> and </w:t>
+      </w:r>
+      <w:r>
+        <w:rPr>
+          <w:rFonts w:ascii="Consolas" w:hAnsi="Consolas" w:eastAsia="Consolas"/>
+          <w:b w:val="0"/>
+          <w:sz w:val="19"/>
+        </w:rPr>
+        <w:t>NOT ENFORCED</w:t>
+      </w:r>
+      <w:r>
+        <w:rPr>
+          <w:b w:val="0"/>
+          <w:i w:val="0"/>
+        </w:rPr>
+        <w:t>.</w:t>
+      </w:r>
+    </w:p>
+    <w:p>
+      <w:r>
+        <w:rPr>
+          <w:b/>
+          <w:i w:val="0"/>
+        </w:rPr>
+        <w:t>Answer.</w:t>
+      </w:r>
+    </w:p>
+    <w:tbl>
+      <w:tblPr>
+        <w:tblW w:type="auto" w:w="0"/>
+        <w:jc w:val="left"/>
+        <w:tblLook w:firstColumn="1" w:firstRow="1" w:lastColumn="0" w:lastRow="0" w:noHBand="0" w:noVBand="1" w:val="04A0"/>
+      </w:tblPr>
+      <w:tblGrid>
+        <w:gridCol w:w="8221"/>
+      </w:tblGrid>
+      <w:tr>
+        <w:tc>
+          <w:tcPr>
+            <w:tcW w:type="dxa" w:w="8221"/>
+            <w:shd w:val="clear" w:color="auto" w:fill="F2F4F7"/>
+          </w:tcPr>
+          <w:p>
+            <w:pPr>
+              <w:spacing w:before="0" w:after="0" w:line="240" w:lineRule="auto"/>
+              <w:ind w:left="567" w:hanging="567"/>
+            </w:pPr>
+            <w:r>
+              <w:rPr>
+                <w:rFonts w:ascii="Consolas" w:hAnsi="Consolas" w:eastAsia="Consolas"/>
+                <w:b w:val="0"/>
+                <w:color w:val="5B6875"/>
+                <w:sz w:val="16"/>
+              </w:rPr>
+              <w:t xml:space="preserve">   1  </w:t>
+            </w:r>
+            <w:r>
+              <w:rPr>
+                <w:rFonts w:ascii="Consolas" w:hAnsi="Consolas" w:eastAsia="Consolas"/>
+                <w:b w:val="0"/>
+                <w:sz w:val="16"/>
+              </w:rPr>
+              <w:t>ALTER TABLE dbo.dim_customer</w:t>
+            </w:r>
+          </w:p>
+          <w:p>
+            <w:pPr>
+              <w:spacing w:before="0" w:after="0" w:line="240" w:lineRule="auto"/>
+              <w:ind w:left="567" w:hanging="567"/>
+            </w:pPr>
+            <w:r>
+              <w:rPr>
+                <w:rFonts w:ascii="Consolas" w:hAnsi="Consolas" w:eastAsia="Consolas"/>
+                <w:b w:val="0"/>
+                <w:color w:val="5B6875"/>
+                <w:sz w:val="16"/>
+              </w:rPr>
+              <w:t xml:space="preserve">   2  </w:t>
+            </w:r>
+            <w:r>
+              <w:rPr>
+                <w:rFonts w:ascii="Consolas" w:hAnsi="Consolas" w:eastAsia="Consolas"/>
+                <w:b w:val="0"/>
+                <w:sz w:val="16"/>
+              </w:rPr>
+              <w:t xml:space="preserve">    ADD CONSTRAINT pk_dim_customer PRIMARY KEY NONCLUSTERED (customer_id) NOT ENFORCED;</w:t>
+            </w:r>
+          </w:p>
+        </w:tc>
+      </w:tr>
+    </w:tbl>
+    <w:p/>
+    <w:p>
+      <w:r>
+        <w:rPr>
+          <w:rFonts w:ascii="Consolas" w:hAnsi="Consolas" w:eastAsia="Consolas"/>
+          <w:b w:val="0"/>
+          <w:sz w:val="19"/>
+        </w:rPr>
+        <w:t>PRIMARY KEY NONCLUSTERED (...) NOT ENFORCED</w:t>
+      </w:r>
+      <w:r>
+        <w:rPr>
+          <w:b w:val="0"/>
+          <w:i w:val="0"/>
+        </w:rPr>
+        <w:t xml:space="preserve"> is the only accepted form.</w:t>
+      </w:r>
+    </w:p>
+    <w:p>
+      <w:r>
+        <w:rPr>
+          <w:b/>
+          <w:i w:val="0"/>
+        </w:rPr>
+        <w:t>Common wrong answers.</w:t>
+      </w:r>
+    </w:p>
+    <w:p>
+      <w:pPr>
+        <w:pStyle w:val="ListBullet"/>
+      </w:pPr>
+      <w:r>
+        <w:rPr>
+          <w:b w:val="0"/>
+          <w:i w:val="0"/>
+        </w:rPr>
+        <w:t xml:space="preserve">g1 = </w:t>
+      </w:r>
+      <w:r>
+        <w:rPr>
+          <w:rFonts w:ascii="Consolas" w:hAnsi="Consolas" w:eastAsia="Consolas"/>
+          <w:b w:val="0"/>
+          <w:sz w:val="19"/>
+        </w:rPr>
+        <w:t>CLUSTERED</w:t>
+      </w:r>
+      <w:r>
+        <w:rPr>
+          <w:b w:val="0"/>
+          <w:i w:val="0"/>
+        </w:rPr>
+        <w:t>: Fabric Warehouse supports primary keys only as NONCLUSTERED.</w:t>
+      </w:r>
+    </w:p>
+    <w:p>
+      <w:pPr>
+        <w:pStyle w:val="Heading5"/>
+      </w:pPr>
+      <w:r>
+        <w:t>C2-L2 exercise 3</w:t>
+      </w:r>
+    </w:p>
+    <w:p>
+      <w:r>
+        <w:rPr>
+          <w:b/>
+          <w:i w:val="0"/>
+        </w:rPr>
+        <w:t>Hints.</w:t>
+      </w:r>
+      <w:r>
+        <w:rPr>
+          <w:b w:val="0"/>
+          <w:i w:val="0"/>
+        </w:rPr>
+        <w:t xml:space="preserve"> (1) Two SQL Server types have no Fabric Warehouse equivalent. (2) One for money, one for Unicode text. (3) decimal and varchar replace them.</w:t>
+      </w:r>
+    </w:p>
+    <w:p>
+      <w:r>
+        <w:rPr>
+          <w:b/>
+          <w:i w:val="0"/>
+        </w:rPr>
+        <w:t>Answer.</w:t>
+      </w:r>
+      <w:r>
+        <w:rPr>
+          <w:b w:val="0"/>
+          <w:i w:val="0"/>
+        </w:rPr>
+        <w:t xml:space="preserve"> The bug is on line 4, 5.</w:t>
+      </w:r>
+    </w:p>
+    <w:p>
+      <w:r>
+        <w:rPr>
+          <w:b w:val="0"/>
+          <w:i w:val="0"/>
+        </w:rPr>
+        <w:t>Fixed version:</w:t>
+      </w:r>
+    </w:p>
+    <w:tbl>
+      <w:tblPr>
+        <w:tblW w:type="auto" w:w="0"/>
+        <w:jc w:val="left"/>
+        <w:tblLook w:firstColumn="1" w:firstRow="1" w:lastColumn="0" w:lastRow="0" w:noHBand="0" w:noVBand="1" w:val="04A0"/>
+      </w:tblPr>
+      <w:tblGrid>
+        <w:gridCol w:w="8221"/>
+      </w:tblGrid>
+      <w:tr>
+        <w:tc>
+          <w:tcPr>
+            <w:tcW w:type="dxa" w:w="8221"/>
+            <w:shd w:val="clear" w:color="auto" w:fill="F2F4F7"/>
+          </w:tcPr>
+          <w:p>
+            <w:pPr>
+              <w:spacing w:before="0" w:after="0" w:line="240" w:lineRule="auto"/>
+              <w:ind w:left="567" w:hanging="567"/>
+            </w:pPr>
+            <w:r>
+              <w:rPr>
+                <w:rFonts w:ascii="Consolas" w:hAnsi="Consolas" w:eastAsia="Consolas"/>
+                <w:b w:val="0"/>
+                <w:color w:val="5B6875"/>
+                <w:sz w:val="16"/>
+              </w:rPr>
+              <w:t xml:space="preserve">   1  </w:t>
+            </w:r>
+            <w:r>
+              <w:rPr>
+                <w:rFonts w:ascii="Consolas" w:hAnsi="Consolas" w:eastAsia="Consolas"/>
+                <w:b w:val="0"/>
+                <w:sz w:val="16"/>
+              </w:rPr>
+              <w:t>CREATE TABLE dbo.fact_payment (</w:t>
+            </w:r>
+          </w:p>
+          <w:p>
+            <w:pPr>
+              <w:spacing w:before="0" w:after="0" w:line="240" w:lineRule="auto"/>
+              <w:ind w:left="567" w:hanging="567"/>
+            </w:pPr>
+            <w:r>
+              <w:rPr>
+                <w:rFonts w:ascii="Consolas" w:hAnsi="Consolas" w:eastAsia="Consolas"/>
+                <w:b w:val="0"/>
+                <w:color w:val="5B6875"/>
+                <w:sz w:val="16"/>
+              </w:rPr>
+              <w:t xml:space="preserve">   2  </w:t>
+            </w:r>
+            <w:r>
+              <w:rPr>
+                <w:rFonts w:ascii="Consolas" w:hAnsi="Consolas" w:eastAsia="Consolas"/>
+                <w:b w:val="0"/>
+                <w:sz w:val="16"/>
+              </w:rPr>
+              <w:t xml:space="preserve">    payment_id BIGINT NOT NULL,</w:t>
+            </w:r>
+          </w:p>
+          <w:p>
+            <w:pPr>
+              <w:spacing w:before="0" w:after="0" w:line="240" w:lineRule="auto"/>
+              <w:ind w:left="567" w:hanging="567"/>
+            </w:pPr>
+            <w:r>
+              <w:rPr>
+                <w:rFonts w:ascii="Consolas" w:hAnsi="Consolas" w:eastAsia="Consolas"/>
+                <w:b w:val="0"/>
+                <w:color w:val="5B6875"/>
+                <w:sz w:val="16"/>
+              </w:rPr>
+              <w:t xml:space="preserve">   3  </w:t>
+            </w:r>
+            <w:r>
+              <w:rPr>
+                <w:rFonts w:ascii="Consolas" w:hAnsi="Consolas" w:eastAsia="Consolas"/>
+                <w:b w:val="0"/>
+                <w:sz w:val="16"/>
+              </w:rPr>
+              <w:t xml:space="preserve">    customer_id INT NOT NULL,</w:t>
+            </w:r>
+          </w:p>
+          <w:p>
+            <w:pPr>
+              <w:spacing w:before="0" w:after="0" w:line="240" w:lineRule="auto"/>
+              <w:ind w:left="567" w:hanging="567"/>
+            </w:pPr>
+            <w:r>
+              <w:rPr>
+                <w:rFonts w:ascii="Consolas" w:hAnsi="Consolas" w:eastAsia="Consolas"/>
+                <w:b w:val="0"/>
+                <w:color w:val="5B6875"/>
+                <w:sz w:val="16"/>
+              </w:rPr>
+              <w:t xml:space="preserve">   4  </w:t>
+            </w:r>
+            <w:r>
+              <w:rPr>
+                <w:rFonts w:ascii="Consolas" w:hAnsi="Consolas" w:eastAsia="Consolas"/>
+                <w:b w:val="0"/>
+                <w:sz w:val="16"/>
+              </w:rPr>
+              <w:t xml:space="preserve">    amount DECIMAL(19, 4) NOT NULL,</w:t>
+            </w:r>
+          </w:p>
+          <w:p>
+            <w:pPr>
+              <w:spacing w:before="0" w:after="0" w:line="240" w:lineRule="auto"/>
+              <w:ind w:left="567" w:hanging="567"/>
+            </w:pPr>
+            <w:r>
+              <w:rPr>
+                <w:rFonts w:ascii="Consolas" w:hAnsi="Consolas" w:eastAsia="Consolas"/>
+                <w:b w:val="0"/>
+                <w:color w:val="5B6875"/>
+                <w:sz w:val="16"/>
+              </w:rPr>
+              <w:t xml:space="preserve">   5  </w:t>
+            </w:r>
+            <w:r>
+              <w:rPr>
+                <w:rFonts w:ascii="Consolas" w:hAnsi="Consolas" w:eastAsia="Consolas"/>
+                <w:b w:val="0"/>
+                <w:sz w:val="16"/>
+              </w:rPr>
+              <w:t xml:space="preserve">    note VARCHAR(500),</w:t>
+            </w:r>
+          </w:p>
+          <w:p>
+            <w:pPr>
+              <w:spacing w:before="0" w:after="0" w:line="240" w:lineRule="auto"/>
+              <w:ind w:left="567" w:hanging="567"/>
+            </w:pPr>
+            <w:r>
+              <w:rPr>
+                <w:rFonts w:ascii="Consolas" w:hAnsi="Consolas" w:eastAsia="Consolas"/>
+                <w:b w:val="0"/>
+                <w:color w:val="5B6875"/>
+                <w:sz w:val="16"/>
+              </w:rPr>
+              <w:t xml:space="preserve">   6  </w:t>
+            </w:r>
+            <w:r>
+              <w:rPr>
+                <w:rFonts w:ascii="Consolas" w:hAnsi="Consolas" w:eastAsia="Consolas"/>
+                <w:b w:val="0"/>
+                <w:sz w:val="16"/>
+              </w:rPr>
+              <w:t xml:space="preserve">    paid_at DATETIME2(6) NOT NULL</w:t>
+            </w:r>
+          </w:p>
+          <w:p>
+            <w:pPr>
+              <w:spacing w:before="0" w:after="0" w:line="240" w:lineRule="auto"/>
+              <w:ind w:left="567" w:hanging="567"/>
+            </w:pPr>
+            <w:r>
+              <w:rPr>
+                <w:rFonts w:ascii="Consolas" w:hAnsi="Consolas" w:eastAsia="Consolas"/>
+                <w:b w:val="0"/>
+                <w:color w:val="5B6875"/>
+                <w:sz w:val="16"/>
+              </w:rPr>
+              <w:t xml:space="preserve">   7  </w:t>
+            </w:r>
+            <w:r>
+              <w:rPr>
+                <w:rFonts w:ascii="Consolas" w:hAnsi="Consolas" w:eastAsia="Consolas"/>
+                <w:b w:val="0"/>
+                <w:sz w:val="16"/>
+              </w:rPr>
+              <w:t>);</w:t>
+            </w:r>
+          </w:p>
+        </w:tc>
+      </w:tr>
+    </w:tbl>
+    <w:p/>
+    <w:p>
+      <w:r>
+        <w:rPr>
+          <w:rFonts w:ascii="Consolas" w:hAnsi="Consolas" w:eastAsia="Consolas"/>
+          <w:b w:val="0"/>
+          <w:sz w:val="19"/>
+        </w:rPr>
+        <w:t>money</w:t>
+      </w:r>
+      <w:r>
+        <w:rPr>
+          <w:b w:val="0"/>
+          <w:i w:val="0"/>
+        </w:rPr>
+        <w:t xml:space="preserve"> and </w:t>
+      </w:r>
+      <w:r>
+        <w:rPr>
+          <w:rFonts w:ascii="Consolas" w:hAnsi="Consolas" w:eastAsia="Consolas"/>
+          <w:b w:val="0"/>
+          <w:sz w:val="19"/>
+        </w:rPr>
+        <w:t>nvarchar</w:t>
+      </w:r>
+      <w:r>
+        <w:rPr>
+          <w:b w:val="0"/>
+          <w:i w:val="0"/>
+        </w:rPr>
+        <w:t xml:space="preserve"> are not supported. Use </w:t>
+      </w:r>
+      <w:r>
+        <w:rPr>
+          <w:rFonts w:ascii="Consolas" w:hAnsi="Consolas" w:eastAsia="Consolas"/>
+          <w:b w:val="0"/>
+          <w:sz w:val="19"/>
+        </w:rPr>
+        <w:t>DECIMAL(19, 4)</w:t>
+      </w:r>
+      <w:r>
+        <w:rPr>
+          <w:b w:val="0"/>
+          <w:i w:val="0"/>
+        </w:rPr>
+        <w:t xml:space="preserve"> and </w:t>
+      </w:r>
+      <w:r>
+        <w:rPr>
+          <w:rFonts w:ascii="Consolas" w:hAnsi="Consolas" w:eastAsia="Consolas"/>
+          <w:b w:val="0"/>
+          <w:sz w:val="19"/>
+        </w:rPr>
+        <w:t>VARCHAR(500)</w:t>
+      </w:r>
+      <w:r>
+        <w:rPr>
+          <w:b w:val="0"/>
+          <w:i w:val="0"/>
+        </w:rPr>
+        <w:t>. Varchar uses a UTF-8 collation, so it stores Unicode text.</w:t>
+      </w:r>
+    </w:p>
+    <w:p>
+      <w:r>
+        <w:rPr>
+          <w:b/>
+          <w:i w:val="0"/>
+        </w:rPr>
+        <w:t>Common wrong answers.</w:t>
+      </w:r>
+    </w:p>
+    <w:p>
+      <w:pPr>
+        <w:pStyle w:val="ListBullet"/>
+      </w:pPr>
+      <w:r>
+        <w:rPr>
+          <w:b w:val="0"/>
+          <w:i w:val="0"/>
+        </w:rPr>
+        <w:t>Line 6: datetime2 with up to 6 fractional digits is supported.</w:t>
+      </w:r>
+    </w:p>
+    <w:p>
+      <w:pPr>
+        <w:pStyle w:val="ListBullet"/>
+      </w:pPr>
+      <w:r>
+        <w:rPr>
+          <w:b w:val="0"/>
+          <w:i w:val="0"/>
+        </w:rPr>
+        <w:t>Line 2: BIGINT is supported.</w:t>
+      </w:r>
+    </w:p>
+    <w:p>
+      <w:pPr>
+        <w:pStyle w:val="Heading5"/>
+      </w:pPr>
+      <w:r>
+        <w:t>C2-L2 exercise 4</w:t>
+      </w:r>
+    </w:p>
+    <w:p>
+      <w:r>
+        <w:rPr>
+          <w:b/>
+          <w:i w:val="0"/>
+        </w:rPr>
+        <w:t>Hints.</w:t>
+      </w:r>
+      <w:r>
+        <w:rPr>
+          <w:b w:val="0"/>
+          <w:i w:val="0"/>
+        </w:rPr>
+        <w:t xml:space="preserve"> (1) Count rows per customer_id. (2) Filter groups, not rows. (3) HAVING COUNT(*) &gt; 1.</w:t>
+      </w:r>
+    </w:p>
+    <w:p>
+      <w:r>
+        <w:rPr>
+          <w:b/>
+          <w:i w:val="0"/>
+        </w:rPr>
+        <w:t>Answer.</w:t>
+      </w:r>
+    </w:p>
+    <w:tbl>
+      <w:tblPr>
+        <w:tblW w:type="auto" w:w="0"/>
+        <w:jc w:val="left"/>
+        <w:tblLook w:firstColumn="1" w:firstRow="1" w:lastColumn="0" w:lastRow="0" w:noHBand="0" w:noVBand="1" w:val="04A0"/>
+      </w:tblPr>
+      <w:tblGrid>
+        <w:gridCol w:w="8221"/>
+      </w:tblGrid>
+      <w:tr>
+        <w:tc>
+          <w:tcPr>
+            <w:tcW w:type="dxa" w:w="8221"/>
+            <w:shd w:val="clear" w:color="auto" w:fill="F2F4F7"/>
+          </w:tcPr>
+          <w:p>
+            <w:pPr>
+              <w:spacing w:before="0" w:after="0" w:line="240" w:lineRule="auto"/>
+              <w:ind w:left="567" w:hanging="567"/>
+            </w:pPr>
+            <w:r>
+              <w:rPr>
+                <w:rFonts w:ascii="Consolas" w:hAnsi="Consolas" w:eastAsia="Consolas"/>
+                <w:b w:val="0"/>
+                <w:color w:val="5B6875"/>
+                <w:sz w:val="16"/>
+              </w:rPr>
+              <w:t xml:space="preserve">   1  </w:t>
+            </w:r>
+            <w:r>
+              <w:rPr>
+                <w:rFonts w:ascii="Consolas" w:hAnsi="Consolas" w:eastAsia="Consolas"/>
+                <w:b w:val="0"/>
+                <w:sz w:val="16"/>
+              </w:rPr>
+              <w:t>SELECT customer_id, COUNT(*) AS n</w:t>
+            </w:r>
+          </w:p>
+          <w:p>
+            <w:pPr>
+              <w:spacing w:before="0" w:after="0" w:line="240" w:lineRule="auto"/>
+              <w:ind w:left="567" w:hanging="567"/>
+            </w:pPr>
+            <w:r>
+              <w:rPr>
+                <w:rFonts w:ascii="Consolas" w:hAnsi="Consolas" w:eastAsia="Consolas"/>
+                <w:b w:val="0"/>
+                <w:color w:val="5B6875"/>
+                <w:sz w:val="16"/>
+              </w:rPr>
+              <w:t xml:space="preserve">   2  </w:t>
+            </w:r>
+            <w:r>
+              <w:rPr>
+                <w:rFonts w:ascii="Consolas" w:hAnsi="Consolas" w:eastAsia="Consolas"/>
+                <w:b w:val="0"/>
+                <w:sz w:val="16"/>
+              </w:rPr>
+              <w:t>FROM dbo.dim_customer</w:t>
+            </w:r>
+          </w:p>
+          <w:p>
+            <w:pPr>
+              <w:spacing w:before="0" w:after="0" w:line="240" w:lineRule="auto"/>
+              <w:ind w:left="567" w:hanging="567"/>
+            </w:pPr>
+            <w:r>
+              <w:rPr>
+                <w:rFonts w:ascii="Consolas" w:hAnsi="Consolas" w:eastAsia="Consolas"/>
+                <w:b w:val="0"/>
+                <w:color w:val="5B6875"/>
+                <w:sz w:val="16"/>
+              </w:rPr>
+              <w:t xml:space="preserve">   3  </w:t>
+            </w:r>
+            <w:r>
+              <w:rPr>
+                <w:rFonts w:ascii="Consolas" w:hAnsi="Consolas" w:eastAsia="Consolas"/>
+                <w:b w:val="0"/>
+                <w:sz w:val="16"/>
+              </w:rPr>
+              <w:t>GROUP BY customer_id</w:t>
+            </w:r>
+          </w:p>
+          <w:p>
+            <w:pPr>
+              <w:spacing w:before="0" w:after="0" w:line="240" w:lineRule="auto"/>
+              <w:ind w:left="567" w:hanging="567"/>
+            </w:pPr>
+            <w:r>
+              <w:rPr>
+                <w:rFonts w:ascii="Consolas" w:hAnsi="Consolas" w:eastAsia="Consolas"/>
+                <w:b w:val="0"/>
+                <w:color w:val="5B6875"/>
+                <w:sz w:val="16"/>
+              </w:rPr>
+              <w:t xml:space="preserve">   4  </w:t>
+            </w:r>
+            <w:r>
+              <w:rPr>
+                <w:rFonts w:ascii="Consolas" w:hAnsi="Consolas" w:eastAsia="Consolas"/>
+                <w:b w:val="0"/>
+                <w:sz w:val="16"/>
+              </w:rPr>
+              <w:t>HAVING COUNT(*) &gt; 1;</w:t>
+            </w:r>
+          </w:p>
+        </w:tc>
+      </w:tr>
+    </w:tbl>
+    <w:p/>
+    <w:p>
+      <w:r>
+        <w:rPr>
+          <w:b w:val="0"/>
+          <w:i w:val="0"/>
+        </w:rPr>
+        <w:t>With keys unenforced, this query is the guard. Any row it returns means a duplicate got in.</w:t>
+      </w:r>
+    </w:p>
+    <w:p>
+      <w:pPr>
+        <w:pStyle w:val="Heading5"/>
+      </w:pPr>
+      <w:r>
+        <w:t>C2-L2 exercise 5</w:t>
+      </w:r>
+    </w:p>
+    <w:p>
+      <w:r>
+        <w:rPr>
+          <w:b/>
+          <w:i w:val="0"/>
+        </w:rPr>
+        <w:t>Hints.</w:t>
+      </w:r>
+      <w:r>
+        <w:rPr>
+          <w:b w:val="0"/>
+          <w:i w:val="0"/>
+        </w:rPr>
+        <w:t xml:space="preserve"> (1) What no longer enforces uniqueness? (2) Which feature is not supported at all? (3) Use the documented alternatives.</w:t>
+      </w:r>
+    </w:p>
+    <w:p>
+      <w:r>
+        <w:rPr>
+          <w:b/>
+          <w:i w:val="0"/>
+        </w:rPr>
+        <w:t>Answer.</w:t>
+      </w:r>
+    </w:p>
+    <w:p>
+      <w:pPr>
+        <w:pStyle w:val="ListBullet"/>
+      </w:pPr>
+      <w:r>
+        <w:rPr>
+          <w:b w:val="0"/>
+          <w:i w:val="0"/>
+        </w:rPr>
+        <w:t>Keys become hints, so add a duplicate check that fails the load.</w:t>
+      </w:r>
+    </w:p>
+    <w:p>
+      <w:pPr>
+        <w:pStyle w:val="ListBullet"/>
+      </w:pPr>
+      <w:r>
+        <w:rPr>
+          <w:b w:val="0"/>
+          <w:i w:val="0"/>
+        </w:rPr>
+        <w:t>Triggers are not supported. Do the audit write explicitly in the loading procedure.</w:t>
+      </w:r>
+    </w:p>
+    <w:p>
+      <w:pPr>
+        <w:pStyle w:val="ListBullet"/>
+      </w:pPr>
+      <w:r>
+        <w:rPr>
+          <w:b w:val="0"/>
+          <w:i w:val="0"/>
+        </w:rPr>
+        <w:t>Map each type to its documented alternative, keeping precision and scale.</w:t>
+      </w:r>
+    </w:p>
+    <w:p>
+      <w:r>
+        <w:rPr>
+          <w:b w:val="0"/>
+          <w:i w:val="0"/>
+        </w:rPr>
+        <w:t>A port succeeds when every lost guarantee is replaced by an explicit step.</w:t>
+      </w:r>
+    </w:p>
+    <w:p>
+      <w:r>
+        <w:rPr>
+          <w:b/>
+          <w:i w:val="0"/>
+        </w:rPr>
+        <w:t>Common wrong answers.</w:t>
+      </w:r>
+    </w:p>
+    <w:p>
+      <w:pPr>
+        <w:pStyle w:val="ListBullet"/>
+      </w:pPr>
+      <w:r>
+        <w:rPr>
+          <w:b w:val="0"/>
+          <w:i w:val="0"/>
+        </w:rPr>
+        <w:t xml:space="preserve">pk = </w:t>
+      </w:r>
+      <w:r>
+        <w:rPr>
+          <w:rFonts w:ascii="Consolas" w:hAnsi="Consolas" w:eastAsia="Consolas"/>
+          <w:b w:val="0"/>
+          <w:sz w:val="19"/>
+        </w:rPr>
+        <w:t>trust</w:t>
+      </w:r>
+      <w:r>
+        <w:rPr>
+          <w:b w:val="0"/>
+          <w:i w:val="0"/>
+        </w:rPr>
+        <w:t>: Sources resend files and pipelines rerun. Without a check, duplicates load silently.</w:t>
+      </w:r>
+    </w:p>
+    <w:p>
+      <w:pPr>
+        <w:pStyle w:val="ListBullet"/>
+      </w:pPr>
+      <w:r>
+        <w:rPr>
+          <w:b w:val="0"/>
+          <w:i w:val="0"/>
+        </w:rPr>
+        <w:t xml:space="preserve">trigger = </w:t>
+      </w:r>
+      <w:r>
+        <w:rPr>
+          <w:rFonts w:ascii="Consolas" w:hAnsi="Consolas" w:eastAsia="Consolas"/>
+          <w:b w:val="0"/>
+          <w:sz w:val="19"/>
+        </w:rPr>
+        <w:t>keep</w:t>
+      </w:r>
+      <w:r>
+        <w:rPr>
+          <w:b w:val="0"/>
+          <w:i w:val="0"/>
+        </w:rPr>
+        <w:t>: Fabric Warehouse does not support triggers. The CREATE TRIGGER statement fails.</w:t>
+      </w:r>
+    </w:p>
+    <w:p>
+      <w:pPr>
+        <w:pStyle w:val="ListBullet"/>
+      </w:pPr>
+      <w:r>
+        <w:rPr>
+          <w:b w:val="0"/>
+          <w:i w:val="0"/>
+        </w:rPr>
+        <w:t xml:space="preserve">types = </w:t>
+      </w:r>
+      <w:r>
+        <w:rPr>
+          <w:rFonts w:ascii="Consolas" w:hAnsi="Consolas" w:eastAsia="Consolas"/>
+          <w:b w:val="0"/>
+          <w:sz w:val="19"/>
+        </w:rPr>
+        <w:t>string</w:t>
+      </w:r>
+      <w:r>
+        <w:rPr>
+          <w:b w:val="0"/>
+          <w:i w:val="0"/>
+        </w:rPr>
+        <w:t>: Strings lose numeric semantics and cost storage. Use decimal for amounts.</w:t>
       </w:r>
     </w:p>
     <w:p>

--- a/site/downloads/handbook-C2.docx
+++ b/site/downloads/handbook-C2.docx
@@ -1654,7 +1654,7 @@
           <w:b w:val="0"/>
           <w:i w:val="0"/>
         </w:rPr>
-        <w:t>Starter code:</w:t>
+        <w:t>Shape of the answer. The reference solution defines these names. Write the bodies yourself.</w:t>
       </w:r>
     </w:p>
     <w:tbl>
@@ -1692,7 +1692,7 @@
                 <w:b w:val="0"/>
                 <w:sz w:val="16"/>
               </w:rPr>
-              <w:t>from pyspark.sql import types as T</w:t>
+              <w:t># Module constant.</w:t>
             </w:r>
           </w:p>
           <w:p>
@@ -1715,7 +1715,7 @@
                 <w:b w:val="0"/>
                 <w:sz w:val="16"/>
               </w:rPr>
-              <w:t xml:space="preserve"> </w:t>
+              <w:t>RESPONDENT_SCHEMA = ...</w:t>
             </w:r>
           </w:p>
           <w:p>
@@ -1738,7 +1738,7 @@
                 <w:b w:val="0"/>
                 <w:sz w:val="16"/>
               </w:rPr>
-              <w:t>RESPONDENT_SCHEMA = T.StructType([</w:t>
+              <w:t xml:space="preserve"> </w:t>
             </w:r>
           </w:p>
           <w:p>
@@ -1761,7 +1761,7 @@
                 <w:b w:val="0"/>
                 <w:sz w:val="16"/>
               </w:rPr>
-              <w:t xml:space="preserve">    T.StructField("respondent_id", T.StringType(), False),</w:t>
+              <w:t># Read a CSV delivery and append it to a managed Delta table.</w:t>
             </w:r>
           </w:p>
           <w:p>
@@ -1784,7 +1784,7 @@
                 <w:b w:val="0"/>
                 <w:sz w:val="16"/>
               </w:rPr>
-              <w:t xml:space="preserve">    T.StructField("wave", T.IntegerType(), False),</w:t>
+              <w:t>def load_delivery(</w:t>
             </w:r>
           </w:p>
           <w:p>
@@ -1807,7 +1807,7 @@
                 <w:b w:val="0"/>
                 <w:sz w:val="16"/>
               </w:rPr>
-              <w:t xml:space="preserve">    T.StructField("weight", T.DoubleType(), True),</w:t>
+              <w:t xml:space="preserve">    spark: SparkSession,</w:t>
             </w:r>
           </w:p>
           <w:p>
@@ -1830,7 +1830,7 @@
                 <w:b w:val="0"/>
                 <w:sz w:val="16"/>
               </w:rPr>
-              <w:t>])</w:t>
+              <w:t xml:space="preserve">    path: str,</w:t>
             </w:r>
           </w:p>
           <w:p>
@@ -1853,7 +1853,7 @@
                 <w:b w:val="0"/>
                 <w:sz w:val="16"/>
               </w:rPr>
-              <w:t xml:space="preserve"> </w:t>
+              <w:t xml:space="preserve">    table: str,</w:t>
             </w:r>
           </w:p>
           <w:p>
@@ -1876,99 +1876,7 @@
                 <w:b w:val="0"/>
                 <w:sz w:val="16"/>
               </w:rPr>
-              <w:t xml:space="preserve"> </w:t>
-            </w:r>
-          </w:p>
-          <w:p>
-            <w:pPr>
-              <w:spacing w:before="0" w:after="0" w:line="240" w:lineRule="auto"/>
-              <w:ind w:left="567" w:hanging="567"/>
-            </w:pPr>
-            <w:r>
-              <w:rPr>
-                <w:rFonts w:ascii="Consolas" w:hAnsi="Consolas" w:eastAsia="Consolas"/>
-                <w:b w:val="0"/>
-                <w:color w:val="5B6875"/>
-                <w:sz w:val="16"/>
-              </w:rPr>
-              <w:t xml:space="preserve">  10  </w:t>
-            </w:r>
-            <w:r>
-              <w:rPr>
-                <w:rFonts w:ascii="Consolas" w:hAnsi="Consolas" w:eastAsia="Consolas"/>
-                <w:b w:val="0"/>
-                <w:sz w:val="16"/>
-              </w:rPr>
-              <w:t>def load_delivery(spark, path, table):</w:t>
-            </w:r>
-          </w:p>
-          <w:p>
-            <w:pPr>
-              <w:spacing w:before="0" w:after="0" w:line="240" w:lineRule="auto"/>
-              <w:ind w:left="567" w:hanging="567"/>
-            </w:pPr>
-            <w:r>
-              <w:rPr>
-                <w:rFonts w:ascii="Consolas" w:hAnsi="Consolas" w:eastAsia="Consolas"/>
-                <w:b w:val="0"/>
-                <w:color w:val="5B6875"/>
-                <w:sz w:val="16"/>
-              </w:rPr>
-              <w:t xml:space="preserve">  11  </w:t>
-            </w:r>
-            <w:r>
-              <w:rPr>
-                <w:rFonts w:ascii="Consolas" w:hAnsi="Consolas" w:eastAsia="Consolas"/>
-                <w:b w:val="0"/>
-                <w:sz w:val="16"/>
-              </w:rPr>
-              <w:t xml:space="preserve">    df = spark.read.option("header", True).csv(path)</w:t>
-            </w:r>
-          </w:p>
-          <w:p>
-            <w:pPr>
-              <w:spacing w:before="0" w:after="0" w:line="240" w:lineRule="auto"/>
-              <w:ind w:left="567" w:hanging="567"/>
-            </w:pPr>
-            <w:r>
-              <w:rPr>
-                <w:rFonts w:ascii="Consolas" w:hAnsi="Consolas" w:eastAsia="Consolas"/>
-                <w:b w:val="0"/>
-                <w:color w:val="5B6875"/>
-                <w:sz w:val="16"/>
-              </w:rPr>
-              <w:t xml:space="preserve">  12  </w:t>
-            </w:r>
-            <w:r>
-              <w:rPr>
-                <w:rFonts w:ascii="Consolas" w:hAnsi="Consolas" w:eastAsia="Consolas"/>
-                <w:b w:val="0"/>
-                <w:sz w:val="16"/>
-              </w:rPr>
-              <w:t xml:space="preserve">    df.write.mode("overwrite").parquet("Files/clean/respondents")</w:t>
-            </w:r>
-          </w:p>
-          <w:p>
-            <w:pPr>
-              <w:spacing w:before="0" w:after="0" w:line="240" w:lineRule="auto"/>
-              <w:ind w:left="567" w:hanging="567"/>
-            </w:pPr>
-            <w:r>
-              <w:rPr>
-                <w:rFonts w:ascii="Consolas" w:hAnsi="Consolas" w:eastAsia="Consolas"/>
-                <w:b w:val="0"/>
-                <w:color w:val="5B6875"/>
-                <w:sz w:val="16"/>
-              </w:rPr>
-              <w:t xml:space="preserve">  13  </w:t>
-            </w:r>
-            <w:r>
-              <w:rPr>
-                <w:rFonts w:ascii="Consolas" w:hAnsi="Consolas" w:eastAsia="Consolas"/>
-                <w:b w:val="0"/>
-                <w:sz w:val="16"/>
-              </w:rPr>
-              <w:t xml:space="preserve">    return df</w:t>
+              <w:t>) -&gt; DataFrame: ...</w:t>
             </w:r>
           </w:p>
         </w:tc>
@@ -1976,615 +1884,12 @@
     </w:tbl>
     <w:p/>
     <w:p>
-      <w:pPr>
-        <w:pStyle w:val="Heading5"/>
-      </w:pPr>
-      <w:r>
-        <w:t>Exercise 5. Architecture design (level 4)</w:t>
-      </w:r>
-    </w:p>
-    <w:p>
-      <w:r>
-        <w:rPr>
-          <w:b w:val="0"/>
-          <w:i w:val="0"/>
-        </w:rPr>
-        <w:t>Lay out a lakehouse for a survey programme with raw CSV deliveries, cleaned respondent data and reporting tables.</w:t>
-      </w:r>
-    </w:p>
-    <w:p>
-      <w:r>
-        <w:rPr>
-          <w:b w:val="0"/>
-          <w:i w:val="0"/>
-        </w:rPr>
-        <w:t>Options: Files, Tables, dbo schema, Tables, a named schema per domain.</w:t>
-      </w:r>
-    </w:p>
-    <w:p>
-      <w:pPr>
-        <w:pStyle w:val="ListNumber"/>
-      </w:pPr>
-      <w:r>
-        <w:rPr>
-          <w:b w:val="0"/>
-          <w:i w:val="0"/>
-        </w:rPr>
-        <w:t>Raw CSV deliveries, kept as received</w:t>
-      </w:r>
-    </w:p>
-    <w:p>
-      <w:pPr>
-        <w:pStyle w:val="ListNumber"/>
-      </w:pPr>
-      <w:r>
-        <w:rPr>
-          <w:b w:val="0"/>
-          <w:i w:val="0"/>
-        </w:rPr>
-        <w:t>Cleaned respondent-level data</w:t>
-      </w:r>
-    </w:p>
-    <w:p>
-      <w:pPr>
-        <w:pStyle w:val="ListNumber"/>
-      </w:pPr>
-      <w:r>
-        <w:rPr>
-          <w:b w:val="0"/>
-          <w:i w:val="0"/>
-        </w:rPr>
-        <w:t>Reporting tables read by Power BI</w:t>
-      </w:r>
-    </w:p>
-    <w:p>
-      <w:pPr>
-        <w:pStyle w:val="Heading4"/>
-      </w:pPr>
-      <w:r>
-        <w:t>Sources</w:t>
-      </w:r>
-    </w:p>
-    <w:p>
-      <w:pPr>
-        <w:pStyle w:val="ListBullet"/>
-      </w:pPr>
-      <w:r>
-        <w:rPr>
-          <w:b w:val="0"/>
-          <w:i w:val="0"/>
-        </w:rPr>
-        <w:t>Lakehouse Tables holds managed Delta tables and Files holds unstructured or non-Delta data; only Delta tables appear in the SQL analytics endpoint; default semantic models are no longer created automatically since 5 September 2025. (verified: https://learn.microsoft.com/en-us/fabric/data-engineering/lakehouse-overview (updated 2026-05-07))</w:t>
-      </w:r>
-    </w:p>
-    <w:p>
-      <w:pPr>
-        <w:pStyle w:val="ListBullet"/>
-      </w:pPr>
-      <w:r>
-        <w:rPr>
-          <w:b w:val="0"/>
-          <w:i w:val="0"/>
-        </w:rPr>
-        <w:t>Non-Delta folders under Tables and broken shortcuts appear in the Unidentified area. (verified: https://learn.microsoft.com/en-us/fabric/data-engineering/navigate-lakehouse-explorer (updated 2026-05-07))</w:t>
-      </w:r>
-    </w:p>
-    <w:p>
-      <w:pPr>
-        <w:pStyle w:val="ListBullet"/>
-      </w:pPr>
-      <w:r>
-        <w:rPr>
-          <w:b w:val="0"/>
-          <w:i w:val="0"/>
-        </w:rPr>
-        <w:t>Schemas are enabled by default for new lakehouses; dbo cannot be renamed or removed; Spark uses workspace.lakehouse.schema.table and resolves omitted parts from defaults. (verified: https://learn.microsoft.com/en-us/fabric/data-engineering/lakehouse-schemas (updated 2026-02-24))</w:t>
-      </w:r>
-    </w:p>
-    <w:p>
-      <w:pPr>
-        <w:pStyle w:val="Heading3"/>
-      </w:pPr>
-      <w:r>
-        <w:t>C2-L2 Warehouse T-SQL, and where it differs from SQL Server</w:t>
-      </w:r>
-    </w:p>
-    <w:p>
-      <w:pPr>
-        <w:pStyle w:val="Heading4"/>
-      </w:pPr>
-      <w:r>
-        <w:t>Concept</w:t>
-      </w:r>
-    </w:p>
-    <w:p>
-      <w:r>
-        <w:rPr>
-          <w:b w:val="0"/>
-          <w:i w:val="0"/>
-        </w:rPr>
-        <w:t xml:space="preserve">Fabric Warehouse speaks T-SQL, and most SQL Server habits carry over: </w:t>
-      </w:r>
-      <w:r>
-        <w:rPr>
-          <w:rFonts w:ascii="Consolas" w:hAnsi="Consolas" w:eastAsia="Consolas"/>
-          <w:b w:val="0"/>
-          <w:sz w:val="19"/>
-        </w:rPr>
-        <w:t>CREATE TABLE</w:t>
-      </w:r>
-      <w:r>
-        <w:rPr>
-          <w:b w:val="0"/>
-          <w:i w:val="0"/>
-        </w:rPr>
-        <w:t xml:space="preserve">, </w:t>
-      </w:r>
-      <w:r>
-        <w:rPr>
-          <w:rFonts w:ascii="Consolas" w:hAnsi="Consolas" w:eastAsia="Consolas"/>
-          <w:b w:val="0"/>
-          <w:sz w:val="19"/>
-        </w:rPr>
-        <w:t>INSERT</w:t>
-      </w:r>
-      <w:r>
-        <w:rPr>
-          <w:b w:val="0"/>
-          <w:i w:val="0"/>
-        </w:rPr>
-        <w:t xml:space="preserve">, </w:t>
-      </w:r>
-      <w:r>
-        <w:rPr>
-          <w:rFonts w:ascii="Consolas" w:hAnsi="Consolas" w:eastAsia="Consolas"/>
-          <w:b w:val="0"/>
-          <w:sz w:val="19"/>
-        </w:rPr>
-        <w:t>UPDATE</w:t>
-      </w:r>
-      <w:r>
-        <w:rPr>
-          <w:b w:val="0"/>
-          <w:i w:val="0"/>
-        </w:rPr>
-        <w:t xml:space="preserve">, </w:t>
-      </w:r>
-      <w:r>
-        <w:rPr>
-          <w:rFonts w:ascii="Consolas" w:hAnsi="Consolas" w:eastAsia="Consolas"/>
-          <w:b w:val="0"/>
-          <w:sz w:val="19"/>
-        </w:rPr>
-        <w:t>DELETE</w:t>
-      </w:r>
-      <w:r>
-        <w:rPr>
-          <w:b w:val="0"/>
-          <w:i w:val="0"/>
-        </w:rPr>
-        <w:t xml:space="preserve">, stored procedures, views, </w:t>
-      </w:r>
-      <w:r>
-        <w:rPr>
-          <w:rFonts w:ascii="Consolas" w:hAnsi="Consolas" w:eastAsia="Consolas"/>
-          <w:b w:val="0"/>
-          <w:sz w:val="19"/>
-        </w:rPr>
-        <w:t>TRUNCATE TABLE</w:t>
-      </w:r>
-      <w:r>
-        <w:rPr>
-          <w:b w:val="0"/>
-          <w:i w:val="0"/>
-        </w:rPr>
-        <w:t xml:space="preserve">, identity columns and explicit transactions. </w:t>
-      </w:r>
-      <w:r>
-        <w:rPr>
-          <w:rFonts w:ascii="Consolas" w:hAnsi="Consolas" w:eastAsia="Consolas"/>
-          <w:b w:val="0"/>
-          <w:sz w:val="19"/>
-        </w:rPr>
-        <w:t>MERGE</w:t>
-      </w:r>
-      <w:r>
-        <w:rPr>
-          <w:b w:val="0"/>
-          <w:i w:val="0"/>
-        </w:rPr>
-        <w:t xml:space="preserve"> is generally available. Its tables are Delta tables in OneLake, so Spark and Power BI read them too.</w:t>
-      </w:r>
-    </w:p>
-    <w:p>
-      <w:r>
-        <w:rPr>
-          <w:b w:val="0"/>
-          <w:i w:val="0"/>
-        </w:rPr>
-        <w:t>The differences cause real bugs. Microsoft Learn, checked September 2026:</w:t>
-      </w:r>
-    </w:p>
-    <w:p>
-      <w:r>
-        <w:rPr>
-          <w:b/>
-          <w:i w:val="0"/>
-        </w:rPr>
-        <w:t>Keys are not enforced.</w:t>
-      </w:r>
-      <w:r>
-        <w:rPr>
-          <w:b w:val="0"/>
-          <w:i w:val="0"/>
-        </w:rPr>
-        <w:t xml:space="preserve"> </w:t>
-      </w:r>
-      <w:r>
-        <w:rPr>
-          <w:rFonts w:ascii="Consolas" w:hAnsi="Consolas" w:eastAsia="Consolas"/>
-          <w:b w:val="0"/>
-          <w:sz w:val="19"/>
-        </w:rPr>
-        <w:t>PRIMARY KEY</w:t>
-      </w:r>
-      <w:r>
-        <w:rPr>
-          <w:b w:val="0"/>
-          <w:i w:val="0"/>
-        </w:rPr>
-        <w:t xml:space="preserve"> is supported only as </w:t>
-      </w:r>
-      <w:r>
-        <w:rPr>
-          <w:rFonts w:ascii="Consolas" w:hAnsi="Consolas" w:eastAsia="Consolas"/>
-          <w:b w:val="0"/>
-          <w:sz w:val="19"/>
-        </w:rPr>
-        <w:t>NONCLUSTERED NOT ENFORCED</w:t>
-      </w:r>
-      <w:r>
-        <w:rPr>
-          <w:b w:val="0"/>
-          <w:i w:val="0"/>
-        </w:rPr>
-        <w:t xml:space="preserve">. </w:t>
-      </w:r>
-      <w:r>
-        <w:rPr>
-          <w:rFonts w:ascii="Consolas" w:hAnsi="Consolas" w:eastAsia="Consolas"/>
-          <w:b w:val="0"/>
-          <w:sz w:val="19"/>
-        </w:rPr>
-        <w:t>UNIQUE</w:t>
-      </w:r>
-      <w:r>
-        <w:rPr>
-          <w:b w:val="0"/>
-          <w:i w:val="0"/>
-        </w:rPr>
-        <w:t xml:space="preserve"> likewise, and </w:t>
-      </w:r>
-      <w:r>
-        <w:rPr>
-          <w:rFonts w:ascii="Consolas" w:hAnsi="Consolas" w:eastAsia="Consolas"/>
-          <w:b w:val="0"/>
-          <w:sz w:val="19"/>
-        </w:rPr>
-        <w:t>FOREIGN KEY</w:t>
-      </w:r>
-      <w:r>
-        <w:rPr>
-          <w:b w:val="0"/>
-          <w:i w:val="0"/>
-        </w:rPr>
-        <w:t xml:space="preserve"> only </w:t>
-      </w:r>
-      <w:r>
-        <w:rPr>
-          <w:rFonts w:ascii="Consolas" w:hAnsi="Consolas" w:eastAsia="Consolas"/>
-          <w:b w:val="0"/>
-          <w:sz w:val="19"/>
-        </w:rPr>
-        <w:t>NOT ENFORCED</w:t>
-      </w:r>
-      <w:r>
-        <w:rPr>
-          <w:b w:val="0"/>
-          <w:i w:val="0"/>
-        </w:rPr>
-        <w:t xml:space="preserve">. The engine uses them as hints for query plans. It does </w:t>
-      </w:r>
-      <w:r>
-        <w:rPr>
-          <w:b/>
-          <w:i w:val="0"/>
-        </w:rPr>
-        <w:t>not</w:t>
-      </w:r>
-      <w:r>
-        <w:rPr>
-          <w:b w:val="0"/>
-          <w:i w:val="0"/>
-        </w:rPr>
-        <w:t xml:space="preserve"> stop duplicates or orphans. Deduplicate and check keys yourself (lesson A3-L1 for MERGE sources, lesson A6-L1 for contracts).</w:t>
-      </w:r>
-    </w:p>
-    <w:p>
-      <w:r>
-        <w:rPr>
-          <w:b/>
-          <w:i w:val="0"/>
-        </w:rPr>
-        <w:t>Some data types are missing</w:t>
-      </w:r>
-      <w:r>
-        <w:rPr>
-          <w:b w:val="0"/>
-          <w:i w:val="0"/>
-        </w:rPr>
-        <w:t>, with documented alternatives:</w:t>
-      </w:r>
-    </w:p>
-    <w:tbl>
-      <w:tblPr>
-        <w:tblStyle w:val="TableGrid"/>
-        <w:tblW w:type="auto" w:w="0"/>
-        <w:tblLook w:firstColumn="1" w:firstRow="1" w:lastColumn="0" w:lastRow="0" w:noHBand="0" w:noVBand="1" w:val="04A0"/>
-      </w:tblPr>
-      <w:tblGrid>
-        <w:gridCol w:w="4110"/>
-        <w:gridCol w:w="4110"/>
-      </w:tblGrid>
-      <w:tr>
-        <w:tc>
-          <w:tcPr>
-            <w:tcW w:type="dxa" w:w="4110"/>
-          </w:tcPr>
-          <w:p>
-            <w:r>
-              <w:rPr>
-                <w:b/>
-              </w:rPr>
-              <w:t>Not supported</w:t>
-            </w:r>
-          </w:p>
-        </w:tc>
-        <w:tc>
-          <w:tcPr>
-            <w:tcW w:type="dxa" w:w="4110"/>
-          </w:tcPr>
-          <w:p>
-            <w:r>
-              <w:rPr>
-                <w:b/>
-              </w:rPr>
-              <w:t>Use</w:t>
-            </w:r>
-          </w:p>
-        </w:tc>
-      </w:tr>
-      <w:tr>
-        <w:tc>
-          <w:tcPr>
-            <w:tcW w:type="dxa" w:w="4110"/>
-          </w:tcPr>
-          <w:p>
-            <w:r>
-              <w:t>nchar, nvarchar</w:t>
-            </w:r>
-          </w:p>
-        </w:tc>
-        <w:tc>
-          <w:tcPr>
-            <w:tcW w:type="dxa" w:w="4110"/>
-          </w:tcPr>
-          <w:p>
-            <w:r>
-              <w:t>char, varchar (UTF-8 collation)</w:t>
-            </w:r>
-          </w:p>
-        </w:tc>
-      </w:tr>
-      <w:tr>
-        <w:tc>
-          <w:tcPr>
-            <w:tcW w:type="dxa" w:w="4110"/>
-          </w:tcPr>
-          <w:p>
-            <w:r>
-              <w:t>money, smallmoney</w:t>
-            </w:r>
-          </w:p>
-        </w:tc>
-        <w:tc>
-          <w:tcPr>
-            <w:tcW w:type="dxa" w:w="4110"/>
-          </w:tcPr>
-          <w:p>
-            <w:r>
-              <w:t>decimal</w:t>
-            </w:r>
-          </w:p>
-        </w:tc>
-      </w:tr>
-      <w:tr>
-        <w:tc>
-          <w:tcPr>
-            <w:tcW w:type="dxa" w:w="4110"/>
-          </w:tcPr>
-          <w:p>
-            <w:r>
-              <w:t>datetime, smalldatetime</w:t>
-            </w:r>
-          </w:p>
-        </w:tc>
-        <w:tc>
-          <w:tcPr>
-            <w:tcW w:type="dxa" w:w="4110"/>
-          </w:tcPr>
-          <w:p>
-            <w:r>
-              <w:t>datetime2 (up to 6 fractional digits)</w:t>
-            </w:r>
-          </w:p>
-        </w:tc>
-      </w:tr>
-      <w:tr>
-        <w:tc>
-          <w:tcPr>
-            <w:tcW w:type="dxa" w:w="4110"/>
-          </w:tcPr>
-          <w:p>
-            <w:r>
-              <w:t>tinyint</w:t>
-            </w:r>
-          </w:p>
-        </w:tc>
-        <w:tc>
-          <w:tcPr>
-            <w:tcW w:type="dxa" w:w="4110"/>
-          </w:tcPr>
-          <w:p>
-            <w:r>
-              <w:t>smallint</w:t>
-            </w:r>
-          </w:p>
-        </w:tc>
-      </w:tr>
-      <w:tr>
-        <w:tc>
-          <w:tcPr>
-            <w:tcW w:type="dxa" w:w="4110"/>
-          </w:tcPr>
-          <w:p>
-            <w:r>
-              <w:t>text, ntext, json</w:t>
-            </w:r>
-          </w:p>
-        </w:tc>
-        <w:tc>
-          <w:tcPr>
-            <w:tcW w:type="dxa" w:w="4110"/>
-          </w:tcPr>
-          <w:p>
-            <w:r>
-              <w:t>varchar</w:t>
-            </w:r>
-          </w:p>
-        </w:tc>
-      </w:tr>
-    </w:tbl>
-    <w:p>
-      <w:r>
-        <w:rPr>
-          <w:rFonts w:ascii="Consolas" w:hAnsi="Consolas" w:eastAsia="Consolas"/>
-          <w:b w:val="0"/>
-          <w:sz w:val="19"/>
-        </w:rPr>
-        <w:t>varchar(max)</w:t>
-      </w:r>
-      <w:r>
-        <w:rPr>
-          <w:b w:val="0"/>
-          <w:i w:val="0"/>
-        </w:rPr>
-        <w:t xml:space="preserve"> is limited to 16 MB per value.</w:t>
-      </w:r>
-    </w:p>
-    <w:p>
-      <w:r>
-        <w:rPr>
-          <w:b/>
-          <w:i w:val="0"/>
-        </w:rPr>
-        <w:t>Some features are absent or in preview.</w:t>
-      </w:r>
-      <w:r>
-        <w:rPr>
-          <w:b w:val="0"/>
-          <w:i w:val="0"/>
-        </w:rPr>
-        <w:t xml:space="preserve"> Triggers are not supported. </w:t>
-      </w:r>
-      <w:r>
-        <w:rPr>
-          <w:rFonts w:ascii="Consolas" w:hAnsi="Consolas" w:eastAsia="Consolas"/>
-          <w:b w:val="0"/>
-          <w:sz w:val="19"/>
-        </w:rPr>
-        <w:t>ALTER COLUMN</w:t>
-      </w:r>
-      <w:r>
-        <w:rPr>
-          <w:b w:val="0"/>
-          <w:i w:val="0"/>
-        </w:rPr>
-        <w:t xml:space="preserve"> and nested CTEs are in preview. Check the T-SQL surface area page before you port a procedure that relies on them.</w:t>
-      </w:r>
-    </w:p>
-    <w:p>
-      <w:r>
-        <w:rPr>
-          <w:b w:val="0"/>
-          <w:i w:val="0"/>
-        </w:rPr>
-        <w:t>Porting a SQL Server script is usually a type-mapping job plus one design change: replace constraint enforcement with explicit checks.</w:t>
-      </w:r>
-    </w:p>
-    <w:p>
-      <w:pPr>
-        <w:pStyle w:val="Heading4"/>
-      </w:pPr>
-      <w:r>
-        <w:t>Why it matters</w:t>
-      </w:r>
-    </w:p>
-    <w:p>
-      <w:r>
-        <w:rPr>
-          <w:b w:val="0"/>
-          <w:i w:val="0"/>
-        </w:rPr>
-        <w:t xml:space="preserve">A team ported a customer dimension from SQL Server, where </w:t>
-      </w:r>
-      <w:r>
-        <w:rPr>
-          <w:rFonts w:ascii="Consolas" w:hAnsi="Consolas" w:eastAsia="Consolas"/>
-          <w:b w:val="0"/>
-          <w:sz w:val="19"/>
-        </w:rPr>
-        <w:t>PRIMARY KEY</w:t>
-      </w:r>
-      <w:r>
-        <w:rPr>
-          <w:b w:val="0"/>
-          <w:i w:val="0"/>
-        </w:rPr>
-        <w:t xml:space="preserve"> had rejected duplicate loads for years. In Fabric the same key was created </w:t>
-      </w:r>
-      <w:r>
-        <w:rPr>
-          <w:rFonts w:ascii="Consolas" w:hAnsi="Consolas" w:eastAsia="Consolas"/>
-          <w:b w:val="0"/>
-          <w:sz w:val="19"/>
-        </w:rPr>
-        <w:t>NOT ENFORCED</w:t>
-      </w:r>
-      <w:r>
-        <w:rPr>
-          <w:b w:val="0"/>
-          <w:i w:val="0"/>
-        </w:rPr>
-        <w:t>, so a pipeline that ran twice on the same file loaded every customer twice. Sales per customer halved in the joined reports for a week before anyone traced it. A duplicate check after each load would have failed the run on the first rerun.</w:t>
-      </w:r>
-    </w:p>
-    <w:p>
-      <w:pPr>
-        <w:pStyle w:val="Heading4"/>
-      </w:pPr>
-      <w:r>
-        <w:t>Worked example: weak code</w:t>
+      <w:r>
+        <w:rPr>
+          <w:b w:val="0"/>
+          <w:i w:val="0"/>
+        </w:rPr>
+        <w:t>Starter code:</w:t>
       </w:r>
     </w:p>
     <w:tbl>
@@ -2622,7 +1927,7 @@
                 <w:b w:val="0"/>
                 <w:sz w:val="16"/>
               </w:rPr>
-              <w:t>CREATE TABLE dbo.dim_customer (</w:t>
+              <w:t>from pyspark.sql import types as T</w:t>
             </w:r>
           </w:p>
           <w:p>
@@ -2633,11 +1938,11 @@
             <w:r>
               <w:rPr>
                 <w:rFonts w:ascii="Consolas" w:hAnsi="Consolas" w:eastAsia="Consolas"/>
-                <w:b/>
+                <w:b w:val="0"/>
                 <w:color w:val="5B6875"/>
                 <w:sz w:val="16"/>
               </w:rPr>
-              <w:t xml:space="preserve"> [1]  </w:t>
+              <w:t xml:space="preserve">   2  </w:t>
             </w:r>
             <w:r>
               <w:rPr>
@@ -2645,7 +1950,7 @@
                 <w:b w:val="0"/>
                 <w:sz w:val="16"/>
               </w:rPr>
-              <w:t xml:space="preserve">    customer_id INT PRIMARY KEY,</w:t>
+              <w:t xml:space="preserve"> </w:t>
             </w:r>
           </w:p>
           <w:p>
@@ -2656,11 +1961,11 @@
             <w:r>
               <w:rPr>
                 <w:rFonts w:ascii="Consolas" w:hAnsi="Consolas" w:eastAsia="Consolas"/>
-                <w:b/>
+                <w:b w:val="0"/>
                 <w:color w:val="5B6875"/>
                 <w:sz w:val="16"/>
               </w:rPr>
-              <w:t xml:space="preserve"> [2]  </w:t>
+              <w:t xml:space="preserve">   3  </w:t>
             </w:r>
             <w:r>
               <w:rPr>
@@ -2668,7 +1973,7 @@
                 <w:b w:val="0"/>
                 <w:sz w:val="16"/>
               </w:rPr>
-              <w:t xml:space="preserve">    name NVARCHAR(200),</w:t>
+              <w:t>RESPONDENT_SCHEMA = T.StructType([</w:t>
             </w:r>
           </w:p>
           <w:p>
@@ -2679,11 +1984,11 @@
             <w:r>
               <w:rPr>
                 <w:rFonts w:ascii="Consolas" w:hAnsi="Consolas" w:eastAsia="Consolas"/>
-                <w:b/>
+                <w:b w:val="0"/>
                 <w:color w:val="5B6875"/>
                 <w:sz w:val="16"/>
               </w:rPr>
-              <w:t xml:space="preserve"> [3]  </w:t>
+              <w:t xml:space="preserve">   4  </w:t>
             </w:r>
             <w:r>
               <w:rPr>
@@ -2691,7 +1996,7 @@
                 <w:b w:val="0"/>
                 <w:sz w:val="16"/>
               </w:rPr>
-              <w:t xml:space="preserve">    credit_limit MONEY,</w:t>
+              <w:t xml:space="preserve">    T.StructField("respondent_id", T.StringType(), False),</w:t>
             </w:r>
           </w:p>
           <w:p>
@@ -2702,11 +2007,11 @@
             <w:r>
               <w:rPr>
                 <w:rFonts w:ascii="Consolas" w:hAnsi="Consolas" w:eastAsia="Consolas"/>
-                <w:b/>
+                <w:b w:val="0"/>
                 <w:color w:val="5B6875"/>
                 <w:sz w:val="16"/>
               </w:rPr>
-              <w:t xml:space="preserve"> [4]  </w:t>
+              <w:t xml:space="preserve">   5  </w:t>
             </w:r>
             <w:r>
               <w:rPr>
@@ -2714,7 +2019,7 @@
                 <w:b w:val="0"/>
                 <w:sz w:val="16"/>
               </w:rPr>
-              <w:t xml:space="preserve">    created_at DATETIME</w:t>
+              <w:t xml:space="preserve">    T.StructField("wave", T.IntegerType(), False),</w:t>
             </w:r>
           </w:p>
           <w:p>
@@ -2737,82 +2042,729 @@
                 <w:b w:val="0"/>
                 <w:sz w:val="16"/>
               </w:rPr>
-              <w:t>);</w:t>
+              <w:t xml:space="preserve">    T.StructField("weight", T.DoubleType(), True),</w:t>
+            </w:r>
+          </w:p>
+          <w:p>
+            <w:pPr>
+              <w:spacing w:before="0" w:after="0" w:line="240" w:lineRule="auto"/>
+              <w:ind w:left="567" w:hanging="567"/>
+            </w:pPr>
+            <w:r>
+              <w:rPr>
+                <w:rFonts w:ascii="Consolas" w:hAnsi="Consolas" w:eastAsia="Consolas"/>
+                <w:b w:val="0"/>
+                <w:color w:val="5B6875"/>
+                <w:sz w:val="16"/>
+              </w:rPr>
+              <w:t xml:space="preserve">   7  </w:t>
+            </w:r>
+            <w:r>
+              <w:rPr>
+                <w:rFonts w:ascii="Consolas" w:hAnsi="Consolas" w:eastAsia="Consolas"/>
+                <w:b w:val="0"/>
+                <w:sz w:val="16"/>
+              </w:rPr>
+              <w:t>])</w:t>
+            </w:r>
+          </w:p>
+          <w:p>
+            <w:pPr>
+              <w:spacing w:before="0" w:after="0" w:line="240" w:lineRule="auto"/>
+              <w:ind w:left="567" w:hanging="567"/>
+            </w:pPr>
+            <w:r>
+              <w:rPr>
+                <w:rFonts w:ascii="Consolas" w:hAnsi="Consolas" w:eastAsia="Consolas"/>
+                <w:b w:val="0"/>
+                <w:color w:val="5B6875"/>
+                <w:sz w:val="16"/>
+              </w:rPr>
+              <w:t xml:space="preserve">   8  </w:t>
+            </w:r>
+            <w:r>
+              <w:rPr>
+                <w:rFonts w:ascii="Consolas" w:hAnsi="Consolas" w:eastAsia="Consolas"/>
+                <w:b w:val="0"/>
+                <w:sz w:val="16"/>
+              </w:rPr>
+              <w:t xml:space="preserve"> </w:t>
+            </w:r>
+          </w:p>
+          <w:p>
+            <w:pPr>
+              <w:spacing w:before="0" w:after="0" w:line="240" w:lineRule="auto"/>
+              <w:ind w:left="567" w:hanging="567"/>
+            </w:pPr>
+            <w:r>
+              <w:rPr>
+                <w:rFonts w:ascii="Consolas" w:hAnsi="Consolas" w:eastAsia="Consolas"/>
+                <w:b w:val="0"/>
+                <w:color w:val="5B6875"/>
+                <w:sz w:val="16"/>
+              </w:rPr>
+              <w:t xml:space="preserve">   9  </w:t>
+            </w:r>
+            <w:r>
+              <w:rPr>
+                <w:rFonts w:ascii="Consolas" w:hAnsi="Consolas" w:eastAsia="Consolas"/>
+                <w:b w:val="0"/>
+                <w:sz w:val="16"/>
+              </w:rPr>
+              <w:t xml:space="preserve"> </w:t>
+            </w:r>
+          </w:p>
+          <w:p>
+            <w:pPr>
+              <w:spacing w:before="0" w:after="0" w:line="240" w:lineRule="auto"/>
+              <w:ind w:left="567" w:hanging="567"/>
+            </w:pPr>
+            <w:r>
+              <w:rPr>
+                <w:rFonts w:ascii="Consolas" w:hAnsi="Consolas" w:eastAsia="Consolas"/>
+                <w:b w:val="0"/>
+                <w:color w:val="5B6875"/>
+                <w:sz w:val="16"/>
+              </w:rPr>
+              <w:t xml:space="preserve">  10  </w:t>
+            </w:r>
+            <w:r>
+              <w:rPr>
+                <w:rFonts w:ascii="Consolas" w:hAnsi="Consolas" w:eastAsia="Consolas"/>
+                <w:b w:val="0"/>
+                <w:sz w:val="16"/>
+              </w:rPr>
+              <w:t>def load_delivery(spark, path, table):</w:t>
+            </w:r>
+          </w:p>
+          <w:p>
+            <w:pPr>
+              <w:spacing w:before="0" w:after="0" w:line="240" w:lineRule="auto"/>
+              <w:ind w:left="567" w:hanging="567"/>
+            </w:pPr>
+            <w:r>
+              <w:rPr>
+                <w:rFonts w:ascii="Consolas" w:hAnsi="Consolas" w:eastAsia="Consolas"/>
+                <w:b w:val="0"/>
+                <w:color w:val="5B6875"/>
+                <w:sz w:val="16"/>
+              </w:rPr>
+              <w:t xml:space="preserve">  11  </w:t>
+            </w:r>
+            <w:r>
+              <w:rPr>
+                <w:rFonts w:ascii="Consolas" w:hAnsi="Consolas" w:eastAsia="Consolas"/>
+                <w:b w:val="0"/>
+                <w:sz w:val="16"/>
+              </w:rPr>
+              <w:t xml:space="preserve">    df = spark.read.option("header", True).csv(path)</w:t>
+            </w:r>
+          </w:p>
+          <w:p>
+            <w:pPr>
+              <w:spacing w:before="0" w:after="0" w:line="240" w:lineRule="auto"/>
+              <w:ind w:left="567" w:hanging="567"/>
+            </w:pPr>
+            <w:r>
+              <w:rPr>
+                <w:rFonts w:ascii="Consolas" w:hAnsi="Consolas" w:eastAsia="Consolas"/>
+                <w:b w:val="0"/>
+                <w:color w:val="5B6875"/>
+                <w:sz w:val="16"/>
+              </w:rPr>
+              <w:t xml:space="preserve">  12  </w:t>
+            </w:r>
+            <w:r>
+              <w:rPr>
+                <w:rFonts w:ascii="Consolas" w:hAnsi="Consolas" w:eastAsia="Consolas"/>
+                <w:b w:val="0"/>
+                <w:sz w:val="16"/>
+              </w:rPr>
+              <w:t xml:space="preserve">    df.write.mode("overwrite").parquet("Files/clean/respondents")</w:t>
+            </w:r>
+          </w:p>
+          <w:p>
+            <w:pPr>
+              <w:spacing w:before="0" w:after="0" w:line="240" w:lineRule="auto"/>
+              <w:ind w:left="567" w:hanging="567"/>
+            </w:pPr>
+            <w:r>
+              <w:rPr>
+                <w:rFonts w:ascii="Consolas" w:hAnsi="Consolas" w:eastAsia="Consolas"/>
+                <w:b w:val="0"/>
+                <w:color w:val="5B6875"/>
+                <w:sz w:val="16"/>
+              </w:rPr>
+              <w:t xml:space="preserve">  13  </w:t>
+            </w:r>
+            <w:r>
+              <w:rPr>
+                <w:rFonts w:ascii="Consolas" w:hAnsi="Consolas" w:eastAsia="Consolas"/>
+                <w:b w:val="0"/>
+                <w:sz w:val="16"/>
+              </w:rPr>
+              <w:t xml:space="preserve">    return df</w:t>
             </w:r>
           </w:p>
         </w:tc>
       </w:tr>
     </w:tbl>
+    <w:p/>
+    <w:p>
+      <w:pPr>
+        <w:pStyle w:val="Heading5"/>
+      </w:pPr>
+      <w:r>
+        <w:t>Exercise 5. Architecture design (level 4)</w:t>
+      </w:r>
+    </w:p>
+    <w:p>
+      <w:r>
+        <w:rPr>
+          <w:b w:val="0"/>
+          <w:i w:val="0"/>
+        </w:rPr>
+        <w:t>Lay out a lakehouse for a survey programme with raw CSV deliveries, cleaned respondent data and reporting tables.</w:t>
+      </w:r>
+    </w:p>
+    <w:p>
+      <w:r>
+        <w:rPr>
+          <w:b w:val="0"/>
+          <w:i w:val="0"/>
+        </w:rPr>
+        <w:t>Options: Files, Tables, dbo schema, Tables, a named schema per domain.</w:t>
+      </w:r>
+    </w:p>
     <w:p>
       <w:pPr>
         <w:pStyle w:val="ListNumber"/>
       </w:pPr>
       <w:r>
         <w:rPr>
+          <w:b w:val="0"/>
+          <w:i w:val="0"/>
+        </w:rPr>
+        <w:t>Raw CSV deliveries, kept as received</w:t>
+      </w:r>
+    </w:p>
+    <w:p>
+      <w:pPr>
+        <w:pStyle w:val="ListNumber"/>
+      </w:pPr>
+      <w:r>
+        <w:rPr>
+          <w:b w:val="0"/>
+          <w:i w:val="0"/>
+        </w:rPr>
+        <w:t>Cleaned respondent-level data</w:t>
+      </w:r>
+    </w:p>
+    <w:p>
+      <w:pPr>
+        <w:pStyle w:val="ListNumber"/>
+      </w:pPr>
+      <w:r>
+        <w:rPr>
+          <w:b w:val="0"/>
+          <w:i w:val="0"/>
+        </w:rPr>
+        <w:t>Reporting tables read by Power BI</w:t>
+      </w:r>
+    </w:p>
+    <w:p>
+      <w:pPr>
+        <w:pStyle w:val="Heading4"/>
+      </w:pPr>
+      <w:r>
+        <w:t>Sources</w:t>
+      </w:r>
+    </w:p>
+    <w:p>
+      <w:pPr>
+        <w:pStyle w:val="ListBullet"/>
+      </w:pPr>
+      <w:r>
+        <w:rPr>
+          <w:b w:val="0"/>
+          <w:i w:val="0"/>
+        </w:rPr>
+        <w:t>Lakehouse Tables holds managed Delta tables and Files holds unstructured or non-Delta data; only Delta tables appear in the SQL analytics endpoint; default semantic models are no longer created automatically since 5 September 2025. (verified: https://learn.microsoft.com/en-us/fabric/data-engineering/lakehouse-overview (updated 2026-05-07))</w:t>
+      </w:r>
+    </w:p>
+    <w:p>
+      <w:pPr>
+        <w:pStyle w:val="ListBullet"/>
+      </w:pPr>
+      <w:r>
+        <w:rPr>
+          <w:b w:val="0"/>
+          <w:i w:val="0"/>
+        </w:rPr>
+        <w:t>Non-Delta folders under Tables and broken shortcuts appear in the Unidentified area. (verified: https://learn.microsoft.com/en-us/fabric/data-engineering/navigate-lakehouse-explorer (updated 2026-05-07))</w:t>
+      </w:r>
+    </w:p>
+    <w:p>
+      <w:pPr>
+        <w:pStyle w:val="ListBullet"/>
+      </w:pPr>
+      <w:r>
+        <w:rPr>
+          <w:b w:val="0"/>
+          <w:i w:val="0"/>
+        </w:rPr>
+        <w:t>Schemas are enabled by default for new lakehouses; dbo cannot be renamed or removed; Spark uses workspace.lakehouse.schema.table and resolves omitted parts from defaults. (verified: https://learn.microsoft.com/en-us/fabric/data-engineering/lakehouse-schemas (updated 2026-02-24))</w:t>
+      </w:r>
+    </w:p>
+    <w:p>
+      <w:pPr>
+        <w:pStyle w:val="Heading3"/>
+      </w:pPr>
+      <w:r>
+        <w:t>C2-L2 Warehouse T-SQL, and where it differs from SQL Server</w:t>
+      </w:r>
+    </w:p>
+    <w:p>
+      <w:pPr>
+        <w:pStyle w:val="Heading4"/>
+      </w:pPr>
+      <w:r>
+        <w:t>Concept</w:t>
+      </w:r>
+    </w:p>
+    <w:p>
+      <w:r>
+        <w:rPr>
+          <w:b w:val="0"/>
+          <w:i w:val="0"/>
+        </w:rPr>
+        <w:t xml:space="preserve">Fabric Warehouse speaks T-SQL, and most SQL Server habits carry over: </w:t>
+      </w:r>
+      <w:r>
+        <w:rPr>
+          <w:rFonts w:ascii="Consolas" w:hAnsi="Consolas" w:eastAsia="Consolas"/>
+          <w:b w:val="0"/>
+          <w:sz w:val="19"/>
+        </w:rPr>
+        <w:t>CREATE TABLE</w:t>
+      </w:r>
+      <w:r>
+        <w:rPr>
+          <w:b w:val="0"/>
+          <w:i w:val="0"/>
+        </w:rPr>
+        <w:t xml:space="preserve">, </w:t>
+      </w:r>
+      <w:r>
+        <w:rPr>
+          <w:rFonts w:ascii="Consolas" w:hAnsi="Consolas" w:eastAsia="Consolas"/>
+          <w:b w:val="0"/>
+          <w:sz w:val="19"/>
+        </w:rPr>
+        <w:t>INSERT</w:t>
+      </w:r>
+      <w:r>
+        <w:rPr>
+          <w:b w:val="0"/>
+          <w:i w:val="0"/>
+        </w:rPr>
+        <w:t xml:space="preserve">, </w:t>
+      </w:r>
+      <w:r>
+        <w:rPr>
+          <w:rFonts w:ascii="Consolas" w:hAnsi="Consolas" w:eastAsia="Consolas"/>
+          <w:b w:val="0"/>
+          <w:sz w:val="19"/>
+        </w:rPr>
+        <w:t>UPDATE</w:t>
+      </w:r>
+      <w:r>
+        <w:rPr>
+          <w:b w:val="0"/>
+          <w:i w:val="0"/>
+        </w:rPr>
+        <w:t xml:space="preserve">, </w:t>
+      </w:r>
+      <w:r>
+        <w:rPr>
+          <w:rFonts w:ascii="Consolas" w:hAnsi="Consolas" w:eastAsia="Consolas"/>
+          <w:b w:val="0"/>
+          <w:sz w:val="19"/>
+        </w:rPr>
+        <w:t>DELETE</w:t>
+      </w:r>
+      <w:r>
+        <w:rPr>
+          <w:b w:val="0"/>
+          <w:i w:val="0"/>
+        </w:rPr>
+        <w:t xml:space="preserve">, stored procedures, views, </w:t>
+      </w:r>
+      <w:r>
+        <w:rPr>
+          <w:rFonts w:ascii="Consolas" w:hAnsi="Consolas" w:eastAsia="Consolas"/>
+          <w:b w:val="0"/>
+          <w:sz w:val="19"/>
+        </w:rPr>
+        <w:t>TRUNCATE TABLE</w:t>
+      </w:r>
+      <w:r>
+        <w:rPr>
+          <w:b w:val="0"/>
+          <w:i w:val="0"/>
+        </w:rPr>
+        <w:t xml:space="preserve">, identity columns and explicit transactions. </w:t>
+      </w:r>
+      <w:r>
+        <w:rPr>
+          <w:rFonts w:ascii="Consolas" w:hAnsi="Consolas" w:eastAsia="Consolas"/>
+          <w:b w:val="0"/>
+          <w:sz w:val="19"/>
+        </w:rPr>
+        <w:t>MERGE</w:t>
+      </w:r>
+      <w:r>
+        <w:rPr>
+          <w:b w:val="0"/>
+          <w:i w:val="0"/>
+        </w:rPr>
+        <w:t xml:space="preserve"> is generally available. Its tables are Delta tables in OneLake, so Spark and Power BI read them too.</w:t>
+      </w:r>
+    </w:p>
+    <w:p>
+      <w:r>
+        <w:rPr>
+          <w:b w:val="0"/>
+          <w:i w:val="0"/>
+        </w:rPr>
+        <w:t>The differences cause real bugs. Microsoft Learn, checked September 2026:</w:t>
+      </w:r>
+    </w:p>
+    <w:p>
+      <w:r>
+        <w:rPr>
           <w:b/>
-        </w:rPr>
-        <w:t xml:space="preserve">Line 2. </w:t>
-      </w:r>
-      <w:r>
-        <w:rPr>
-          <w:b w:val="0"/>
-          <w:i w:val="0"/>
-        </w:rPr>
-        <w:t>An enforced clustered primary key is not supported in Fabric Warehouse.</w:t>
-      </w:r>
-    </w:p>
-    <w:p>
-      <w:pPr>
-        <w:pStyle w:val="ListNumber"/>
-      </w:pPr>
+          <w:i w:val="0"/>
+        </w:rPr>
+        <w:t>Keys are not enforced.</w:t>
+      </w:r>
+      <w:r>
+        <w:rPr>
+          <w:b w:val="0"/>
+          <w:i w:val="0"/>
+        </w:rPr>
+        <w:t xml:space="preserve"> </w:t>
+      </w:r>
+      <w:r>
+        <w:rPr>
+          <w:rFonts w:ascii="Consolas" w:hAnsi="Consolas" w:eastAsia="Consolas"/>
+          <w:b w:val="0"/>
+          <w:sz w:val="19"/>
+        </w:rPr>
+        <w:t>PRIMARY KEY</w:t>
+      </w:r>
+      <w:r>
+        <w:rPr>
+          <w:b w:val="0"/>
+          <w:i w:val="0"/>
+        </w:rPr>
+        <w:t xml:space="preserve"> is supported only as </w:t>
+      </w:r>
+      <w:r>
+        <w:rPr>
+          <w:rFonts w:ascii="Consolas" w:hAnsi="Consolas" w:eastAsia="Consolas"/>
+          <w:b w:val="0"/>
+          <w:sz w:val="19"/>
+        </w:rPr>
+        <w:t>NONCLUSTERED NOT ENFORCED</w:t>
+      </w:r>
+      <w:r>
+        <w:rPr>
+          <w:b w:val="0"/>
+          <w:i w:val="0"/>
+        </w:rPr>
+        <w:t xml:space="preserve">. </w:t>
+      </w:r>
+      <w:r>
+        <w:rPr>
+          <w:rFonts w:ascii="Consolas" w:hAnsi="Consolas" w:eastAsia="Consolas"/>
+          <w:b w:val="0"/>
+          <w:sz w:val="19"/>
+        </w:rPr>
+        <w:t>UNIQUE</w:t>
+      </w:r>
+      <w:r>
+        <w:rPr>
+          <w:b w:val="0"/>
+          <w:i w:val="0"/>
+        </w:rPr>
+        <w:t xml:space="preserve"> likewise, and </w:t>
+      </w:r>
+      <w:r>
+        <w:rPr>
+          <w:rFonts w:ascii="Consolas" w:hAnsi="Consolas" w:eastAsia="Consolas"/>
+          <w:b w:val="0"/>
+          <w:sz w:val="19"/>
+        </w:rPr>
+        <w:t>FOREIGN KEY</w:t>
+      </w:r>
+      <w:r>
+        <w:rPr>
+          <w:b w:val="0"/>
+          <w:i w:val="0"/>
+        </w:rPr>
+        <w:t xml:space="preserve"> only </w:t>
+      </w:r>
+      <w:r>
+        <w:rPr>
+          <w:rFonts w:ascii="Consolas" w:hAnsi="Consolas" w:eastAsia="Consolas"/>
+          <w:b w:val="0"/>
+          <w:sz w:val="19"/>
+        </w:rPr>
+        <w:t>NOT ENFORCED</w:t>
+      </w:r>
+      <w:r>
+        <w:rPr>
+          <w:b w:val="0"/>
+          <w:i w:val="0"/>
+        </w:rPr>
+        <w:t xml:space="preserve">. The engine uses them as hints for query plans. It does </w:t>
+      </w:r>
       <w:r>
         <w:rPr>
           <w:b/>
-        </w:rPr>
-        <w:t xml:space="preserve">Line 3. </w:t>
-      </w:r>
-      <w:r>
-        <w:rPr>
-          <w:b w:val="0"/>
-          <w:i w:val="0"/>
-        </w:rPr>
-        <w:t>nvarchar is not supported. Use varchar with the UTF-8 collation.</w:t>
-      </w:r>
-    </w:p>
-    <w:p>
-      <w:pPr>
-        <w:pStyle w:val="ListNumber"/>
-      </w:pPr>
+          <w:i w:val="0"/>
+        </w:rPr>
+        <w:t>not</w:t>
+      </w:r>
+      <w:r>
+        <w:rPr>
+          <w:b w:val="0"/>
+          <w:i w:val="0"/>
+        </w:rPr>
+        <w:t xml:space="preserve"> stop duplicates or orphans. Deduplicate and check keys yourself (lesson A3-L1 for MERGE sources, lesson A6-L1 for contracts).</w:t>
+      </w:r>
+    </w:p>
+    <w:p>
       <w:r>
         <w:rPr>
           <w:b/>
-        </w:rPr>
-        <w:t xml:space="preserve">Line 4. </w:t>
-      </w:r>
-      <w:r>
-        <w:rPr>
-          <w:b w:val="0"/>
-          <w:i w:val="0"/>
-        </w:rPr>
-        <w:t>money is not supported. Use decimal.</w:t>
-      </w:r>
-    </w:p>
-    <w:p>
-      <w:pPr>
-        <w:pStyle w:val="ListNumber"/>
-      </w:pPr>
+          <w:i w:val="0"/>
+        </w:rPr>
+        <w:t>Some data types are missing</w:t>
+      </w:r>
+      <w:r>
+        <w:rPr>
+          <w:b w:val="0"/>
+          <w:i w:val="0"/>
+        </w:rPr>
+        <w:t>, with documented alternatives:</w:t>
+      </w:r>
+    </w:p>
+    <w:tbl>
+      <w:tblPr>
+        <w:tblStyle w:val="TableGrid"/>
+        <w:tblW w:type="auto" w:w="0"/>
+        <w:tblLook w:firstColumn="1" w:firstRow="1" w:lastColumn="0" w:lastRow="0" w:noHBand="0" w:noVBand="1" w:val="04A0"/>
+      </w:tblPr>
+      <w:tblGrid>
+        <w:gridCol w:w="4110"/>
+        <w:gridCol w:w="4110"/>
+      </w:tblGrid>
+      <w:tr>
+        <w:tc>
+          <w:tcPr>
+            <w:tcW w:type="dxa" w:w="4110"/>
+          </w:tcPr>
+          <w:p>
+            <w:r>
+              <w:rPr>
+                <w:b/>
+              </w:rPr>
+              <w:t>Not supported</w:t>
+            </w:r>
+          </w:p>
+        </w:tc>
+        <w:tc>
+          <w:tcPr>
+            <w:tcW w:type="dxa" w:w="4110"/>
+          </w:tcPr>
+          <w:p>
+            <w:r>
+              <w:rPr>
+                <w:b/>
+              </w:rPr>
+              <w:t>Use</w:t>
+            </w:r>
+          </w:p>
+        </w:tc>
+      </w:tr>
+      <w:tr>
+        <w:tc>
+          <w:tcPr>
+            <w:tcW w:type="dxa" w:w="4110"/>
+          </w:tcPr>
+          <w:p>
+            <w:r>
+              <w:t>nchar, nvarchar</w:t>
+            </w:r>
+          </w:p>
+        </w:tc>
+        <w:tc>
+          <w:tcPr>
+            <w:tcW w:type="dxa" w:w="4110"/>
+          </w:tcPr>
+          <w:p>
+            <w:r>
+              <w:t>char, varchar (UTF-8 collation)</w:t>
+            </w:r>
+          </w:p>
+        </w:tc>
+      </w:tr>
+      <w:tr>
+        <w:tc>
+          <w:tcPr>
+            <w:tcW w:type="dxa" w:w="4110"/>
+          </w:tcPr>
+          <w:p>
+            <w:r>
+              <w:t>money, smallmoney</w:t>
+            </w:r>
+          </w:p>
+        </w:tc>
+        <w:tc>
+          <w:tcPr>
+            <w:tcW w:type="dxa" w:w="4110"/>
+          </w:tcPr>
+          <w:p>
+            <w:r>
+              <w:t>decimal</w:t>
+            </w:r>
+          </w:p>
+        </w:tc>
+      </w:tr>
+      <w:tr>
+        <w:tc>
+          <w:tcPr>
+            <w:tcW w:type="dxa" w:w="4110"/>
+          </w:tcPr>
+          <w:p>
+            <w:r>
+              <w:t>datetime, smalldatetime</w:t>
+            </w:r>
+          </w:p>
+        </w:tc>
+        <w:tc>
+          <w:tcPr>
+            <w:tcW w:type="dxa" w:w="4110"/>
+          </w:tcPr>
+          <w:p>
+            <w:r>
+              <w:t>datetime2 (up to 6 fractional digits)</w:t>
+            </w:r>
+          </w:p>
+        </w:tc>
+      </w:tr>
+      <w:tr>
+        <w:tc>
+          <w:tcPr>
+            <w:tcW w:type="dxa" w:w="4110"/>
+          </w:tcPr>
+          <w:p>
+            <w:r>
+              <w:t>tinyint</w:t>
+            </w:r>
+          </w:p>
+        </w:tc>
+        <w:tc>
+          <w:tcPr>
+            <w:tcW w:type="dxa" w:w="4110"/>
+          </w:tcPr>
+          <w:p>
+            <w:r>
+              <w:t>smallint</w:t>
+            </w:r>
+          </w:p>
+        </w:tc>
+      </w:tr>
+      <w:tr>
+        <w:tc>
+          <w:tcPr>
+            <w:tcW w:type="dxa" w:w="4110"/>
+          </w:tcPr>
+          <w:p>
+            <w:r>
+              <w:t>text, ntext, json</w:t>
+            </w:r>
+          </w:p>
+        </w:tc>
+        <w:tc>
+          <w:tcPr>
+            <w:tcW w:type="dxa" w:w="4110"/>
+          </w:tcPr>
+          <w:p>
+            <w:r>
+              <w:t>varchar</w:t>
+            </w:r>
+          </w:p>
+        </w:tc>
+      </w:tr>
+    </w:tbl>
+    <w:p>
+      <w:r>
+        <w:rPr>
+          <w:rFonts w:ascii="Consolas" w:hAnsi="Consolas" w:eastAsia="Consolas"/>
+          <w:b w:val="0"/>
+          <w:sz w:val="19"/>
+        </w:rPr>
+        <w:t>varchar(max)</w:t>
+      </w:r>
+      <w:r>
+        <w:rPr>
+          <w:b w:val="0"/>
+          <w:i w:val="0"/>
+        </w:rPr>
+        <w:t xml:space="preserve"> is limited to 16 MB per value.</w:t>
+      </w:r>
+    </w:p>
+    <w:p>
       <w:r>
         <w:rPr>
           <w:b/>
-        </w:rPr>
-        <w:t xml:space="preserve">Line 5. </w:t>
-      </w:r>
-      <w:r>
-        <w:rPr>
-          <w:b w:val="0"/>
-          <w:i w:val="0"/>
-        </w:rPr>
-        <w:t>datetime is not supported. Use datetime2.</w:t>
+          <w:i w:val="0"/>
+        </w:rPr>
+        <w:t>Some features are absent or in preview.</w:t>
+      </w:r>
+      <w:r>
+        <w:rPr>
+          <w:b w:val="0"/>
+          <w:i w:val="0"/>
+        </w:rPr>
+        <w:t xml:space="preserve"> Triggers are not supported. </w:t>
+      </w:r>
+      <w:r>
+        <w:rPr>
+          <w:rFonts w:ascii="Consolas" w:hAnsi="Consolas" w:eastAsia="Consolas"/>
+          <w:b w:val="0"/>
+          <w:sz w:val="19"/>
+        </w:rPr>
+        <w:t>ALTER COLUMN</w:t>
+      </w:r>
+      <w:r>
+        <w:rPr>
+          <w:b w:val="0"/>
+          <w:i w:val="0"/>
+        </w:rPr>
+        <w:t xml:space="preserve"> and nested CTEs are in preview. Check the T-SQL surface area page before you port a procedure that relies on them.</w:t>
+      </w:r>
+    </w:p>
+    <w:p>
+      <w:r>
+        <w:rPr>
+          <w:b w:val="0"/>
+          <w:i w:val="0"/>
+        </w:rPr>
+        <w:t>Porting a SQL Server script is usually a type-mapping job plus one design change: replace constraint enforcement with explicit checks.</w:t>
       </w:r>
     </w:p>
     <w:p>
@@ -2820,7 +2772,54 @@
         <w:pStyle w:val="Heading4"/>
       </w:pPr>
       <w:r>
-        <w:t>Worked example: strong code</w:t>
+        <w:t>Why it matters</w:t>
+      </w:r>
+    </w:p>
+    <w:p>
+      <w:r>
+        <w:rPr>
+          <w:b w:val="0"/>
+          <w:i w:val="0"/>
+        </w:rPr>
+        <w:t xml:space="preserve">A team ported a customer dimension from SQL Server, where </w:t>
+      </w:r>
+      <w:r>
+        <w:rPr>
+          <w:rFonts w:ascii="Consolas" w:hAnsi="Consolas" w:eastAsia="Consolas"/>
+          <w:b w:val="0"/>
+          <w:sz w:val="19"/>
+        </w:rPr>
+        <w:t>PRIMARY KEY</w:t>
+      </w:r>
+      <w:r>
+        <w:rPr>
+          <w:b w:val="0"/>
+          <w:i w:val="0"/>
+        </w:rPr>
+        <w:t xml:space="preserve"> had rejected duplicate loads for years. In Fabric the same key was created </w:t>
+      </w:r>
+      <w:r>
+        <w:rPr>
+          <w:rFonts w:ascii="Consolas" w:hAnsi="Consolas" w:eastAsia="Consolas"/>
+          <w:b w:val="0"/>
+          <w:sz w:val="19"/>
+        </w:rPr>
+        <w:t>NOT ENFORCED</w:t>
+      </w:r>
+      <w:r>
+        <w:rPr>
+          <w:b w:val="0"/>
+          <w:i w:val="0"/>
+        </w:rPr>
+        <w:t>, so a pipeline that ran twice on the same file loaded every customer twice. Sales per customer halved in the joined reports for a week before anyone traced it. A duplicate check after each load would have failed the run on the first rerun.</w:t>
+      </w:r>
+    </w:p>
+    <w:p>
+      <w:pPr>
+        <w:pStyle w:val="Heading4"/>
+      </w:pPr>
+      <w:r>
+        <w:t>Worked example: weak code</w:t>
       </w:r>
     </w:p>
     <w:tbl>
@@ -2869,19 +2868,19 @@
             <w:r>
               <w:rPr>
                 <w:rFonts w:ascii="Consolas" w:hAnsi="Consolas" w:eastAsia="Consolas"/>
+                <w:b/>
+                <w:color w:val="5B6875"/>
+                <w:sz w:val="16"/>
+              </w:rPr>
+              <w:t xml:space="preserve"> [1]  </w:t>
+            </w:r>
+            <w:r>
+              <w:rPr>
+                <w:rFonts w:ascii="Consolas" w:hAnsi="Consolas" w:eastAsia="Consolas"/>
                 <w:b w:val="0"/>
-                <w:color w:val="5B6875"/>
-                <w:sz w:val="16"/>
-              </w:rPr>
-              <w:t xml:space="preserve">   2  </w:t>
-            </w:r>
-            <w:r>
-              <w:rPr>
-                <w:rFonts w:ascii="Consolas" w:hAnsi="Consolas" w:eastAsia="Consolas"/>
-                <w:b w:val="0"/>
-                <w:sz w:val="16"/>
-              </w:rPr>
-              <w:t xml:space="preserve">    customer_id INT NOT NULL,</w:t>
+                <w:sz w:val="16"/>
+              </w:rPr>
+              <w:t xml:space="preserve">    customer_id INT PRIMARY KEY,</w:t>
             </w:r>
           </w:p>
           <w:p>
@@ -2892,19 +2891,19 @@
             <w:r>
               <w:rPr>
                 <w:rFonts w:ascii="Consolas" w:hAnsi="Consolas" w:eastAsia="Consolas"/>
+                <w:b/>
+                <w:color w:val="5B6875"/>
+                <w:sz w:val="16"/>
+              </w:rPr>
+              <w:t xml:space="preserve"> [2]  </w:t>
+            </w:r>
+            <w:r>
+              <w:rPr>
+                <w:rFonts w:ascii="Consolas" w:hAnsi="Consolas" w:eastAsia="Consolas"/>
                 <w:b w:val="0"/>
-                <w:color w:val="5B6875"/>
-                <w:sz w:val="16"/>
-              </w:rPr>
-              <w:t xml:space="preserve">   3  </w:t>
-            </w:r>
-            <w:r>
-              <w:rPr>
-                <w:rFonts w:ascii="Consolas" w:hAnsi="Consolas" w:eastAsia="Consolas"/>
-                <w:b w:val="0"/>
-                <w:sz w:val="16"/>
-              </w:rPr>
-              <w:t xml:space="preserve">    name VARCHAR(200),</w:t>
+                <w:sz w:val="16"/>
+              </w:rPr>
+              <w:t xml:space="preserve">    name NVARCHAR(200),</w:t>
             </w:r>
           </w:p>
           <w:p>
@@ -2919,7 +2918,7 @@
                 <w:color w:val="5B6875"/>
                 <w:sz w:val="16"/>
               </w:rPr>
-              <w:t xml:space="preserve"> [1]  </w:t>
+              <w:t xml:space="preserve"> [3]  </w:t>
             </w:r>
             <w:r>
               <w:rPr>
@@ -2927,7 +2926,7 @@
                 <w:b w:val="0"/>
                 <w:sz w:val="16"/>
               </w:rPr>
-              <w:t xml:space="preserve">    credit_limit DECIMAL(19, 4),</w:t>
+              <w:t xml:space="preserve">    credit_limit MONEY,</w:t>
             </w:r>
           </w:p>
           <w:p>
@@ -2938,19 +2937,19 @@
             <w:r>
               <w:rPr>
                 <w:rFonts w:ascii="Consolas" w:hAnsi="Consolas" w:eastAsia="Consolas"/>
+                <w:b/>
+                <w:color w:val="5B6875"/>
+                <w:sz w:val="16"/>
+              </w:rPr>
+              <w:t xml:space="preserve"> [4]  </w:t>
+            </w:r>
+            <w:r>
+              <w:rPr>
+                <w:rFonts w:ascii="Consolas" w:hAnsi="Consolas" w:eastAsia="Consolas"/>
                 <w:b w:val="0"/>
-                <w:color w:val="5B6875"/>
-                <w:sz w:val="16"/>
-              </w:rPr>
-              <w:t xml:space="preserve">   5  </w:t>
-            </w:r>
-            <w:r>
-              <w:rPr>
-                <w:rFonts w:ascii="Consolas" w:hAnsi="Consolas" w:eastAsia="Consolas"/>
-                <w:b w:val="0"/>
-                <w:sz w:val="16"/>
-              </w:rPr>
-              <w:t xml:space="preserve">    created_at DATETIME2(6)</w:t>
+                <w:sz w:val="16"/>
+              </w:rPr>
+              <w:t xml:space="preserve">    created_at DATETIME</w:t>
             </w:r>
           </w:p>
           <w:p>
@@ -2976,190 +2975,6 @@
               <w:t>);</w:t>
             </w:r>
           </w:p>
-          <w:p>
-            <w:pPr>
-              <w:spacing w:before="0" w:after="0" w:line="240" w:lineRule="auto"/>
-              <w:ind w:left="567" w:hanging="567"/>
-            </w:pPr>
-            <w:r>
-              <w:rPr>
-                <w:rFonts w:ascii="Consolas" w:hAnsi="Consolas" w:eastAsia="Consolas"/>
-                <w:b w:val="0"/>
-                <w:color w:val="5B6875"/>
-                <w:sz w:val="16"/>
-              </w:rPr>
-              <w:t xml:space="preserve">   7  </w:t>
-            </w:r>
-            <w:r>
-              <w:rPr>
-                <w:rFonts w:ascii="Consolas" w:hAnsi="Consolas" w:eastAsia="Consolas"/>
-                <w:b w:val="0"/>
-                <w:sz w:val="16"/>
-              </w:rPr>
-              <w:t>ALTER TABLE dbo.dim_customer</w:t>
-            </w:r>
-          </w:p>
-          <w:p>
-            <w:pPr>
-              <w:spacing w:before="0" w:after="0" w:line="240" w:lineRule="auto"/>
-              <w:ind w:left="567" w:hanging="567"/>
-            </w:pPr>
-            <w:r>
-              <w:rPr>
-                <w:rFonts w:ascii="Consolas" w:hAnsi="Consolas" w:eastAsia="Consolas"/>
-                <w:b/>
-                <w:color w:val="5B6875"/>
-                <w:sz w:val="16"/>
-              </w:rPr>
-              <w:t xml:space="preserve"> [2]  </w:t>
-            </w:r>
-            <w:r>
-              <w:rPr>
-                <w:rFonts w:ascii="Consolas" w:hAnsi="Consolas" w:eastAsia="Consolas"/>
-                <w:b w:val="0"/>
-                <w:sz w:val="16"/>
-              </w:rPr>
-              <w:t xml:space="preserve">    ADD CONSTRAINT pk_dim_customer PRIMARY KEY NONCLUSTERED (customer_id) NOT ENFORCED;</w:t>
-            </w:r>
-          </w:p>
-          <w:p>
-            <w:pPr>
-              <w:spacing w:before="0" w:after="0" w:line="240" w:lineRule="auto"/>
-              <w:ind w:left="567" w:hanging="567"/>
-            </w:pPr>
-            <w:r>
-              <w:rPr>
-                <w:rFonts w:ascii="Consolas" w:hAnsi="Consolas" w:eastAsia="Consolas"/>
-                <w:b w:val="0"/>
-                <w:color w:val="5B6875"/>
-                <w:sz w:val="16"/>
-              </w:rPr>
-              <w:t xml:space="preserve">   9  </w:t>
-            </w:r>
-            <w:r>
-              <w:rPr>
-                <w:rFonts w:ascii="Consolas" w:hAnsi="Consolas" w:eastAsia="Consolas"/>
-                <w:b w:val="0"/>
-                <w:sz w:val="16"/>
-              </w:rPr>
-              <w:t xml:space="preserve"> </w:t>
-            </w:r>
-          </w:p>
-          <w:p>
-            <w:pPr>
-              <w:spacing w:before="0" w:after="0" w:line="240" w:lineRule="auto"/>
-              <w:ind w:left="567" w:hanging="567"/>
-            </w:pPr>
-            <w:r>
-              <w:rPr>
-                <w:rFonts w:ascii="Consolas" w:hAnsi="Consolas" w:eastAsia="Consolas"/>
-                <w:b w:val="0"/>
-                <w:color w:val="5B6875"/>
-                <w:sz w:val="16"/>
-              </w:rPr>
-              <w:t xml:space="preserve">  10  </w:t>
-            </w:r>
-            <w:r>
-              <w:rPr>
-                <w:rFonts w:ascii="Consolas" w:hAnsi="Consolas" w:eastAsia="Consolas"/>
-                <w:b w:val="0"/>
-                <w:sz w:val="16"/>
-              </w:rPr>
-              <w:t>-- The key is a hint, so check it after every load.</w:t>
-            </w:r>
-          </w:p>
-          <w:p>
-            <w:pPr>
-              <w:spacing w:before="0" w:after="0" w:line="240" w:lineRule="auto"/>
-              <w:ind w:left="567" w:hanging="567"/>
-            </w:pPr>
-            <w:r>
-              <w:rPr>
-                <w:rFonts w:ascii="Consolas" w:hAnsi="Consolas" w:eastAsia="Consolas"/>
-                <w:b w:val="0"/>
-                <w:color w:val="5B6875"/>
-                <w:sz w:val="16"/>
-              </w:rPr>
-              <w:t xml:space="preserve">  11  </w:t>
-            </w:r>
-            <w:r>
-              <w:rPr>
-                <w:rFonts w:ascii="Consolas" w:hAnsi="Consolas" w:eastAsia="Consolas"/>
-                <w:b w:val="0"/>
-                <w:sz w:val="16"/>
-              </w:rPr>
-              <w:t>SELECT customer_id, COUNT(*) AS n</w:t>
-            </w:r>
-          </w:p>
-          <w:p>
-            <w:pPr>
-              <w:spacing w:before="0" w:after="0" w:line="240" w:lineRule="auto"/>
-              <w:ind w:left="567" w:hanging="567"/>
-            </w:pPr>
-            <w:r>
-              <w:rPr>
-                <w:rFonts w:ascii="Consolas" w:hAnsi="Consolas" w:eastAsia="Consolas"/>
-                <w:b w:val="0"/>
-                <w:color w:val="5B6875"/>
-                <w:sz w:val="16"/>
-              </w:rPr>
-              <w:t xml:space="preserve">  12  </w:t>
-            </w:r>
-            <w:r>
-              <w:rPr>
-                <w:rFonts w:ascii="Consolas" w:hAnsi="Consolas" w:eastAsia="Consolas"/>
-                <w:b w:val="0"/>
-                <w:sz w:val="16"/>
-              </w:rPr>
-              <w:t>FROM dbo.dim_customer</w:t>
-            </w:r>
-          </w:p>
-          <w:p>
-            <w:pPr>
-              <w:spacing w:before="0" w:after="0" w:line="240" w:lineRule="auto"/>
-              <w:ind w:left="567" w:hanging="567"/>
-            </w:pPr>
-            <w:r>
-              <w:rPr>
-                <w:rFonts w:ascii="Consolas" w:hAnsi="Consolas" w:eastAsia="Consolas"/>
-                <w:b w:val="0"/>
-                <w:color w:val="5B6875"/>
-                <w:sz w:val="16"/>
-              </w:rPr>
-              <w:t xml:space="preserve">  13  </w:t>
-            </w:r>
-            <w:r>
-              <w:rPr>
-                <w:rFonts w:ascii="Consolas" w:hAnsi="Consolas" w:eastAsia="Consolas"/>
-                <w:b w:val="0"/>
-                <w:sz w:val="16"/>
-              </w:rPr>
-              <w:t>GROUP BY customer_id</w:t>
-            </w:r>
-          </w:p>
-          <w:p>
-            <w:pPr>
-              <w:spacing w:before="0" w:after="0" w:line="240" w:lineRule="auto"/>
-              <w:ind w:left="567" w:hanging="567"/>
-            </w:pPr>
-            <w:r>
-              <w:rPr>
-                <w:rFonts w:ascii="Consolas" w:hAnsi="Consolas" w:eastAsia="Consolas"/>
-                <w:b/>
-                <w:color w:val="5B6875"/>
-                <w:sz w:val="16"/>
-              </w:rPr>
-              <w:t xml:space="preserve"> [3]  </w:t>
-            </w:r>
-            <w:r>
-              <w:rPr>
-                <w:rFonts w:ascii="Consolas" w:hAnsi="Consolas" w:eastAsia="Consolas"/>
-                <w:b w:val="0"/>
-                <w:sz w:val="16"/>
-              </w:rPr>
-              <w:t>HAVING COUNT(*) &gt; 1;</w:t>
-            </w:r>
-          </w:p>
         </w:tc>
       </w:tr>
     </w:tbl>
@@ -3171,6 +2986,42 @@
         <w:rPr>
           <w:b/>
         </w:rPr>
+        <w:t xml:space="preserve">Line 2. </w:t>
+      </w:r>
+      <w:r>
+        <w:rPr>
+          <w:b w:val="0"/>
+          <w:i w:val="0"/>
+        </w:rPr>
+        <w:t>An enforced clustered primary key is not supported in Fabric Warehouse.</w:t>
+      </w:r>
+    </w:p>
+    <w:p>
+      <w:pPr>
+        <w:pStyle w:val="ListNumber"/>
+      </w:pPr>
+      <w:r>
+        <w:rPr>
+          <w:b/>
+        </w:rPr>
+        <w:t xml:space="preserve">Line 3. </w:t>
+      </w:r>
+      <w:r>
+        <w:rPr>
+          <w:b w:val="0"/>
+          <w:i w:val="0"/>
+        </w:rPr>
+        <w:t>nvarchar is not supported. Use varchar with the UTF-8 collation.</w:t>
+      </w:r>
+    </w:p>
+    <w:p>
+      <w:pPr>
+        <w:pStyle w:val="ListNumber"/>
+      </w:pPr>
+      <w:r>
+        <w:rPr>
+          <w:b/>
+        </w:rPr>
         <w:t xml:space="preserve">Line 4. </w:t>
       </w:r>
       <w:r>
@@ -3178,7 +3029,7 @@
           <w:b w:val="0"/>
           <w:i w:val="0"/>
         </w:rPr>
-        <w:t>decimal replaces money, with the scale stated.</w:t>
+        <w:t>money is not supported. Use decimal.</w:t>
       </w:r>
     </w:p>
     <w:p>
@@ -3189,41 +3040,14 @@
         <w:rPr>
           <w:b/>
         </w:rPr>
-        <w:t xml:space="preserve">Line 8. </w:t>
-      </w:r>
-      <w:r>
-        <w:rPr>
-          <w:b w:val="0"/>
-          <w:i w:val="0"/>
-        </w:rPr>
-        <w:t>The only supported form of primary key: a hint for the optimiser, not a guard.</w:t>
-      </w:r>
-    </w:p>
-    <w:p>
-      <w:pPr>
-        <w:pStyle w:val="ListNumber"/>
-      </w:pPr>
-      <w:r>
-        <w:rPr>
-          <w:b/>
-        </w:rPr>
-        <w:t xml:space="preserve">Line 14. </w:t>
-      </w:r>
-      <w:r>
-        <w:rPr>
-          <w:b w:val="0"/>
-          <w:i w:val="0"/>
-        </w:rPr>
-        <w:t>The duplicate check the key no longer performs. Any row returned fails the load.</w:t>
-      </w:r>
-    </w:p>
-    <w:p>
-      <w:r>
-        <w:rPr>
-          <w:b w:val="0"/>
-          <w:i w:val="0"/>
-        </w:rPr>
-        <w:t>Map the types, declare keys as NOT ENFORCED hints, and check uniqueness yourself after every load.</w:t>
+        <w:t xml:space="preserve">Line 5. </w:t>
+      </w:r>
+      <w:r>
+        <w:rPr>
+          <w:b w:val="0"/>
+          <w:i w:val="0"/>
+        </w:rPr>
+        <w:t>datetime is not supported. Use datetime2.</w:t>
       </w:r>
     </w:p>
     <w:p>
@@ -3231,251 +3055,7 @@
         <w:pStyle w:val="Heading4"/>
       </w:pPr>
       <w:r>
-        <w:t>Recap card</w:t>
-      </w:r>
-    </w:p>
-    <w:p>
-      <w:pPr>
-        <w:pStyle w:val="ListBullet"/>
-      </w:pPr>
-      <w:r>
-        <w:rPr>
-          <w:b/>
-          <w:i w:val="0"/>
-        </w:rPr>
-        <w:t>Primary keys in Fabric Warehouse</w:t>
-      </w:r>
-      <w:r>
-        <w:rPr>
-          <w:b w:val="0"/>
-          <w:i w:val="0"/>
-        </w:rPr>
-        <w:t xml:space="preserve"> Only PRIMARY KEY NONCLUSTERED ... NOT ENFORCED. Duplicates are not blocked.</w:t>
-      </w:r>
-    </w:p>
-    <w:p>
-      <w:pPr>
-        <w:pStyle w:val="ListBullet"/>
-      </w:pPr>
-      <w:r>
-        <w:rPr>
-          <w:b/>
-          <w:i w:val="0"/>
-        </w:rPr>
-        <w:t>nvarchar, money, datetime in Fabric Warehouse</w:t>
-      </w:r>
-      <w:r>
-        <w:rPr>
-          <w:b w:val="0"/>
-          <w:i w:val="0"/>
-        </w:rPr>
-        <w:t xml:space="preserve"> Not supported. Use varchar, decimal, datetime2.</w:t>
-      </w:r>
-    </w:p>
-    <w:p>
-      <w:pPr>
-        <w:pStyle w:val="ListBullet"/>
-      </w:pPr>
-      <w:r>
-        <w:rPr>
-          <w:b/>
-          <w:i w:val="0"/>
-        </w:rPr>
-        <w:t>MERGE and TRUNCATE in Fabric Warehouse</w:t>
-      </w:r>
-      <w:r>
-        <w:rPr>
-          <w:b w:val="0"/>
-          <w:i w:val="0"/>
-        </w:rPr>
-        <w:t xml:space="preserve"> Both supported. MERGE is generally available.</w:t>
-      </w:r>
-    </w:p>
-    <w:p>
-      <w:pPr>
-        <w:pStyle w:val="ListBullet"/>
-      </w:pPr>
-      <w:r>
-        <w:rPr>
-          <w:b/>
-          <w:i w:val="0"/>
-        </w:rPr>
-        <w:t>Triggers in Fabric Warehouse</w:t>
-      </w:r>
-      <w:r>
-        <w:rPr>
-          <w:b w:val="0"/>
-          <w:i w:val="0"/>
-        </w:rPr>
-        <w:t xml:space="preserve"> Not supported. Put the logic in the loading procedure.</w:t>
-      </w:r>
-    </w:p>
-    <w:p>
-      <w:pPr>
-        <w:pStyle w:val="Heading4"/>
-      </w:pPr>
-      <w:r>
-        <w:t>Practice</w:t>
-      </w:r>
-    </w:p>
-    <w:p>
-      <w:pPr>
-        <w:pStyle w:val="Heading5"/>
-      </w:pPr>
-      <w:r>
-        <w:t>Exercise 1. Multiple choice (level 1)</w:t>
-      </w:r>
-    </w:p>
-    <w:p>
-      <w:r>
-        <w:rPr>
-          <w:b w:val="0"/>
-          <w:i w:val="0"/>
-        </w:rPr>
-        <w:t xml:space="preserve">A Fabric Warehouse table has </w:t>
-      </w:r>
-      <w:r>
-        <w:rPr>
-          <w:rFonts w:ascii="Consolas" w:hAnsi="Consolas" w:eastAsia="Consolas"/>
-          <w:b w:val="0"/>
-          <w:sz w:val="19"/>
-        </w:rPr>
-        <w:t>PRIMARY KEY NONCLUSTERED (customer_id) NOT ENFORCED</w:t>
-      </w:r>
-      <w:r>
-        <w:rPr>
-          <w:b w:val="0"/>
-          <w:i w:val="0"/>
-        </w:rPr>
-        <w:t xml:space="preserve">. You insert two rows with </w:t>
-      </w:r>
-      <w:r>
-        <w:rPr>
-          <w:rFonts w:ascii="Consolas" w:hAnsi="Consolas" w:eastAsia="Consolas"/>
-          <w:b w:val="0"/>
-          <w:sz w:val="19"/>
-        </w:rPr>
-        <w:t>customer_id = 7</w:t>
-      </w:r>
-      <w:r>
-        <w:rPr>
-          <w:b w:val="0"/>
-          <w:i w:val="0"/>
-        </w:rPr>
-        <w:t>. What happens?</w:t>
-      </w:r>
-    </w:p>
-    <w:p>
-      <w:pPr>
-        <w:pStyle w:val="ListBullet"/>
-      </w:pPr>
-      <w:r>
-        <w:rPr>
-          <w:b w:val="0"/>
-          <w:i w:val="0"/>
-        </w:rPr>
-        <w:t>a) The second insert fails with a key violation.</w:t>
-      </w:r>
-    </w:p>
-    <w:p>
-      <w:pPr>
-        <w:pStyle w:val="ListBullet"/>
-      </w:pPr>
-      <w:r>
-        <w:rPr>
-          <w:b w:val="0"/>
-          <w:i w:val="0"/>
-        </w:rPr>
-        <w:t>b) Both rows are stored. The key is not enforced.</w:t>
-      </w:r>
-    </w:p>
-    <w:p>
-      <w:pPr>
-        <w:pStyle w:val="ListBullet"/>
-      </w:pPr>
-      <w:r>
-        <w:rPr>
-          <w:b w:val="0"/>
-          <w:i w:val="0"/>
-        </w:rPr>
-        <w:t>c) The second row replaces the first.</w:t>
-      </w:r>
-    </w:p>
-    <w:p>
-      <w:pPr>
-        <w:pStyle w:val="ListBullet"/>
-      </w:pPr>
-      <w:r>
-        <w:rPr>
-          <w:b w:val="0"/>
-          <w:i w:val="0"/>
-        </w:rPr>
-        <w:t>d) The table is locked until you remove a duplicate.</w:t>
-      </w:r>
-    </w:p>
-    <w:p>
-      <w:r>
-        <w:rPr>
-          <w:b/>
-          <w:i w:val="0"/>
-        </w:rPr>
-        <w:t>Why?</w:t>
-      </w:r>
-    </w:p>
-    <w:p>
-      <w:pPr>
-        <w:pStyle w:val="ListBullet"/>
-      </w:pPr>
-      <w:r>
-        <w:rPr>
-          <w:b w:val="0"/>
-          <w:i w:val="0"/>
-        </w:rPr>
-        <w:t>r1) NOT ENFORCED keys are optimiser hints. The engine does not check them.</w:t>
-      </w:r>
-    </w:p>
-    <w:p>
-      <w:pPr>
-        <w:pStyle w:val="ListBullet"/>
-      </w:pPr>
-      <w:r>
-        <w:rPr>
-          <w:b w:val="0"/>
-          <w:i w:val="0"/>
-        </w:rPr>
-        <w:t>r2) Fabric deduplicates later in a background job.</w:t>
-      </w:r>
-    </w:p>
-    <w:p>
-      <w:pPr>
-        <w:pStyle w:val="Heading5"/>
-      </w:pPr>
-      <w:r>
-        <w:t>Exercise 2. Fill the gap (level 2)</w:t>
-      </w:r>
-    </w:p>
-    <w:p>
-      <w:r>
-        <w:rPr>
-          <w:b w:val="0"/>
-          <w:i w:val="0"/>
-        </w:rPr>
-        <w:t xml:space="preserve">Add the only supported form of primary key to </w:t>
-      </w:r>
-      <w:r>
-        <w:rPr>
-          <w:rFonts w:ascii="Consolas" w:hAnsi="Consolas" w:eastAsia="Consolas"/>
-          <w:b w:val="0"/>
-          <w:sz w:val="19"/>
-        </w:rPr>
-        <w:t>dbo.dim_customer</w:t>
-      </w:r>
-      <w:r>
-        <w:rPr>
-          <w:b w:val="0"/>
-          <w:i w:val="0"/>
-        </w:rPr>
-        <w:t>.</w:t>
+        <w:t>Worked example: strong code</w:t>
       </w:r>
     </w:p>
     <w:tbl>
@@ -3513,7 +3093,7 @@
                 <w:b w:val="0"/>
                 <w:sz w:val="16"/>
               </w:rPr>
-              <w:t>ALTER TABLE dbo.dim_customer</w:t>
+              <w:t>CREATE TABLE dbo.dim_customer (</w:t>
             </w:r>
           </w:p>
           <w:p>
@@ -3536,28 +3116,601 @@
                 <w:b w:val="0"/>
                 <w:sz w:val="16"/>
               </w:rPr>
-              <w:t xml:space="preserve">    ADD CONSTRAINT pk_dim_customer PRIMARY KEY _____(1) (customer_id) _____(2);</w:t>
+              <w:t xml:space="preserve">    customer_id INT NOT NULL,</w:t>
+            </w:r>
+          </w:p>
+          <w:p>
+            <w:pPr>
+              <w:spacing w:before="0" w:after="0" w:line="240" w:lineRule="auto"/>
+              <w:ind w:left="567" w:hanging="567"/>
+            </w:pPr>
+            <w:r>
+              <w:rPr>
+                <w:rFonts w:ascii="Consolas" w:hAnsi="Consolas" w:eastAsia="Consolas"/>
+                <w:b w:val="0"/>
+                <w:color w:val="5B6875"/>
+                <w:sz w:val="16"/>
+              </w:rPr>
+              <w:t xml:space="preserve">   3  </w:t>
+            </w:r>
+            <w:r>
+              <w:rPr>
+                <w:rFonts w:ascii="Consolas" w:hAnsi="Consolas" w:eastAsia="Consolas"/>
+                <w:b w:val="0"/>
+                <w:sz w:val="16"/>
+              </w:rPr>
+              <w:t xml:space="preserve">    name VARCHAR(200),</w:t>
+            </w:r>
+          </w:p>
+          <w:p>
+            <w:pPr>
+              <w:spacing w:before="0" w:after="0" w:line="240" w:lineRule="auto"/>
+              <w:ind w:left="567" w:hanging="567"/>
+            </w:pPr>
+            <w:r>
+              <w:rPr>
+                <w:rFonts w:ascii="Consolas" w:hAnsi="Consolas" w:eastAsia="Consolas"/>
+                <w:b/>
+                <w:color w:val="5B6875"/>
+                <w:sz w:val="16"/>
+              </w:rPr>
+              <w:t xml:space="preserve"> [1]  </w:t>
+            </w:r>
+            <w:r>
+              <w:rPr>
+                <w:rFonts w:ascii="Consolas" w:hAnsi="Consolas" w:eastAsia="Consolas"/>
+                <w:b w:val="0"/>
+                <w:sz w:val="16"/>
+              </w:rPr>
+              <w:t xml:space="preserve">    credit_limit DECIMAL(19, 4),</w:t>
+            </w:r>
+          </w:p>
+          <w:p>
+            <w:pPr>
+              <w:spacing w:before="0" w:after="0" w:line="240" w:lineRule="auto"/>
+              <w:ind w:left="567" w:hanging="567"/>
+            </w:pPr>
+            <w:r>
+              <w:rPr>
+                <w:rFonts w:ascii="Consolas" w:hAnsi="Consolas" w:eastAsia="Consolas"/>
+                <w:b w:val="0"/>
+                <w:color w:val="5B6875"/>
+                <w:sz w:val="16"/>
+              </w:rPr>
+              <w:t xml:space="preserve">   5  </w:t>
+            </w:r>
+            <w:r>
+              <w:rPr>
+                <w:rFonts w:ascii="Consolas" w:hAnsi="Consolas" w:eastAsia="Consolas"/>
+                <w:b w:val="0"/>
+                <w:sz w:val="16"/>
+              </w:rPr>
+              <w:t xml:space="preserve">    created_at DATETIME2(6)</w:t>
+            </w:r>
+          </w:p>
+          <w:p>
+            <w:pPr>
+              <w:spacing w:before="0" w:after="0" w:line="240" w:lineRule="auto"/>
+              <w:ind w:left="567" w:hanging="567"/>
+            </w:pPr>
+            <w:r>
+              <w:rPr>
+                <w:rFonts w:ascii="Consolas" w:hAnsi="Consolas" w:eastAsia="Consolas"/>
+                <w:b w:val="0"/>
+                <w:color w:val="5B6875"/>
+                <w:sz w:val="16"/>
+              </w:rPr>
+              <w:t xml:space="preserve">   6  </w:t>
+            </w:r>
+            <w:r>
+              <w:rPr>
+                <w:rFonts w:ascii="Consolas" w:hAnsi="Consolas" w:eastAsia="Consolas"/>
+                <w:b w:val="0"/>
+                <w:sz w:val="16"/>
+              </w:rPr>
+              <w:t>);</w:t>
+            </w:r>
+          </w:p>
+          <w:p>
+            <w:pPr>
+              <w:spacing w:before="0" w:after="0" w:line="240" w:lineRule="auto"/>
+              <w:ind w:left="567" w:hanging="567"/>
+            </w:pPr>
+            <w:r>
+              <w:rPr>
+                <w:rFonts w:ascii="Consolas" w:hAnsi="Consolas" w:eastAsia="Consolas"/>
+                <w:b w:val="0"/>
+                <w:color w:val="5B6875"/>
+                <w:sz w:val="16"/>
+              </w:rPr>
+              <w:t xml:space="preserve">   7  </w:t>
+            </w:r>
+            <w:r>
+              <w:rPr>
+                <w:rFonts w:ascii="Consolas" w:hAnsi="Consolas" w:eastAsia="Consolas"/>
+                <w:b w:val="0"/>
+                <w:sz w:val="16"/>
+              </w:rPr>
+              <w:t>ALTER TABLE dbo.dim_customer</w:t>
+            </w:r>
+          </w:p>
+          <w:p>
+            <w:pPr>
+              <w:spacing w:before="0" w:after="0" w:line="240" w:lineRule="auto"/>
+              <w:ind w:left="567" w:hanging="567"/>
+            </w:pPr>
+            <w:r>
+              <w:rPr>
+                <w:rFonts w:ascii="Consolas" w:hAnsi="Consolas" w:eastAsia="Consolas"/>
+                <w:b/>
+                <w:color w:val="5B6875"/>
+                <w:sz w:val="16"/>
+              </w:rPr>
+              <w:t xml:space="preserve"> [2]  </w:t>
+            </w:r>
+            <w:r>
+              <w:rPr>
+                <w:rFonts w:ascii="Consolas" w:hAnsi="Consolas" w:eastAsia="Consolas"/>
+                <w:b w:val="0"/>
+                <w:sz w:val="16"/>
+              </w:rPr>
+              <w:t xml:space="preserve">    ADD CONSTRAINT pk_dim_customer PRIMARY KEY NONCLUSTERED (customer_id) NOT ENFORCED;</w:t>
+            </w:r>
+          </w:p>
+          <w:p>
+            <w:pPr>
+              <w:spacing w:before="0" w:after="0" w:line="240" w:lineRule="auto"/>
+              <w:ind w:left="567" w:hanging="567"/>
+            </w:pPr>
+            <w:r>
+              <w:rPr>
+                <w:rFonts w:ascii="Consolas" w:hAnsi="Consolas" w:eastAsia="Consolas"/>
+                <w:b w:val="0"/>
+                <w:color w:val="5B6875"/>
+                <w:sz w:val="16"/>
+              </w:rPr>
+              <w:t xml:space="preserve">   9  </w:t>
+            </w:r>
+            <w:r>
+              <w:rPr>
+                <w:rFonts w:ascii="Consolas" w:hAnsi="Consolas" w:eastAsia="Consolas"/>
+                <w:b w:val="0"/>
+                <w:sz w:val="16"/>
+              </w:rPr>
+              <w:t xml:space="preserve"> </w:t>
+            </w:r>
+          </w:p>
+          <w:p>
+            <w:pPr>
+              <w:spacing w:before="0" w:after="0" w:line="240" w:lineRule="auto"/>
+              <w:ind w:left="567" w:hanging="567"/>
+            </w:pPr>
+            <w:r>
+              <w:rPr>
+                <w:rFonts w:ascii="Consolas" w:hAnsi="Consolas" w:eastAsia="Consolas"/>
+                <w:b w:val="0"/>
+                <w:color w:val="5B6875"/>
+                <w:sz w:val="16"/>
+              </w:rPr>
+              <w:t xml:space="preserve">  10  </w:t>
+            </w:r>
+            <w:r>
+              <w:rPr>
+                <w:rFonts w:ascii="Consolas" w:hAnsi="Consolas" w:eastAsia="Consolas"/>
+                <w:b w:val="0"/>
+                <w:sz w:val="16"/>
+              </w:rPr>
+              <w:t>-- The key is a hint, so check it after every load.</w:t>
+            </w:r>
+          </w:p>
+          <w:p>
+            <w:pPr>
+              <w:spacing w:before="0" w:after="0" w:line="240" w:lineRule="auto"/>
+              <w:ind w:left="567" w:hanging="567"/>
+            </w:pPr>
+            <w:r>
+              <w:rPr>
+                <w:rFonts w:ascii="Consolas" w:hAnsi="Consolas" w:eastAsia="Consolas"/>
+                <w:b w:val="0"/>
+                <w:color w:val="5B6875"/>
+                <w:sz w:val="16"/>
+              </w:rPr>
+              <w:t xml:space="preserve">  11  </w:t>
+            </w:r>
+            <w:r>
+              <w:rPr>
+                <w:rFonts w:ascii="Consolas" w:hAnsi="Consolas" w:eastAsia="Consolas"/>
+                <w:b w:val="0"/>
+                <w:sz w:val="16"/>
+              </w:rPr>
+              <w:t>SELECT customer_id, COUNT(*) AS n</w:t>
+            </w:r>
+          </w:p>
+          <w:p>
+            <w:pPr>
+              <w:spacing w:before="0" w:after="0" w:line="240" w:lineRule="auto"/>
+              <w:ind w:left="567" w:hanging="567"/>
+            </w:pPr>
+            <w:r>
+              <w:rPr>
+                <w:rFonts w:ascii="Consolas" w:hAnsi="Consolas" w:eastAsia="Consolas"/>
+                <w:b w:val="0"/>
+                <w:color w:val="5B6875"/>
+                <w:sz w:val="16"/>
+              </w:rPr>
+              <w:t xml:space="preserve">  12  </w:t>
+            </w:r>
+            <w:r>
+              <w:rPr>
+                <w:rFonts w:ascii="Consolas" w:hAnsi="Consolas" w:eastAsia="Consolas"/>
+                <w:b w:val="0"/>
+                <w:sz w:val="16"/>
+              </w:rPr>
+              <w:t>FROM dbo.dim_customer</w:t>
+            </w:r>
+          </w:p>
+          <w:p>
+            <w:pPr>
+              <w:spacing w:before="0" w:after="0" w:line="240" w:lineRule="auto"/>
+              <w:ind w:left="567" w:hanging="567"/>
+            </w:pPr>
+            <w:r>
+              <w:rPr>
+                <w:rFonts w:ascii="Consolas" w:hAnsi="Consolas" w:eastAsia="Consolas"/>
+                <w:b w:val="0"/>
+                <w:color w:val="5B6875"/>
+                <w:sz w:val="16"/>
+              </w:rPr>
+              <w:t xml:space="preserve">  13  </w:t>
+            </w:r>
+            <w:r>
+              <w:rPr>
+                <w:rFonts w:ascii="Consolas" w:hAnsi="Consolas" w:eastAsia="Consolas"/>
+                <w:b w:val="0"/>
+                <w:sz w:val="16"/>
+              </w:rPr>
+              <w:t>GROUP BY customer_id</w:t>
+            </w:r>
+          </w:p>
+          <w:p>
+            <w:pPr>
+              <w:spacing w:before="0" w:after="0" w:line="240" w:lineRule="auto"/>
+              <w:ind w:left="567" w:hanging="567"/>
+            </w:pPr>
+            <w:r>
+              <w:rPr>
+                <w:rFonts w:ascii="Consolas" w:hAnsi="Consolas" w:eastAsia="Consolas"/>
+                <w:b/>
+                <w:color w:val="5B6875"/>
+                <w:sz w:val="16"/>
+              </w:rPr>
+              <w:t xml:space="preserve"> [3]  </w:t>
+            </w:r>
+            <w:r>
+              <w:rPr>
+                <w:rFonts w:ascii="Consolas" w:hAnsi="Consolas" w:eastAsia="Consolas"/>
+                <w:b w:val="0"/>
+                <w:sz w:val="16"/>
+              </w:rPr>
+              <w:t>HAVING COUNT(*) &gt; 1;</w:t>
             </w:r>
           </w:p>
         </w:tc>
       </w:tr>
     </w:tbl>
-    <w:p/>
+    <w:p>
+      <w:pPr>
+        <w:pStyle w:val="ListNumber"/>
+      </w:pPr>
+      <w:r>
+        <w:rPr>
+          <w:b/>
+        </w:rPr>
+        <w:t xml:space="preserve">Line 4. </w:t>
+      </w:r>
+      <w:r>
+        <w:rPr>
+          <w:b w:val="0"/>
+          <w:i w:val="0"/>
+        </w:rPr>
+        <w:t>decimal replaces money, with the scale stated.</w:t>
+      </w:r>
+    </w:p>
+    <w:p>
+      <w:pPr>
+        <w:pStyle w:val="ListNumber"/>
+      </w:pPr>
+      <w:r>
+        <w:rPr>
+          <w:b/>
+        </w:rPr>
+        <w:t xml:space="preserve">Line 8. </w:t>
+      </w:r>
+      <w:r>
+        <w:rPr>
+          <w:b w:val="0"/>
+          <w:i w:val="0"/>
+        </w:rPr>
+        <w:t>The only supported form of primary key: a hint for the optimiser, not a guard.</w:t>
+      </w:r>
+    </w:p>
+    <w:p>
+      <w:pPr>
+        <w:pStyle w:val="ListNumber"/>
+      </w:pPr>
+      <w:r>
+        <w:rPr>
+          <w:b/>
+        </w:rPr>
+        <w:t xml:space="preserve">Line 14. </w:t>
+      </w:r>
+      <w:r>
+        <w:rPr>
+          <w:b w:val="0"/>
+          <w:i w:val="0"/>
+        </w:rPr>
+        <w:t>The duplicate check the key no longer performs. Any row returned fails the load.</w:t>
+      </w:r>
+    </w:p>
+    <w:p>
+      <w:r>
+        <w:rPr>
+          <w:b w:val="0"/>
+          <w:i w:val="0"/>
+        </w:rPr>
+        <w:t>Map the types, declare keys as NOT ENFORCED hints, and check uniqueness yourself after every load.</w:t>
+      </w:r>
+    </w:p>
+    <w:p>
+      <w:pPr>
+        <w:pStyle w:val="Heading4"/>
+      </w:pPr>
+      <w:r>
+        <w:t>Recap card</w:t>
+      </w:r>
+    </w:p>
+    <w:p>
+      <w:pPr>
+        <w:pStyle w:val="ListBullet"/>
+      </w:pPr>
+      <w:r>
+        <w:rPr>
+          <w:b/>
+          <w:i w:val="0"/>
+        </w:rPr>
+        <w:t>Primary keys in Fabric Warehouse</w:t>
+      </w:r>
+      <w:r>
+        <w:rPr>
+          <w:b w:val="0"/>
+          <w:i w:val="0"/>
+        </w:rPr>
+        <w:t xml:space="preserve"> Only PRIMARY KEY NONCLUSTERED ... NOT ENFORCED. Duplicates are not blocked.</w:t>
+      </w:r>
+    </w:p>
+    <w:p>
+      <w:pPr>
+        <w:pStyle w:val="ListBullet"/>
+      </w:pPr>
+      <w:r>
+        <w:rPr>
+          <w:b/>
+          <w:i w:val="0"/>
+        </w:rPr>
+        <w:t>nvarchar, money, datetime in Fabric Warehouse</w:t>
+      </w:r>
+      <w:r>
+        <w:rPr>
+          <w:b w:val="0"/>
+          <w:i w:val="0"/>
+        </w:rPr>
+        <w:t xml:space="preserve"> Not supported. Use varchar, decimal, datetime2.</w:t>
+      </w:r>
+    </w:p>
+    <w:p>
+      <w:pPr>
+        <w:pStyle w:val="ListBullet"/>
+      </w:pPr>
+      <w:r>
+        <w:rPr>
+          <w:b/>
+          <w:i w:val="0"/>
+        </w:rPr>
+        <w:t>MERGE and TRUNCATE in Fabric Warehouse</w:t>
+      </w:r>
+      <w:r>
+        <w:rPr>
+          <w:b w:val="0"/>
+          <w:i w:val="0"/>
+        </w:rPr>
+        <w:t xml:space="preserve"> Both supported. MERGE is generally available.</w:t>
+      </w:r>
+    </w:p>
+    <w:p>
+      <w:pPr>
+        <w:pStyle w:val="ListBullet"/>
+      </w:pPr>
+      <w:r>
+        <w:rPr>
+          <w:b/>
+          <w:i w:val="0"/>
+        </w:rPr>
+        <w:t>Triggers in Fabric Warehouse</w:t>
+      </w:r>
+      <w:r>
+        <w:rPr>
+          <w:b w:val="0"/>
+          <w:i w:val="0"/>
+        </w:rPr>
+        <w:t xml:space="preserve"> Not supported. Put the logic in the loading procedure.</w:t>
+      </w:r>
+    </w:p>
+    <w:p>
+      <w:pPr>
+        <w:pStyle w:val="Heading4"/>
+      </w:pPr>
+      <w:r>
+        <w:t>Practice</w:t>
+      </w:r>
+    </w:p>
     <w:p>
       <w:pPr>
         <w:pStyle w:val="Heading5"/>
       </w:pPr>
       <w:r>
-        <w:t>Exercise 3. Spot the bug (level 3)</w:t>
-      </w:r>
-    </w:p>
-    <w:p>
-      <w:r>
-        <w:rPr>
-          <w:b w:val="0"/>
-          <w:i w:val="0"/>
-        </w:rPr>
-        <w:t>This table definition, ported from SQL Server, fails in Fabric Warehouse. Tap one failing line, then rewrite the definition with supported types.</w:t>
+        <w:t>Exercise 1. Multiple choice (level 1)</w:t>
+      </w:r>
+    </w:p>
+    <w:p>
+      <w:r>
+        <w:rPr>
+          <w:b w:val="0"/>
+          <w:i w:val="0"/>
+        </w:rPr>
+        <w:t xml:space="preserve">A Fabric Warehouse table has </w:t>
+      </w:r>
+      <w:r>
+        <w:rPr>
+          <w:rFonts w:ascii="Consolas" w:hAnsi="Consolas" w:eastAsia="Consolas"/>
+          <w:b w:val="0"/>
+          <w:sz w:val="19"/>
+        </w:rPr>
+        <w:t>PRIMARY KEY NONCLUSTERED (customer_id) NOT ENFORCED</w:t>
+      </w:r>
+      <w:r>
+        <w:rPr>
+          <w:b w:val="0"/>
+          <w:i w:val="0"/>
+        </w:rPr>
+        <w:t xml:space="preserve">. You insert two rows with </w:t>
+      </w:r>
+      <w:r>
+        <w:rPr>
+          <w:rFonts w:ascii="Consolas" w:hAnsi="Consolas" w:eastAsia="Consolas"/>
+          <w:b w:val="0"/>
+          <w:sz w:val="19"/>
+        </w:rPr>
+        <w:t>customer_id = 7</w:t>
+      </w:r>
+      <w:r>
+        <w:rPr>
+          <w:b w:val="0"/>
+          <w:i w:val="0"/>
+        </w:rPr>
+        <w:t>. What happens?</w:t>
+      </w:r>
+    </w:p>
+    <w:p>
+      <w:pPr>
+        <w:pStyle w:val="ListBullet"/>
+      </w:pPr>
+      <w:r>
+        <w:rPr>
+          <w:b w:val="0"/>
+          <w:i w:val="0"/>
+        </w:rPr>
+        <w:t>a) The second insert fails with a key violation.</w:t>
+      </w:r>
+    </w:p>
+    <w:p>
+      <w:pPr>
+        <w:pStyle w:val="ListBullet"/>
+      </w:pPr>
+      <w:r>
+        <w:rPr>
+          <w:b w:val="0"/>
+          <w:i w:val="0"/>
+        </w:rPr>
+        <w:t>b) Both rows are stored. The key is not enforced.</w:t>
+      </w:r>
+    </w:p>
+    <w:p>
+      <w:pPr>
+        <w:pStyle w:val="ListBullet"/>
+      </w:pPr>
+      <w:r>
+        <w:rPr>
+          <w:b w:val="0"/>
+          <w:i w:val="0"/>
+        </w:rPr>
+        <w:t>c) The second row replaces the first.</w:t>
+      </w:r>
+    </w:p>
+    <w:p>
+      <w:pPr>
+        <w:pStyle w:val="ListBullet"/>
+      </w:pPr>
+      <w:r>
+        <w:rPr>
+          <w:b w:val="0"/>
+          <w:i w:val="0"/>
+        </w:rPr>
+        <w:t>d) The table is locked until you remove a duplicate.</w:t>
+      </w:r>
+    </w:p>
+    <w:p>
+      <w:r>
+        <w:rPr>
+          <w:b/>
+          <w:i w:val="0"/>
+        </w:rPr>
+        <w:t>Why?</w:t>
+      </w:r>
+    </w:p>
+    <w:p>
+      <w:pPr>
+        <w:pStyle w:val="ListBullet"/>
+      </w:pPr>
+      <w:r>
+        <w:rPr>
+          <w:b w:val="0"/>
+          <w:i w:val="0"/>
+        </w:rPr>
+        <w:t>r1) NOT ENFORCED keys are optimiser hints. The engine does not check them.</w:t>
+      </w:r>
+    </w:p>
+    <w:p>
+      <w:pPr>
+        <w:pStyle w:val="ListBullet"/>
+      </w:pPr>
+      <w:r>
+        <w:rPr>
+          <w:b w:val="0"/>
+          <w:i w:val="0"/>
+        </w:rPr>
+        <w:t>r2) Fabric deduplicates later in a background job.</w:t>
+      </w:r>
+    </w:p>
+    <w:p>
+      <w:pPr>
+        <w:pStyle w:val="Heading5"/>
+      </w:pPr>
+      <w:r>
+        <w:t>Exercise 2. Fill the gap (level 2)</w:t>
+      </w:r>
+    </w:p>
+    <w:p>
+      <w:r>
+        <w:rPr>
+          <w:b w:val="0"/>
+          <w:i w:val="0"/>
+        </w:rPr>
+        <w:t xml:space="preserve">Add the only supported form of primary key to </w:t>
+      </w:r>
+      <w:r>
+        <w:rPr>
+          <w:rFonts w:ascii="Consolas" w:hAnsi="Consolas" w:eastAsia="Consolas"/>
+          <w:b w:val="0"/>
+          <w:sz w:val="19"/>
+        </w:rPr>
+        <w:t>dbo.dim_customer</w:t>
+      </w:r>
+      <w:r>
+        <w:rPr>
+          <w:b w:val="0"/>
+          <w:i w:val="0"/>
+        </w:rPr>
+        <w:t>.</w:t>
       </w:r>
     </w:p>
     <w:tbl>
@@ -3595,7 +3748,7 @@
                 <w:b w:val="0"/>
                 <w:sz w:val="16"/>
               </w:rPr>
-              <w:t>CREATE TABLE dbo.fact_payment (</w:t>
+              <w:t>ALTER TABLE dbo.dim_customer</w:t>
             </w:r>
           </w:p>
           <w:p>
@@ -3618,122 +3771,7 @@
                 <w:b w:val="0"/>
                 <w:sz w:val="16"/>
               </w:rPr>
-              <w:t xml:space="preserve">    payment_id BIGINT NOT NULL,</w:t>
-            </w:r>
-          </w:p>
-          <w:p>
-            <w:pPr>
-              <w:spacing w:before="0" w:after="0" w:line="240" w:lineRule="auto"/>
-              <w:ind w:left="567" w:hanging="567"/>
-            </w:pPr>
-            <w:r>
-              <w:rPr>
-                <w:rFonts w:ascii="Consolas" w:hAnsi="Consolas" w:eastAsia="Consolas"/>
-                <w:b w:val="0"/>
-                <w:color w:val="5B6875"/>
-                <w:sz w:val="16"/>
-              </w:rPr>
-              <w:t xml:space="preserve">   3  </w:t>
-            </w:r>
-            <w:r>
-              <w:rPr>
-                <w:rFonts w:ascii="Consolas" w:hAnsi="Consolas" w:eastAsia="Consolas"/>
-                <w:b w:val="0"/>
-                <w:sz w:val="16"/>
-              </w:rPr>
-              <w:t xml:space="preserve">    customer_id INT NOT NULL,</w:t>
-            </w:r>
-          </w:p>
-          <w:p>
-            <w:pPr>
-              <w:spacing w:before="0" w:after="0" w:line="240" w:lineRule="auto"/>
-              <w:ind w:left="567" w:hanging="567"/>
-            </w:pPr>
-            <w:r>
-              <w:rPr>
-                <w:rFonts w:ascii="Consolas" w:hAnsi="Consolas" w:eastAsia="Consolas"/>
-                <w:b w:val="0"/>
-                <w:color w:val="5B6875"/>
-                <w:sz w:val="16"/>
-              </w:rPr>
-              <w:t xml:space="preserve">   4  </w:t>
-            </w:r>
-            <w:r>
-              <w:rPr>
-                <w:rFonts w:ascii="Consolas" w:hAnsi="Consolas" w:eastAsia="Consolas"/>
-                <w:b w:val="0"/>
-                <w:sz w:val="16"/>
-              </w:rPr>
-              <w:t xml:space="preserve">    amount MONEY NOT NULL,</w:t>
-            </w:r>
-          </w:p>
-          <w:p>
-            <w:pPr>
-              <w:spacing w:before="0" w:after="0" w:line="240" w:lineRule="auto"/>
-              <w:ind w:left="567" w:hanging="567"/>
-            </w:pPr>
-            <w:r>
-              <w:rPr>
-                <w:rFonts w:ascii="Consolas" w:hAnsi="Consolas" w:eastAsia="Consolas"/>
-                <w:b w:val="0"/>
-                <w:color w:val="5B6875"/>
-                <w:sz w:val="16"/>
-              </w:rPr>
-              <w:t xml:space="preserve">   5  </w:t>
-            </w:r>
-            <w:r>
-              <w:rPr>
-                <w:rFonts w:ascii="Consolas" w:hAnsi="Consolas" w:eastAsia="Consolas"/>
-                <w:b w:val="0"/>
-                <w:sz w:val="16"/>
-              </w:rPr>
-              <w:t xml:space="preserve">    note NVARCHAR(500),</w:t>
-            </w:r>
-          </w:p>
-          <w:p>
-            <w:pPr>
-              <w:spacing w:before="0" w:after="0" w:line="240" w:lineRule="auto"/>
-              <w:ind w:left="567" w:hanging="567"/>
-            </w:pPr>
-            <w:r>
-              <w:rPr>
-                <w:rFonts w:ascii="Consolas" w:hAnsi="Consolas" w:eastAsia="Consolas"/>
-                <w:b w:val="0"/>
-                <w:color w:val="5B6875"/>
-                <w:sz w:val="16"/>
-              </w:rPr>
-              <w:t xml:space="preserve">   6  </w:t>
-            </w:r>
-            <w:r>
-              <w:rPr>
-                <w:rFonts w:ascii="Consolas" w:hAnsi="Consolas" w:eastAsia="Consolas"/>
-                <w:b w:val="0"/>
-                <w:sz w:val="16"/>
-              </w:rPr>
-              <w:t xml:space="preserve">    paid_at DATETIME2(6) NOT NULL</w:t>
-            </w:r>
-          </w:p>
-          <w:p>
-            <w:pPr>
-              <w:spacing w:before="0" w:after="0" w:line="240" w:lineRule="auto"/>
-              <w:ind w:left="567" w:hanging="567"/>
-            </w:pPr>
-            <w:r>
-              <w:rPr>
-                <w:rFonts w:ascii="Consolas" w:hAnsi="Consolas" w:eastAsia="Consolas"/>
-                <w:b w:val="0"/>
-                <w:color w:val="5B6875"/>
-                <w:sz w:val="16"/>
-              </w:rPr>
-              <w:t xml:space="preserve">   7  </w:t>
-            </w:r>
-            <w:r>
-              <w:rPr>
-                <w:rFonts w:ascii="Consolas" w:hAnsi="Consolas" w:eastAsia="Consolas"/>
-                <w:b w:val="0"/>
-                <w:sz w:val="16"/>
-              </w:rPr>
-              <w:t>);</w:t>
+              <w:t xml:space="preserve">    ADD CONSTRAINT pk_dim_customer PRIMARY KEY _____(1) (customer_id) _____(2);</w:t>
             </w:r>
           </w:p>
         </w:tc>
@@ -3741,83 +3779,20 @@
     </w:tbl>
     <w:p/>
     <w:p>
-      <w:r>
-        <w:rPr>
-          <w:b w:val="0"/>
-          <w:i/>
-        </w:rPr>
-        <w:t>Write down the line number of the bug. Then write the fix.</w:t>
-      </w:r>
-    </w:p>
-    <w:p>
       <w:pPr>
         <w:pStyle w:val="Heading5"/>
       </w:pPr>
       <w:r>
-        <w:t>Exercise 4. Write the function (level 3)</w:t>
-      </w:r>
-    </w:p>
-    <w:p>
-      <w:r>
-        <w:rPr>
-          <w:b w:val="0"/>
-          <w:i w:val="0"/>
-        </w:rPr>
-        <w:t xml:space="preserve">Write a query that returns every </w:t>
-      </w:r>
-      <w:r>
-        <w:rPr>
-          <w:rFonts w:ascii="Consolas" w:hAnsi="Consolas" w:eastAsia="Consolas"/>
-          <w:b w:val="0"/>
-          <w:sz w:val="19"/>
-        </w:rPr>
-        <w:t>customer_id</w:t>
-      </w:r>
-      <w:r>
-        <w:rPr>
-          <w:b w:val="0"/>
-          <w:i w:val="0"/>
-        </w:rPr>
-        <w:t xml:space="preserve"> appearing more than once in </w:t>
-      </w:r>
-      <w:r>
-        <w:rPr>
-          <w:rFonts w:ascii="Consolas" w:hAnsi="Consolas" w:eastAsia="Consolas"/>
-          <w:b w:val="0"/>
-          <w:sz w:val="19"/>
-        </w:rPr>
-        <w:t>dbo.dim_customer</w:t>
-      </w:r>
-      <w:r>
-        <w:rPr>
-          <w:b w:val="0"/>
-          <w:i w:val="0"/>
-        </w:rPr>
-        <w:t xml:space="preserve">, with its count as </w:t>
-      </w:r>
-      <w:r>
-        <w:rPr>
-          <w:rFonts w:ascii="Consolas" w:hAnsi="Consolas" w:eastAsia="Consolas"/>
-          <w:b w:val="0"/>
-          <w:sz w:val="19"/>
-        </w:rPr>
-        <w:t>n</w:t>
-      </w:r>
-      <w:r>
-        <w:rPr>
-          <w:b w:val="0"/>
-          <w:i w:val="0"/>
-        </w:rPr>
-        <w:t>. The load job fails if it returns any row.</w:t>
-      </w:r>
-    </w:p>
-    <w:p>
-      <w:r>
-        <w:rPr>
-          <w:b w:val="0"/>
-          <w:i w:val="0"/>
-        </w:rPr>
-        <w:t>Starter code:</w:t>
+        <w:t>Exercise 3. Spot the bug (level 3)</w:t>
+      </w:r>
+    </w:p>
+    <w:p>
+      <w:r>
+        <w:rPr>
+          <w:b w:val="0"/>
+          <w:i w:val="0"/>
+        </w:rPr>
+        <w:t>This table definition, ported from SQL Server, fails in Fabric Warehouse. Tap one failing line, then rewrite the definition with supported types.</w:t>
       </w:r>
     </w:p>
     <w:tbl>
@@ -3855,7 +3830,145 @@
                 <w:b w:val="0"/>
                 <w:sz w:val="16"/>
               </w:rPr>
-              <w:t>SELECT DISTINCT customer_id FROM dbo.dim_customer;</w:t>
+              <w:t>CREATE TABLE dbo.fact_payment (</w:t>
+            </w:r>
+          </w:p>
+          <w:p>
+            <w:pPr>
+              <w:spacing w:before="0" w:after="0" w:line="240" w:lineRule="auto"/>
+              <w:ind w:left="567" w:hanging="567"/>
+            </w:pPr>
+            <w:r>
+              <w:rPr>
+                <w:rFonts w:ascii="Consolas" w:hAnsi="Consolas" w:eastAsia="Consolas"/>
+                <w:b w:val="0"/>
+                <w:color w:val="5B6875"/>
+                <w:sz w:val="16"/>
+              </w:rPr>
+              <w:t xml:space="preserve">   2  </w:t>
+            </w:r>
+            <w:r>
+              <w:rPr>
+                <w:rFonts w:ascii="Consolas" w:hAnsi="Consolas" w:eastAsia="Consolas"/>
+                <w:b w:val="0"/>
+                <w:sz w:val="16"/>
+              </w:rPr>
+              <w:t xml:space="preserve">    payment_id BIGINT NOT NULL,</w:t>
+            </w:r>
+          </w:p>
+          <w:p>
+            <w:pPr>
+              <w:spacing w:before="0" w:after="0" w:line="240" w:lineRule="auto"/>
+              <w:ind w:left="567" w:hanging="567"/>
+            </w:pPr>
+            <w:r>
+              <w:rPr>
+                <w:rFonts w:ascii="Consolas" w:hAnsi="Consolas" w:eastAsia="Consolas"/>
+                <w:b w:val="0"/>
+                <w:color w:val="5B6875"/>
+                <w:sz w:val="16"/>
+              </w:rPr>
+              <w:t xml:space="preserve">   3  </w:t>
+            </w:r>
+            <w:r>
+              <w:rPr>
+                <w:rFonts w:ascii="Consolas" w:hAnsi="Consolas" w:eastAsia="Consolas"/>
+                <w:b w:val="0"/>
+                <w:sz w:val="16"/>
+              </w:rPr>
+              <w:t xml:space="preserve">    customer_id INT NOT NULL,</w:t>
+            </w:r>
+          </w:p>
+          <w:p>
+            <w:pPr>
+              <w:spacing w:before="0" w:after="0" w:line="240" w:lineRule="auto"/>
+              <w:ind w:left="567" w:hanging="567"/>
+            </w:pPr>
+            <w:r>
+              <w:rPr>
+                <w:rFonts w:ascii="Consolas" w:hAnsi="Consolas" w:eastAsia="Consolas"/>
+                <w:b w:val="0"/>
+                <w:color w:val="5B6875"/>
+                <w:sz w:val="16"/>
+              </w:rPr>
+              <w:t xml:space="preserve">   4  </w:t>
+            </w:r>
+            <w:r>
+              <w:rPr>
+                <w:rFonts w:ascii="Consolas" w:hAnsi="Consolas" w:eastAsia="Consolas"/>
+                <w:b w:val="0"/>
+                <w:sz w:val="16"/>
+              </w:rPr>
+              <w:t xml:space="preserve">    amount MONEY NOT NULL,</w:t>
+            </w:r>
+          </w:p>
+          <w:p>
+            <w:pPr>
+              <w:spacing w:before="0" w:after="0" w:line="240" w:lineRule="auto"/>
+              <w:ind w:left="567" w:hanging="567"/>
+            </w:pPr>
+            <w:r>
+              <w:rPr>
+                <w:rFonts w:ascii="Consolas" w:hAnsi="Consolas" w:eastAsia="Consolas"/>
+                <w:b w:val="0"/>
+                <w:color w:val="5B6875"/>
+                <w:sz w:val="16"/>
+              </w:rPr>
+              <w:t xml:space="preserve">   5  </w:t>
+            </w:r>
+            <w:r>
+              <w:rPr>
+                <w:rFonts w:ascii="Consolas" w:hAnsi="Consolas" w:eastAsia="Consolas"/>
+                <w:b w:val="0"/>
+                <w:sz w:val="16"/>
+              </w:rPr>
+              <w:t xml:space="preserve">    note NVARCHAR(500),</w:t>
+            </w:r>
+          </w:p>
+          <w:p>
+            <w:pPr>
+              <w:spacing w:before="0" w:after="0" w:line="240" w:lineRule="auto"/>
+              <w:ind w:left="567" w:hanging="567"/>
+            </w:pPr>
+            <w:r>
+              <w:rPr>
+                <w:rFonts w:ascii="Consolas" w:hAnsi="Consolas" w:eastAsia="Consolas"/>
+                <w:b w:val="0"/>
+                <w:color w:val="5B6875"/>
+                <w:sz w:val="16"/>
+              </w:rPr>
+              <w:t xml:space="preserve">   6  </w:t>
+            </w:r>
+            <w:r>
+              <w:rPr>
+                <w:rFonts w:ascii="Consolas" w:hAnsi="Consolas" w:eastAsia="Consolas"/>
+                <w:b w:val="0"/>
+                <w:sz w:val="16"/>
+              </w:rPr>
+              <w:t xml:space="preserve">    paid_at DATETIME2(6) NOT NULL</w:t>
+            </w:r>
+          </w:p>
+          <w:p>
+            <w:pPr>
+              <w:spacing w:before="0" w:after="0" w:line="240" w:lineRule="auto"/>
+              <w:ind w:left="567" w:hanging="567"/>
+            </w:pPr>
+            <w:r>
+              <w:rPr>
+                <w:rFonts w:ascii="Consolas" w:hAnsi="Consolas" w:eastAsia="Consolas"/>
+                <w:b w:val="0"/>
+                <w:color w:val="5B6875"/>
+                <w:sz w:val="16"/>
+              </w:rPr>
+              <w:t xml:space="preserve">   7  </w:t>
+            </w:r>
+            <w:r>
+              <w:rPr>
+                <w:rFonts w:ascii="Consolas" w:hAnsi="Consolas" w:eastAsia="Consolas"/>
+                <w:b w:val="0"/>
+                <w:sz w:val="16"/>
+              </w:rPr>
+              <w:t>);</w:t>
             </w:r>
           </w:p>
         </w:tc>
@@ -3863,180 +3976,29 @@
     </w:tbl>
     <w:p/>
     <w:p>
+      <w:r>
+        <w:rPr>
+          <w:b w:val="0"/>
+          <w:i/>
+        </w:rPr>
+        <w:t>Write down the line number of the bug. Then write the fix.</w:t>
+      </w:r>
+    </w:p>
+    <w:p>
       <w:pPr>
         <w:pStyle w:val="Heading5"/>
       </w:pPr>
       <w:r>
-        <w:t>Exercise 5. Architecture design (level 4)</w:t>
-      </w:r>
-    </w:p>
-    <w:p>
-      <w:r>
-        <w:rPr>
-          <w:b w:val="0"/>
-          <w:i w:val="0"/>
-        </w:rPr>
-        <w:t>You port a SQL Server data mart to Fabric Warehouse. Decide how to handle each feature.</w:t>
-      </w:r>
-    </w:p>
-    <w:p>
-      <w:r>
-        <w:rPr>
-          <w:b w:val="0"/>
-          <w:i w:val="0"/>
-        </w:rPr>
-        <w:t>Options: NOT ENFORCED keys plus an explicit duplicate check after each load, NOT ENFORCED keys, trusting the source.</w:t>
-      </w:r>
-    </w:p>
-    <w:p>
-      <w:pPr>
-        <w:pStyle w:val="ListNumber"/>
-      </w:pPr>
-      <w:r>
-        <w:rPr>
-          <w:b w:val="0"/>
-          <w:i w:val="0"/>
-        </w:rPr>
-        <w:t>Primary keys that used to block duplicates</w:t>
-      </w:r>
-    </w:p>
-    <w:p>
-      <w:pPr>
-        <w:pStyle w:val="ListNumber"/>
-      </w:pPr>
-      <w:r>
-        <w:rPr>
-          <w:b w:val="0"/>
-          <w:i w:val="0"/>
-        </w:rPr>
-        <w:t>An audit trigger on the orders table</w:t>
-      </w:r>
-    </w:p>
-    <w:p>
-      <w:pPr>
-        <w:pStyle w:val="ListNumber"/>
-      </w:pPr>
-      <w:r>
-        <w:rPr>
-          <w:b w:val="0"/>
-          <w:i w:val="0"/>
-        </w:rPr>
-        <w:t>nvarchar and money columns</w:t>
-      </w:r>
-    </w:p>
-    <w:p>
-      <w:pPr>
-        <w:pStyle w:val="Heading4"/>
-      </w:pPr>
-      <w:r>
-        <w:t>Sources</w:t>
-      </w:r>
-    </w:p>
-    <w:p>
-      <w:pPr>
-        <w:pStyle w:val="ListBullet"/>
-      </w:pPr>
-      <w:r>
-        <w:rPr>
-          <w:b w:val="0"/>
-          <w:i w:val="0"/>
-        </w:rPr>
-        <w:t>Identity columns, TRUNCATE TABLE and MERGE (GA) are supported; triggers are not; ALTER COLUMN and nested CTEs are in preview. (verified: https://learn.microsoft.com/en-us/fabric/data-warehouse/tsql-surface-area (updated 2026-08-26))</w:t>
-      </w:r>
-    </w:p>
-    <w:p>
-      <w:pPr>
-        <w:pStyle w:val="ListBullet"/>
-      </w:pPr>
-      <w:r>
-        <w:rPr>
-          <w:b w:val="0"/>
-          <w:i w:val="0"/>
-        </w:rPr>
-        <w:t>PRIMARY KEY and UNIQUE are supported only as NONCLUSTERED NOT ENFORCED, FOREIGN KEY only as NOT ENFORCED. (verified: https://learn.microsoft.com/en-us/fabric/data-warehouse/table-constraints (updated 2026-09-08))</w:t>
-      </w:r>
-    </w:p>
-    <w:p>
-      <w:pPr>
-        <w:pStyle w:val="ListBullet"/>
-      </w:pPr>
-      <w:r>
-        <w:rPr>
-          <w:b w:val="0"/>
-          <w:i w:val="0"/>
-        </w:rPr>
-        <w:t>Unsupported types and alternatives: nchar/nvarchar to char/varchar, money to decimal, datetime to datetime2, tinyint to smallint; varchar(max) limited to 16 MB; datetime2 limited to 6 fractional digits. (verified: https://learn.microsoft.com/en-us/fabric/data-warehouse/data-types (updated 2026-06-11))</w:t>
-      </w:r>
-    </w:p>
-    <w:p>
-      <w:pPr>
-        <w:pStyle w:val="Heading3"/>
-      </w:pPr>
-      <w:r>
-        <w:t>C2-L3 Lakehouse, Warehouse or SQL analytics endpoint</w:t>
-      </w:r>
-    </w:p>
-    <w:p>
-      <w:pPr>
-        <w:pStyle w:val="Heading4"/>
-      </w:pPr>
-      <w:r>
-        <w:t>Concept</w:t>
-      </w:r>
-    </w:p>
-    <w:p>
-      <w:r>
-        <w:rPr>
-          <w:b w:val="0"/>
-          <w:i w:val="0"/>
-        </w:rPr>
-        <w:t>Fabric gives you three ways to hold and query tables. All three store data as Delta tables in OneLake. They differ in who writes the data and in which language.</w:t>
-      </w:r>
-    </w:p>
-    <w:p>
-      <w:r>
-        <w:rPr>
-          <w:b/>
-          <w:i w:val="0"/>
-        </w:rPr>
-        <w:t>Lakehouse.</w:t>
-      </w:r>
-      <w:r>
-        <w:rPr>
-          <w:b w:val="0"/>
-          <w:i w:val="0"/>
-        </w:rPr>
-        <w:t xml:space="preserve"> You write with Spark: notebooks, Spark job definitions, Dataflows Gen2 or pipelines. It holds files and Delta tables side by side. Choose it for raw files, PySpark transformations and data science. This is the closest match to your Databricks work.</w:t>
-      </w:r>
-    </w:p>
-    <w:p>
-      <w:r>
-        <w:rPr>
-          <w:b/>
-          <w:i w:val="0"/>
-        </w:rPr>
-        <w:t>SQL analytics endpoint.</w:t>
-      </w:r>
-      <w:r>
-        <w:rPr>
-          <w:b w:val="0"/>
-          <w:i w:val="0"/>
-        </w:rPr>
-        <w:t xml:space="preserve"> Every lakehouse gets one automatically. It gives a </w:t>
-      </w:r>
-      <w:r>
-        <w:rPr>
-          <w:b/>
-          <w:i w:val="0"/>
-        </w:rPr>
-        <w:t>read-only</w:t>
-      </w:r>
-      <w:r>
-        <w:rPr>
-          <w:b w:val="0"/>
-          <w:i w:val="0"/>
-        </w:rPr>
-        <w:t xml:space="preserve"> T-SQL surface over the lakehouse's Delta tables. You can </w:t>
+        <w:t>Exercise 4. Write the function (level 3)</w:t>
+      </w:r>
+    </w:p>
+    <w:p>
+      <w:r>
+        <w:rPr>
+          <w:b w:val="0"/>
+          <w:i w:val="0"/>
+        </w:rPr>
+        <w:t xml:space="preserve">Write a query that returns every </w:t>
       </w:r>
       <w:r>
         <w:rPr>
@@ -4044,14 +4006,14 @@
           <w:b w:val="0"/>
           <w:sz w:val="19"/>
         </w:rPr>
-        <w:t>SELECT</w:t>
-      </w:r>
-      <w:r>
-        <w:rPr>
-          <w:b w:val="0"/>
-          <w:i w:val="0"/>
-        </w:rPr>
-        <w:t xml:space="preserve">, and you can create views, functions and stored procedures. You cannot </w:t>
+        <w:t>customer_id</w:t>
+      </w:r>
+      <w:r>
+        <w:rPr>
+          <w:b w:val="0"/>
+          <w:i w:val="0"/>
+        </w:rPr>
+        <w:t xml:space="preserve"> appearing more than once in </w:t>
       </w:r>
       <w:r>
         <w:rPr>
@@ -4059,14 +4021,14 @@
           <w:b w:val="0"/>
           <w:sz w:val="19"/>
         </w:rPr>
-        <w:t>INSERT</w:t>
-      </w:r>
-      <w:r>
-        <w:rPr>
-          <w:b w:val="0"/>
-          <w:i w:val="0"/>
-        </w:rPr>
-        <w:t xml:space="preserve">, </w:t>
+        <w:t>dbo.dim_customer</w:t>
+      </w:r>
+      <w:r>
+        <w:rPr>
+          <w:b w:val="0"/>
+          <w:i w:val="0"/>
+        </w:rPr>
+        <w:t xml:space="preserve">, with its count as </w:t>
       </w:r>
       <w:r>
         <w:rPr>
@@ -4074,150 +4036,23 @@
           <w:b w:val="0"/>
           <w:sz w:val="19"/>
         </w:rPr>
-        <w:t>UPDATE</w:t>
-      </w:r>
-      <w:r>
-        <w:rPr>
-          <w:b w:val="0"/>
-          <w:i w:val="0"/>
-        </w:rPr>
-        <w:t xml:space="preserve"> or </w:t>
-      </w:r>
-      <w:r>
-        <w:rPr>
-          <w:rFonts w:ascii="Consolas" w:hAnsi="Consolas" w:eastAsia="Consolas"/>
-          <w:b w:val="0"/>
-          <w:sz w:val="19"/>
-        </w:rPr>
-        <w:t>DELETE</w:t>
-      </w:r>
-      <w:r>
-        <w:rPr>
-          <w:b w:val="0"/>
-          <w:i w:val="0"/>
-        </w:rPr>
-        <w:t xml:space="preserve"> table data through it. It picks up new or changed tables through a metadata sync. Microsoft documents the usual lag as under one minute, but it varies.</w:t>
-      </w:r>
-    </w:p>
-    <w:p>
-      <w:r>
-        <w:rPr>
-          <w:b/>
-          <w:i w:val="0"/>
-        </w:rPr>
-        <w:t>Warehouse.</w:t>
-      </w:r>
-      <w:r>
-        <w:rPr>
-          <w:b w:val="0"/>
-          <w:i w:val="0"/>
-        </w:rPr>
-        <w:t xml:space="preserve"> You write with T-SQL. It supports full DML and DDL, and multi-table transactions. Choose it when a team works in T-SQL, loads data with stored procedures, or needs several tables to change together or not at all.</w:t>
-      </w:r>
-    </w:p>
-    <w:p>
-      <w:r>
-        <w:rPr>
-          <w:b w:val="0"/>
-          <w:i w:val="0"/>
-        </w:rPr>
-        <w:t xml:space="preserve">One rule decides most cases: </w:t>
-      </w:r>
-      <w:r>
-        <w:rPr>
-          <w:b/>
-          <w:i w:val="0"/>
-        </w:rPr>
-        <w:t>who writes the data, and in which language?</w:t>
-      </w:r>
-      <w:r>
-        <w:rPr>
-          <w:b w:val="0"/>
-          <w:i w:val="0"/>
-        </w:rPr>
-        <w:t xml:space="preserve"> Spark writers go to a lakehouse. T-SQL writers go to a warehouse. T-SQL readers of lakehouse data use the SQL analytics endpoint.</w:t>
-      </w:r>
-    </w:p>
-    <w:p>
-      <w:r>
-        <w:rPr>
-          <w:b w:val="0"/>
-          <w:i w:val="0"/>
-        </w:rPr>
-        <w:t xml:space="preserve">You do not have to copy data between them. A warehouse query reads lakehouse tables in the same workspace with a three-part name: </w:t>
-      </w:r>
-      <w:r>
-        <w:rPr>
-          <w:rFonts w:ascii="Consolas" w:hAnsi="Consolas" w:eastAsia="Consolas"/>
-          <w:b w:val="0"/>
-          <w:sz w:val="19"/>
-        </w:rPr>
-        <w:t>lakehouse_name.schema.table</w:t>
-      </w:r>
-      <w:r>
-        <w:rPr>
-          <w:b w:val="0"/>
-          <w:i w:val="0"/>
-        </w:rPr>
-        <w:t>. Direct Lake semantic models read from either.</w:t>
-      </w:r>
-    </w:p>
-    <w:p>
-      <w:r>
-        <w:rPr>
-          <w:b w:val="0"/>
-          <w:i w:val="0"/>
-        </w:rPr>
-        <w:t>Check the status of each feature you rely on in VERSIONS.md before you build. Fabric changes monthly.</w:t>
-      </w:r>
-    </w:p>
-    <w:p>
-      <w:pPr>
-        <w:pStyle w:val="Heading4"/>
-      </w:pPr>
-      <w:r>
-        <w:t>Why it matters</w:t>
-      </w:r>
-    </w:p>
-    <w:p>
-      <w:r>
-        <w:rPr>
-          <w:b w:val="0"/>
-          <w:i w:val="0"/>
-        </w:rPr>
-        <w:t xml:space="preserve">A team moves a finance reconciliation from SQL Server to Fabric. They land every table in a lakehouse, because the Databricks team already uses lakehouses. The month-end stored procedure updates three tables. On the SQL analytics endpoint it fails on its first </w:t>
-      </w:r>
-      <w:r>
-        <w:rPr>
-          <w:rFonts w:ascii="Consolas" w:hAnsi="Consolas" w:eastAsia="Consolas"/>
-          <w:b w:val="0"/>
-          <w:sz w:val="19"/>
-        </w:rPr>
-        <w:t>UPDATE</w:t>
-      </w:r>
-      <w:r>
-        <w:rPr>
-          <w:b w:val="0"/>
-          <w:i w:val="0"/>
-        </w:rPr>
-        <w:t>, because the endpoint is read-only.</w:t>
-      </w:r>
-    </w:p>
-    <w:p>
-      <w:r>
-        <w:rPr>
-          <w:b w:val="0"/>
-          <w:i w:val="0"/>
-        </w:rPr>
-        <w:t>Under deadline, someone rewrites it as three separate Spark notebook writes. On one month-end the second notebook fails. Table one holds the new month and table three holds the old one, and the reconciliation report shows a balance that does not tie. A warehouse transaction would have rolled back all three tables together.</w:t>
-      </w:r>
-    </w:p>
-    <w:p>
-      <w:pPr>
-        <w:pStyle w:val="Heading4"/>
-      </w:pPr>
-      <w:r>
-        <w:t>Worked example: weak code</w:t>
+        <w:t>n</w:t>
+      </w:r>
+      <w:r>
+        <w:rPr>
+          <w:b w:val="0"/>
+          <w:i w:val="0"/>
+        </w:rPr>
+        <w:t>. The load job fails if it returns any row.</w:t>
+      </w:r>
+    </w:p>
+    <w:p>
+      <w:r>
+        <w:rPr>
+          <w:b w:val="0"/>
+          <w:i w:val="0"/>
+        </w:rPr>
+        <w:t>Shape of the answer. The reference answer follows this outline. Replace each ... with your own code.</w:t>
       </w:r>
     </w:p>
     <w:tbl>
@@ -4243,11 +4078,11 @@
             <w:r>
               <w:rPr>
                 <w:rFonts w:ascii="Consolas" w:hAnsi="Consolas" w:eastAsia="Consolas"/>
-                <w:b/>
+                <w:b w:val="0"/>
                 <w:color w:val="5B6875"/>
                 <w:sz w:val="16"/>
               </w:rPr>
-              <w:t xml:space="preserve"> [1]  </w:t>
+              <w:t xml:space="preserve">   1  </w:t>
             </w:r>
             <w:r>
               <w:rPr>
@@ -4255,7 +4090,7 @@
                 <w:b w:val="0"/>
                 <w:sz w:val="16"/>
               </w:rPr>
-              <w:t>-- Connected to the SQL analytics endpoint of lakehouse lh_finance</w:t>
+              <w:t>SELECT ...</w:t>
             </w:r>
           </w:p>
           <w:p>
@@ -4278,7 +4113,7 @@
                 <w:b w:val="0"/>
                 <w:sz w:val="16"/>
               </w:rPr>
-              <w:t>CREATE PROCEDURE dbo.close_month @period CHAR(7) AS</w:t>
+              <w:t>FROM ...</w:t>
             </w:r>
           </w:p>
           <w:p>
@@ -4301,7 +4136,7 @@
                 <w:b w:val="0"/>
                 <w:sz w:val="16"/>
               </w:rPr>
-              <w:t>BEGIN</w:t>
+              <w:t>GROUP BY ...</w:t>
             </w:r>
           </w:p>
           <w:p>
@@ -4312,34 +4147,11 @@
             <w:r>
               <w:rPr>
                 <w:rFonts w:ascii="Consolas" w:hAnsi="Consolas" w:eastAsia="Consolas"/>
-                <w:b/>
-                <w:color w:val="5B6875"/>
-                <w:sz w:val="16"/>
-              </w:rPr>
-              <w:t xml:space="preserve"> [2]  </w:t>
-            </w:r>
-            <w:r>
-              <w:rPr>
-                <w:rFonts w:ascii="Consolas" w:hAnsi="Consolas" w:eastAsia="Consolas"/>
-                <w:b w:val="0"/>
-                <w:sz w:val="16"/>
-              </w:rPr>
-              <w:t xml:space="preserve">    UPDATE dbo.ledger SET status = 'closed' WHERE period = @period;</w:t>
-            </w:r>
-          </w:p>
-          <w:p>
-            <w:pPr>
-              <w:spacing w:before="0" w:after="0" w:line="240" w:lineRule="auto"/>
-              <w:ind w:left="567" w:hanging="567"/>
-            </w:pPr>
-            <w:r>
-              <w:rPr>
-                <w:rFonts w:ascii="Consolas" w:hAnsi="Consolas" w:eastAsia="Consolas"/>
                 <w:b w:val="0"/>
                 <w:color w:val="5B6875"/>
                 <w:sz w:val="16"/>
               </w:rPr>
-              <w:t xml:space="preserve">   5  </w:t>
+              <w:t xml:space="preserve">   4  </w:t>
             </w:r>
             <w:r>
               <w:rPr>
@@ -4347,164 +4159,20 @@
                 <w:b w:val="0"/>
                 <w:sz w:val="16"/>
               </w:rPr>
-              <w:t xml:space="preserve">    INSERT INTO dbo.balances</w:t>
-            </w:r>
-          </w:p>
-          <w:p>
-            <w:pPr>
-              <w:spacing w:before="0" w:after="0" w:line="240" w:lineRule="auto"/>
-              <w:ind w:left="567" w:hanging="567"/>
-            </w:pPr>
-            <w:r>
-              <w:rPr>
-                <w:rFonts w:ascii="Consolas" w:hAnsi="Consolas" w:eastAsia="Consolas"/>
-                <w:b w:val="0"/>
-                <w:color w:val="5B6875"/>
-                <w:sz w:val="16"/>
-              </w:rPr>
-              <w:t xml:space="preserve">   6  </w:t>
-            </w:r>
-            <w:r>
-              <w:rPr>
-                <w:rFonts w:ascii="Consolas" w:hAnsi="Consolas" w:eastAsia="Consolas"/>
-                <w:b w:val="0"/>
-                <w:sz w:val="16"/>
-              </w:rPr>
-              <w:t xml:space="preserve">    SELECT account_id, @period, SUM(amount) FROM dbo.ledger</w:t>
-            </w:r>
-          </w:p>
-          <w:p>
-            <w:pPr>
-              <w:spacing w:before="0" w:after="0" w:line="240" w:lineRule="auto"/>
-              <w:ind w:left="567" w:hanging="567"/>
-            </w:pPr>
-            <w:r>
-              <w:rPr>
-                <w:rFonts w:ascii="Consolas" w:hAnsi="Consolas" w:eastAsia="Consolas"/>
-                <w:b w:val="0"/>
-                <w:color w:val="5B6875"/>
-                <w:sz w:val="16"/>
-              </w:rPr>
-              <w:t xml:space="preserve">   7  </w:t>
-            </w:r>
-            <w:r>
-              <w:rPr>
-                <w:rFonts w:ascii="Consolas" w:hAnsi="Consolas" w:eastAsia="Consolas"/>
-                <w:b w:val="0"/>
-                <w:sz w:val="16"/>
-              </w:rPr>
-              <w:t xml:space="preserve">    WHERE period = @period GROUP BY account_id;</w:t>
-            </w:r>
-          </w:p>
-          <w:p>
-            <w:pPr>
-              <w:spacing w:before="0" w:after="0" w:line="240" w:lineRule="auto"/>
-              <w:ind w:left="567" w:hanging="567"/>
-            </w:pPr>
-            <w:r>
-              <w:rPr>
-                <w:rFonts w:ascii="Consolas" w:hAnsi="Consolas" w:eastAsia="Consolas"/>
-                <w:b/>
-                <w:color w:val="5B6875"/>
-                <w:sz w:val="16"/>
-              </w:rPr>
-              <w:t xml:space="preserve"> [3]  </w:t>
-            </w:r>
-            <w:r>
-              <w:rPr>
-                <w:rFonts w:ascii="Consolas" w:hAnsi="Consolas" w:eastAsia="Consolas"/>
-                <w:b w:val="0"/>
-                <w:sz w:val="16"/>
-              </w:rPr>
-              <w:t xml:space="preserve">    DELETE FROM dbo.open_items WHERE period = @period;</w:t>
-            </w:r>
-          </w:p>
-          <w:p>
-            <w:pPr>
-              <w:spacing w:before="0" w:after="0" w:line="240" w:lineRule="auto"/>
-              <w:ind w:left="567" w:hanging="567"/>
-            </w:pPr>
-            <w:r>
-              <w:rPr>
-                <w:rFonts w:ascii="Consolas" w:hAnsi="Consolas" w:eastAsia="Consolas"/>
-                <w:b w:val="0"/>
-                <w:color w:val="5B6875"/>
-                <w:sz w:val="16"/>
-              </w:rPr>
-              <w:t xml:space="preserve">   9  </w:t>
-            </w:r>
-            <w:r>
-              <w:rPr>
-                <w:rFonts w:ascii="Consolas" w:hAnsi="Consolas" w:eastAsia="Consolas"/>
-                <w:b w:val="0"/>
-                <w:sz w:val="16"/>
-              </w:rPr>
-              <w:t>END;</w:t>
+              <w:t>HAVING ...</w:t>
             </w:r>
           </w:p>
         </w:tc>
       </w:tr>
     </w:tbl>
-    <w:p>
-      <w:pPr>
-        <w:pStyle w:val="ListNumber"/>
-      </w:pPr>
-      <w:r>
-        <w:rPr>
-          <w:b/>
-        </w:rPr>
-        <w:t xml:space="preserve">Line 1. </w:t>
-      </w:r>
-      <w:r>
-        <w:rPr>
-          <w:b w:val="0"/>
-          <w:i w:val="0"/>
-        </w:rPr>
-        <w:t>The endpoint gives read-only access to lakehouse tables. Every write below fails.</w:t>
-      </w:r>
-    </w:p>
-    <w:p>
-      <w:pPr>
-        <w:pStyle w:val="ListNumber"/>
-      </w:pPr>
-      <w:r>
-        <w:rPr>
-          <w:b/>
-        </w:rPr>
-        <w:t xml:space="preserve">Line 4. </w:t>
-      </w:r>
-      <w:r>
-        <w:rPr>
-          <w:b w:val="0"/>
-          <w:i w:val="0"/>
-        </w:rPr>
-        <w:t>UPDATE, INSERT and DELETE on lakehouse tables are not supported through the endpoint.</w:t>
-      </w:r>
-    </w:p>
-    <w:p>
-      <w:pPr>
-        <w:pStyle w:val="ListNumber"/>
-      </w:pPr>
-      <w:r>
-        <w:rPr>
-          <w:b/>
-        </w:rPr>
-        <w:t xml:space="preserve">Line 8. </w:t>
-      </w:r>
-      <w:r>
-        <w:rPr>
-          <w:b w:val="0"/>
-          <w:i w:val="0"/>
-        </w:rPr>
-        <w:t>Three tables must change together. Without a transaction, a failure halfway leaves them inconsistent.</w:t>
-      </w:r>
-    </w:p>
-    <w:p>
-      <w:pPr>
-        <w:pStyle w:val="Heading4"/>
-      </w:pPr>
-      <w:r>
-        <w:t>Worked example: strong code</w:t>
+    <w:p/>
+    <w:p>
+      <w:r>
+        <w:rPr>
+          <w:b w:val="0"/>
+          <w:i w:val="0"/>
+        </w:rPr>
+        <w:t>Starter code:</w:t>
       </w:r>
     </w:p>
     <w:tbl>
@@ -4530,34 +4198,11 @@
             <w:r>
               <w:rPr>
                 <w:rFonts w:ascii="Consolas" w:hAnsi="Consolas" w:eastAsia="Consolas"/>
-                <w:b/>
-                <w:color w:val="5B6875"/>
-                <w:sz w:val="16"/>
-              </w:rPr>
-              <w:t xml:space="preserve"> [1]  </w:t>
-            </w:r>
-            <w:r>
-              <w:rPr>
-                <w:rFonts w:ascii="Consolas" w:hAnsi="Consolas" w:eastAsia="Consolas"/>
-                <w:b w:val="0"/>
-                <w:sz w:val="16"/>
-              </w:rPr>
-              <w:t>-- Connected to warehouse wh_finance</w:t>
-            </w:r>
-          </w:p>
-          <w:p>
-            <w:pPr>
-              <w:spacing w:before="0" w:after="0" w:line="240" w:lineRule="auto"/>
-              <w:ind w:left="567" w:hanging="567"/>
-            </w:pPr>
-            <w:r>
-              <w:rPr>
-                <w:rFonts w:ascii="Consolas" w:hAnsi="Consolas" w:eastAsia="Consolas"/>
                 <w:b w:val="0"/>
                 <w:color w:val="5B6875"/>
                 <w:sz w:val="16"/>
               </w:rPr>
-              <w:t xml:space="preserve">   2  </w:t>
+              <w:t xml:space="preserve">   1  </w:t>
             </w:r>
             <w:r>
               <w:rPr>
@@ -4565,280 +4210,320 @@
                 <w:b w:val="0"/>
                 <w:sz w:val="16"/>
               </w:rPr>
-              <w:t>CREATE PROCEDURE dbo.close_month @period CHAR(7) AS</w:t>
-            </w:r>
-          </w:p>
-          <w:p>
-            <w:pPr>
-              <w:spacing w:before="0" w:after="0" w:line="240" w:lineRule="auto"/>
-              <w:ind w:left="567" w:hanging="567"/>
-            </w:pPr>
-            <w:r>
-              <w:rPr>
-                <w:rFonts w:ascii="Consolas" w:hAnsi="Consolas" w:eastAsia="Consolas"/>
-                <w:b w:val="0"/>
-                <w:color w:val="5B6875"/>
-                <w:sz w:val="16"/>
-              </w:rPr>
-              <w:t xml:space="preserve">   3  </w:t>
-            </w:r>
-            <w:r>
-              <w:rPr>
-                <w:rFonts w:ascii="Consolas" w:hAnsi="Consolas" w:eastAsia="Consolas"/>
-                <w:b w:val="0"/>
-                <w:sz w:val="16"/>
-              </w:rPr>
-              <w:t>BEGIN</w:t>
-            </w:r>
-          </w:p>
-          <w:p>
-            <w:pPr>
-              <w:spacing w:before="0" w:after="0" w:line="240" w:lineRule="auto"/>
-              <w:ind w:left="567" w:hanging="567"/>
-            </w:pPr>
-            <w:r>
-              <w:rPr>
-                <w:rFonts w:ascii="Consolas" w:hAnsi="Consolas" w:eastAsia="Consolas"/>
-                <w:b/>
-                <w:color w:val="5B6875"/>
-                <w:sz w:val="16"/>
-              </w:rPr>
-              <w:t xml:space="preserve"> [2]  </w:t>
-            </w:r>
-            <w:r>
-              <w:rPr>
-                <w:rFonts w:ascii="Consolas" w:hAnsi="Consolas" w:eastAsia="Consolas"/>
-                <w:b w:val="0"/>
-                <w:sz w:val="16"/>
-              </w:rPr>
-              <w:t xml:space="preserve">    BEGIN TRANSACTION;</w:t>
-            </w:r>
-          </w:p>
-          <w:p>
-            <w:pPr>
-              <w:spacing w:before="0" w:after="0" w:line="240" w:lineRule="auto"/>
-              <w:ind w:left="567" w:hanging="567"/>
-            </w:pPr>
-            <w:r>
-              <w:rPr>
-                <w:rFonts w:ascii="Consolas" w:hAnsi="Consolas" w:eastAsia="Consolas"/>
-                <w:b w:val="0"/>
-                <w:color w:val="5B6875"/>
-                <w:sz w:val="16"/>
-              </w:rPr>
-              <w:t xml:space="preserve">   5  </w:t>
-            </w:r>
-            <w:r>
-              <w:rPr>
-                <w:rFonts w:ascii="Consolas" w:hAnsi="Consolas" w:eastAsia="Consolas"/>
-                <w:b w:val="0"/>
-                <w:sz w:val="16"/>
-              </w:rPr>
-              <w:t xml:space="preserve">    UPDATE dbo.ledger SET status = 'closed' WHERE period = @period;</w:t>
-            </w:r>
-          </w:p>
-          <w:p>
-            <w:pPr>
-              <w:spacing w:before="0" w:after="0" w:line="240" w:lineRule="auto"/>
-              <w:ind w:left="567" w:hanging="567"/>
-            </w:pPr>
-            <w:r>
-              <w:rPr>
-                <w:rFonts w:ascii="Consolas" w:hAnsi="Consolas" w:eastAsia="Consolas"/>
-                <w:b/>
-                <w:color w:val="5B6875"/>
-                <w:sz w:val="16"/>
-              </w:rPr>
-              <w:t xml:space="preserve"> [3]  </w:t>
-            </w:r>
-            <w:r>
-              <w:rPr>
-                <w:rFonts w:ascii="Consolas" w:hAnsi="Consolas" w:eastAsia="Consolas"/>
-                <w:b w:val="0"/>
-                <w:sz w:val="16"/>
-              </w:rPr>
-              <w:t xml:space="preserve">    INSERT INTO dbo.balances (account_id, period, balance)</w:t>
-            </w:r>
-          </w:p>
-          <w:p>
-            <w:pPr>
-              <w:spacing w:before="0" w:after="0" w:line="240" w:lineRule="auto"/>
-              <w:ind w:left="567" w:hanging="567"/>
-            </w:pPr>
-            <w:r>
-              <w:rPr>
-                <w:rFonts w:ascii="Consolas" w:hAnsi="Consolas" w:eastAsia="Consolas"/>
-                <w:b w:val="0"/>
-                <w:color w:val="5B6875"/>
-                <w:sz w:val="16"/>
-              </w:rPr>
-              <w:t xml:space="preserve">   7  </w:t>
-            </w:r>
-            <w:r>
-              <w:rPr>
-                <w:rFonts w:ascii="Consolas" w:hAnsi="Consolas" w:eastAsia="Consolas"/>
-                <w:b w:val="0"/>
-                <w:sz w:val="16"/>
-              </w:rPr>
-              <w:t xml:space="preserve">    SELECT account_id, @period, SUM(amount) FROM dbo.ledger</w:t>
-            </w:r>
-          </w:p>
-          <w:p>
-            <w:pPr>
-              <w:spacing w:before="0" w:after="0" w:line="240" w:lineRule="auto"/>
-              <w:ind w:left="567" w:hanging="567"/>
-            </w:pPr>
-            <w:r>
-              <w:rPr>
-                <w:rFonts w:ascii="Consolas" w:hAnsi="Consolas" w:eastAsia="Consolas"/>
-                <w:b w:val="0"/>
-                <w:color w:val="5B6875"/>
-                <w:sz w:val="16"/>
-              </w:rPr>
-              <w:t xml:space="preserve">   8  </w:t>
-            </w:r>
-            <w:r>
-              <w:rPr>
-                <w:rFonts w:ascii="Consolas" w:hAnsi="Consolas" w:eastAsia="Consolas"/>
-                <w:b w:val="0"/>
-                <w:sz w:val="16"/>
-              </w:rPr>
-              <w:t xml:space="preserve">    WHERE period = @period GROUP BY account_id;</w:t>
-            </w:r>
-          </w:p>
-          <w:p>
-            <w:pPr>
-              <w:spacing w:before="0" w:after="0" w:line="240" w:lineRule="auto"/>
-              <w:ind w:left="567" w:hanging="567"/>
-            </w:pPr>
-            <w:r>
-              <w:rPr>
-                <w:rFonts w:ascii="Consolas" w:hAnsi="Consolas" w:eastAsia="Consolas"/>
-                <w:b w:val="0"/>
-                <w:color w:val="5B6875"/>
-                <w:sz w:val="16"/>
-              </w:rPr>
-              <w:t xml:space="preserve">   9  </w:t>
-            </w:r>
-            <w:r>
-              <w:rPr>
-                <w:rFonts w:ascii="Consolas" w:hAnsi="Consolas" w:eastAsia="Consolas"/>
-                <w:b w:val="0"/>
-                <w:sz w:val="16"/>
-              </w:rPr>
-              <w:t xml:space="preserve">    DELETE FROM dbo.open_items WHERE period = @period;</w:t>
-            </w:r>
-          </w:p>
-          <w:p>
-            <w:pPr>
-              <w:spacing w:before="0" w:after="0" w:line="240" w:lineRule="auto"/>
-              <w:ind w:left="567" w:hanging="567"/>
-            </w:pPr>
-            <w:r>
-              <w:rPr>
-                <w:rFonts w:ascii="Consolas" w:hAnsi="Consolas" w:eastAsia="Consolas"/>
-                <w:b w:val="0"/>
-                <w:color w:val="5B6875"/>
-                <w:sz w:val="16"/>
-              </w:rPr>
-              <w:t xml:space="preserve">  10  </w:t>
-            </w:r>
-            <w:r>
-              <w:rPr>
-                <w:rFonts w:ascii="Consolas" w:hAnsi="Consolas" w:eastAsia="Consolas"/>
-                <w:b w:val="0"/>
-                <w:sz w:val="16"/>
-              </w:rPr>
-              <w:t xml:space="preserve">    COMMIT TRANSACTION;</w:t>
-            </w:r>
-          </w:p>
-          <w:p>
-            <w:pPr>
-              <w:spacing w:before="0" w:after="0" w:line="240" w:lineRule="auto"/>
-              <w:ind w:left="567" w:hanging="567"/>
-            </w:pPr>
-            <w:r>
-              <w:rPr>
-                <w:rFonts w:ascii="Consolas" w:hAnsi="Consolas" w:eastAsia="Consolas"/>
-                <w:b w:val="0"/>
-                <w:color w:val="5B6875"/>
-                <w:sz w:val="16"/>
-              </w:rPr>
-              <w:t xml:space="preserve">  11  </w:t>
-            </w:r>
-            <w:r>
-              <w:rPr>
-                <w:rFonts w:ascii="Consolas" w:hAnsi="Consolas" w:eastAsia="Consolas"/>
-                <w:b w:val="0"/>
-                <w:sz w:val="16"/>
-              </w:rPr>
-              <w:t>END;</w:t>
+              <w:t>SELECT DISTINCT customer_id FROM dbo.dim_customer;</w:t>
             </w:r>
           </w:p>
         </w:tc>
       </w:tr>
     </w:tbl>
+    <w:p/>
+    <w:p>
+      <w:pPr>
+        <w:pStyle w:val="Heading5"/>
+      </w:pPr>
+      <w:r>
+        <w:t>Exercise 5. Architecture design (level 4)</w:t>
+      </w:r>
+    </w:p>
+    <w:p>
+      <w:r>
+        <w:rPr>
+          <w:b w:val="0"/>
+          <w:i w:val="0"/>
+        </w:rPr>
+        <w:t>You port a SQL Server data mart to Fabric Warehouse. Decide how to handle each feature.</w:t>
+      </w:r>
+    </w:p>
+    <w:p>
+      <w:r>
+        <w:rPr>
+          <w:b w:val="0"/>
+          <w:i w:val="0"/>
+        </w:rPr>
+        <w:t>Options: NOT ENFORCED keys plus an explicit duplicate check after each load, NOT ENFORCED keys, trusting the source.</w:t>
+      </w:r>
+    </w:p>
     <w:p>
       <w:pPr>
         <w:pStyle w:val="ListNumber"/>
       </w:pPr>
       <w:r>
         <w:rPr>
+          <w:b w:val="0"/>
+          <w:i w:val="0"/>
+        </w:rPr>
+        <w:t>Primary keys that used to block duplicates</w:t>
+      </w:r>
+    </w:p>
+    <w:p>
+      <w:pPr>
+        <w:pStyle w:val="ListNumber"/>
+      </w:pPr>
+      <w:r>
+        <w:rPr>
+          <w:b w:val="0"/>
+          <w:i w:val="0"/>
+        </w:rPr>
+        <w:t>An audit trigger on the orders table</w:t>
+      </w:r>
+    </w:p>
+    <w:p>
+      <w:pPr>
+        <w:pStyle w:val="ListNumber"/>
+      </w:pPr>
+      <w:r>
+        <w:rPr>
+          <w:b w:val="0"/>
+          <w:i w:val="0"/>
+        </w:rPr>
+        <w:t>nvarchar and money columns</w:t>
+      </w:r>
+    </w:p>
+    <w:p>
+      <w:pPr>
+        <w:pStyle w:val="Heading4"/>
+      </w:pPr>
+      <w:r>
+        <w:t>Sources</w:t>
+      </w:r>
+    </w:p>
+    <w:p>
+      <w:pPr>
+        <w:pStyle w:val="ListBullet"/>
+      </w:pPr>
+      <w:r>
+        <w:rPr>
+          <w:b w:val="0"/>
+          <w:i w:val="0"/>
+        </w:rPr>
+        <w:t>Identity columns, TRUNCATE TABLE and MERGE (GA) are supported; triggers are not; ALTER COLUMN and nested CTEs are in preview. (verified: https://learn.microsoft.com/en-us/fabric/data-warehouse/tsql-surface-area (updated 2026-08-26))</w:t>
+      </w:r>
+    </w:p>
+    <w:p>
+      <w:pPr>
+        <w:pStyle w:val="ListBullet"/>
+      </w:pPr>
+      <w:r>
+        <w:rPr>
+          <w:b w:val="0"/>
+          <w:i w:val="0"/>
+        </w:rPr>
+        <w:t>PRIMARY KEY and UNIQUE are supported only as NONCLUSTERED NOT ENFORCED, FOREIGN KEY only as NOT ENFORCED. (verified: https://learn.microsoft.com/en-us/fabric/data-warehouse/table-constraints (updated 2026-09-08))</w:t>
+      </w:r>
+    </w:p>
+    <w:p>
+      <w:pPr>
+        <w:pStyle w:val="ListBullet"/>
+      </w:pPr>
+      <w:r>
+        <w:rPr>
+          <w:b w:val="0"/>
+          <w:i w:val="0"/>
+        </w:rPr>
+        <w:t>Unsupported types and alternatives: nchar/nvarchar to char/varchar, money to decimal, datetime to datetime2, tinyint to smallint; varchar(max) limited to 16 MB; datetime2 limited to 6 fractional digits. (verified: https://learn.microsoft.com/en-us/fabric/data-warehouse/data-types (updated 2026-06-11))</w:t>
+      </w:r>
+    </w:p>
+    <w:p>
+      <w:pPr>
+        <w:pStyle w:val="Heading3"/>
+      </w:pPr>
+      <w:r>
+        <w:t>C2-L3 Lakehouse, Warehouse or SQL analytics endpoint</w:t>
+      </w:r>
+    </w:p>
+    <w:p>
+      <w:pPr>
+        <w:pStyle w:val="Heading4"/>
+      </w:pPr>
+      <w:r>
+        <w:t>Concept</w:t>
+      </w:r>
+    </w:p>
+    <w:p>
+      <w:r>
+        <w:rPr>
+          <w:b w:val="0"/>
+          <w:i w:val="0"/>
+        </w:rPr>
+        <w:t>Fabric gives you three ways to hold and query tables. All three store data as Delta tables in OneLake. They differ in who writes the data and in which language.</w:t>
+      </w:r>
+    </w:p>
+    <w:p>
+      <w:r>
+        <w:rPr>
           <w:b/>
-        </w:rPr>
-        <w:t xml:space="preserve">Line 1. </w:t>
-      </w:r>
-      <w:r>
-        <w:rPr>
-          <w:b w:val="0"/>
-          <w:i w:val="0"/>
-        </w:rPr>
-        <w:t>The T-SQL writer works in a warehouse, which supports full DML.</w:t>
-      </w:r>
-    </w:p>
-    <w:p>
-      <w:pPr>
-        <w:pStyle w:val="ListNumber"/>
-      </w:pPr>
+          <w:i w:val="0"/>
+        </w:rPr>
+        <w:t>Lakehouse.</w:t>
+      </w:r>
+      <w:r>
+        <w:rPr>
+          <w:b w:val="0"/>
+          <w:i w:val="0"/>
+        </w:rPr>
+        <w:t xml:space="preserve"> You write with Spark: notebooks, Spark job definitions, Dataflows Gen2 or pipelines. It holds files and Delta tables side by side. Choose it for raw files, PySpark transformations and data science. This is the closest match to your Databricks work.</w:t>
+      </w:r>
+    </w:p>
+    <w:p>
       <w:r>
         <w:rPr>
           <w:b/>
-        </w:rPr>
-        <w:t xml:space="preserve">Line 4. </w:t>
-      </w:r>
-      <w:r>
-        <w:rPr>
-          <w:b w:val="0"/>
-          <w:i w:val="0"/>
-        </w:rPr>
-        <w:t>All three changes commit together or not at all. Warehouses support multi-table transactions.</w:t>
-      </w:r>
-    </w:p>
-    <w:p>
-      <w:pPr>
-        <w:pStyle w:val="ListNumber"/>
-      </w:pPr>
+          <w:i w:val="0"/>
+        </w:rPr>
+        <w:t>SQL analytics endpoint.</w:t>
+      </w:r>
+      <w:r>
+        <w:rPr>
+          <w:b w:val="0"/>
+          <w:i w:val="0"/>
+        </w:rPr>
+        <w:t xml:space="preserve"> Every lakehouse gets one automatically. It gives a </w:t>
+      </w:r>
       <w:r>
         <w:rPr>
           <w:b/>
-        </w:rPr>
-        <w:t xml:space="preserve">Line 6. </w:t>
-      </w:r>
-      <w:r>
-        <w:rPr>
-          <w:b w:val="0"/>
-          <w:i w:val="0"/>
-        </w:rPr>
-        <w:t>Name the target columns. An INSERT without a column list breaks when someone adds a column.</w:t>
-      </w:r>
-    </w:p>
-    <w:p>
-      <w:r>
-        <w:rPr>
-          <w:b w:val="0"/>
-          <w:i w:val="0"/>
-        </w:rPr>
-        <w:t>The data and the logic are the same. The item type decides whether the procedure runs at all, and whether a failure leaves the tables consistent.</w:t>
+          <w:i w:val="0"/>
+        </w:rPr>
+        <w:t>read-only</w:t>
+      </w:r>
+      <w:r>
+        <w:rPr>
+          <w:b w:val="0"/>
+          <w:i w:val="0"/>
+        </w:rPr>
+        <w:t xml:space="preserve"> T-SQL surface over the lakehouse's Delta tables. You can </w:t>
+      </w:r>
+      <w:r>
+        <w:rPr>
+          <w:rFonts w:ascii="Consolas" w:hAnsi="Consolas" w:eastAsia="Consolas"/>
+          <w:b w:val="0"/>
+          <w:sz w:val="19"/>
+        </w:rPr>
+        <w:t>SELECT</w:t>
+      </w:r>
+      <w:r>
+        <w:rPr>
+          <w:b w:val="0"/>
+          <w:i w:val="0"/>
+        </w:rPr>
+        <w:t xml:space="preserve">, and you can create views, functions and stored procedures. You cannot </w:t>
+      </w:r>
+      <w:r>
+        <w:rPr>
+          <w:rFonts w:ascii="Consolas" w:hAnsi="Consolas" w:eastAsia="Consolas"/>
+          <w:b w:val="0"/>
+          <w:sz w:val="19"/>
+        </w:rPr>
+        <w:t>INSERT</w:t>
+      </w:r>
+      <w:r>
+        <w:rPr>
+          <w:b w:val="0"/>
+          <w:i w:val="0"/>
+        </w:rPr>
+        <w:t xml:space="preserve">, </w:t>
+      </w:r>
+      <w:r>
+        <w:rPr>
+          <w:rFonts w:ascii="Consolas" w:hAnsi="Consolas" w:eastAsia="Consolas"/>
+          <w:b w:val="0"/>
+          <w:sz w:val="19"/>
+        </w:rPr>
+        <w:t>UPDATE</w:t>
+      </w:r>
+      <w:r>
+        <w:rPr>
+          <w:b w:val="0"/>
+          <w:i w:val="0"/>
+        </w:rPr>
+        <w:t xml:space="preserve"> or </w:t>
+      </w:r>
+      <w:r>
+        <w:rPr>
+          <w:rFonts w:ascii="Consolas" w:hAnsi="Consolas" w:eastAsia="Consolas"/>
+          <w:b w:val="0"/>
+          <w:sz w:val="19"/>
+        </w:rPr>
+        <w:t>DELETE</w:t>
+      </w:r>
+      <w:r>
+        <w:rPr>
+          <w:b w:val="0"/>
+          <w:i w:val="0"/>
+        </w:rPr>
+        <w:t xml:space="preserve"> table data through it. It picks up new or changed tables through a metadata sync. Microsoft documents the usual lag as under one minute, but it varies.</w:t>
+      </w:r>
+    </w:p>
+    <w:p>
+      <w:r>
+        <w:rPr>
+          <w:b/>
+          <w:i w:val="0"/>
+        </w:rPr>
+        <w:t>Warehouse.</w:t>
+      </w:r>
+      <w:r>
+        <w:rPr>
+          <w:b w:val="0"/>
+          <w:i w:val="0"/>
+        </w:rPr>
+        <w:t xml:space="preserve"> You write with T-SQL. It supports full DML and DDL, and multi-table transactions. Choose it when a team works in T-SQL, loads data with stored procedures, or needs several tables to change together or not at all.</w:t>
+      </w:r>
+    </w:p>
+    <w:p>
+      <w:r>
+        <w:rPr>
+          <w:b w:val="0"/>
+          <w:i w:val="0"/>
+        </w:rPr>
+        <w:t xml:space="preserve">One rule decides most cases: </w:t>
+      </w:r>
+      <w:r>
+        <w:rPr>
+          <w:b/>
+          <w:i w:val="0"/>
+        </w:rPr>
+        <w:t>who writes the data, and in which language?</w:t>
+      </w:r>
+      <w:r>
+        <w:rPr>
+          <w:b w:val="0"/>
+          <w:i w:val="0"/>
+        </w:rPr>
+        <w:t xml:space="preserve"> Spark writers go to a lakehouse. T-SQL writers go to a warehouse. T-SQL readers of lakehouse data use the SQL analytics endpoint.</w:t>
+      </w:r>
+    </w:p>
+    <w:p>
+      <w:r>
+        <w:rPr>
+          <w:b w:val="0"/>
+          <w:i w:val="0"/>
+        </w:rPr>
+        <w:t xml:space="preserve">You do not have to copy data between them. A warehouse query reads lakehouse tables in the same workspace with a three-part name: </w:t>
+      </w:r>
+      <w:r>
+        <w:rPr>
+          <w:rFonts w:ascii="Consolas" w:hAnsi="Consolas" w:eastAsia="Consolas"/>
+          <w:b w:val="0"/>
+          <w:sz w:val="19"/>
+        </w:rPr>
+        <w:t>lakehouse_name.schema.table</w:t>
+      </w:r>
+      <w:r>
+        <w:rPr>
+          <w:b w:val="0"/>
+          <w:i w:val="0"/>
+        </w:rPr>
+        <w:t>. Direct Lake semantic models read from either.</w:t>
+      </w:r>
+    </w:p>
+    <w:p>
+      <w:r>
+        <w:rPr>
+          <w:b w:val="0"/>
+          <w:i w:val="0"/>
+        </w:rPr>
+        <w:t>Check the status of each feature you rely on in VERSIONS.md before you build. Fabric changes monthly.</w:t>
       </w:r>
     </w:p>
     <w:p>
@@ -4846,102 +4531,40 @@
         <w:pStyle w:val="Heading4"/>
       </w:pPr>
       <w:r>
-        <w:t>Recap card</w:t>
-      </w:r>
-    </w:p>
-    <w:p>
-      <w:pPr>
-        <w:pStyle w:val="ListBullet"/>
-      </w:pPr>
-      <w:r>
-        <w:rPr>
-          <w:b/>
-          <w:i w:val="0"/>
-        </w:rPr>
-        <w:t>Lakehouse, Warehouse or endpoint: the deciding question</w:t>
-      </w:r>
-      <w:r>
-        <w:rPr>
-          <w:b w:val="0"/>
-          <w:i w:val="0"/>
-        </w:rPr>
-        <w:t xml:space="preserve"> Who writes the data, and in which language? Spark writes to a lakehouse, T-SQL writes to a warehouse.</w:t>
-      </w:r>
-    </w:p>
-    <w:p>
-      <w:pPr>
-        <w:pStyle w:val="ListBullet"/>
-      </w:pPr>
-      <w:r>
-        <w:rPr>
-          <w:b/>
-          <w:i w:val="0"/>
-        </w:rPr>
-        <w:t>What can you do on the SQL analytics endpoint?</w:t>
-      </w:r>
-      <w:r>
-        <w:rPr>
-          <w:b w:val="0"/>
-          <w:i w:val="0"/>
-        </w:rPr>
-        <w:t xml:space="preserve"> SELECT and create views, functions and procedures. No INSERT, UPDATE or DELETE on table data.</w:t>
-      </w:r>
-    </w:p>
-    <w:p>
-      <w:pPr>
-        <w:pStyle w:val="ListBullet"/>
-      </w:pPr>
-      <w:r>
-        <w:rPr>
-          <w:b/>
-          <w:i w:val="0"/>
-        </w:rPr>
-        <w:t>When do you need a Warehouse over a Lakehouse?</w:t>
-      </w:r>
-      <w:r>
-        <w:rPr>
-          <w:b w:val="0"/>
-          <w:i w:val="0"/>
-        </w:rPr>
-        <w:t xml:space="preserve"> T-SQL writes, stored procedure loads, and multi-table transactions.</w:t>
-      </w:r>
-    </w:p>
-    <w:p>
-      <w:pPr>
-        <w:pStyle w:val="ListBullet"/>
-      </w:pPr>
-      <w:r>
-        <w:rPr>
-          <w:b/>
-          <w:i w:val="0"/>
-        </w:rPr>
-        <w:t>Read a lakehouse table from a warehouse in the same workspace</w:t>
-      </w:r>
-      <w:r>
-        <w:rPr>
-          <w:b w:val="0"/>
-          <w:i w:val="0"/>
-        </w:rPr>
-        <w:t xml:space="preserve"> Use a three-part name: lakehouse.schema.table. No copy.</w:t>
-      </w:r>
-    </w:p>
-    <w:p>
-      <w:pPr>
-        <w:pStyle w:val="ListBullet"/>
-      </w:pPr>
-      <w:r>
-        <w:rPr>
-          <w:b/>
-          <w:i w:val="0"/>
-        </w:rPr>
-        <w:t>A new lakehouse table is missing from the endpoint</w:t>
-      </w:r>
-      <w:r>
-        <w:rPr>
-          <w:b w:val="0"/>
-          <w:i w:val="0"/>
-        </w:rPr>
-        <w:t xml:space="preserve"> Metadata sync lag. Usually under a minute. Refresh or retry before dependent steps.</w:t>
+        <w:t>Why it matters</w:t>
+      </w:r>
+    </w:p>
+    <w:p>
+      <w:r>
+        <w:rPr>
+          <w:b w:val="0"/>
+          <w:i w:val="0"/>
+        </w:rPr>
+        <w:t xml:space="preserve">A team moves a finance reconciliation from SQL Server to Fabric. They land every table in a lakehouse, because the Databricks team already uses lakehouses. The month-end stored procedure updates three tables. On the SQL analytics endpoint it fails on its first </w:t>
+      </w:r>
+      <w:r>
+        <w:rPr>
+          <w:rFonts w:ascii="Consolas" w:hAnsi="Consolas" w:eastAsia="Consolas"/>
+          <w:b w:val="0"/>
+          <w:sz w:val="19"/>
+        </w:rPr>
+        <w:t>UPDATE</w:t>
+      </w:r>
+      <w:r>
+        <w:rPr>
+          <w:b w:val="0"/>
+          <w:i w:val="0"/>
+        </w:rPr>
+        <w:t>, because the endpoint is read-only.</w:t>
+      </w:r>
+    </w:p>
+    <w:p>
+      <w:r>
+        <w:rPr>
+          <w:b w:val="0"/>
+          <w:i w:val="0"/>
+        </w:rPr>
+        <w:t>Under deadline, someone rewrites it as three separate Spark notebook writes. On one month-end the second notebook fails. Table one holds the new month and table three holds the old one, and the reconciliation report shows a balance that does not tie. A warehouse transaction would have rolled back all three tables together.</w:t>
       </w:r>
     </w:p>
     <w:p>
@@ -4949,199 +4572,7 @@
         <w:pStyle w:val="Heading4"/>
       </w:pPr>
       <w:r>
-        <w:t>Practice</w:t>
-      </w:r>
-    </w:p>
-    <w:p>
-      <w:pPr>
-        <w:pStyle w:val="Heading5"/>
-      </w:pPr>
-      <w:r>
-        <w:t>Exercise 1. Multiple choice (level 1)</w:t>
-      </w:r>
-    </w:p>
-    <w:p>
-      <w:r>
-        <w:rPr>
-          <w:b w:val="0"/>
-          <w:i w:val="0"/>
-        </w:rPr>
-        <w:t>Which statement about a lakehouse's SQL analytics endpoint is true?</w:t>
-      </w:r>
-    </w:p>
-    <w:p>
-      <w:pPr>
-        <w:pStyle w:val="ListBullet"/>
-      </w:pPr>
-      <w:r>
-        <w:rPr>
-          <w:b w:val="0"/>
-          <w:i w:val="0"/>
-        </w:rPr>
-        <w:t>a) You can run UPDATE on lakehouse tables through it.</w:t>
-      </w:r>
-    </w:p>
-    <w:p>
-      <w:pPr>
-        <w:pStyle w:val="ListBullet"/>
-      </w:pPr>
-      <w:r>
-        <w:rPr>
-          <w:b w:val="0"/>
-          <w:i w:val="0"/>
-        </w:rPr>
-        <w:t>b) You can create a view over lakehouse tables in it.</w:t>
-      </w:r>
-    </w:p>
-    <w:p>
-      <w:pPr>
-        <w:pStyle w:val="ListBullet"/>
-      </w:pPr>
-      <w:r>
-        <w:rPr>
-          <w:b w:val="0"/>
-          <w:i w:val="0"/>
-        </w:rPr>
-        <w:t>c) You create it by hand after you create the lakehouse.</w:t>
-      </w:r>
-    </w:p>
-    <w:p>
-      <w:pPr>
-        <w:pStyle w:val="ListBullet"/>
-      </w:pPr>
-      <w:r>
-        <w:rPr>
-          <w:b w:val="0"/>
-          <w:i w:val="0"/>
-        </w:rPr>
-        <w:t>d) It stores its own copy of the lakehouse tables.</w:t>
-      </w:r>
-    </w:p>
-    <w:p>
-      <w:r>
-        <w:rPr>
-          <w:b/>
-          <w:i w:val="0"/>
-        </w:rPr>
-        <w:t>Why?</w:t>
-      </w:r>
-    </w:p>
-    <w:p>
-      <w:pPr>
-        <w:pStyle w:val="ListBullet"/>
-      </w:pPr>
-      <w:r>
-        <w:rPr>
-          <w:b w:val="0"/>
-          <w:i w:val="0"/>
-        </w:rPr>
-        <w:t>r1) Views are T-SQL objects that read data. The endpoint allows objects that read, not statements that change table data.</w:t>
-      </w:r>
-    </w:p>
-    <w:p>
-      <w:pPr>
-        <w:pStyle w:val="ListBullet"/>
-      </w:pPr>
-      <w:r>
-        <w:rPr>
-          <w:b w:val="0"/>
-          <w:i w:val="0"/>
-        </w:rPr>
-        <w:t>r2) Views are stored inside the Delta tables.</w:t>
-      </w:r>
-    </w:p>
-    <w:p>
-      <w:pPr>
-        <w:pStyle w:val="Heading5"/>
-      </w:pPr>
-      <w:r>
-        <w:t>Exercise 2. Architecture design (level 2)</w:t>
-      </w:r>
-    </w:p>
-    <w:p>
-      <w:r>
-        <w:rPr>
-          <w:b w:val="0"/>
-          <w:i w:val="0"/>
-        </w:rPr>
-        <w:t>Pick the Fabric item for each workload.</w:t>
-      </w:r>
-    </w:p>
-    <w:p>
-      <w:r>
-        <w:rPr>
-          <w:b w:val="0"/>
-          <w:i w:val="0"/>
-        </w:rPr>
-        <w:t>Options: Lakehouse, Warehouse, SQL analytics endpoint.</w:t>
-      </w:r>
-    </w:p>
-    <w:p>
-      <w:pPr>
-        <w:pStyle w:val="ListNumber"/>
-      </w:pPr>
-      <w:r>
-        <w:rPr>
-          <w:b w:val="0"/>
-          <w:i w:val="0"/>
-        </w:rPr>
-        <w:t>Land raw JSON survey deliveries and clean them with PySpark</w:t>
-      </w:r>
-    </w:p>
-    <w:p>
-      <w:pPr>
-        <w:pStyle w:val="ListNumber"/>
-      </w:pPr>
-      <w:r>
-        <w:rPr>
-          <w:b w:val="0"/>
-          <w:i w:val="0"/>
-        </w:rPr>
-        <w:t>Finance loads budgets with T-SQL stored procedures that change several tables together</w:t>
-      </w:r>
-    </w:p>
-    <w:p>
-      <w:pPr>
-        <w:pStyle w:val="ListNumber"/>
-      </w:pPr>
-      <w:r>
-        <w:rPr>
-          <w:b w:val="0"/>
-          <w:i w:val="0"/>
-        </w:rPr>
-        <w:t>Analysts query the cleaned lakehouse tables with T-SQL and save a few views</w:t>
-      </w:r>
-    </w:p>
-    <w:p>
-      <w:pPr>
-        <w:pStyle w:val="Heading5"/>
-      </w:pPr>
-      <w:r>
-        <w:t>Exercise 3. Spot the bug (level 3)</w:t>
-      </w:r>
-    </w:p>
-    <w:p>
-      <w:r>
-        <w:rPr>
-          <w:b w:val="0"/>
-          <w:i w:val="0"/>
-        </w:rPr>
-        <w:t xml:space="preserve">This script runs against the SQL analytics endpoint of </w:t>
-      </w:r>
-      <w:r>
-        <w:rPr>
-          <w:rFonts w:ascii="Consolas" w:hAnsi="Consolas" w:eastAsia="Consolas"/>
-          <w:b w:val="0"/>
-          <w:sz w:val="19"/>
-        </w:rPr>
-        <w:t>lh_research</w:t>
-      </w:r>
-      <w:r>
-        <w:rPr>
-          <w:b w:val="0"/>
-          <w:i w:val="0"/>
-        </w:rPr>
-        <w:t>. It fails partway. Tap the failing line, then rewrite the script so it runs on the endpoint.</w:t>
+        <w:t>Worked example: weak code</w:t>
       </w:r>
     </w:p>
     <w:tbl>
@@ -5167,19 +4598,19 @@
             <w:r>
               <w:rPr>
                 <w:rFonts w:ascii="Consolas" w:hAnsi="Consolas" w:eastAsia="Consolas"/>
+                <w:b/>
+                <w:color w:val="5B6875"/>
+                <w:sz w:val="16"/>
+              </w:rPr>
+              <w:t xml:space="preserve"> [1]  </w:t>
+            </w:r>
+            <w:r>
+              <w:rPr>
+                <w:rFonts w:ascii="Consolas" w:hAnsi="Consolas" w:eastAsia="Consolas"/>
                 <w:b w:val="0"/>
-                <w:color w:val="5B6875"/>
-                <w:sz w:val="16"/>
-              </w:rPr>
-              <w:t xml:space="preserve">   1  </w:t>
-            </w:r>
-            <w:r>
-              <w:rPr>
-                <w:rFonts w:ascii="Consolas" w:hAnsi="Consolas" w:eastAsia="Consolas"/>
-                <w:b w:val="0"/>
-                <w:sz w:val="16"/>
-              </w:rPr>
-              <w:t>-- Connected to the SQL analytics endpoint of lh_research</w:t>
+                <w:sz w:val="16"/>
+              </w:rPr>
+              <w:t>-- Connected to the SQL analytics endpoint of lakehouse lh_finance</w:t>
             </w:r>
           </w:p>
           <w:p>
@@ -5202,7 +4633,7 @@
                 <w:b w:val="0"/>
                 <w:sz w:val="16"/>
               </w:rPr>
-              <w:t>CREATE VIEW dbo.v_wave_reach AS</w:t>
+              <w:t>CREATE PROCEDURE dbo.close_month @period CHAR(7) AS</w:t>
             </w:r>
           </w:p>
           <w:p>
@@ -5225,7 +4656,7 @@
                 <w:b w:val="0"/>
                 <w:sz w:val="16"/>
               </w:rPr>
-              <w:t>SELECT wave_id, SUM(weighted_reach) / SUM(weighted_base) AS reach_pct</w:t>
+              <w:t>BEGIN</w:t>
             </w:r>
           </w:p>
           <w:p>
@@ -5236,19 +4667,19 @@
             <w:r>
               <w:rPr>
                 <w:rFonts w:ascii="Consolas" w:hAnsi="Consolas" w:eastAsia="Consolas"/>
+                <w:b/>
+                <w:color w:val="5B6875"/>
+                <w:sz w:val="16"/>
+              </w:rPr>
+              <w:t xml:space="preserve"> [2]  </w:t>
+            </w:r>
+            <w:r>
+              <w:rPr>
+                <w:rFonts w:ascii="Consolas" w:hAnsi="Consolas" w:eastAsia="Consolas"/>
                 <w:b w:val="0"/>
-                <w:color w:val="5B6875"/>
-                <w:sz w:val="16"/>
-              </w:rPr>
-              <w:t xml:space="preserve">   4  </w:t>
-            </w:r>
-            <w:r>
-              <w:rPr>
-                <w:rFonts w:ascii="Consolas" w:hAnsi="Consolas" w:eastAsia="Consolas"/>
-                <w:b w:val="0"/>
-                <w:sz w:val="16"/>
-              </w:rPr>
-              <w:t>FROM dbo.nat_metrics</w:t>
+                <w:sz w:val="16"/>
+              </w:rPr>
+              <w:t xml:space="preserve">    UPDATE dbo.ledger SET status = 'closed' WHERE period = @period;</w:t>
             </w:r>
           </w:p>
           <w:p>
@@ -5271,7 +4702,7 @@
                 <w:b w:val="0"/>
                 <w:sz w:val="16"/>
               </w:rPr>
-              <w:t>GROUP BY wave_id;</w:t>
+              <w:t xml:space="preserve">    INSERT INTO dbo.balances</w:t>
             </w:r>
           </w:p>
           <w:p>
@@ -5294,7 +4725,7 @@
                 <w:b w:val="0"/>
                 <w:sz w:val="16"/>
               </w:rPr>
-              <w:t>GO</w:t>
+              <w:t xml:space="preserve">    SELECT account_id, @period, SUM(amount) FROM dbo.ledger</w:t>
             </w:r>
           </w:p>
           <w:p>
@@ -5317,6 +4748,930 @@
                 <w:b w:val="0"/>
                 <w:sz w:val="16"/>
               </w:rPr>
+              <w:t xml:space="preserve">    WHERE period = @period GROUP BY account_id;</w:t>
+            </w:r>
+          </w:p>
+          <w:p>
+            <w:pPr>
+              <w:spacing w:before="0" w:after="0" w:line="240" w:lineRule="auto"/>
+              <w:ind w:left="567" w:hanging="567"/>
+            </w:pPr>
+            <w:r>
+              <w:rPr>
+                <w:rFonts w:ascii="Consolas" w:hAnsi="Consolas" w:eastAsia="Consolas"/>
+                <w:b/>
+                <w:color w:val="5B6875"/>
+                <w:sz w:val="16"/>
+              </w:rPr>
+              <w:t xml:space="preserve"> [3]  </w:t>
+            </w:r>
+            <w:r>
+              <w:rPr>
+                <w:rFonts w:ascii="Consolas" w:hAnsi="Consolas" w:eastAsia="Consolas"/>
+                <w:b w:val="0"/>
+                <w:sz w:val="16"/>
+              </w:rPr>
+              <w:t xml:space="preserve">    DELETE FROM dbo.open_items WHERE period = @period;</w:t>
+            </w:r>
+          </w:p>
+          <w:p>
+            <w:pPr>
+              <w:spacing w:before="0" w:after="0" w:line="240" w:lineRule="auto"/>
+              <w:ind w:left="567" w:hanging="567"/>
+            </w:pPr>
+            <w:r>
+              <w:rPr>
+                <w:rFonts w:ascii="Consolas" w:hAnsi="Consolas" w:eastAsia="Consolas"/>
+                <w:b w:val="0"/>
+                <w:color w:val="5B6875"/>
+                <w:sz w:val="16"/>
+              </w:rPr>
+              <w:t xml:space="preserve">   9  </w:t>
+            </w:r>
+            <w:r>
+              <w:rPr>
+                <w:rFonts w:ascii="Consolas" w:hAnsi="Consolas" w:eastAsia="Consolas"/>
+                <w:b w:val="0"/>
+                <w:sz w:val="16"/>
+              </w:rPr>
+              <w:t>END;</w:t>
+            </w:r>
+          </w:p>
+        </w:tc>
+      </w:tr>
+    </w:tbl>
+    <w:p>
+      <w:pPr>
+        <w:pStyle w:val="ListNumber"/>
+      </w:pPr>
+      <w:r>
+        <w:rPr>
+          <w:b/>
+        </w:rPr>
+        <w:t xml:space="preserve">Line 1. </w:t>
+      </w:r>
+      <w:r>
+        <w:rPr>
+          <w:b w:val="0"/>
+          <w:i w:val="0"/>
+        </w:rPr>
+        <w:t>The endpoint gives read-only access to lakehouse tables. Every write below fails.</w:t>
+      </w:r>
+    </w:p>
+    <w:p>
+      <w:pPr>
+        <w:pStyle w:val="ListNumber"/>
+      </w:pPr>
+      <w:r>
+        <w:rPr>
+          <w:b/>
+        </w:rPr>
+        <w:t xml:space="preserve">Line 4. </w:t>
+      </w:r>
+      <w:r>
+        <w:rPr>
+          <w:b w:val="0"/>
+          <w:i w:val="0"/>
+        </w:rPr>
+        <w:t>UPDATE, INSERT and DELETE on lakehouse tables are not supported through the endpoint.</w:t>
+      </w:r>
+    </w:p>
+    <w:p>
+      <w:pPr>
+        <w:pStyle w:val="ListNumber"/>
+      </w:pPr>
+      <w:r>
+        <w:rPr>
+          <w:b/>
+        </w:rPr>
+        <w:t xml:space="preserve">Line 8. </w:t>
+      </w:r>
+      <w:r>
+        <w:rPr>
+          <w:b w:val="0"/>
+          <w:i w:val="0"/>
+        </w:rPr>
+        <w:t>Three tables must change together. Without a transaction, a failure halfway leaves them inconsistent.</w:t>
+      </w:r>
+    </w:p>
+    <w:p>
+      <w:pPr>
+        <w:pStyle w:val="Heading4"/>
+      </w:pPr>
+      <w:r>
+        <w:t>Worked example: strong code</w:t>
+      </w:r>
+    </w:p>
+    <w:tbl>
+      <w:tblPr>
+        <w:tblW w:type="auto" w:w="0"/>
+        <w:jc w:val="left"/>
+        <w:tblLook w:firstColumn="1" w:firstRow="1" w:lastColumn="0" w:lastRow="0" w:noHBand="0" w:noVBand="1" w:val="04A0"/>
+      </w:tblPr>
+      <w:tblGrid>
+        <w:gridCol w:w="8221"/>
+      </w:tblGrid>
+      <w:tr>
+        <w:tc>
+          <w:tcPr>
+            <w:tcW w:type="dxa" w:w="8221"/>
+            <w:shd w:val="clear" w:color="auto" w:fill="F2F4F7"/>
+          </w:tcPr>
+          <w:p>
+            <w:pPr>
+              <w:spacing w:before="0" w:after="0" w:line="240" w:lineRule="auto"/>
+              <w:ind w:left="567" w:hanging="567"/>
+            </w:pPr>
+            <w:r>
+              <w:rPr>
+                <w:rFonts w:ascii="Consolas" w:hAnsi="Consolas" w:eastAsia="Consolas"/>
+                <w:b/>
+                <w:color w:val="5B6875"/>
+                <w:sz w:val="16"/>
+              </w:rPr>
+              <w:t xml:space="preserve"> [1]  </w:t>
+            </w:r>
+            <w:r>
+              <w:rPr>
+                <w:rFonts w:ascii="Consolas" w:hAnsi="Consolas" w:eastAsia="Consolas"/>
+                <w:b w:val="0"/>
+                <w:sz w:val="16"/>
+              </w:rPr>
+              <w:t>-- Connected to warehouse wh_finance</w:t>
+            </w:r>
+          </w:p>
+          <w:p>
+            <w:pPr>
+              <w:spacing w:before="0" w:after="0" w:line="240" w:lineRule="auto"/>
+              <w:ind w:left="567" w:hanging="567"/>
+            </w:pPr>
+            <w:r>
+              <w:rPr>
+                <w:rFonts w:ascii="Consolas" w:hAnsi="Consolas" w:eastAsia="Consolas"/>
+                <w:b w:val="0"/>
+                <w:color w:val="5B6875"/>
+                <w:sz w:val="16"/>
+              </w:rPr>
+              <w:t xml:space="preserve">   2  </w:t>
+            </w:r>
+            <w:r>
+              <w:rPr>
+                <w:rFonts w:ascii="Consolas" w:hAnsi="Consolas" w:eastAsia="Consolas"/>
+                <w:b w:val="0"/>
+                <w:sz w:val="16"/>
+              </w:rPr>
+              <w:t>CREATE PROCEDURE dbo.close_month @period CHAR(7) AS</w:t>
+            </w:r>
+          </w:p>
+          <w:p>
+            <w:pPr>
+              <w:spacing w:before="0" w:after="0" w:line="240" w:lineRule="auto"/>
+              <w:ind w:left="567" w:hanging="567"/>
+            </w:pPr>
+            <w:r>
+              <w:rPr>
+                <w:rFonts w:ascii="Consolas" w:hAnsi="Consolas" w:eastAsia="Consolas"/>
+                <w:b w:val="0"/>
+                <w:color w:val="5B6875"/>
+                <w:sz w:val="16"/>
+              </w:rPr>
+              <w:t xml:space="preserve">   3  </w:t>
+            </w:r>
+            <w:r>
+              <w:rPr>
+                <w:rFonts w:ascii="Consolas" w:hAnsi="Consolas" w:eastAsia="Consolas"/>
+                <w:b w:val="0"/>
+                <w:sz w:val="16"/>
+              </w:rPr>
+              <w:t>BEGIN</w:t>
+            </w:r>
+          </w:p>
+          <w:p>
+            <w:pPr>
+              <w:spacing w:before="0" w:after="0" w:line="240" w:lineRule="auto"/>
+              <w:ind w:left="567" w:hanging="567"/>
+            </w:pPr>
+            <w:r>
+              <w:rPr>
+                <w:rFonts w:ascii="Consolas" w:hAnsi="Consolas" w:eastAsia="Consolas"/>
+                <w:b/>
+                <w:color w:val="5B6875"/>
+                <w:sz w:val="16"/>
+              </w:rPr>
+              <w:t xml:space="preserve"> [2]  </w:t>
+            </w:r>
+            <w:r>
+              <w:rPr>
+                <w:rFonts w:ascii="Consolas" w:hAnsi="Consolas" w:eastAsia="Consolas"/>
+                <w:b w:val="0"/>
+                <w:sz w:val="16"/>
+              </w:rPr>
+              <w:t xml:space="preserve">    BEGIN TRANSACTION;</w:t>
+            </w:r>
+          </w:p>
+          <w:p>
+            <w:pPr>
+              <w:spacing w:before="0" w:after="0" w:line="240" w:lineRule="auto"/>
+              <w:ind w:left="567" w:hanging="567"/>
+            </w:pPr>
+            <w:r>
+              <w:rPr>
+                <w:rFonts w:ascii="Consolas" w:hAnsi="Consolas" w:eastAsia="Consolas"/>
+                <w:b w:val="0"/>
+                <w:color w:val="5B6875"/>
+                <w:sz w:val="16"/>
+              </w:rPr>
+              <w:t xml:space="preserve">   5  </w:t>
+            </w:r>
+            <w:r>
+              <w:rPr>
+                <w:rFonts w:ascii="Consolas" w:hAnsi="Consolas" w:eastAsia="Consolas"/>
+                <w:b w:val="0"/>
+                <w:sz w:val="16"/>
+              </w:rPr>
+              <w:t xml:space="preserve">    UPDATE dbo.ledger SET status = 'closed' WHERE period = @period;</w:t>
+            </w:r>
+          </w:p>
+          <w:p>
+            <w:pPr>
+              <w:spacing w:before="0" w:after="0" w:line="240" w:lineRule="auto"/>
+              <w:ind w:left="567" w:hanging="567"/>
+            </w:pPr>
+            <w:r>
+              <w:rPr>
+                <w:rFonts w:ascii="Consolas" w:hAnsi="Consolas" w:eastAsia="Consolas"/>
+                <w:b/>
+                <w:color w:val="5B6875"/>
+                <w:sz w:val="16"/>
+              </w:rPr>
+              <w:t xml:space="preserve"> [3]  </w:t>
+            </w:r>
+            <w:r>
+              <w:rPr>
+                <w:rFonts w:ascii="Consolas" w:hAnsi="Consolas" w:eastAsia="Consolas"/>
+                <w:b w:val="0"/>
+                <w:sz w:val="16"/>
+              </w:rPr>
+              <w:t xml:space="preserve">    INSERT INTO dbo.balances (account_id, period, balance)</w:t>
+            </w:r>
+          </w:p>
+          <w:p>
+            <w:pPr>
+              <w:spacing w:before="0" w:after="0" w:line="240" w:lineRule="auto"/>
+              <w:ind w:left="567" w:hanging="567"/>
+            </w:pPr>
+            <w:r>
+              <w:rPr>
+                <w:rFonts w:ascii="Consolas" w:hAnsi="Consolas" w:eastAsia="Consolas"/>
+                <w:b w:val="0"/>
+                <w:color w:val="5B6875"/>
+                <w:sz w:val="16"/>
+              </w:rPr>
+              <w:t xml:space="preserve">   7  </w:t>
+            </w:r>
+            <w:r>
+              <w:rPr>
+                <w:rFonts w:ascii="Consolas" w:hAnsi="Consolas" w:eastAsia="Consolas"/>
+                <w:b w:val="0"/>
+                <w:sz w:val="16"/>
+              </w:rPr>
+              <w:t xml:space="preserve">    SELECT account_id, @period, SUM(amount) FROM dbo.ledger</w:t>
+            </w:r>
+          </w:p>
+          <w:p>
+            <w:pPr>
+              <w:spacing w:before="0" w:after="0" w:line="240" w:lineRule="auto"/>
+              <w:ind w:left="567" w:hanging="567"/>
+            </w:pPr>
+            <w:r>
+              <w:rPr>
+                <w:rFonts w:ascii="Consolas" w:hAnsi="Consolas" w:eastAsia="Consolas"/>
+                <w:b w:val="0"/>
+                <w:color w:val="5B6875"/>
+                <w:sz w:val="16"/>
+              </w:rPr>
+              <w:t xml:space="preserve">   8  </w:t>
+            </w:r>
+            <w:r>
+              <w:rPr>
+                <w:rFonts w:ascii="Consolas" w:hAnsi="Consolas" w:eastAsia="Consolas"/>
+                <w:b w:val="0"/>
+                <w:sz w:val="16"/>
+              </w:rPr>
+              <w:t xml:space="preserve">    WHERE period = @period GROUP BY account_id;</w:t>
+            </w:r>
+          </w:p>
+          <w:p>
+            <w:pPr>
+              <w:spacing w:before="0" w:after="0" w:line="240" w:lineRule="auto"/>
+              <w:ind w:left="567" w:hanging="567"/>
+            </w:pPr>
+            <w:r>
+              <w:rPr>
+                <w:rFonts w:ascii="Consolas" w:hAnsi="Consolas" w:eastAsia="Consolas"/>
+                <w:b w:val="0"/>
+                <w:color w:val="5B6875"/>
+                <w:sz w:val="16"/>
+              </w:rPr>
+              <w:t xml:space="preserve">   9  </w:t>
+            </w:r>
+            <w:r>
+              <w:rPr>
+                <w:rFonts w:ascii="Consolas" w:hAnsi="Consolas" w:eastAsia="Consolas"/>
+                <w:b w:val="0"/>
+                <w:sz w:val="16"/>
+              </w:rPr>
+              <w:t xml:space="preserve">    DELETE FROM dbo.open_items WHERE period = @period;</w:t>
+            </w:r>
+          </w:p>
+          <w:p>
+            <w:pPr>
+              <w:spacing w:before="0" w:after="0" w:line="240" w:lineRule="auto"/>
+              <w:ind w:left="567" w:hanging="567"/>
+            </w:pPr>
+            <w:r>
+              <w:rPr>
+                <w:rFonts w:ascii="Consolas" w:hAnsi="Consolas" w:eastAsia="Consolas"/>
+                <w:b w:val="0"/>
+                <w:color w:val="5B6875"/>
+                <w:sz w:val="16"/>
+              </w:rPr>
+              <w:t xml:space="preserve">  10  </w:t>
+            </w:r>
+            <w:r>
+              <w:rPr>
+                <w:rFonts w:ascii="Consolas" w:hAnsi="Consolas" w:eastAsia="Consolas"/>
+                <w:b w:val="0"/>
+                <w:sz w:val="16"/>
+              </w:rPr>
+              <w:t xml:space="preserve">    COMMIT TRANSACTION;</w:t>
+            </w:r>
+          </w:p>
+          <w:p>
+            <w:pPr>
+              <w:spacing w:before="0" w:after="0" w:line="240" w:lineRule="auto"/>
+              <w:ind w:left="567" w:hanging="567"/>
+            </w:pPr>
+            <w:r>
+              <w:rPr>
+                <w:rFonts w:ascii="Consolas" w:hAnsi="Consolas" w:eastAsia="Consolas"/>
+                <w:b w:val="0"/>
+                <w:color w:val="5B6875"/>
+                <w:sz w:val="16"/>
+              </w:rPr>
+              <w:t xml:space="preserve">  11  </w:t>
+            </w:r>
+            <w:r>
+              <w:rPr>
+                <w:rFonts w:ascii="Consolas" w:hAnsi="Consolas" w:eastAsia="Consolas"/>
+                <w:b w:val="0"/>
+                <w:sz w:val="16"/>
+              </w:rPr>
+              <w:t>END;</w:t>
+            </w:r>
+          </w:p>
+        </w:tc>
+      </w:tr>
+    </w:tbl>
+    <w:p>
+      <w:pPr>
+        <w:pStyle w:val="ListNumber"/>
+      </w:pPr>
+      <w:r>
+        <w:rPr>
+          <w:b/>
+        </w:rPr>
+        <w:t xml:space="preserve">Line 1. </w:t>
+      </w:r>
+      <w:r>
+        <w:rPr>
+          <w:b w:val="0"/>
+          <w:i w:val="0"/>
+        </w:rPr>
+        <w:t>The T-SQL writer works in a warehouse, which supports full DML.</w:t>
+      </w:r>
+    </w:p>
+    <w:p>
+      <w:pPr>
+        <w:pStyle w:val="ListNumber"/>
+      </w:pPr>
+      <w:r>
+        <w:rPr>
+          <w:b/>
+        </w:rPr>
+        <w:t xml:space="preserve">Line 4. </w:t>
+      </w:r>
+      <w:r>
+        <w:rPr>
+          <w:b w:val="0"/>
+          <w:i w:val="0"/>
+        </w:rPr>
+        <w:t>All three changes commit together or not at all. Warehouses support multi-table transactions.</w:t>
+      </w:r>
+    </w:p>
+    <w:p>
+      <w:pPr>
+        <w:pStyle w:val="ListNumber"/>
+      </w:pPr>
+      <w:r>
+        <w:rPr>
+          <w:b/>
+        </w:rPr>
+        <w:t xml:space="preserve">Line 6. </w:t>
+      </w:r>
+      <w:r>
+        <w:rPr>
+          <w:b w:val="0"/>
+          <w:i w:val="0"/>
+        </w:rPr>
+        <w:t>Name the target columns. An INSERT without a column list breaks when someone adds a column.</w:t>
+      </w:r>
+    </w:p>
+    <w:p>
+      <w:r>
+        <w:rPr>
+          <w:b w:val="0"/>
+          <w:i w:val="0"/>
+        </w:rPr>
+        <w:t>The data and the logic are the same. The item type decides whether the procedure runs at all, and whether a failure leaves the tables consistent.</w:t>
+      </w:r>
+    </w:p>
+    <w:p>
+      <w:pPr>
+        <w:pStyle w:val="Heading4"/>
+      </w:pPr>
+      <w:r>
+        <w:t>Recap card</w:t>
+      </w:r>
+    </w:p>
+    <w:p>
+      <w:pPr>
+        <w:pStyle w:val="ListBullet"/>
+      </w:pPr>
+      <w:r>
+        <w:rPr>
+          <w:b/>
+          <w:i w:val="0"/>
+        </w:rPr>
+        <w:t>Lakehouse, Warehouse or endpoint: the deciding question</w:t>
+      </w:r>
+      <w:r>
+        <w:rPr>
+          <w:b w:val="0"/>
+          <w:i w:val="0"/>
+        </w:rPr>
+        <w:t xml:space="preserve"> Who writes the data, and in which language? Spark writes to a lakehouse, T-SQL writes to a warehouse.</w:t>
+      </w:r>
+    </w:p>
+    <w:p>
+      <w:pPr>
+        <w:pStyle w:val="ListBullet"/>
+      </w:pPr>
+      <w:r>
+        <w:rPr>
+          <w:b/>
+          <w:i w:val="0"/>
+        </w:rPr>
+        <w:t>What can you do on the SQL analytics endpoint?</w:t>
+      </w:r>
+      <w:r>
+        <w:rPr>
+          <w:b w:val="0"/>
+          <w:i w:val="0"/>
+        </w:rPr>
+        <w:t xml:space="preserve"> SELECT and create views, functions and procedures. No INSERT, UPDATE or DELETE on table data.</w:t>
+      </w:r>
+    </w:p>
+    <w:p>
+      <w:pPr>
+        <w:pStyle w:val="ListBullet"/>
+      </w:pPr>
+      <w:r>
+        <w:rPr>
+          <w:b/>
+          <w:i w:val="0"/>
+        </w:rPr>
+        <w:t>When do you need a Warehouse over a Lakehouse?</w:t>
+      </w:r>
+      <w:r>
+        <w:rPr>
+          <w:b w:val="0"/>
+          <w:i w:val="0"/>
+        </w:rPr>
+        <w:t xml:space="preserve"> T-SQL writes, stored procedure loads, and multi-table transactions.</w:t>
+      </w:r>
+    </w:p>
+    <w:p>
+      <w:pPr>
+        <w:pStyle w:val="ListBullet"/>
+      </w:pPr>
+      <w:r>
+        <w:rPr>
+          <w:b/>
+          <w:i w:val="0"/>
+        </w:rPr>
+        <w:t>Read a lakehouse table from a warehouse in the same workspace</w:t>
+      </w:r>
+      <w:r>
+        <w:rPr>
+          <w:b w:val="0"/>
+          <w:i w:val="0"/>
+        </w:rPr>
+        <w:t xml:space="preserve"> Use a three-part name: lakehouse.schema.table. No copy.</w:t>
+      </w:r>
+    </w:p>
+    <w:p>
+      <w:pPr>
+        <w:pStyle w:val="ListBullet"/>
+      </w:pPr>
+      <w:r>
+        <w:rPr>
+          <w:b/>
+          <w:i w:val="0"/>
+        </w:rPr>
+        <w:t>A new lakehouse table is missing from the endpoint</w:t>
+      </w:r>
+      <w:r>
+        <w:rPr>
+          <w:b w:val="0"/>
+          <w:i w:val="0"/>
+        </w:rPr>
+        <w:t xml:space="preserve"> Metadata sync lag. Usually under a minute. Refresh or retry before dependent steps.</w:t>
+      </w:r>
+    </w:p>
+    <w:p>
+      <w:pPr>
+        <w:pStyle w:val="Heading4"/>
+      </w:pPr>
+      <w:r>
+        <w:t>Practice</w:t>
+      </w:r>
+    </w:p>
+    <w:p>
+      <w:pPr>
+        <w:pStyle w:val="Heading5"/>
+      </w:pPr>
+      <w:r>
+        <w:t>Exercise 1. Multiple choice (level 1)</w:t>
+      </w:r>
+    </w:p>
+    <w:p>
+      <w:r>
+        <w:rPr>
+          <w:b w:val="0"/>
+          <w:i w:val="0"/>
+        </w:rPr>
+        <w:t>Which statement about a lakehouse's SQL analytics endpoint is true?</w:t>
+      </w:r>
+    </w:p>
+    <w:p>
+      <w:pPr>
+        <w:pStyle w:val="ListBullet"/>
+      </w:pPr>
+      <w:r>
+        <w:rPr>
+          <w:b w:val="0"/>
+          <w:i w:val="0"/>
+        </w:rPr>
+        <w:t>a) You can run UPDATE on lakehouse tables through it.</w:t>
+      </w:r>
+    </w:p>
+    <w:p>
+      <w:pPr>
+        <w:pStyle w:val="ListBullet"/>
+      </w:pPr>
+      <w:r>
+        <w:rPr>
+          <w:b w:val="0"/>
+          <w:i w:val="0"/>
+        </w:rPr>
+        <w:t>b) You can create a view over lakehouse tables in it.</w:t>
+      </w:r>
+    </w:p>
+    <w:p>
+      <w:pPr>
+        <w:pStyle w:val="ListBullet"/>
+      </w:pPr>
+      <w:r>
+        <w:rPr>
+          <w:b w:val="0"/>
+          <w:i w:val="0"/>
+        </w:rPr>
+        <w:t>c) You create it by hand after you create the lakehouse.</w:t>
+      </w:r>
+    </w:p>
+    <w:p>
+      <w:pPr>
+        <w:pStyle w:val="ListBullet"/>
+      </w:pPr>
+      <w:r>
+        <w:rPr>
+          <w:b w:val="0"/>
+          <w:i w:val="0"/>
+        </w:rPr>
+        <w:t>d) It stores its own copy of the lakehouse tables.</w:t>
+      </w:r>
+    </w:p>
+    <w:p>
+      <w:r>
+        <w:rPr>
+          <w:b/>
+          <w:i w:val="0"/>
+        </w:rPr>
+        <w:t>Why?</w:t>
+      </w:r>
+    </w:p>
+    <w:p>
+      <w:pPr>
+        <w:pStyle w:val="ListBullet"/>
+      </w:pPr>
+      <w:r>
+        <w:rPr>
+          <w:b w:val="0"/>
+          <w:i w:val="0"/>
+        </w:rPr>
+        <w:t>r1) Views are T-SQL objects that read data. The endpoint allows objects that read, not statements that change table data.</w:t>
+      </w:r>
+    </w:p>
+    <w:p>
+      <w:pPr>
+        <w:pStyle w:val="ListBullet"/>
+      </w:pPr>
+      <w:r>
+        <w:rPr>
+          <w:b w:val="0"/>
+          <w:i w:val="0"/>
+        </w:rPr>
+        <w:t>r2) Views are stored inside the Delta tables.</w:t>
+      </w:r>
+    </w:p>
+    <w:p>
+      <w:pPr>
+        <w:pStyle w:val="Heading5"/>
+      </w:pPr>
+      <w:r>
+        <w:t>Exercise 2. Architecture design (level 2)</w:t>
+      </w:r>
+    </w:p>
+    <w:p>
+      <w:r>
+        <w:rPr>
+          <w:b w:val="0"/>
+          <w:i w:val="0"/>
+        </w:rPr>
+        <w:t>Pick the Fabric item for each workload.</w:t>
+      </w:r>
+    </w:p>
+    <w:p>
+      <w:r>
+        <w:rPr>
+          <w:b w:val="0"/>
+          <w:i w:val="0"/>
+        </w:rPr>
+        <w:t>Options: Lakehouse, Warehouse, SQL analytics endpoint.</w:t>
+      </w:r>
+    </w:p>
+    <w:p>
+      <w:pPr>
+        <w:pStyle w:val="ListNumber"/>
+      </w:pPr>
+      <w:r>
+        <w:rPr>
+          <w:b w:val="0"/>
+          <w:i w:val="0"/>
+        </w:rPr>
+        <w:t>Land raw JSON survey deliveries and clean them with PySpark</w:t>
+      </w:r>
+    </w:p>
+    <w:p>
+      <w:pPr>
+        <w:pStyle w:val="ListNumber"/>
+      </w:pPr>
+      <w:r>
+        <w:rPr>
+          <w:b w:val="0"/>
+          <w:i w:val="0"/>
+        </w:rPr>
+        <w:t>Finance loads budgets with T-SQL stored procedures that change several tables together</w:t>
+      </w:r>
+    </w:p>
+    <w:p>
+      <w:pPr>
+        <w:pStyle w:val="ListNumber"/>
+      </w:pPr>
+      <w:r>
+        <w:rPr>
+          <w:b w:val="0"/>
+          <w:i w:val="0"/>
+        </w:rPr>
+        <w:t>Analysts query the cleaned lakehouse tables with T-SQL and save a few views</w:t>
+      </w:r>
+    </w:p>
+    <w:p>
+      <w:pPr>
+        <w:pStyle w:val="Heading5"/>
+      </w:pPr>
+      <w:r>
+        <w:t>Exercise 3. Spot the bug (level 3)</w:t>
+      </w:r>
+    </w:p>
+    <w:p>
+      <w:r>
+        <w:rPr>
+          <w:b w:val="0"/>
+          <w:i w:val="0"/>
+        </w:rPr>
+        <w:t xml:space="preserve">This script runs against the SQL analytics endpoint of </w:t>
+      </w:r>
+      <w:r>
+        <w:rPr>
+          <w:rFonts w:ascii="Consolas" w:hAnsi="Consolas" w:eastAsia="Consolas"/>
+          <w:b w:val="0"/>
+          <w:sz w:val="19"/>
+        </w:rPr>
+        <w:t>lh_research</w:t>
+      </w:r>
+      <w:r>
+        <w:rPr>
+          <w:b w:val="0"/>
+          <w:i w:val="0"/>
+        </w:rPr>
+        <w:t>. It fails partway. Tap the failing line, then rewrite the script so it runs on the endpoint.</w:t>
+      </w:r>
+    </w:p>
+    <w:tbl>
+      <w:tblPr>
+        <w:tblW w:type="auto" w:w="0"/>
+        <w:jc w:val="left"/>
+        <w:tblLook w:firstColumn="1" w:firstRow="1" w:lastColumn="0" w:lastRow="0" w:noHBand="0" w:noVBand="1" w:val="04A0"/>
+      </w:tblPr>
+      <w:tblGrid>
+        <w:gridCol w:w="8221"/>
+      </w:tblGrid>
+      <w:tr>
+        <w:tc>
+          <w:tcPr>
+            <w:tcW w:type="dxa" w:w="8221"/>
+            <w:shd w:val="clear" w:color="auto" w:fill="F2F4F7"/>
+          </w:tcPr>
+          <w:p>
+            <w:pPr>
+              <w:spacing w:before="0" w:after="0" w:line="240" w:lineRule="auto"/>
+              <w:ind w:left="567" w:hanging="567"/>
+            </w:pPr>
+            <w:r>
+              <w:rPr>
+                <w:rFonts w:ascii="Consolas" w:hAnsi="Consolas" w:eastAsia="Consolas"/>
+                <w:b w:val="0"/>
+                <w:color w:val="5B6875"/>
+                <w:sz w:val="16"/>
+              </w:rPr>
+              <w:t xml:space="preserve">   1  </w:t>
+            </w:r>
+            <w:r>
+              <w:rPr>
+                <w:rFonts w:ascii="Consolas" w:hAnsi="Consolas" w:eastAsia="Consolas"/>
+                <w:b w:val="0"/>
+                <w:sz w:val="16"/>
+              </w:rPr>
+              <w:t>-- Connected to the SQL analytics endpoint of lh_research</w:t>
+            </w:r>
+          </w:p>
+          <w:p>
+            <w:pPr>
+              <w:spacing w:before="0" w:after="0" w:line="240" w:lineRule="auto"/>
+              <w:ind w:left="567" w:hanging="567"/>
+            </w:pPr>
+            <w:r>
+              <w:rPr>
+                <w:rFonts w:ascii="Consolas" w:hAnsi="Consolas" w:eastAsia="Consolas"/>
+                <w:b w:val="0"/>
+                <w:color w:val="5B6875"/>
+                <w:sz w:val="16"/>
+              </w:rPr>
+              <w:t xml:space="preserve">   2  </w:t>
+            </w:r>
+            <w:r>
+              <w:rPr>
+                <w:rFonts w:ascii="Consolas" w:hAnsi="Consolas" w:eastAsia="Consolas"/>
+                <w:b w:val="0"/>
+                <w:sz w:val="16"/>
+              </w:rPr>
+              <w:t>CREATE VIEW dbo.v_wave_reach AS</w:t>
+            </w:r>
+          </w:p>
+          <w:p>
+            <w:pPr>
+              <w:spacing w:before="0" w:after="0" w:line="240" w:lineRule="auto"/>
+              <w:ind w:left="567" w:hanging="567"/>
+            </w:pPr>
+            <w:r>
+              <w:rPr>
+                <w:rFonts w:ascii="Consolas" w:hAnsi="Consolas" w:eastAsia="Consolas"/>
+                <w:b w:val="0"/>
+                <w:color w:val="5B6875"/>
+                <w:sz w:val="16"/>
+              </w:rPr>
+              <w:t xml:space="preserve">   3  </w:t>
+            </w:r>
+            <w:r>
+              <w:rPr>
+                <w:rFonts w:ascii="Consolas" w:hAnsi="Consolas" w:eastAsia="Consolas"/>
+                <w:b w:val="0"/>
+                <w:sz w:val="16"/>
+              </w:rPr>
+              <w:t>SELECT wave_id, SUM(weighted_reach) / SUM(weighted_base) AS reach_pct</w:t>
+            </w:r>
+          </w:p>
+          <w:p>
+            <w:pPr>
+              <w:spacing w:before="0" w:after="0" w:line="240" w:lineRule="auto"/>
+              <w:ind w:left="567" w:hanging="567"/>
+            </w:pPr>
+            <w:r>
+              <w:rPr>
+                <w:rFonts w:ascii="Consolas" w:hAnsi="Consolas" w:eastAsia="Consolas"/>
+                <w:b w:val="0"/>
+                <w:color w:val="5B6875"/>
+                <w:sz w:val="16"/>
+              </w:rPr>
+              <w:t xml:space="preserve">   4  </w:t>
+            </w:r>
+            <w:r>
+              <w:rPr>
+                <w:rFonts w:ascii="Consolas" w:hAnsi="Consolas" w:eastAsia="Consolas"/>
+                <w:b w:val="0"/>
+                <w:sz w:val="16"/>
+              </w:rPr>
+              <w:t>FROM dbo.nat_metrics</w:t>
+            </w:r>
+          </w:p>
+          <w:p>
+            <w:pPr>
+              <w:spacing w:before="0" w:after="0" w:line="240" w:lineRule="auto"/>
+              <w:ind w:left="567" w:hanging="567"/>
+            </w:pPr>
+            <w:r>
+              <w:rPr>
+                <w:rFonts w:ascii="Consolas" w:hAnsi="Consolas" w:eastAsia="Consolas"/>
+                <w:b w:val="0"/>
+                <w:color w:val="5B6875"/>
+                <w:sz w:val="16"/>
+              </w:rPr>
+              <w:t xml:space="preserve">   5  </w:t>
+            </w:r>
+            <w:r>
+              <w:rPr>
+                <w:rFonts w:ascii="Consolas" w:hAnsi="Consolas" w:eastAsia="Consolas"/>
+                <w:b w:val="0"/>
+                <w:sz w:val="16"/>
+              </w:rPr>
+              <w:t>GROUP BY wave_id;</w:t>
+            </w:r>
+          </w:p>
+          <w:p>
+            <w:pPr>
+              <w:spacing w:before="0" w:after="0" w:line="240" w:lineRule="auto"/>
+              <w:ind w:left="567" w:hanging="567"/>
+            </w:pPr>
+            <w:r>
+              <w:rPr>
+                <w:rFonts w:ascii="Consolas" w:hAnsi="Consolas" w:eastAsia="Consolas"/>
+                <w:b w:val="0"/>
+                <w:color w:val="5B6875"/>
+                <w:sz w:val="16"/>
+              </w:rPr>
+              <w:t xml:space="preserve">   6  </w:t>
+            </w:r>
+            <w:r>
+              <w:rPr>
+                <w:rFonts w:ascii="Consolas" w:hAnsi="Consolas" w:eastAsia="Consolas"/>
+                <w:b w:val="0"/>
+                <w:sz w:val="16"/>
+              </w:rPr>
+              <w:t>GO</w:t>
+            </w:r>
+          </w:p>
+          <w:p>
+            <w:pPr>
+              <w:spacing w:before="0" w:after="0" w:line="240" w:lineRule="auto"/>
+              <w:ind w:left="567" w:hanging="567"/>
+            </w:pPr>
+            <w:r>
+              <w:rPr>
+                <w:rFonts w:ascii="Consolas" w:hAnsi="Consolas" w:eastAsia="Consolas"/>
+                <w:b w:val="0"/>
+                <w:color w:val="5B6875"/>
+                <w:sz w:val="16"/>
+              </w:rPr>
+              <w:t xml:space="preserve">   7  </w:t>
+            </w:r>
+            <w:r>
+              <w:rPr>
+                <w:rFonts w:ascii="Consolas" w:hAnsi="Consolas" w:eastAsia="Consolas"/>
+                <w:b w:val="0"/>
+                <w:sz w:val="16"/>
+              </w:rPr>
               <w:t>UPDATE dbo.nat_metrics SET weighted_reach = 0 WHERE wave_id = 'W00';</w:t>
             </w:r>
           </w:p>
@@ -5440,6 +5795,149 @@
         <w:t>. A wave with a zero base must return NULL, not a divide-by-zero error.</w:t>
       </w:r>
     </w:p>
+    <w:p>
+      <w:r>
+        <w:rPr>
+          <w:b w:val="0"/>
+          <w:i w:val="0"/>
+        </w:rPr>
+        <w:t>Shape of the answer. The reference answer follows this outline. Replace each ... with your own code.</w:t>
+      </w:r>
+    </w:p>
+    <w:tbl>
+      <w:tblPr>
+        <w:tblW w:type="auto" w:w="0"/>
+        <w:jc w:val="left"/>
+        <w:tblLook w:firstColumn="1" w:firstRow="1" w:lastColumn="0" w:lastRow="0" w:noHBand="0" w:noVBand="1" w:val="04A0"/>
+      </w:tblPr>
+      <w:tblGrid>
+        <w:gridCol w:w="8221"/>
+      </w:tblGrid>
+      <w:tr>
+        <w:tc>
+          <w:tcPr>
+            <w:tcW w:type="dxa" w:w="8221"/>
+            <w:shd w:val="clear" w:color="auto" w:fill="F2F4F7"/>
+          </w:tcPr>
+          <w:p>
+            <w:pPr>
+              <w:spacing w:before="0" w:after="0" w:line="240" w:lineRule="auto"/>
+              <w:ind w:left="567" w:hanging="567"/>
+            </w:pPr>
+            <w:r>
+              <w:rPr>
+                <w:rFonts w:ascii="Consolas" w:hAnsi="Consolas" w:eastAsia="Consolas"/>
+                <w:b w:val="0"/>
+                <w:color w:val="5B6875"/>
+                <w:sz w:val="16"/>
+              </w:rPr>
+              <w:t xml:space="preserve">   1  </w:t>
+            </w:r>
+            <w:r>
+              <w:rPr>
+                <w:rFonts w:ascii="Consolas" w:hAnsi="Consolas" w:eastAsia="Consolas"/>
+                <w:b w:val="0"/>
+                <w:sz w:val="16"/>
+              </w:rPr>
+              <w:t>CREATE VIEW ...</w:t>
+            </w:r>
+          </w:p>
+          <w:p>
+            <w:pPr>
+              <w:spacing w:before="0" w:after="0" w:line="240" w:lineRule="auto"/>
+              <w:ind w:left="567" w:hanging="567"/>
+            </w:pPr>
+            <w:r>
+              <w:rPr>
+                <w:rFonts w:ascii="Consolas" w:hAnsi="Consolas" w:eastAsia="Consolas"/>
+                <w:b w:val="0"/>
+                <w:color w:val="5B6875"/>
+                <w:sz w:val="16"/>
+              </w:rPr>
+              <w:t xml:space="preserve">   2  </w:t>
+            </w:r>
+            <w:r>
+              <w:rPr>
+                <w:rFonts w:ascii="Consolas" w:hAnsi="Consolas" w:eastAsia="Consolas"/>
+                <w:b w:val="0"/>
+                <w:sz w:val="16"/>
+              </w:rPr>
+              <w:t>SELECT</w:t>
+            </w:r>
+          </w:p>
+          <w:p>
+            <w:pPr>
+              <w:spacing w:before="0" w:after="0" w:line="240" w:lineRule="auto"/>
+              <w:ind w:left="567" w:hanging="567"/>
+            </w:pPr>
+            <w:r>
+              <w:rPr>
+                <w:rFonts w:ascii="Consolas" w:hAnsi="Consolas" w:eastAsia="Consolas"/>
+                <w:b w:val="0"/>
+                <w:color w:val="5B6875"/>
+                <w:sz w:val="16"/>
+              </w:rPr>
+              <w:t xml:space="preserve">   3  </w:t>
+            </w:r>
+            <w:r>
+              <w:rPr>
+                <w:rFonts w:ascii="Consolas" w:hAnsi="Consolas" w:eastAsia="Consolas"/>
+                <w:b w:val="0"/>
+                <w:sz w:val="16"/>
+              </w:rPr>
+              <w:t xml:space="preserve">    ...</w:t>
+            </w:r>
+          </w:p>
+          <w:p>
+            <w:pPr>
+              <w:spacing w:before="0" w:after="0" w:line="240" w:lineRule="auto"/>
+              <w:ind w:left="567" w:hanging="567"/>
+            </w:pPr>
+            <w:r>
+              <w:rPr>
+                <w:rFonts w:ascii="Consolas" w:hAnsi="Consolas" w:eastAsia="Consolas"/>
+                <w:b w:val="0"/>
+                <w:color w:val="5B6875"/>
+                <w:sz w:val="16"/>
+              </w:rPr>
+              <w:t xml:space="preserve">   4  </w:t>
+            </w:r>
+            <w:r>
+              <w:rPr>
+                <w:rFonts w:ascii="Consolas" w:hAnsi="Consolas" w:eastAsia="Consolas"/>
+                <w:b w:val="0"/>
+                <w:sz w:val="16"/>
+              </w:rPr>
+              <w:t>FROM ...</w:t>
+            </w:r>
+          </w:p>
+          <w:p>
+            <w:pPr>
+              <w:spacing w:before="0" w:after="0" w:line="240" w:lineRule="auto"/>
+              <w:ind w:left="567" w:hanging="567"/>
+            </w:pPr>
+            <w:r>
+              <w:rPr>
+                <w:rFonts w:ascii="Consolas" w:hAnsi="Consolas" w:eastAsia="Consolas"/>
+                <w:b w:val="0"/>
+                <w:color w:val="5B6875"/>
+                <w:sz w:val="16"/>
+              </w:rPr>
+              <w:t xml:space="preserve">   5  </w:t>
+            </w:r>
+            <w:r>
+              <w:rPr>
+                <w:rFonts w:ascii="Consolas" w:hAnsi="Consolas" w:eastAsia="Consolas"/>
+                <w:b w:val="0"/>
+                <w:sz w:val="16"/>
+              </w:rPr>
+              <w:t>GROUP BY ...</w:t>
+            </w:r>
+          </w:p>
+        </w:tc>
+      </w:tr>
+    </w:tbl>
+    <w:p/>
     <w:p>
       <w:r>
         <w:rPr>

--- a/site/downloads/handbook-C2.docx
+++ b/site/downloads/handbook-C2.docx
@@ -5793,6 +5793,174 @@
           <w:i w:val="0"/>
         </w:rPr>
         <w:t>. A wave with a zero base must return NULL, not a divide-by-zero error.</w:t>
+      </w:r>
+    </w:p>
+    <w:p>
+      <w:r>
+        <w:rPr>
+          <w:b/>
+          <w:i w:val="0"/>
+        </w:rPr>
+        <w:t>What you need to know.</w:t>
+      </w:r>
+    </w:p>
+    <w:p>
+      <w:r>
+        <w:rPr>
+          <w:rFonts w:ascii="Consolas" w:hAnsi="Consolas" w:eastAsia="Consolas"/>
+          <w:b w:val="0"/>
+          <w:sz w:val="19"/>
+        </w:rPr>
+        <w:t>NULLIF(a, b)</w:t>
+      </w:r>
+      <w:r>
+        <w:rPr>
+          <w:b w:val="0"/>
+          <w:i w:val="0"/>
+        </w:rPr>
+        <w:t xml:space="preserve"> returns NULL when </w:t>
+      </w:r>
+      <w:r>
+        <w:rPr>
+          <w:rFonts w:ascii="Consolas" w:hAnsi="Consolas" w:eastAsia="Consolas"/>
+          <w:b w:val="0"/>
+          <w:sz w:val="19"/>
+        </w:rPr>
+        <w:t>a</w:t>
+      </w:r>
+      <w:r>
+        <w:rPr>
+          <w:b w:val="0"/>
+          <w:i w:val="0"/>
+        </w:rPr>
+        <w:t xml:space="preserve"> equals </w:t>
+      </w:r>
+      <w:r>
+        <w:rPr>
+          <w:rFonts w:ascii="Consolas" w:hAnsi="Consolas" w:eastAsia="Consolas"/>
+          <w:b w:val="0"/>
+          <w:sz w:val="19"/>
+        </w:rPr>
+        <w:t>b</w:t>
+      </w:r>
+      <w:r>
+        <w:rPr>
+          <w:b w:val="0"/>
+          <w:i w:val="0"/>
+        </w:rPr>
+        <w:t xml:space="preserve">, and </w:t>
+      </w:r>
+      <w:r>
+        <w:rPr>
+          <w:rFonts w:ascii="Consolas" w:hAnsi="Consolas" w:eastAsia="Consolas"/>
+          <w:b w:val="0"/>
+          <w:sz w:val="19"/>
+        </w:rPr>
+        <w:t>a</w:t>
+      </w:r>
+      <w:r>
+        <w:rPr>
+          <w:b w:val="0"/>
+          <w:i w:val="0"/>
+        </w:rPr>
+        <w:t xml:space="preserve"> otherwise. Any arithmetic with NULL gives NULL, so dividing by </w:t>
+      </w:r>
+      <w:r>
+        <w:rPr>
+          <w:rFonts w:ascii="Consolas" w:hAnsi="Consolas" w:eastAsia="Consolas"/>
+          <w:b w:val="0"/>
+          <w:sz w:val="19"/>
+        </w:rPr>
+        <w:t>NULLIF(x, 0)</w:t>
+      </w:r>
+      <w:r>
+        <w:rPr>
+          <w:b w:val="0"/>
+          <w:i w:val="0"/>
+        </w:rPr>
+        <w:t xml:space="preserve"> turns a zero divisor into a NULL result instead of an error:</w:t>
+      </w:r>
+    </w:p>
+    <w:tbl>
+      <w:tblPr>
+        <w:tblW w:type="auto" w:w="0"/>
+        <w:jc w:val="left"/>
+        <w:tblLook w:firstColumn="1" w:firstRow="1" w:lastColumn="0" w:lastRow="0" w:noHBand="0" w:noVBand="1" w:val="04A0"/>
+      </w:tblPr>
+      <w:tblGrid>
+        <w:gridCol w:w="8221"/>
+      </w:tblGrid>
+      <w:tr>
+        <w:tc>
+          <w:tcPr>
+            <w:tcW w:type="dxa" w:w="8221"/>
+            <w:shd w:val="clear" w:color="auto" w:fill="F2F4F7"/>
+          </w:tcPr>
+          <w:p>
+            <w:pPr>
+              <w:spacing w:before="0" w:after="0" w:line="240" w:lineRule="auto"/>
+              <w:ind w:left="567" w:hanging="567"/>
+            </w:pPr>
+            <w:r>
+              <w:rPr>
+                <w:rFonts w:ascii="Consolas" w:hAnsi="Consolas" w:eastAsia="Consolas"/>
+                <w:b w:val="0"/>
+                <w:color w:val="5B6875"/>
+                <w:sz w:val="16"/>
+              </w:rPr>
+              <w:t xml:space="preserve">   1  </w:t>
+            </w:r>
+            <w:r>
+              <w:rPr>
+                <w:rFonts w:ascii="Consolas" w:hAnsi="Consolas" w:eastAsia="Consolas"/>
+                <w:b w:val="0"/>
+                <w:sz w:val="16"/>
+              </w:rPr>
+              <w:t>SELECT 10 / NULLIF(0, 0);   -- NULL</w:t>
+            </w:r>
+          </w:p>
+          <w:p>
+            <w:pPr>
+              <w:spacing w:before="0" w:after="0" w:line="240" w:lineRule="auto"/>
+              <w:ind w:left="567" w:hanging="567"/>
+            </w:pPr>
+            <w:r>
+              <w:rPr>
+                <w:rFonts w:ascii="Consolas" w:hAnsi="Consolas" w:eastAsia="Consolas"/>
+                <w:b w:val="0"/>
+                <w:color w:val="5B6875"/>
+                <w:sz w:val="16"/>
+              </w:rPr>
+              <w:t xml:space="preserve">   2  </w:t>
+            </w:r>
+            <w:r>
+              <w:rPr>
+                <w:rFonts w:ascii="Consolas" w:hAnsi="Consolas" w:eastAsia="Consolas"/>
+                <w:b w:val="0"/>
+                <w:sz w:val="16"/>
+              </w:rPr>
+              <w:t>SELECT 10 / NULLIF(5, 0);   -- 2</w:t>
+            </w:r>
+          </w:p>
+        </w:tc>
+      </w:tr>
+    </w:tbl>
+    <w:p/>
+    <w:p>
+      <w:r>
+        <w:rPr>
+          <w:rFonts w:ascii="Consolas" w:hAnsi="Consolas" w:eastAsia="Consolas"/>
+          <w:b w:val="0"/>
+          <w:sz w:val="19"/>
+        </w:rPr>
+        <w:t>CREATE VIEW name AS SELECT ...</w:t>
+      </w:r>
+      <w:r>
+        <w:rPr>
+          <w:b w:val="0"/>
+          <w:i w:val="0"/>
+        </w:rPr>
+        <w:t xml:space="preserve"> saves a query under a name. Reading the view runs the query.</w:t>
       </w:r>
     </w:p>
     <w:p>
